--- a/dok.docx
+++ b/dok.docx
@@ -953,7 +953,13 @@
         </w:numPr>
       </w:pPr>
       <w:r>
-        <w:t>Telefon, amire telepítve van az alkalmazás</w:t>
+        <w:t>Telefon, amire telepítve van a</w:t>
+      </w:r>
+      <w:r>
+        <w:t xml:space="preserve"> vezérlő</w:t>
+      </w:r>
+      <w:r>
+        <w:t xml:space="preserve"> alkalmazás</w:t>
       </w:r>
     </w:p>
     <w:p>
@@ -965,7 +971,7 @@
         </w:numPr>
       </w:pPr>
       <w:r>
-        <w:t>Tesztelés esetén egyébként lehet használni a Serial Bluetooth Terminal appot is</w:t>
+        <w:t>Tesztelés esetén lehet használni a Serial Bluetooth Terminal appot is</w:t>
       </w:r>
     </w:p>
     <w:p>
@@ -978,9 +984,6 @@
       </w:pPr>
       <w:r>
         <w:t>Maga az Arduino projekt</w:t>
-      </w:r>
-      <w:r>
-        <w:t>, ennek működtetéséhez pedig egy konnektor</w:t>
       </w:r>
     </w:p>
     <w:p>
@@ -1009,7 +1012,7 @@
                     </pic:cNvPicPr>
                   </pic:nvPicPr>
                   <pic:blipFill>
-                    <a:blip r:embed="rId5" cstate="print">
+                    <a:blip r:embed="rId6" cstate="print">
                       <a:extLst>
                         <a:ext uri="{28A0092B-C50C-407E-A947-70E740481C1C}">
                           <a14:useLocalDpi xmlns:a14="http://schemas.microsoft.com/office/drawing/2010/main" val="0"/>
@@ -1116,7 +1119,7 @@
                     </pic:cNvPicPr>
                   </pic:nvPicPr>
                   <pic:blipFill>
-                    <a:blip r:embed="rId6">
+                    <a:blip r:embed="rId7">
                       <a:extLst>
                         <a:ext uri="{28A0092B-C50C-407E-A947-70E740481C1C}">
                           <a14:useLocalDpi xmlns:a14="http://schemas.microsoft.com/office/drawing/2010/main" val="0"/>
@@ -1164,9 +1167,6 @@
       <w:r>
         <w:t xml:space="preserve"> 0000</w:t>
       </w:r>
-      <w:r>
-        <w:t xml:space="preserve"> (ezt én megváltoztattam, 2018)</w:t>
-      </w:r>
     </w:p>
     <w:p>
       <w:pPr>
@@ -1177,22 +1177,22 @@
         </w:numPr>
       </w:pPr>
       <w:r>
+        <w:t>Sikeres párosítást követően indíthatjuk az alkalmazást</w:t>
+      </w:r>
+      <w:r>
+        <w:t>. Indítást követően ez a felület fogad minket:</w:t>
+      </w:r>
+    </w:p>
+    <w:p>
+      <w:pPr>
+        <w:pStyle w:val="Listaszerbekezds"/>
+        <w:jc w:val="center"/>
+      </w:pPr>
+      <w:r>
+        <w:rPr>
+          <w:noProof/>
+        </w:rPr>
         <w:lastRenderedPageBreak/>
-        <w:t>Sikeres párosítást követően indíthatjuk az alkalmazást</w:t>
-      </w:r>
-      <w:r>
-        <w:t>. Indítást követően ez a felület fogad minket:</w:t>
-      </w:r>
-    </w:p>
-    <w:p>
-      <w:pPr>
-        <w:pStyle w:val="Listaszerbekezds"/>
-        <w:jc w:val="center"/>
-      </w:pPr>
-      <w:r>
-        <w:rPr>
-          <w:noProof/>
-        </w:rPr>
         <w:drawing>
           <wp:inline distT="0" distB="0" distL="0" distR="0" wp14:anchorId="542F78EA" wp14:editId="44EDEB8D">
             <wp:extent cx="1914525" cy="4149622"/>
@@ -1211,7 +1211,7 @@
                     </pic:cNvPicPr>
                   </pic:nvPicPr>
                   <pic:blipFill>
-                    <a:blip r:embed="rId7" cstate="print">
+                    <a:blip r:embed="rId8" cstate="print">
                       <a:extLst>
                         <a:ext uri="{28A0092B-C50C-407E-A947-70E740481C1C}">
                           <a14:useLocalDpi xmlns:a14="http://schemas.microsoft.com/office/drawing/2010/main" val="0"/>
@@ -1285,7 +1285,7 @@
                     </pic:cNvPicPr>
                   </pic:nvPicPr>
                   <pic:blipFill>
-                    <a:blip r:embed="rId8" cstate="print">
+                    <a:blip r:embed="rId9" cstate="print">
                       <a:extLst>
                         <a:ext uri="{28A0092B-C50C-407E-A947-70E740481C1C}">
                           <a14:useLocalDpi xmlns:a14="http://schemas.microsoft.com/office/drawing/2010/main" val="0"/>
@@ -1374,7 +1374,7 @@
                     </pic:cNvPicPr>
                   </pic:nvPicPr>
                   <pic:blipFill>
-                    <a:blip r:embed="rId9" cstate="print">
+                    <a:blip r:embed="rId10" cstate="print">
                       <a:extLst>
                         <a:ext uri="{28A0092B-C50C-407E-A947-70E740481C1C}">
                           <a14:useLocalDpi xmlns:a14="http://schemas.microsoft.com/office/drawing/2010/main" val="0"/>
@@ -1462,10 +1462,13 @@
         <w:t>kapcsolódnak. Egyszerre mindig cask 10 led ég,</w:t>
       </w:r>
       <w:r>
-        <w:t xml:space="preserve"> miközben a felkapcs</w:t>
-      </w:r>
-      <w:r>
-        <w:t xml:space="preserve">olt ledek színei végigmennek az rgb színeken. Videó: </w:t>
+        <w:t xml:space="preserve"> miközben a</w:t>
+      </w:r>
+      <w:r>
+        <w:t xml:space="preserve"> led színe folyamatosan változik</w:t>
+      </w:r>
+      <w:r>
+        <w:t xml:space="preserve">. Videó: </w:t>
       </w:r>
       <w:r>
         <w:t>Szinfuttatas.mp4</w:t>
@@ -1610,152 +1613,35 @@
       <w:bookmarkEnd w:id="4"/>
     </w:p>
     <w:p>
+      <w:r>
+        <w:t>Bővebb információ a MIT app kódról a MIT.md-ben olvasható.</w:t>
+      </w:r>
+    </w:p>
+    <w:p>
+      <w:pPr>
+        <w:pStyle w:val="Cmsor2"/>
+      </w:pPr>
+      <w:bookmarkStart w:id="5" w:name="_Toc223644559"/>
+      <w:r>
+        <w:t>Hardware</w:t>
+      </w:r>
+      <w:bookmarkEnd w:id="5"/>
+    </w:p>
+    <w:p>
       <w:pPr>
         <w:pStyle w:val="Cmsor3"/>
       </w:pPr>
-      <w:bookmarkStart w:id="5" w:name="_Toc223644556"/>
-      <w:r>
-        <w:t>Bluetooth kezelés</w:t>
-      </w:r>
-      <w:bookmarkEnd w:id="5"/>
-    </w:p>
-    <w:p>
-      <w:r>
-        <w:rPr>
-          <w:noProof/>
-        </w:rPr>
-        <w:drawing>
-          <wp:inline distT="0" distB="0" distL="0" distR="0" wp14:anchorId="14511BD7" wp14:editId="0B9E55CE">
-            <wp:extent cx="5760720" cy="1733550"/>
-            <wp:effectExtent l="0" t="0" r="0" b="0"/>
-            <wp:docPr id="1500437207" name="Kép 1" descr="A képen szöveg, képernyőkép, Betűtípus látható&#10;&#10;Előfordulhat, hogy az AI által létrehozott tartalom helytelen."/>
-            <wp:cNvGraphicFramePr>
-              <a:graphicFrameLocks xmlns:a="http://schemas.openxmlformats.org/drawingml/2006/main" noChangeAspect="1"/>
-            </wp:cNvGraphicFramePr>
-            <a:graphic xmlns:a="http://schemas.openxmlformats.org/drawingml/2006/main">
-              <a:graphicData uri="http://schemas.openxmlformats.org/drawingml/2006/picture">
-                <pic:pic xmlns:pic="http://schemas.openxmlformats.org/drawingml/2006/picture">
-                  <pic:nvPicPr>
-                    <pic:cNvPr id="1500437207" name="Kép 1" descr="A képen szöveg, képernyőkép, Betűtípus látható&#10;&#10;Előfordulhat, hogy az AI által létrehozott tartalom helytelen."/>
-                    <pic:cNvPicPr/>
-                  </pic:nvPicPr>
-                  <pic:blipFill>
-                    <a:blip r:embed="rId10"/>
-                    <a:stretch>
-                      <a:fillRect/>
-                    </a:stretch>
-                  </pic:blipFill>
-                  <pic:spPr>
-                    <a:xfrm>
-                      <a:off x="0" y="0"/>
-                      <a:ext cx="5760720" cy="1733550"/>
-                    </a:xfrm>
-                    <a:prstGeom prst="rect">
-                      <a:avLst/>
-                    </a:prstGeom>
-                  </pic:spPr>
-                </pic:pic>
-              </a:graphicData>
-            </a:graphic>
-          </wp:inline>
-        </w:drawing>
-      </w:r>
-    </w:p>
-    <w:p>
-      <w:r>
-        <w:t>A BluetoothDevices nevű komponens egy lista, amit rögtön feltöltök a párosított eszközök MAC-címével és nevével.</w:t>
-      </w:r>
-    </w:p>
-    <w:p>
-      <w:r>
-        <w:t>Ezzel együtt megjelenik a Lekapcsolódás gomb is.</w:t>
-      </w:r>
-    </w:p>
-    <w:p>
-      <w:r>
-        <w:t>Miután</w:t>
-      </w:r>
-      <w:r>
-        <w:t xml:space="preserve"> a listából kiválasztunk egy eszközt és sikeresen csatlakozunk </w:t>
-      </w:r>
-      <w:r>
-        <w:t xml:space="preserve">rá, </w:t>
-      </w:r>
-      <w:r>
-        <w:t>a led funkciók</w:t>
-      </w:r>
-      <w:r>
-        <w:t xml:space="preserve"> (gombok, színválasztás)</w:t>
-      </w:r>
-      <w:r>
-        <w:t xml:space="preserve"> felületet láthatóvá teszem és </w:t>
-      </w:r>
-      <w:r>
-        <w:t>megjelenítem az éppen aktuális eszköz MAC-címét és nevét.</w:t>
-      </w:r>
-    </w:p>
-    <w:p>
-      <w:pPr>
-        <w:pStyle w:val="Cmsor3"/>
-      </w:pPr>
-      <w:bookmarkStart w:id="6" w:name="_Toc223644557"/>
-      <w:r>
-        <w:t>Gombok</w:t>
+      <w:bookmarkStart w:id="6" w:name="_Toc223644560"/>
+      <w:r>
+        <w:t xml:space="preserve">Szükséges </w:t>
+      </w:r>
+      <w:r>
+        <w:t>elektronikai</w:t>
+      </w:r>
+      <w:r>
+        <w:t xml:space="preserve"> eszközök</w:t>
       </w:r>
       <w:bookmarkEnd w:id="6"/>
-    </w:p>
-    <w:p>
-      <w:r>
-        <w:rPr>
-          <w:noProof/>
-        </w:rPr>
-        <w:drawing>
-          <wp:inline distT="0" distB="0" distL="0" distR="0" wp14:anchorId="768897D6" wp14:editId="3E9F9114">
-            <wp:extent cx="5760720" cy="1805305"/>
-            <wp:effectExtent l="0" t="0" r="0" b="4445"/>
-            <wp:docPr id="1926429237" name="Kép 1" descr="A képen szöveg, képernyőkép, sor, Betűtípus látható&#10;&#10;Előfordulhat, hogy az AI által létrehozott tartalom helytelen."/>
-            <wp:cNvGraphicFramePr>
-              <a:graphicFrameLocks xmlns:a="http://schemas.openxmlformats.org/drawingml/2006/main" noChangeAspect="1"/>
-            </wp:cNvGraphicFramePr>
-            <a:graphic xmlns:a="http://schemas.openxmlformats.org/drawingml/2006/main">
-              <a:graphicData uri="http://schemas.openxmlformats.org/drawingml/2006/picture">
-                <pic:pic xmlns:pic="http://schemas.openxmlformats.org/drawingml/2006/picture">
-                  <pic:nvPicPr>
-                    <pic:cNvPr id="1926429237" name="Kép 1" descr="A képen szöveg, képernyőkép, sor, Betűtípus látható&#10;&#10;Előfordulhat, hogy az AI által létrehozott tartalom helytelen."/>
-                    <pic:cNvPicPr/>
-                  </pic:nvPicPr>
-                  <pic:blipFill>
-                    <a:blip r:embed="rId11"/>
-                    <a:stretch>
-                      <a:fillRect/>
-                    </a:stretch>
-                  </pic:blipFill>
-                  <pic:spPr>
-                    <a:xfrm>
-                      <a:off x="0" y="0"/>
-                      <a:ext cx="5760720" cy="1805305"/>
-                    </a:xfrm>
-                    <a:prstGeom prst="rect">
-                      <a:avLst/>
-                    </a:prstGeom>
-                  </pic:spPr>
-                </pic:pic>
-              </a:graphicData>
-            </a:graphic>
-          </wp:inline>
-        </w:drawing>
-      </w:r>
-    </w:p>
-    <w:p>
-      <w:r>
-        <w:t>Mindegyik gombnyomás e</w:t>
-      </w:r>
-      <w:r>
-        <w:t>lküld egy karaktert a Bluetooth eszköz</w:t>
-      </w:r>
-      <w:r>
-        <w:t>nek.</w:t>
-      </w:r>
     </w:p>
     <w:p>
       <w:pPr>
@@ -1766,7 +1652,25 @@
         </w:numPr>
       </w:pPr>
       <w:r>
-        <w:t>cometButton (Színátmenet) elküldi az ‘r’ karaktert.</w:t>
+        <w:t>Tápegység</w:t>
+      </w:r>
+    </w:p>
+    <w:p>
+      <w:pPr>
+        <w:pStyle w:val="Listaszerbekezds"/>
+        <w:numPr>
+          <w:ilvl w:val="1"/>
+          <w:numId w:val="1"/>
+        </w:numPr>
+      </w:pPr>
+      <w:r>
+        <w:t>5V,</w:t>
+      </w:r>
+      <w:r>
+        <w:t xml:space="preserve"> áramerrőség:</w:t>
+      </w:r>
+      <w:r>
+        <w:t xml:space="preserve"> 2.5 A.</w:t>
       </w:r>
     </w:p>
     <w:p>
@@ -1778,7 +1682,19 @@
         </w:numPr>
       </w:pPr>
       <w:r>
-        <w:t>colorTransition (Színátmenet) elküldi a ‘t’ karaktert.</w:t>
+        <w:t>Arduino UNO</w:t>
+      </w:r>
+    </w:p>
+    <w:p>
+      <w:pPr>
+        <w:pStyle w:val="Listaszerbekezds"/>
+        <w:numPr>
+          <w:ilvl w:val="1"/>
+          <w:numId w:val="1"/>
+        </w:numPr>
+      </w:pPr>
+      <w:r>
+        <w:t>Ebben a projektben az UNO R3-as verzióját használom</w:t>
       </w:r>
     </w:p>
     <w:p>
@@ -1790,16 +1706,7 @@
         </w:numPr>
       </w:pPr>
       <w:r>
-        <w:t>christmasButton (Karácsony) elküldi az ‘</w:t>
-      </w:r>
-      <w:r>
-        <w:t>x</w:t>
-      </w:r>
-      <w:r>
-        <w:t>’ karaktert</w:t>
-      </w:r>
-      <w:r>
-        <w:t>.</w:t>
+        <w:t>HC-05 bluetooth modul</w:t>
       </w:r>
     </w:p>
     <w:p>
@@ -1811,179 +1718,17 @@
         </w:numPr>
       </w:pPr>
       <w:r>
-        <w:t>turnOff (Kikapcsoló gomb) elküldi az ‘o’ karaktert.</w:t>
-      </w:r>
-    </w:p>
-    <w:p>
-      <w:pPr>
-        <w:pStyle w:val="Cmsor3"/>
-      </w:pPr>
-      <w:bookmarkStart w:id="7" w:name="_Toc223644558"/>
-      <w:r>
-        <w:lastRenderedPageBreak/>
-        <w:t>Színválasztás</w:t>
-      </w:r>
-      <w:bookmarkEnd w:id="7"/>
-    </w:p>
-    <w:p>
-      <w:r>
-        <w:rPr>
-          <w:noProof/>
-        </w:rPr>
-        <w:drawing>
-          <wp:inline distT="0" distB="0" distL="0" distR="0" wp14:anchorId="1F4B201D" wp14:editId="4EFCA4C4">
-            <wp:extent cx="5760720" cy="3660140"/>
-            <wp:effectExtent l="0" t="0" r="0" b="0"/>
-            <wp:docPr id="1675888588" name="Kép 1" descr="A képen szöveg, képernyőkép, tervezés látható&#10;&#10;Előfordulhat, hogy az AI által létrehozott tartalom helytelen."/>
-            <wp:cNvGraphicFramePr>
-              <a:graphicFrameLocks xmlns:a="http://schemas.openxmlformats.org/drawingml/2006/main" noChangeAspect="1"/>
-            </wp:cNvGraphicFramePr>
-            <a:graphic xmlns:a="http://schemas.openxmlformats.org/drawingml/2006/main">
-              <a:graphicData uri="http://schemas.openxmlformats.org/drawingml/2006/picture">
-                <pic:pic xmlns:pic="http://schemas.openxmlformats.org/drawingml/2006/picture">
-                  <pic:nvPicPr>
-                    <pic:cNvPr id="1675888588" name="Kép 1" descr="A képen szöveg, képernyőkép, tervezés látható&#10;&#10;Előfordulhat, hogy az AI által létrehozott tartalom helytelen."/>
-                    <pic:cNvPicPr/>
-                  </pic:nvPicPr>
-                  <pic:blipFill>
-                    <a:blip r:embed="rId12"/>
-                    <a:stretch>
-                      <a:fillRect/>
-                    </a:stretch>
-                  </pic:blipFill>
-                  <pic:spPr>
-                    <a:xfrm>
-                      <a:off x="0" y="0"/>
-                      <a:ext cx="5760720" cy="3660140"/>
-                    </a:xfrm>
-                    <a:prstGeom prst="rect">
-                      <a:avLst/>
-                    </a:prstGeom>
-                  </pic:spPr>
-                </pic:pic>
-              </a:graphicData>
-            </a:graphic>
-          </wp:inline>
-        </w:drawing>
-      </w:r>
-    </w:p>
-    <w:p>
-      <w:r>
-        <w:t xml:space="preserve">Akkor fut le ez a kód, amikor </w:t>
-      </w:r>
-      <w:r>
-        <w:t>a színválasztóra rábökünk.</w:t>
-      </w:r>
-    </w:p>
-    <w:p>
-      <w:r>
-        <w:t>Ekkor a színválasztó található gombot is áthelyezi arra a területre, ahova böktünk.</w:t>
-      </w:r>
-    </w:p>
-    <w:p>
-      <w:r>
-        <w:t xml:space="preserve">Amikor rányomunk a színválasztóra, akkor </w:t>
-      </w:r>
-      <w:r>
-        <w:t xml:space="preserve">a megadott pixel színét (rgb-ben) visszakapjuk x és y koordináta alapján, </w:t>
-      </w:r>
-      <w:r>
-        <w:t xml:space="preserve">amit összefűzök vesszőkkel és a végén egy \n karakterrel. pl.: Rányomunk egy színre, akkor </w:t>
-      </w:r>
-      <w:r>
-        <w:t>ezt küldjük el a Bluetooth-on keresztül: vörös szín értéke, zöld szín értéke, piros szín értéke\n</w:t>
-      </w:r>
-    </w:p>
-    <w:p>
-      <w:pPr>
-        <w:jc w:val="center"/>
-      </w:pPr>
-      <w:r>
-        <w:rPr>
-          <w:noProof/>
-        </w:rPr>
-        <w:lastRenderedPageBreak/>
-        <w:drawing>
-          <wp:inline distT="0" distB="0" distL="0" distR="0" wp14:anchorId="6F3BDC45" wp14:editId="27668E1D">
-            <wp:extent cx="5659297" cy="4429125"/>
-            <wp:effectExtent l="0" t="0" r="0" b="0"/>
-            <wp:docPr id="1580404721" name="Kép 1" descr="A képen szöveg, képernyőkép, tervezés látható&#10;&#10;Előfordulhat, hogy az AI által létrehozott tartalom helytelen."/>
-            <wp:cNvGraphicFramePr>
-              <a:graphicFrameLocks xmlns:a="http://schemas.openxmlformats.org/drawingml/2006/main" noChangeAspect="1"/>
-            </wp:cNvGraphicFramePr>
-            <a:graphic xmlns:a="http://schemas.openxmlformats.org/drawingml/2006/main">
-              <a:graphicData uri="http://schemas.openxmlformats.org/drawingml/2006/picture">
-                <pic:pic xmlns:pic="http://schemas.openxmlformats.org/drawingml/2006/picture">
-                  <pic:nvPicPr>
-                    <pic:cNvPr id="1580404721" name="Kép 1" descr="A képen szöveg, képernyőkép, tervezés látható&#10;&#10;Előfordulhat, hogy az AI által létrehozott tartalom helytelen."/>
-                    <pic:cNvPicPr/>
-                  </pic:nvPicPr>
-                  <pic:blipFill>
-                    <a:blip r:embed="rId13"/>
-                    <a:stretch>
-                      <a:fillRect/>
-                    </a:stretch>
-                  </pic:blipFill>
-                  <pic:spPr>
-                    <a:xfrm>
-                      <a:off x="0" y="0"/>
-                      <a:ext cx="5694112" cy="4456372"/>
-                    </a:xfrm>
-                    <a:prstGeom prst="rect">
-                      <a:avLst/>
-                    </a:prstGeom>
-                  </pic:spPr>
-                </pic:pic>
-              </a:graphicData>
-            </a:graphic>
-          </wp:inline>
-        </w:drawing>
-      </w:r>
-    </w:p>
-    <w:p>
-      <w:r>
-        <w:t xml:space="preserve">Amikor a kis gombot mozgatjuk </w:t>
-      </w:r>
-      <w:r>
-        <w:t>a színválasztón, akkor a Dragged funkció beállítja a gomb új helyzetét.</w:t>
-      </w:r>
-    </w:p>
-    <w:p>
-      <w:r>
-        <w:t>A TouchUp funkció</w:t>
-      </w:r>
-      <w:r>
-        <w:t xml:space="preserve"> ugyanúgy elküldi a Bluetooth eszköznek </w:t>
-      </w:r>
-      <w:r>
-        <w:t>a beállított rgb színt.</w:t>
-      </w:r>
-    </w:p>
-    <w:p>
-      <w:pPr>
-        <w:pStyle w:val="Cmsor2"/>
-      </w:pPr>
-      <w:bookmarkStart w:id="8" w:name="_Toc223644559"/>
-      <w:r>
-        <w:t>Hardware</w:t>
-      </w:r>
-      <w:bookmarkEnd w:id="8"/>
-    </w:p>
-    <w:p>
-      <w:pPr>
-        <w:pStyle w:val="Cmsor3"/>
-      </w:pPr>
-      <w:bookmarkStart w:id="9" w:name="_Toc223644560"/>
-      <w:r>
-        <w:t xml:space="preserve">Szükséges </w:t>
-      </w:r>
-      <w:r>
-        <w:t>elektronikai</w:t>
-      </w:r>
-      <w:r>
-        <w:t xml:space="preserve"> eszközök</w:t>
-      </w:r>
-      <w:bookmarkEnd w:id="9"/>
+        <w:t>WS</w:t>
+      </w:r>
+      <w:r>
+        <w:t>2812b</w:t>
+      </w:r>
+      <w:r>
+        <w:t xml:space="preserve"> led</w:t>
+      </w:r>
+      <w:r>
+        <w:t xml:space="preserve"> (40db)</w:t>
+      </w:r>
     </w:p>
     <w:p>
       <w:pPr>
@@ -1994,40 +1739,37 @@
         </w:numPr>
       </w:pPr>
       <w:r>
-        <w:t>Tápegység</w:t>
-      </w:r>
-    </w:p>
-    <w:p>
-      <w:pPr>
-        <w:pStyle w:val="Listaszerbekezds"/>
-        <w:numPr>
-          <w:ilvl w:val="1"/>
-          <w:numId w:val="1"/>
-        </w:numPr>
-      </w:pPr>
-      <w:r>
-        <w:t xml:space="preserve">A projektben </w:t>
-      </w:r>
-      <w:r>
-        <w:t xml:space="preserve">a bemeneti feszültség </w:t>
-      </w:r>
-      <w:r>
-        <w:t>100V-</w:t>
-      </w:r>
-      <w:r>
-        <w:t>2</w:t>
-      </w:r>
-      <w:r>
-        <w:t>4</w:t>
-      </w:r>
-      <w:r>
-        <w:t>0V, a kimeneti 5V,</w:t>
-      </w:r>
-      <w:r>
-        <w:t xml:space="preserve"> áramerrőség:</w:t>
-      </w:r>
-      <w:r>
-        <w:t xml:space="preserve"> 2.5 A.</w:t>
+        <w:t>330</w:t>
+      </w:r>
+      <w:r>
+        <w:t>Ω</w:t>
+      </w:r>
+      <w:r>
+        <w:t>, 2</w:t>
+      </w:r>
+      <w:r>
+        <w:t>.</w:t>
+      </w:r>
+      <w:r>
+        <w:t>2k</w:t>
+      </w:r>
+      <w:r>
+        <w:t>Ω</w:t>
+      </w:r>
+      <w:r>
+        <w:t xml:space="preserve"> és 4</w:t>
+      </w:r>
+      <w:r>
+        <w:t>.</w:t>
+      </w:r>
+      <w:r>
+        <w:t>7k</w:t>
+      </w:r>
+      <w:r>
+        <w:t>Ω</w:t>
+      </w:r>
+      <w:r>
+        <w:t xml:space="preserve"> ellenállások</w:t>
       </w:r>
     </w:p>
     <w:p>
@@ -2039,147 +1781,53 @@
         </w:numPr>
       </w:pPr>
       <w:r>
-        <w:t>Arduino UNO</w:t>
-      </w:r>
-    </w:p>
-    <w:p>
-      <w:pPr>
-        <w:pStyle w:val="Listaszerbekezds"/>
-        <w:numPr>
-          <w:ilvl w:val="1"/>
-          <w:numId w:val="1"/>
-        </w:numPr>
-      </w:pPr>
-      <w:r>
-        <w:t>Ebben a projektben az UNO R3-as verzióját használom</w:t>
-      </w:r>
-    </w:p>
-    <w:p>
-      <w:pPr>
-        <w:pStyle w:val="Listaszerbekezds"/>
-        <w:numPr>
-          <w:ilvl w:val="0"/>
-          <w:numId w:val="1"/>
-        </w:numPr>
-      </w:pPr>
-      <w:r>
-        <w:t>HC-05 bluetooth modul</w:t>
-      </w:r>
-    </w:p>
-    <w:p>
-      <w:pPr>
-        <w:pStyle w:val="Listaszerbekezds"/>
-        <w:numPr>
-          <w:ilvl w:val="0"/>
-          <w:numId w:val="1"/>
-        </w:numPr>
-      </w:pPr>
-      <w:r>
-        <w:t>WS</w:t>
-      </w:r>
-      <w:r>
-        <w:t>2812b</w:t>
-      </w:r>
-      <w:r>
-        <w:t xml:space="preserve"> led</w:t>
-      </w:r>
-      <w:r>
-        <w:t xml:space="preserve"> (40db)</w:t>
-      </w:r>
-    </w:p>
-    <w:p>
-      <w:pPr>
-        <w:pStyle w:val="Listaszerbekezds"/>
-        <w:numPr>
-          <w:ilvl w:val="0"/>
-          <w:numId w:val="1"/>
-        </w:numPr>
-      </w:pPr>
-      <w:r>
-        <w:t>330</w:t>
-      </w:r>
-      <w:r>
-        <w:t>Ω</w:t>
-      </w:r>
-      <w:r>
-        <w:t>, 2</w:t>
+        <w:t>Jumper vezetékek</w:t>
+      </w:r>
+    </w:p>
+    <w:p>
+      <w:pPr>
+        <w:pStyle w:val="Cmsor3"/>
+      </w:pPr>
+      <w:bookmarkStart w:id="7" w:name="_Toc223644561"/>
+      <w:r>
+        <w:t>Elektronikai eszközök összekapcsolása</w:t>
+      </w:r>
+      <w:bookmarkEnd w:id="7"/>
+    </w:p>
+    <w:p>
+      <w:r>
+        <w:t>Az egyszerűség kedvéért thinker</w:t>
+      </w:r>
+      <w:r>
+        <w:t xml:space="preserve">cad-ben összeraktam egy kis projektet, amin keresztül bemutatom a </w:t>
+      </w:r>
+      <w:r>
+        <w:t xml:space="preserve">kapcsolást. </w:t>
+      </w:r>
+    </w:p>
+    <w:p>
+      <w:r>
+        <w:t>A thinkercad nem tartalmaz Bluetooth modult, ezért ezt egy sima led helyettesít</w:t>
+      </w:r>
+      <w:r>
+        <w:t>i</w:t>
       </w:r>
       <w:r>
         <w:t>.</w:t>
       </w:r>
-      <w:r>
-        <w:t>2k</w:t>
-      </w:r>
-      <w:r>
-        <w:t>Ω</w:t>
-      </w:r>
-      <w:r>
-        <w:t xml:space="preserve"> és 4</w:t>
-      </w:r>
-      <w:r>
-        <w:t>.</w:t>
-      </w:r>
-      <w:r>
-        <w:t>7k</w:t>
-      </w:r>
-      <w:r>
-        <w:t>Ω</w:t>
-      </w:r>
-      <w:r>
-        <w:t xml:space="preserve"> ellenállások</w:t>
-      </w:r>
-    </w:p>
-    <w:p>
-      <w:pPr>
-        <w:pStyle w:val="Listaszerbekezds"/>
-        <w:numPr>
-          <w:ilvl w:val="0"/>
-          <w:numId w:val="1"/>
-        </w:numPr>
-      </w:pPr>
-      <w:r>
-        <w:t>Jumper vezetékek</w:t>
-      </w:r>
-    </w:p>
-    <w:p>
-      <w:pPr>
-        <w:pStyle w:val="Cmsor3"/>
-      </w:pPr>
-      <w:bookmarkStart w:id="10" w:name="_Toc223644561"/>
-      <w:r>
-        <w:t>Elektronikai eszközök összekapcsolása</w:t>
-      </w:r>
-      <w:bookmarkEnd w:id="10"/>
-    </w:p>
-    <w:p>
-      <w:r>
-        <w:t>Az egyszerűség kedvéért thinker</w:t>
-      </w:r>
-      <w:r>
-        <w:t xml:space="preserve">cad-ben összeraktam egy kis projektet, amin keresztül bemutatom a </w:t>
-      </w:r>
-      <w:r>
-        <w:t xml:space="preserve">kapcsolást. </w:t>
-      </w:r>
-    </w:p>
-    <w:p>
-      <w:r>
-        <w:lastRenderedPageBreak/>
-        <w:t>A thinkercad nem tartalmaz Bluetooth modult, ezért ezt egy sima led elektronikai eszközzel helyettesítettem</w:t>
-      </w:r>
-      <w:r>
-        <w:t>.</w:t>
-      </w:r>
-    </w:p>
-    <w:p>
+    </w:p>
+    <w:p>
+      <w:pPr>
+        <w:jc w:val="center"/>
+      </w:pPr>
       <w:r>
         <w:rPr>
           <w:noProof/>
         </w:rPr>
         <w:drawing>
-          <wp:inline distT="0" distB="0" distL="0" distR="0" wp14:anchorId="4CA1FB7A" wp14:editId="1042909D">
-            <wp:extent cx="5760720" cy="5768975"/>
-            <wp:effectExtent l="0" t="0" r="0" b="3175"/>
+          <wp:inline distT="0" distB="0" distL="0" distR="0" wp14:anchorId="4CA1FB7A" wp14:editId="49C3AFE2">
+            <wp:extent cx="3804920" cy="3810374"/>
+            <wp:effectExtent l="0" t="0" r="5080" b="0"/>
             <wp:docPr id="1080609105" name="Kép 1" descr="A képen szöveg, képernyőkép, diagram, térkép látható&#10;&#10;Előfordulhat, hogy az AI által létrehozott tartalom helytelen."/>
             <wp:cNvGraphicFramePr>
               <a:graphicFrameLocks xmlns:a="http://schemas.openxmlformats.org/drawingml/2006/main" noChangeAspect="1"/>
@@ -2192,7 +1840,7 @@
                     <pic:cNvPicPr/>
                   </pic:nvPicPr>
                   <pic:blipFill>
-                    <a:blip r:embed="rId14"/>
+                    <a:blip r:embed="rId11"/>
                     <a:stretch>
                       <a:fillRect/>
                     </a:stretch>
@@ -2200,7 +1848,7 @@
                   <pic:spPr>
                     <a:xfrm>
                       <a:off x="0" y="0"/>
-                      <a:ext cx="5760720" cy="5768975"/>
+                      <a:ext cx="3812268" cy="3817733"/>
                     </a:xfrm>
                     <a:prstGeom prst="rect">
                       <a:avLst/>
@@ -2215,6 +1863,7 @@
     </w:p>
     <w:p>
       <w:r>
+        <w:lastRenderedPageBreak/>
         <w:t>Tápegység</w:t>
       </w:r>
     </w:p>
@@ -2313,11 +1962,7 @@
         <w:t xml:space="preserve"> szükséges</w:t>
       </w:r>
       <w:r>
-        <w:t xml:space="preserve">, így amikor hirtelen nagy áramot kap a sín a ledek miatt az Arduino resetelhet </w:t>
-      </w:r>
-      <w:r>
-        <w:lastRenderedPageBreak/>
-        <w:t>vagy a Bluetooth lekapcsolódhat (ez meg is történt velem, amikor a ledeket is a sínen keresztül kötöttem be).</w:t>
+        <w:t>, így amikor hirtelen nagy áramot kap a sín a ledek miatt az Arduino resetelhet vagy a Bluetooth lekapcsolódhat (ez meg is történt velem, amikor a ledeket is a sínen keresztül kötöttem be).</w:t>
       </w:r>
     </w:p>
     <w:p>
@@ -2325,7 +1970,10 @@
         <w:t>Ezért ajánlott a ledeket közvetlenül a tápegységbe bekötni</w:t>
       </w:r>
       <w:r>
-        <w:t xml:space="preserve"> és a többi modult elkülönítve a szerelőlapon!</w:t>
+        <w:t xml:space="preserve">, az Arduinot és </w:t>
+      </w:r>
+      <w:r>
+        <w:t>a többi modult elkülönítve a szerelőlapon!</w:t>
       </w:r>
     </w:p>
     <w:p>
@@ -2342,7 +1990,7 @@
         </w:numPr>
       </w:pPr>
       <w:r>
-        <w:t>A tápegység pozitív vezetéke csatlakozik a szerelősín pozitív sínjébe, illetve a led 5V pinbe.</w:t>
+        <w:t>A ledek közvetlenül vannak összekötve a tápegységgel.</w:t>
       </w:r>
     </w:p>
     <w:p>
@@ -2354,7 +2002,24 @@
         </w:numPr>
       </w:pPr>
       <w:r>
-        <w:t>A tápegység negatív vezetéke csatlakozik a szerelőlap negatív sínjébe, illetve a led GND pinbe.</w:t>
+        <w:t>A lednek a DIN pinje az Arduino 8-as pinjébe csatlakozik egy 330</w:t>
+      </w:r>
+      <w:r>
+        <w:t>Ω</w:t>
+      </w:r>
+      <w:r>
+        <w:t>-os ellenálláson keresztül.</w:t>
+      </w:r>
+      <w:r>
+        <w:t xml:space="preserve"> Az ellenállás nem kötelező, de erősen ajánlott </w:t>
+      </w:r>
+      <w:r>
+        <w:t>jelstabilizálásra és jelvédelemre.</w:t>
+      </w:r>
+    </w:p>
+    <w:p>
+      <w:r>
+        <w:t>Arduino UNO</w:t>
       </w:r>
     </w:p>
     <w:p>
@@ -2366,24 +2031,29 @@
         </w:numPr>
       </w:pPr>
       <w:r>
-        <w:t>A lednek a DIN pinje az Arduino 8-as pinjébe csatlakozik egy sorosan összekapcsolt 330</w:t>
-      </w:r>
-      <w:r>
-        <w:t>Ω</w:t>
-      </w:r>
-      <w:r>
-        <w:t>-os ellenálláson keresztül.</w:t>
-      </w:r>
-      <w:r>
-        <w:t xml:space="preserve"> Az ellenállás nem kötelező, de erősen ajánlott </w:t>
-      </w:r>
-      <w:r>
-        <w:t>jelstabilizálásra és jelvédelemre.</w:t>
-      </w:r>
-    </w:p>
-    <w:p>
-      <w:r>
-        <w:t>Arduino UNO</w:t>
+        <w:t>Az Arduino UNO ugyane</w:t>
+      </w:r>
+      <w:r>
+        <w:t>tt</w:t>
+      </w:r>
+      <w:r>
+        <w:t>ől a tápegységtől kapja az áramot csak a szerelőlapon keresztül.</w:t>
+      </w:r>
+    </w:p>
+    <w:p>
+      <w:pPr>
+        <w:pStyle w:val="Listaszerbekezds"/>
+      </w:pPr>
+      <w:r>
+        <w:t xml:space="preserve">A </w:t>
+      </w:r>
+      <w:r>
+        <w:t>tápegység pozitív vezetéke az Arduino 5V pinjébe csatlakozik, a negatív vezeték pedig a GND pinbe.</w:t>
+      </w:r>
+    </w:p>
+    <w:p>
+      <w:r>
+        <w:t>Bluetooth modul</w:t>
       </w:r>
     </w:p>
     <w:p>
@@ -2395,23 +2065,13 @@
         </w:numPr>
       </w:pPr>
       <w:r>
-        <w:t>Az Arduino UNO ugyanerről a tápegységtől kapja az áramot csak a szerelőlapon keresztül.</w:t>
-      </w:r>
-    </w:p>
-    <w:p>
-      <w:pPr>
-        <w:pStyle w:val="Listaszerbekezds"/>
-      </w:pPr>
-      <w:r>
-        <w:t xml:space="preserve">A </w:t>
-      </w:r>
-      <w:r>
-        <w:t>tápegység pozitív vezetéke az Arduino 5V pinjébe csatlakozik, a negatív vezeték pedig a GND pinbe.</w:t>
-      </w:r>
-    </w:p>
-    <w:p>
-      <w:r>
-        <w:t>Bluetooth modul</w:t>
+        <w:t>A Bluetooth modul VCC vezetéke a</w:t>
+      </w:r>
+      <w:r>
+        <w:t xml:space="preserve"> tápegység pozitív vezetéke </w:t>
+      </w:r>
+      <w:r>
+        <w:t>csatlakozik. A modul 3.3V – 6V feszültségre van tervezve, így az 5V megfelelő.</w:t>
       </w:r>
     </w:p>
     <w:p>
@@ -2423,10 +2083,16 @@
         </w:numPr>
       </w:pPr>
       <w:r>
-        <w:t>A tápegység pozitív vezetéke a Bluetooth modul</w:t>
-      </w:r>
-      <w:r>
-        <w:t xml:space="preserve"> VCC pinjébe csatlakozik. A modul 3.3V – 6V feszültségre van tervezve, így az 5V megfelelő.</w:t>
+        <w:t xml:space="preserve">A tápegység negatív </w:t>
+      </w:r>
+      <w:r>
+        <w:t>vezetéke</w:t>
+      </w:r>
+      <w:r>
+        <w:t xml:space="preserve"> </w:t>
+      </w:r>
+      <w:r>
+        <w:t>a Bluetooth modul GND pinjébe csatlakozik.</w:t>
       </w:r>
     </w:p>
     <w:p>
@@ -2438,16 +2104,52 @@
         </w:numPr>
       </w:pPr>
       <w:r>
-        <w:t xml:space="preserve">A tápegység negatív </w:t>
-      </w:r>
-      <w:r>
-        <w:t>vezetéke</w:t>
-      </w:r>
-      <w:r>
-        <w:t xml:space="preserve"> </w:t>
-      </w:r>
-      <w:r>
-        <w:t>a Bluetooth modul GND pinjébe csatlakozik.</w:t>
+        <w:t>A Bluetooth TX</w:t>
+      </w:r>
+      <w:r>
+        <w:t xml:space="preserve"> (</w:t>
+      </w:r>
+      <w:r>
+        <w:t>Transmit</w:t>
+      </w:r>
+      <w:r>
+        <w:t>)</w:t>
+      </w:r>
+      <w:r>
+        <w:t xml:space="preserve"> pinje </w:t>
+      </w:r>
+      <w:r>
+        <w:t xml:space="preserve">az Arduino </w:t>
+      </w:r>
+      <w:r>
+        <w:t>2-es pinjébe csatlakozik.</w:t>
+      </w:r>
+    </w:p>
+    <w:p>
+      <w:pPr>
+        <w:pStyle w:val="Listaszerbekezds"/>
+        <w:numPr>
+          <w:ilvl w:val="1"/>
+          <w:numId w:val="1"/>
+        </w:numPr>
+      </w:pPr>
+      <w:r>
+        <w:t>A kódban az Arduino 2-es pinje RX-ként van értelmezve</w:t>
+      </w:r>
+      <w:r>
+        <w:t xml:space="preserve"> (Bluetooth </w:t>
+      </w:r>
+      <w:r>
+        <w:t>ide</w:t>
+      </w:r>
+      <w:r>
+        <w:t xml:space="preserve"> küld, Arduino itt fogad</w:t>
+      </w:r>
+      <w:r>
+        <w:t xml:space="preserve"> adatot</w:t>
+      </w:r>
+      <w:r>
+        <w:t>)</w:t>
       </w:r>
     </w:p>
     <w:p>
@@ -2459,25 +2161,19 @@
         </w:numPr>
       </w:pPr>
       <w:r>
-        <w:t>A Bluetooth TX</w:t>
-      </w:r>
-      <w:r>
-        <w:t xml:space="preserve"> (</w:t>
-      </w:r>
-      <w:r>
-        <w:t>Transmit</w:t>
-      </w:r>
-      <w:r>
-        <w:t>)</w:t>
-      </w:r>
-      <w:r>
-        <w:t xml:space="preserve"> pinje </w:t>
-      </w:r>
-      <w:r>
-        <w:t xml:space="preserve">az Arduino </w:t>
-      </w:r>
-      <w:r>
-        <w:t>2-es pinjébe csatlakozik.</w:t>
+        <w:t>A Bluetooth RX</w:t>
+      </w:r>
+      <w:r>
+        <w:t xml:space="preserve"> (Receive)</w:t>
+      </w:r>
+      <w:r>
+        <w:t xml:space="preserve"> pinje az Arduino 3-as pinjébe csatlakozik egy feszültségosztón kereszt</w:t>
+      </w:r>
+      <w:r>
+        <w:t>ű</w:t>
+      </w:r>
+      <w:r>
+        <w:t>l.</w:t>
       </w:r>
     </w:p>
     <w:p>
@@ -2489,22 +2185,395 @@
         </w:numPr>
       </w:pPr>
       <w:r>
-        <w:t>A kódban az Arduino 2-es pinje RX-ként van értelmezve</w:t>
-      </w:r>
-      <w:r>
-        <w:t xml:space="preserve"> (Bluetooth </w:t>
-      </w:r>
-      <w:r>
-        <w:t>ide</w:t>
-      </w:r>
-      <w:r>
-        <w:t xml:space="preserve"> küld, Arduino itt fogad</w:t>
-      </w:r>
-      <w:r>
-        <w:t xml:space="preserve"> adatot</w:t>
-      </w:r>
-      <w:r>
-        <w:t>)</w:t>
+        <w:t xml:space="preserve">A Bluetooth RX </w:t>
+      </w:r>
+      <w:r>
+        <w:t>pinje 3</w:t>
+      </w:r>
+      <w:r>
+        <w:t>.</w:t>
+      </w:r>
+      <w:r>
+        <w:t xml:space="preserve">3V logikai szintet vár, viszont az Arduino pinjei </w:t>
+      </w:r>
+      <w:r>
+        <w:t>5V-on küldenek jelet. Feszültségosztás nélkül hosszabb távon akár károsodhat is a Bluetooth modul!</w:t>
+      </w:r>
+    </w:p>
+    <w:p>
+      <w:pPr>
+        <w:pStyle w:val="Listaszerbekezds"/>
+        <w:ind w:left="1440"/>
+      </w:pPr>
+      <w:r>
+        <w:lastRenderedPageBreak/>
+        <w:t>A feszültségosztóhoz egy 2.2k</w:t>
+      </w:r>
+      <w:r>
+        <w:t>Ω</w:t>
+      </w:r>
+      <w:r>
+        <w:t xml:space="preserve"> és 4.7k</w:t>
+      </w:r>
+      <w:r>
+        <w:t>Ω</w:t>
+      </w:r>
+      <w:r>
+        <w:t xml:space="preserve"> ellenállásokat használok.</w:t>
+      </w:r>
+    </w:p>
+    <w:p>
+      <w:pPr>
+        <w:pStyle w:val="Listaszerbekezds"/>
+        <w:ind w:left="1440"/>
+      </w:pPr>
+      <w:r>
+        <w:t xml:space="preserve">Arduino </w:t>
+      </w:r>
+      <w:r>
+        <w:t>3-as pinből a vezeték csatlakozik a 2.2k</w:t>
+      </w:r>
+      <w:r>
+        <w:t>Ω</w:t>
+      </w:r>
+      <w:r>
+        <w:t xml:space="preserve"> ellenállás</w:t>
+      </w:r>
+      <w:r>
+        <w:t xml:space="preserve"> egyik lábával.</w:t>
+      </w:r>
+    </w:p>
+    <w:p>
+      <w:pPr>
+        <w:pStyle w:val="Listaszerbekezds"/>
+        <w:ind w:left="1440"/>
+      </w:pPr>
+      <w:r>
+        <w:t>A 2.2k</w:t>
+      </w:r>
+      <w:r>
+        <w:t>Ω</w:t>
+      </w:r>
+      <w:r>
+        <w:t xml:space="preserve"> </w:t>
+      </w:r>
+      <w:r>
+        <w:t>sorosan kapcsolódik a 4.7k</w:t>
+      </w:r>
+      <w:r>
+        <w:t>Ω</w:t>
+      </w:r>
+      <w:r>
+        <w:t>-os ellenállással, ami</w:t>
+      </w:r>
+      <w:r>
+        <w:t>nek az egyik lába össze van kötve a GND-vel.</w:t>
+      </w:r>
+    </w:p>
+    <w:p>
+      <w:pPr>
+        <w:pStyle w:val="Listaszerbekezds"/>
+        <w:ind w:left="1440"/>
+      </w:pPr>
+      <w:r>
+        <w:t>A két ellenállás közti ponton így létrejön a kb 3.3V-os feszültség, így a két ellenállás között helyeztem el a vezetéket, ami csatlakozik az Bluetooth RX pinjéhez.</w:t>
+      </w:r>
+    </w:p>
+    <w:p>
+      <w:pPr>
+        <w:pStyle w:val="Listaszerbekezds"/>
+        <w:numPr>
+          <w:ilvl w:val="1"/>
+          <w:numId w:val="1"/>
+        </w:numPr>
+      </w:pPr>
+      <w:r>
+        <w:t>A kódban az Arduino 3-as pinje TX</w:t>
+      </w:r>
+      <w:r>
+        <w:t>-ként van értelmezve.</w:t>
+      </w:r>
+    </w:p>
+    <w:p>
+      <w:pPr>
+        <w:pStyle w:val="Cmsor2"/>
+      </w:pPr>
+      <w:r>
+        <w:t>Szoftver</w:t>
+      </w:r>
+    </w:p>
+    <w:p>
+      <w:pPr>
+        <w:pStyle w:val="Cmsor3"/>
+      </w:pPr>
+      <w:r>
+        <w:t>Setup</w:t>
+      </w:r>
+    </w:p>
+    <w:p>
+      <w:pPr>
+        <w:jc w:val="center"/>
+      </w:pPr>
+      <w:r>
+        <w:rPr>
+          <w:noProof/>
+        </w:rPr>
+        <w:drawing>
+          <wp:inline distT="0" distB="0" distL="0" distR="0" wp14:anchorId="73649089" wp14:editId="299E04B6">
+            <wp:extent cx="4286250" cy="1924050"/>
+            <wp:effectExtent l="0" t="0" r="0" b="0"/>
+            <wp:docPr id="535651858" name="Kép 1"/>
+            <wp:cNvGraphicFramePr>
+              <a:graphicFrameLocks xmlns:a="http://schemas.openxmlformats.org/drawingml/2006/main" noChangeAspect="1"/>
+            </wp:cNvGraphicFramePr>
+            <a:graphic xmlns:a="http://schemas.openxmlformats.org/drawingml/2006/main">
+              <a:graphicData uri="http://schemas.openxmlformats.org/drawingml/2006/picture">
+                <pic:pic xmlns:pic="http://schemas.openxmlformats.org/drawingml/2006/picture">
+                  <pic:nvPicPr>
+                    <pic:cNvPr id="535651858" name="Kép 1"/>
+                    <pic:cNvPicPr/>
+                  </pic:nvPicPr>
+                  <pic:blipFill>
+                    <a:blip r:embed="rId12"/>
+                    <a:stretch>
+                      <a:fillRect/>
+                    </a:stretch>
+                  </pic:blipFill>
+                  <pic:spPr>
+                    <a:xfrm>
+                      <a:off x="0" y="0"/>
+                      <a:ext cx="4286250" cy="1924050"/>
+                    </a:xfrm>
+                    <a:prstGeom prst="rect">
+                      <a:avLst/>
+                    </a:prstGeom>
+                  </pic:spPr>
+                </pic:pic>
+              </a:graphicData>
+            </a:graphic>
+          </wp:inline>
+        </w:drawing>
+      </w:r>
+      <w:r>
+        <w:rPr>
+          <w:noProof/>
+        </w:rPr>
+        <w:t xml:space="preserve"> </w:t>
+      </w:r>
+    </w:p>
+    <w:p>
+      <w:r>
+        <w:t xml:space="preserve">A ledek </w:t>
+      </w:r>
+      <w:r>
+        <w:t>irányít</w:t>
+      </w:r>
+      <w:r>
+        <w:t>ásához FastLED könyvtárt használok</w:t>
+      </w:r>
+      <w:r>
+        <w:t>, a setup-</w:t>
+      </w:r>
+      <w:r>
+        <w:t>ban beállítom a FastLED-et a ledek adataival, illetve elindítom a Bluetooth-t.</w:t>
+      </w:r>
+    </w:p>
+    <w:p>
+      <w:pPr>
+        <w:pStyle w:val="Cmsor3"/>
+      </w:pPr>
+      <w:r>
+        <w:t>Loop</w:t>
+      </w:r>
+    </w:p>
+    <w:p>
+      <w:pPr>
+        <w:jc w:val="center"/>
+      </w:pPr>
+      <w:r>
+        <w:rPr>
+          <w:noProof/>
+        </w:rPr>
+        <w:drawing>
+          <wp:inline distT="0" distB="0" distL="0" distR="0" wp14:anchorId="6BDF597F" wp14:editId="3D666A77">
+            <wp:extent cx="2352675" cy="1800225"/>
+            <wp:effectExtent l="0" t="0" r="9525" b="9525"/>
+            <wp:docPr id="1028318480" name="Kép 1" descr="A képen szöveg, képernyőkép, Betűtípus, sor látható&#10;&#10;Előfordulhat, hogy az AI által létrehozott tartalom helytelen."/>
+            <wp:cNvGraphicFramePr>
+              <a:graphicFrameLocks xmlns:a="http://schemas.openxmlformats.org/drawingml/2006/main" noChangeAspect="1"/>
+            </wp:cNvGraphicFramePr>
+            <a:graphic xmlns:a="http://schemas.openxmlformats.org/drawingml/2006/main">
+              <a:graphicData uri="http://schemas.openxmlformats.org/drawingml/2006/picture">
+                <pic:pic xmlns:pic="http://schemas.openxmlformats.org/drawingml/2006/picture">
+                  <pic:nvPicPr>
+                    <pic:cNvPr id="1028318480" name="Kép 1" descr="A képen szöveg, képernyőkép, Betűtípus, sor látható&#10;&#10;Előfordulhat, hogy az AI által létrehozott tartalom helytelen."/>
+                    <pic:cNvPicPr/>
+                  </pic:nvPicPr>
+                  <pic:blipFill>
+                    <a:blip r:embed="rId13"/>
+                    <a:stretch>
+                      <a:fillRect/>
+                    </a:stretch>
+                  </pic:blipFill>
+                  <pic:spPr>
+                    <a:xfrm>
+                      <a:off x="0" y="0"/>
+                      <a:ext cx="2352675" cy="1800225"/>
+                    </a:xfrm>
+                    <a:prstGeom prst="rect">
+                      <a:avLst/>
+                    </a:prstGeom>
+                  </pic:spPr>
+                </pic:pic>
+              </a:graphicData>
+            </a:graphic>
+          </wp:inline>
+        </w:drawing>
+      </w:r>
+    </w:p>
+    <w:p>
+      <w:r>
+        <w:t xml:space="preserve">Amikor </w:t>
+      </w:r>
+      <w:r>
+        <w:t>küldünk egy adatot a Bluetooth-nak</w:t>
+      </w:r>
+      <w:r>
+        <w:t>, akkor lefut a getCurrentMode</w:t>
+      </w:r>
+      <w:r>
+        <w:t xml:space="preserve"> metódus, ami </w:t>
+      </w:r>
+      <w:r>
+        <w:t xml:space="preserve">feldolgozza a beolvasott </w:t>
+      </w:r>
+      <w:r>
+        <w:t xml:space="preserve">adatot és </w:t>
+      </w:r>
+      <w:r>
+        <w:t>beállítja az aktuális funkciót.</w:t>
+      </w:r>
+    </w:p>
+    <w:p>
+      <w:pPr>
+        <w:rPr>
+          <w:lang w:val="hu-HU"/>
+        </w:rPr>
+      </w:pPr>
+      <w:r>
+        <w:t>Az aktuális funkciók lehetséges értékei:</w:t>
+      </w:r>
+      <w:r>
+        <w:t xml:space="preserve"> OFF, RUNCOMET, CHRISTMAS</w:t>
+      </w:r>
+      <w:r>
+        <w:t xml:space="preserve">, </w:t>
+      </w:r>
+      <w:r>
+        <w:rPr>
+          <w:lang w:val="hu-HU"/>
+        </w:rPr>
+        <w:t>COLORPICK</w:t>
+      </w:r>
+      <w:r>
+        <w:rPr>
+          <w:lang w:val="hu-HU"/>
+        </w:rPr>
+        <w:t xml:space="preserve">, </w:t>
+      </w:r>
+    </w:p>
+    <w:p>
+      <w:pPr>
+        <w:rPr>
+          <w:lang w:val="hu-HU"/>
+        </w:rPr>
+      </w:pPr>
+      <w:r>
+        <w:rPr>
+          <w:lang w:val="hu-HU"/>
+        </w:rPr>
+        <w:t>NONE</w:t>
+      </w:r>
+    </w:p>
+    <w:p>
+      <w:pPr>
+        <w:rPr>
+          <w:lang w:val="hu-HU"/>
+        </w:rPr>
+      </w:pPr>
+      <w:r>
+        <w:rPr>
+          <w:lang w:val="hu-HU"/>
+        </w:rPr>
+        <w:t>getCurrentMode folyamatábra:</w:t>
+      </w:r>
+    </w:p>
+    <w:p>
+      <w:pPr>
+        <w:jc w:val="center"/>
+        <w:rPr>
+          <w:lang w:val="hu-HU"/>
+        </w:rPr>
+      </w:pPr>
+      <w:r>
+        <w:rPr>
+          <w:noProof/>
+        </w:rPr>
+        <w:lastRenderedPageBreak/>
+        <w:drawing>
+          <wp:inline distT="0" distB="0" distL="0" distR="0" wp14:anchorId="5C62B035" wp14:editId="0B88B599">
+            <wp:extent cx="5760720" cy="1843405"/>
+            <wp:effectExtent l="0" t="0" r="0" b="4445"/>
+            <wp:docPr id="703467521" name="Kép 1" descr="A képen diagram, szöveg, sor, Diagram látható&#10;&#10;Előfordulhat, hogy az AI által létrehozott tartalom helytelen."/>
+            <wp:cNvGraphicFramePr>
+              <a:graphicFrameLocks xmlns:a="http://schemas.openxmlformats.org/drawingml/2006/main" noChangeAspect="1"/>
+            </wp:cNvGraphicFramePr>
+            <a:graphic xmlns:a="http://schemas.openxmlformats.org/drawingml/2006/main">
+              <a:graphicData uri="http://schemas.openxmlformats.org/drawingml/2006/picture">
+                <pic:pic xmlns:pic="http://schemas.openxmlformats.org/drawingml/2006/picture">
+                  <pic:nvPicPr>
+                    <pic:cNvPr id="703467521" name="Kép 1" descr="A képen diagram, szöveg, sor, Diagram látható&#10;&#10;Előfordulhat, hogy az AI által létrehozott tartalom helytelen."/>
+                    <pic:cNvPicPr/>
+                  </pic:nvPicPr>
+                  <pic:blipFill>
+                    <a:blip r:embed="rId14"/>
+                    <a:stretch>
+                      <a:fillRect/>
+                    </a:stretch>
+                  </pic:blipFill>
+                  <pic:spPr>
+                    <a:xfrm>
+                      <a:off x="0" y="0"/>
+                      <a:ext cx="5760720" cy="1843405"/>
+                    </a:xfrm>
+                    <a:prstGeom prst="rect">
+                      <a:avLst/>
+                    </a:prstGeom>
+                  </pic:spPr>
+                </pic:pic>
+              </a:graphicData>
+            </a:graphic>
+          </wp:inline>
+        </w:drawing>
+      </w:r>
+    </w:p>
+    <w:p>
+      <w:pPr>
+        <w:rPr>
+          <w:lang w:val="hu-HU"/>
+        </w:rPr>
+      </w:pPr>
+      <w:r>
+        <w:rPr>
+          <w:lang w:val="hu-HU"/>
+        </w:rPr>
+        <w:t xml:space="preserve">A beolvasás után </w:t>
+      </w:r>
+      <w:r>
+        <w:rPr>
+          <w:lang w:val="hu-HU"/>
+        </w:rPr>
+        <w:t>a currentMode értéke alapján lefuttatjuk a kiválasztott funkció függvényét.</w:t>
       </w:r>
     </w:p>
     <w:p>
@@ -2514,151 +2583,356 @@
           <w:ilvl w:val="0"/>
           <w:numId w:val="1"/>
         </w:numPr>
-      </w:pPr>
-      <w:r>
-        <w:t>A Bluetooth RX</w:t>
-      </w:r>
-      <w:r>
-        <w:t xml:space="preserve"> (Receive)</w:t>
-      </w:r>
-      <w:r>
-        <w:t xml:space="preserve"> pinje az Arduino 3-as pinjébe csatlakozik egy feszültségosztón kereszt</w:t>
-      </w:r>
-      <w:r>
-        <w:t>ű</w:t>
-      </w:r>
-      <w:r>
-        <w:t>l.</w:t>
-      </w:r>
-    </w:p>
-    <w:p>
-      <w:pPr>
-        <w:pStyle w:val="Listaszerbekezds"/>
-        <w:numPr>
-          <w:ilvl w:val="1"/>
+        <w:rPr>
+          <w:lang w:val="hu-HU"/>
+        </w:rPr>
+      </w:pPr>
+      <w:r>
+        <w:rPr>
+          <w:lang w:val="hu-HU"/>
+        </w:rPr>
+        <w:t>RUNCOMET esetében lefut a comet() függvény</w:t>
+      </w:r>
+    </w:p>
+    <w:p>
+      <w:pPr>
+        <w:pStyle w:val="Listaszerbekezds"/>
+        <w:numPr>
+          <w:ilvl w:val="0"/>
           <w:numId w:val="1"/>
         </w:numPr>
-      </w:pPr>
-      <w:r>
-        <w:t xml:space="preserve">A Bluetooth RX </w:t>
-      </w:r>
-      <w:r>
-        <w:t>pinje 3</w:t>
-      </w:r>
-      <w:r>
-        <w:t>.</w:t>
-      </w:r>
-      <w:r>
-        <w:t xml:space="preserve">3V logikai szintet vár, viszont az Arduino pinjei </w:t>
-      </w:r>
-      <w:r>
-        <w:t>5V-on küldenek jelet. Feszültségosztás nélkül hosszabb távon akár károsodhat is a Bluetooth modul!</w:t>
-      </w:r>
-    </w:p>
-    <w:p>
-      <w:pPr>
-        <w:pStyle w:val="Listaszerbekezds"/>
-        <w:ind w:left="1440"/>
-      </w:pPr>
-      <w:r>
-        <w:t>A feszültségosztóhoz egy 2.2k</w:t>
-      </w:r>
-      <w:r>
-        <w:t>Ω</w:t>
-      </w:r>
-      <w:r>
-        <w:t xml:space="preserve"> és 4.7k</w:t>
-      </w:r>
-      <w:r>
-        <w:t>Ω</w:t>
-      </w:r>
-      <w:r>
-        <w:t xml:space="preserve"> ellenállásokat használok.</w:t>
-      </w:r>
-    </w:p>
-    <w:p>
-      <w:pPr>
-        <w:pStyle w:val="Listaszerbekezds"/>
-        <w:ind w:left="1440"/>
-      </w:pPr>
-      <w:r>
-        <w:t xml:space="preserve">Arduino </w:t>
-      </w:r>
-      <w:r>
-        <w:t>3-as pinből a vezeték csatlakozik a 2.2k</w:t>
-      </w:r>
-      <w:r>
-        <w:t>Ω</w:t>
-      </w:r>
-      <w:r>
-        <w:t xml:space="preserve"> ellenállás</w:t>
-      </w:r>
-      <w:r>
-        <w:t xml:space="preserve"> egyik lábával.</w:t>
-      </w:r>
-    </w:p>
-    <w:p>
-      <w:pPr>
-        <w:pStyle w:val="Listaszerbekezds"/>
-        <w:ind w:left="1440"/>
-      </w:pPr>
-      <w:r>
-        <w:t>A 2.2k</w:t>
-      </w:r>
-      <w:r>
-        <w:t>Ω</w:t>
-      </w:r>
-      <w:r>
-        <w:t xml:space="preserve"> </w:t>
-      </w:r>
-      <w:r>
-        <w:t>sorosan kapcsolódik a 4.7k</w:t>
-      </w:r>
-      <w:r>
-        <w:t>Ω</w:t>
-      </w:r>
-      <w:r>
-        <w:t>-os ellenállással, ami</w:t>
-      </w:r>
-      <w:r>
-        <w:t>nek az egyik lába össze van kötve a GND-vel.</w:t>
-      </w:r>
-    </w:p>
-    <w:p>
-      <w:pPr>
-        <w:pStyle w:val="Listaszerbekezds"/>
-        <w:ind w:left="1440"/>
-      </w:pPr>
-      <w:r>
-        <w:t>A két ellenállás közti ponton így létrejön a kb 3.3V-os feszültség, így a két ellenállás között helyeztem el a vezetéket, ami csatlakozik az Bluetooth RX pinjéhez.</w:t>
-      </w:r>
-    </w:p>
-    <w:p>
-      <w:pPr>
-        <w:pStyle w:val="Listaszerbekezds"/>
-        <w:numPr>
-          <w:ilvl w:val="1"/>
+        <w:rPr>
+          <w:lang w:val="hu-HU"/>
+        </w:rPr>
+      </w:pPr>
+      <w:r>
+        <w:rPr>
+          <w:lang w:val="hu-HU"/>
+        </w:rPr>
+        <w:t xml:space="preserve">TRANSITION esetében lefut a </w:t>
+      </w:r>
+      <w:r>
+        <w:rPr>
+          <w:lang w:val="hu-HU"/>
+        </w:rPr>
+        <w:t>colorTransition</w:t>
+      </w:r>
+      <w:r>
+        <w:rPr>
+          <w:lang w:val="hu-HU"/>
+        </w:rPr>
+        <w:t>() függvény</w:t>
+      </w:r>
+    </w:p>
+    <w:p>
+      <w:pPr>
+        <w:pStyle w:val="Listaszerbekezds"/>
+        <w:numPr>
+          <w:ilvl w:val="0"/>
           <w:numId w:val="1"/>
         </w:numPr>
-      </w:pPr>
-      <w:r>
-        <w:t>A kódban az Arduino 3-as pinje TX</w:t>
-      </w:r>
-      <w:r>
-        <w:t>-ként van értelmezve.</w:t>
+        <w:rPr>
+          <w:lang w:val="hu-HU"/>
+        </w:rPr>
+      </w:pPr>
+      <w:r>
+        <w:rPr>
+          <w:lang w:val="hu-HU"/>
+        </w:rPr>
+        <w:t xml:space="preserve">CHRISTMAS esetében lefut a </w:t>
+      </w:r>
+      <w:r>
+        <w:rPr>
+          <w:lang w:val="hu-HU"/>
+        </w:rPr>
+        <w:t>christmas</w:t>
+      </w:r>
+      <w:r>
+        <w:rPr>
+          <w:lang w:val="hu-HU"/>
+        </w:rPr>
+        <w:t>() függvény</w:t>
+      </w:r>
+    </w:p>
+    <w:p>
+      <w:pPr>
+        <w:pStyle w:val="Listaszerbekezds"/>
+        <w:numPr>
+          <w:ilvl w:val="0"/>
+          <w:numId w:val="1"/>
+        </w:numPr>
+        <w:rPr>
+          <w:lang w:val="hu-HU"/>
+        </w:rPr>
+      </w:pPr>
+      <w:r>
+        <w:rPr>
+          <w:lang w:val="hu-HU"/>
+        </w:rPr>
+        <w:t>COLORPICK esetében lefut a setColorFromString(const String&amp; msg) függvény</w:t>
+      </w:r>
+    </w:p>
+    <w:p>
+      <w:pPr>
+        <w:pStyle w:val="Listaszerbekezds"/>
+        <w:numPr>
+          <w:ilvl w:val="0"/>
+          <w:numId w:val="1"/>
+        </w:numPr>
+        <w:rPr>
+          <w:lang w:val="hu-HU"/>
+        </w:rPr>
+      </w:pPr>
+      <w:r>
+        <w:rPr>
+          <w:lang w:val="hu-HU"/>
+        </w:rPr>
+        <w:t xml:space="preserve">OFF esetén </w:t>
+      </w:r>
+      <w:r>
+        <w:rPr>
+          <w:lang w:val="hu-HU"/>
+        </w:rPr>
+        <w:t>a ledet kikapcsoljuk</w:t>
       </w:r>
     </w:p>
     <w:p>
       <w:pPr>
         <w:pStyle w:val="Cmsor2"/>
-      </w:pPr>
-      <w:bookmarkStart w:id="11" w:name="_Toc223644562"/>
-      <w:r>
-        <w:lastRenderedPageBreak/>
-        <w:t>Arduino kód</w:t>
-      </w:r>
-      <w:bookmarkEnd w:id="11"/>
-    </w:p>
+        <w:rPr>
+          <w:lang w:val="hu-HU"/>
+        </w:rPr>
+      </w:pPr>
+      <w:r>
+        <w:rPr>
+          <w:lang w:val="hu-HU"/>
+        </w:rPr>
+        <w:t>LED funkciói</w:t>
+      </w:r>
+    </w:p>
+    <w:p>
+      <w:pPr>
+        <w:pStyle w:val="Cmsor3"/>
+        <w:rPr>
+          <w:lang w:val="hu-HU"/>
+        </w:rPr>
+      </w:pPr>
+      <w:r>
+        <w:rPr>
+          <w:lang w:val="hu-HU"/>
+        </w:rPr>
+        <w:t xml:space="preserve">Színfuttatás </w:t>
+      </w:r>
+      <w:r>
+        <w:rPr>
+          <w:lang w:val="hu-HU"/>
+        </w:rPr>
+        <w:t>–</w:t>
+      </w:r>
+      <w:r>
+        <w:rPr>
+          <w:lang w:val="hu-HU"/>
+        </w:rPr>
+        <w:t xml:space="preserve"> RUNCOMET</w:t>
+      </w:r>
+      <w:r>
+        <w:rPr>
+          <w:lang w:val="hu-HU"/>
+        </w:rPr>
+        <w:t xml:space="preserve"> – comet()</w:t>
+      </w:r>
+    </w:p>
+    <w:p>
+      <w:pPr>
+        <w:rPr>
+          <w:lang w:val="hu-HU"/>
+        </w:rPr>
+      </w:pPr>
+    </w:p>
+    <w:p>
+      <w:pPr>
+        <w:pStyle w:val="Cmsor3"/>
+        <w:rPr>
+          <w:lang w:val="hu-HU"/>
+        </w:rPr>
+      </w:pPr>
+      <w:r>
+        <w:rPr>
+          <w:lang w:val="hu-HU"/>
+        </w:rPr>
+        <w:t>Színátmenet</w:t>
+      </w:r>
+      <w:r>
+        <w:rPr>
+          <w:lang w:val="hu-HU"/>
+        </w:rPr>
+        <w:t xml:space="preserve"> – </w:t>
+      </w:r>
+      <w:r>
+        <w:rPr>
+          <w:lang w:val="hu-HU"/>
+        </w:rPr>
+        <w:t>TRANSITION</w:t>
+      </w:r>
+      <w:r>
+        <w:rPr>
+          <w:lang w:val="hu-HU"/>
+        </w:rPr>
+        <w:t xml:space="preserve"> – </w:t>
+      </w:r>
+      <w:r>
+        <w:rPr>
+          <w:lang w:val="hu-HU"/>
+        </w:rPr>
+        <w:t>colorT</w:t>
+      </w:r>
+      <w:r>
+        <w:rPr>
+          <w:lang w:val="hu-HU"/>
+        </w:rPr>
+        <w:t>ransition()</w:t>
+      </w:r>
+    </w:p>
+    <w:p>
+      <w:pPr>
+        <w:rPr>
+          <w:lang w:val="hu-HU"/>
+        </w:rPr>
+      </w:pPr>
+      <w:r>
+        <w:rPr>
+          <w:lang w:val="hu-HU"/>
+        </w:rPr>
+        <w:t>100 millisecundumonként vált</w:t>
+      </w:r>
+      <w:r>
+        <w:rPr>
+          <w:lang w:val="hu-HU"/>
+        </w:rPr>
+        <w:t>unk színt az összes leden.</w:t>
+      </w:r>
+    </w:p>
+    <w:p>
+      <w:pPr>
+        <w:rPr>
+          <w:lang w:val="hu-HU"/>
+        </w:rPr>
+      </w:pPr>
+      <w:r>
+        <w:rPr>
+          <w:lang w:val="hu-HU"/>
+        </w:rPr>
+        <w:t xml:space="preserve">FastLED könyvtár fill_solid() funkciója </w:t>
+      </w:r>
+      <w:r>
+        <w:rPr>
+          <w:lang w:val="hu-HU"/>
+        </w:rPr>
+        <w:t>beállítja egy adott színre az összes ledet.</w:t>
+      </w:r>
+    </w:p>
+    <w:p>
+      <w:pPr>
+        <w:rPr>
+          <w:lang w:val="hu-HU"/>
+        </w:rPr>
+      </w:pPr>
+      <w:r>
+        <w:rPr>
+          <w:lang w:val="hu-HU"/>
+        </w:rPr>
+        <w:t>A színeket a hue változóval változtatjuk.</w:t>
+      </w:r>
+    </w:p>
+    <w:p>
+      <w:pPr>
+        <w:pStyle w:val="Cmsor3"/>
+        <w:rPr>
+          <w:lang w:val="hu-HU"/>
+        </w:rPr>
+      </w:pPr>
+      <w:r>
+        <w:rPr>
+          <w:lang w:val="hu-HU"/>
+        </w:rPr>
+        <w:t>Karácsony – CHRISTMAS</w:t>
+      </w:r>
+      <w:r>
+        <w:rPr>
+          <w:lang w:val="hu-HU"/>
+        </w:rPr>
+        <w:t xml:space="preserve"> – christmas()</w:t>
+      </w:r>
+    </w:p>
+    <w:p>
+      <w:pPr>
+        <w:pStyle w:val="Cmsor3"/>
+        <w:rPr>
+          <w:lang w:val="hu-HU"/>
+        </w:rPr>
+      </w:pPr>
+      <w:r>
+        <w:rPr>
+          <w:lang w:val="hu-HU"/>
+        </w:rPr>
+        <w:t xml:space="preserve">Színválasztó </w:t>
+      </w:r>
+      <w:r>
+        <w:rPr>
+          <w:lang w:val="hu-HU"/>
+        </w:rPr>
+        <w:t>–</w:t>
+      </w:r>
+      <w:r>
+        <w:rPr>
+          <w:lang w:val="hu-HU"/>
+        </w:rPr>
+        <w:t xml:space="preserve"> COLORPICK</w:t>
+      </w:r>
+      <w:r>
+        <w:rPr>
+          <w:lang w:val="hu-HU"/>
+        </w:rPr>
+        <w:t xml:space="preserve"> – setColorFromString()</w:t>
+      </w:r>
+    </w:p>
+    <w:p>
+      <w:pPr>
+        <w:rPr>
+          <w:lang w:val="hu-HU"/>
+        </w:rPr>
+      </w:pPr>
+    </w:p>
+    <w:p>
+      <w:pPr>
+        <w:rPr>
+          <w:lang w:val="hu-HU"/>
+        </w:rPr>
+      </w:pPr>
+    </w:p>
+    <w:p>
+      <w:pPr>
+        <w:rPr>
+          <w:lang w:val="hu-HU"/>
+        </w:rPr>
+      </w:pPr>
+    </w:p>
+    <w:p>
+      <w:pPr>
+        <w:rPr>
+          <w:lang w:val="hu-HU"/>
+        </w:rPr>
+      </w:pPr>
+    </w:p>
+    <w:p/>
+    <w:p>
+      <w:pPr>
+        <w:jc w:val="center"/>
+      </w:pPr>
+    </w:p>
+    <w:p/>
+    <w:p/>
+    <w:p/>
     <w:sectPr>
       <w:pgSz w:w="11906" w:h="16838"/>
       <w:pgMar w:top="1417" w:right="1417" w:bottom="1417" w:left="1417" w:header="708" w:footer="708" w:gutter="0"/>
@@ -4158,4 +4432,16 @@
     </a:ext>
   </a:extLst>
 </a:theme>
+</file>
+
+<file path=customXml/item1.xml><?xml version="1.0" encoding="utf-8"?>
+<b:Sources xmlns:b="http://schemas.openxmlformats.org/officeDocument/2006/bibliography" xmlns="http://schemas.openxmlformats.org/officeDocument/2006/bibliography" SelectedStyle="\APASixthEditionOfficeOnline.xsl" StyleName="APA" Version="6"/>
+</file>
+
+<file path=customXml/itemProps1.xml><?xml version="1.0" encoding="utf-8"?>
+<ds:datastoreItem xmlns:ds="http://schemas.openxmlformats.org/officeDocument/2006/customXml" ds:itemID="{E064007F-3C27-47DC-A8CC-5BD4F61F20F7}">
+  <ds:schemaRefs>
+    <ds:schemaRef ds:uri="http://schemas.openxmlformats.org/officeDocument/2006/bibliography"/>
+  </ds:schemaRefs>
+</ds:datastoreItem>
 </file>
--- a/dok.docx
+++ b/dok.docx
@@ -4,942 +4,43 @@
   <w:body>
     <w:p>
       <w:pPr>
-        <w:pStyle w:val="Cm"/>
-        <w:jc w:val="center"/>
-      </w:pPr>
-      <w:r>
-        <w:t>Komócsin Ádám</w:t>
-      </w:r>
-    </w:p>
-    <w:p>
-      <w:pPr>
-        <w:pStyle w:val="Cm"/>
-        <w:jc w:val="center"/>
-      </w:pPr>
-      <w:r>
-        <w:t xml:space="preserve">LED vezérlése </w:t>
-      </w:r>
-      <w:r>
-        <w:t>Bluetooth-on keresztül</w:t>
-      </w:r>
-      <w:r>
-        <w:t xml:space="preserve"> Arduino UNO-val</w:t>
-      </w:r>
-    </w:p>
-    <w:sdt>
-      <w:sdtPr>
-        <w:rPr>
-          <w:rFonts w:asciiTheme="minorHAnsi" w:eastAsiaTheme="minorEastAsia" w:hAnsiTheme="minorHAnsi" w:cstheme="minorBidi"/>
-          <w:color w:val="auto"/>
-          <w:kern w:val="2"/>
-          <w:sz w:val="24"/>
-          <w:szCs w:val="24"/>
-          <w:lang w:val="hu-HU"/>
-          <w14:ligatures w14:val="standardContextual"/>
-        </w:rPr>
-        <w:id w:val="2026909824"/>
-        <w:docPartObj>
-          <w:docPartGallery w:val="Table of Contents"/>
-          <w:docPartUnique/>
-        </w:docPartObj>
-      </w:sdtPr>
-      <w:sdtEndPr>
-        <w:rPr>
-          <w:b/>
-          <w:bCs/>
-        </w:rPr>
-      </w:sdtEndPr>
-      <w:sdtContent>
-        <w:p>
-          <w:pPr>
-            <w:pStyle w:val="Tartalomjegyzkcmsora"/>
-          </w:pPr>
-          <w:r>
-            <w:rPr>
-              <w:lang w:val="hu-HU"/>
-            </w:rPr>
-            <w:t>Tartalom</w:t>
-          </w:r>
-        </w:p>
-        <w:p>
-          <w:pPr>
-            <w:pStyle w:val="TJ1"/>
-            <w:tabs>
-              <w:tab w:val="right" w:leader="dot" w:pos="9062"/>
-            </w:tabs>
-            <w:rPr>
-              <w:noProof/>
-              <w:lang w:val="hu-HU" w:eastAsia="hu-HU"/>
-            </w:rPr>
-          </w:pPr>
-          <w:r>
-            <w:fldChar w:fldCharType="begin"/>
-          </w:r>
-          <w:r>
-            <w:instrText xml:space="preserve"> TOC \o "1-3" \h \z \u </w:instrText>
-          </w:r>
-          <w:r>
-            <w:fldChar w:fldCharType="separate"/>
-          </w:r>
-          <w:hyperlink w:anchor="_Toc223644551" w:history="1">
-            <w:r>
-              <w:rPr>
-                <w:rStyle w:val="Hiperhivatkozs"/>
-                <w:noProof/>
-              </w:rPr>
-              <w:t>Felhasználói dokumentáció</w:t>
-            </w:r>
-            <w:r>
-              <w:rPr>
-                <w:noProof/>
-                <w:webHidden/>
-              </w:rPr>
-              <w:tab/>
-            </w:r>
-            <w:r>
-              <w:rPr>
-                <w:noProof/>
-                <w:webHidden/>
-              </w:rPr>
-              <w:fldChar w:fldCharType="begin"/>
-            </w:r>
-            <w:r>
-              <w:rPr>
-                <w:noProof/>
-                <w:webHidden/>
-              </w:rPr>
-              <w:instrText xml:space="preserve"> PAGEREF _Toc223644551 \h </w:instrText>
-            </w:r>
-            <w:r>
-              <w:rPr>
-                <w:noProof/>
-                <w:webHidden/>
-              </w:rPr>
-            </w:r>
-            <w:r>
-              <w:rPr>
-                <w:noProof/>
-                <w:webHidden/>
-              </w:rPr>
-              <w:fldChar w:fldCharType="separate"/>
-            </w:r>
-            <w:r>
-              <w:rPr>
-                <w:noProof/>
-                <w:webHidden/>
-              </w:rPr>
-              <w:t>1</w:t>
-            </w:r>
-            <w:r>
-              <w:rPr>
-                <w:noProof/>
-                <w:webHidden/>
-              </w:rPr>
-              <w:fldChar w:fldCharType="end"/>
-            </w:r>
-          </w:hyperlink>
-        </w:p>
-        <w:p>
-          <w:pPr>
-            <w:pStyle w:val="TJ2"/>
-            <w:tabs>
-              <w:tab w:val="right" w:leader="dot" w:pos="9062"/>
-            </w:tabs>
-            <w:rPr>
-              <w:noProof/>
-              <w:lang w:val="hu-HU" w:eastAsia="hu-HU"/>
-            </w:rPr>
-          </w:pPr>
-          <w:hyperlink w:anchor="_Toc223644552" w:history="1">
-            <w:r>
-              <w:rPr>
-                <w:rStyle w:val="Hiperhivatkozs"/>
-                <w:noProof/>
-              </w:rPr>
-              <w:t>Szükséges komponensek</w:t>
-            </w:r>
-            <w:r>
-              <w:rPr>
-                <w:noProof/>
-                <w:webHidden/>
-              </w:rPr>
-              <w:tab/>
-            </w:r>
-            <w:r>
-              <w:rPr>
-                <w:noProof/>
-                <w:webHidden/>
-              </w:rPr>
-              <w:fldChar w:fldCharType="begin"/>
-            </w:r>
-            <w:r>
-              <w:rPr>
-                <w:noProof/>
-                <w:webHidden/>
-              </w:rPr>
-              <w:instrText xml:space="preserve"> PAGEREF _Toc223644552 \h </w:instrText>
-            </w:r>
-            <w:r>
-              <w:rPr>
-                <w:noProof/>
-                <w:webHidden/>
-              </w:rPr>
-            </w:r>
-            <w:r>
-              <w:rPr>
-                <w:noProof/>
-                <w:webHidden/>
-              </w:rPr>
-              <w:fldChar w:fldCharType="separate"/>
-            </w:r>
-            <w:r>
-              <w:rPr>
-                <w:noProof/>
-                <w:webHidden/>
-              </w:rPr>
-              <w:t>1</w:t>
-            </w:r>
-            <w:r>
-              <w:rPr>
-                <w:noProof/>
-                <w:webHidden/>
-              </w:rPr>
-              <w:fldChar w:fldCharType="end"/>
-            </w:r>
-          </w:hyperlink>
-        </w:p>
-        <w:p>
-          <w:pPr>
-            <w:pStyle w:val="TJ2"/>
-            <w:tabs>
-              <w:tab w:val="right" w:leader="dot" w:pos="9062"/>
-            </w:tabs>
-            <w:rPr>
-              <w:noProof/>
-              <w:lang w:val="hu-HU" w:eastAsia="hu-HU"/>
-            </w:rPr>
-          </w:pPr>
-          <w:hyperlink w:anchor="_Toc223644553" w:history="1">
-            <w:r>
-              <w:rPr>
-                <w:rStyle w:val="Hiperhivatkozs"/>
-                <w:noProof/>
-              </w:rPr>
-              <w:t>Telefonos alkalmazás használata</w:t>
-            </w:r>
-            <w:r>
-              <w:rPr>
-                <w:noProof/>
-                <w:webHidden/>
-              </w:rPr>
-              <w:tab/>
-            </w:r>
-            <w:r>
-              <w:rPr>
-                <w:noProof/>
-                <w:webHidden/>
-              </w:rPr>
-              <w:fldChar w:fldCharType="begin"/>
-            </w:r>
-            <w:r>
-              <w:rPr>
-                <w:noProof/>
-                <w:webHidden/>
-              </w:rPr>
-              <w:instrText xml:space="preserve"> PAGEREF _Toc223644553 \h </w:instrText>
-            </w:r>
-            <w:r>
-              <w:rPr>
-                <w:noProof/>
-                <w:webHidden/>
-              </w:rPr>
-            </w:r>
-            <w:r>
-              <w:rPr>
-                <w:noProof/>
-                <w:webHidden/>
-              </w:rPr>
-              <w:fldChar w:fldCharType="separate"/>
-            </w:r>
-            <w:r>
-              <w:rPr>
-                <w:noProof/>
-                <w:webHidden/>
-              </w:rPr>
-              <w:t>2</w:t>
-            </w:r>
-            <w:r>
-              <w:rPr>
-                <w:noProof/>
-                <w:webHidden/>
-              </w:rPr>
-              <w:fldChar w:fldCharType="end"/>
-            </w:r>
-          </w:hyperlink>
-        </w:p>
-        <w:p>
-          <w:pPr>
-            <w:pStyle w:val="TJ1"/>
-            <w:tabs>
-              <w:tab w:val="right" w:leader="dot" w:pos="9062"/>
-            </w:tabs>
-            <w:rPr>
-              <w:noProof/>
-              <w:lang w:val="hu-HU" w:eastAsia="hu-HU"/>
-            </w:rPr>
-          </w:pPr>
-          <w:hyperlink w:anchor="_Toc223644554" w:history="1">
-            <w:r>
-              <w:rPr>
-                <w:rStyle w:val="Hiperhivatkozs"/>
-                <w:noProof/>
-              </w:rPr>
-              <w:t>Fejlesztői dokumentáció</w:t>
-            </w:r>
-            <w:r>
-              <w:rPr>
-                <w:noProof/>
-                <w:webHidden/>
-              </w:rPr>
-              <w:tab/>
-            </w:r>
-            <w:r>
-              <w:rPr>
-                <w:noProof/>
-                <w:webHidden/>
-              </w:rPr>
-              <w:fldChar w:fldCharType="begin"/>
-            </w:r>
-            <w:r>
-              <w:rPr>
-                <w:noProof/>
-                <w:webHidden/>
-              </w:rPr>
-              <w:instrText xml:space="preserve"> PAGEREF _Toc223644554 \h </w:instrText>
-            </w:r>
-            <w:r>
-              <w:rPr>
-                <w:noProof/>
-                <w:webHidden/>
-              </w:rPr>
-            </w:r>
-            <w:r>
-              <w:rPr>
-                <w:noProof/>
-                <w:webHidden/>
-              </w:rPr>
-              <w:fldChar w:fldCharType="separate"/>
-            </w:r>
-            <w:r>
-              <w:rPr>
-                <w:noProof/>
-                <w:webHidden/>
-              </w:rPr>
-              <w:t>5</w:t>
-            </w:r>
-            <w:r>
-              <w:rPr>
-                <w:noProof/>
-                <w:webHidden/>
-              </w:rPr>
-              <w:fldChar w:fldCharType="end"/>
-            </w:r>
-          </w:hyperlink>
-        </w:p>
-        <w:p>
-          <w:pPr>
-            <w:pStyle w:val="TJ2"/>
-            <w:tabs>
-              <w:tab w:val="right" w:leader="dot" w:pos="9062"/>
-            </w:tabs>
-            <w:rPr>
-              <w:noProof/>
-              <w:lang w:val="hu-HU" w:eastAsia="hu-HU"/>
-            </w:rPr>
-          </w:pPr>
-          <w:hyperlink w:anchor="_Toc223644555" w:history="1">
-            <w:r>
-              <w:rPr>
-                <w:rStyle w:val="Hiperhivatkozs"/>
-                <w:noProof/>
-              </w:rPr>
-              <w:t>Telefonos alkalmazás kódja</w:t>
-            </w:r>
-            <w:r>
-              <w:rPr>
-                <w:noProof/>
-                <w:webHidden/>
-              </w:rPr>
-              <w:tab/>
-            </w:r>
-            <w:r>
-              <w:rPr>
-                <w:noProof/>
-                <w:webHidden/>
-              </w:rPr>
-              <w:fldChar w:fldCharType="begin"/>
-            </w:r>
-            <w:r>
-              <w:rPr>
-                <w:noProof/>
-                <w:webHidden/>
-              </w:rPr>
-              <w:instrText xml:space="preserve"> PAGEREF _Toc223644555 \h </w:instrText>
-            </w:r>
-            <w:r>
-              <w:rPr>
-                <w:noProof/>
-                <w:webHidden/>
-              </w:rPr>
-            </w:r>
-            <w:r>
-              <w:rPr>
-                <w:noProof/>
-                <w:webHidden/>
-              </w:rPr>
-              <w:fldChar w:fldCharType="separate"/>
-            </w:r>
-            <w:r>
-              <w:rPr>
-                <w:noProof/>
-                <w:webHidden/>
-              </w:rPr>
-              <w:t>5</w:t>
-            </w:r>
-            <w:r>
-              <w:rPr>
-                <w:noProof/>
-                <w:webHidden/>
-              </w:rPr>
-              <w:fldChar w:fldCharType="end"/>
-            </w:r>
-          </w:hyperlink>
-        </w:p>
-        <w:p>
-          <w:pPr>
-            <w:pStyle w:val="TJ3"/>
-            <w:tabs>
-              <w:tab w:val="right" w:leader="dot" w:pos="9062"/>
-            </w:tabs>
-            <w:rPr>
-              <w:noProof/>
-              <w:lang w:val="hu-HU" w:eastAsia="hu-HU"/>
-            </w:rPr>
-          </w:pPr>
-          <w:hyperlink w:anchor="_Toc223644556" w:history="1">
-            <w:r>
-              <w:rPr>
-                <w:rStyle w:val="Hiperhivatkozs"/>
-                <w:noProof/>
-              </w:rPr>
-              <w:t>Bluetooth kezelés</w:t>
-            </w:r>
-            <w:r>
-              <w:rPr>
-                <w:noProof/>
-                <w:webHidden/>
-              </w:rPr>
-              <w:tab/>
-            </w:r>
-            <w:r>
-              <w:rPr>
-                <w:noProof/>
-                <w:webHidden/>
-              </w:rPr>
-              <w:fldChar w:fldCharType="begin"/>
-            </w:r>
-            <w:r>
-              <w:rPr>
-                <w:noProof/>
-                <w:webHidden/>
-              </w:rPr>
-              <w:instrText xml:space="preserve"> PAGEREF _Toc223644556 \h </w:instrText>
-            </w:r>
-            <w:r>
-              <w:rPr>
-                <w:noProof/>
-                <w:webHidden/>
-              </w:rPr>
-            </w:r>
-            <w:r>
-              <w:rPr>
-                <w:noProof/>
-                <w:webHidden/>
-              </w:rPr>
-              <w:fldChar w:fldCharType="separate"/>
-            </w:r>
-            <w:r>
-              <w:rPr>
-                <w:noProof/>
-                <w:webHidden/>
-              </w:rPr>
-              <w:t>5</w:t>
-            </w:r>
-            <w:r>
-              <w:rPr>
-                <w:noProof/>
-                <w:webHidden/>
-              </w:rPr>
-              <w:fldChar w:fldCharType="end"/>
-            </w:r>
-          </w:hyperlink>
-        </w:p>
-        <w:p>
-          <w:pPr>
-            <w:pStyle w:val="TJ3"/>
-            <w:tabs>
-              <w:tab w:val="right" w:leader="dot" w:pos="9062"/>
-            </w:tabs>
-            <w:rPr>
-              <w:noProof/>
-              <w:lang w:val="hu-HU" w:eastAsia="hu-HU"/>
-            </w:rPr>
-          </w:pPr>
-          <w:hyperlink w:anchor="_Toc223644557" w:history="1">
-            <w:r>
-              <w:rPr>
-                <w:rStyle w:val="Hiperhivatkozs"/>
-                <w:noProof/>
-              </w:rPr>
-              <w:t>Gombok</w:t>
-            </w:r>
-            <w:r>
-              <w:rPr>
-                <w:noProof/>
-                <w:webHidden/>
-              </w:rPr>
-              <w:tab/>
-            </w:r>
-            <w:r>
-              <w:rPr>
-                <w:noProof/>
-                <w:webHidden/>
-              </w:rPr>
-              <w:fldChar w:fldCharType="begin"/>
-            </w:r>
-            <w:r>
-              <w:rPr>
-                <w:noProof/>
-                <w:webHidden/>
-              </w:rPr>
-              <w:instrText xml:space="preserve"> PAGEREF _Toc223644557 \h </w:instrText>
-            </w:r>
-            <w:r>
-              <w:rPr>
-                <w:noProof/>
-                <w:webHidden/>
-              </w:rPr>
-            </w:r>
-            <w:r>
-              <w:rPr>
-                <w:noProof/>
-                <w:webHidden/>
-              </w:rPr>
-              <w:fldChar w:fldCharType="separate"/>
-            </w:r>
-            <w:r>
-              <w:rPr>
-                <w:noProof/>
-                <w:webHidden/>
-              </w:rPr>
-              <w:t>5</w:t>
-            </w:r>
-            <w:r>
-              <w:rPr>
-                <w:noProof/>
-                <w:webHidden/>
-              </w:rPr>
-              <w:fldChar w:fldCharType="end"/>
-            </w:r>
-          </w:hyperlink>
-        </w:p>
-        <w:p>
-          <w:pPr>
-            <w:pStyle w:val="TJ3"/>
-            <w:tabs>
-              <w:tab w:val="right" w:leader="dot" w:pos="9062"/>
-            </w:tabs>
-            <w:rPr>
-              <w:noProof/>
-              <w:lang w:val="hu-HU" w:eastAsia="hu-HU"/>
-            </w:rPr>
-          </w:pPr>
-          <w:hyperlink w:anchor="_Toc223644558" w:history="1">
-            <w:r>
-              <w:rPr>
-                <w:rStyle w:val="Hiperhivatkozs"/>
-                <w:noProof/>
-              </w:rPr>
-              <w:t>Színválasztás</w:t>
-            </w:r>
-            <w:r>
-              <w:rPr>
-                <w:noProof/>
-                <w:webHidden/>
-              </w:rPr>
-              <w:tab/>
-            </w:r>
-            <w:r>
-              <w:rPr>
-                <w:noProof/>
-                <w:webHidden/>
-              </w:rPr>
-              <w:fldChar w:fldCharType="begin"/>
-            </w:r>
-            <w:r>
-              <w:rPr>
-                <w:noProof/>
-                <w:webHidden/>
-              </w:rPr>
-              <w:instrText xml:space="preserve"> PAGEREF _Toc223644558 \h </w:instrText>
-            </w:r>
-            <w:r>
-              <w:rPr>
-                <w:noProof/>
-                <w:webHidden/>
-              </w:rPr>
-            </w:r>
-            <w:r>
-              <w:rPr>
-                <w:noProof/>
-                <w:webHidden/>
-              </w:rPr>
-              <w:fldChar w:fldCharType="separate"/>
-            </w:r>
-            <w:r>
-              <w:rPr>
-                <w:noProof/>
-                <w:webHidden/>
-              </w:rPr>
-              <w:t>6</w:t>
-            </w:r>
-            <w:r>
-              <w:rPr>
-                <w:noProof/>
-                <w:webHidden/>
-              </w:rPr>
-              <w:fldChar w:fldCharType="end"/>
-            </w:r>
-          </w:hyperlink>
-        </w:p>
-        <w:p>
-          <w:pPr>
-            <w:pStyle w:val="TJ2"/>
-            <w:tabs>
-              <w:tab w:val="right" w:leader="dot" w:pos="9062"/>
-            </w:tabs>
-            <w:rPr>
-              <w:noProof/>
-              <w:lang w:val="hu-HU" w:eastAsia="hu-HU"/>
-            </w:rPr>
-          </w:pPr>
-          <w:hyperlink w:anchor="_Toc223644559" w:history="1">
-            <w:r>
-              <w:rPr>
-                <w:rStyle w:val="Hiperhivatkozs"/>
-                <w:noProof/>
-              </w:rPr>
-              <w:t>Hardware</w:t>
-            </w:r>
-            <w:r>
-              <w:rPr>
-                <w:noProof/>
-                <w:webHidden/>
-              </w:rPr>
-              <w:tab/>
-            </w:r>
-            <w:r>
-              <w:rPr>
-                <w:noProof/>
-                <w:webHidden/>
-              </w:rPr>
-              <w:fldChar w:fldCharType="begin"/>
-            </w:r>
-            <w:r>
-              <w:rPr>
-                <w:noProof/>
-                <w:webHidden/>
-              </w:rPr>
-              <w:instrText xml:space="preserve"> PAGEREF _Toc223644559 \h </w:instrText>
-            </w:r>
-            <w:r>
-              <w:rPr>
-                <w:noProof/>
-                <w:webHidden/>
-              </w:rPr>
-            </w:r>
-            <w:r>
-              <w:rPr>
-                <w:noProof/>
-                <w:webHidden/>
-              </w:rPr>
-              <w:fldChar w:fldCharType="separate"/>
-            </w:r>
-            <w:r>
-              <w:rPr>
-                <w:noProof/>
-                <w:webHidden/>
-              </w:rPr>
-              <w:t>7</w:t>
-            </w:r>
-            <w:r>
-              <w:rPr>
-                <w:noProof/>
-                <w:webHidden/>
-              </w:rPr>
-              <w:fldChar w:fldCharType="end"/>
-            </w:r>
-          </w:hyperlink>
-        </w:p>
-        <w:p>
-          <w:pPr>
-            <w:pStyle w:val="TJ3"/>
-            <w:tabs>
-              <w:tab w:val="right" w:leader="dot" w:pos="9062"/>
-            </w:tabs>
-            <w:rPr>
-              <w:noProof/>
-              <w:lang w:val="hu-HU" w:eastAsia="hu-HU"/>
-            </w:rPr>
-          </w:pPr>
-          <w:hyperlink w:anchor="_Toc223644560" w:history="1">
-            <w:r>
-              <w:rPr>
-                <w:rStyle w:val="Hiperhivatkozs"/>
-                <w:noProof/>
-              </w:rPr>
-              <w:t>Szükséges elektronikai eszközök</w:t>
-            </w:r>
-            <w:r>
-              <w:rPr>
-                <w:noProof/>
-                <w:webHidden/>
-              </w:rPr>
-              <w:tab/>
-            </w:r>
-            <w:r>
-              <w:rPr>
-                <w:noProof/>
-                <w:webHidden/>
-              </w:rPr>
-              <w:fldChar w:fldCharType="begin"/>
-            </w:r>
-            <w:r>
-              <w:rPr>
-                <w:noProof/>
-                <w:webHidden/>
-              </w:rPr>
-              <w:instrText xml:space="preserve"> PAGEREF _Toc223644560 \h </w:instrText>
-            </w:r>
-            <w:r>
-              <w:rPr>
-                <w:noProof/>
-                <w:webHidden/>
-              </w:rPr>
-            </w:r>
-            <w:r>
-              <w:rPr>
-                <w:noProof/>
-                <w:webHidden/>
-              </w:rPr>
-              <w:fldChar w:fldCharType="separate"/>
-            </w:r>
-            <w:r>
-              <w:rPr>
-                <w:noProof/>
-                <w:webHidden/>
-              </w:rPr>
-              <w:t>7</w:t>
-            </w:r>
-            <w:r>
-              <w:rPr>
-                <w:noProof/>
-                <w:webHidden/>
-              </w:rPr>
-              <w:fldChar w:fldCharType="end"/>
-            </w:r>
-          </w:hyperlink>
-        </w:p>
-        <w:p>
-          <w:pPr>
-            <w:pStyle w:val="TJ3"/>
-            <w:tabs>
-              <w:tab w:val="right" w:leader="dot" w:pos="9062"/>
-            </w:tabs>
-            <w:rPr>
-              <w:noProof/>
-              <w:lang w:val="hu-HU" w:eastAsia="hu-HU"/>
-            </w:rPr>
-          </w:pPr>
-          <w:hyperlink w:anchor="_Toc223644561" w:history="1">
-            <w:r>
-              <w:rPr>
-                <w:rStyle w:val="Hiperhivatkozs"/>
-                <w:noProof/>
-              </w:rPr>
-              <w:t>Elektronikai eszközök összekapcsolása</w:t>
-            </w:r>
-            <w:r>
-              <w:rPr>
-                <w:noProof/>
-                <w:webHidden/>
-              </w:rPr>
-              <w:tab/>
-            </w:r>
-            <w:r>
-              <w:rPr>
-                <w:noProof/>
-                <w:webHidden/>
-              </w:rPr>
-              <w:fldChar w:fldCharType="begin"/>
-            </w:r>
-            <w:r>
-              <w:rPr>
-                <w:noProof/>
-                <w:webHidden/>
-              </w:rPr>
-              <w:instrText xml:space="preserve"> PAGEREF _Toc223644561 \h </w:instrText>
-            </w:r>
-            <w:r>
-              <w:rPr>
-                <w:noProof/>
-                <w:webHidden/>
-              </w:rPr>
-            </w:r>
-            <w:r>
-              <w:rPr>
-                <w:noProof/>
-                <w:webHidden/>
-              </w:rPr>
-              <w:fldChar w:fldCharType="separate"/>
-            </w:r>
-            <w:r>
-              <w:rPr>
-                <w:noProof/>
-                <w:webHidden/>
-              </w:rPr>
-              <w:t>7</w:t>
-            </w:r>
-            <w:r>
-              <w:rPr>
-                <w:noProof/>
-                <w:webHidden/>
-              </w:rPr>
-              <w:fldChar w:fldCharType="end"/>
-            </w:r>
-          </w:hyperlink>
-        </w:p>
-        <w:p>
-          <w:pPr>
-            <w:pStyle w:val="TJ2"/>
-            <w:tabs>
-              <w:tab w:val="right" w:leader="dot" w:pos="9062"/>
-            </w:tabs>
-            <w:rPr>
-              <w:noProof/>
-              <w:lang w:val="hu-HU" w:eastAsia="hu-HU"/>
-            </w:rPr>
-          </w:pPr>
-          <w:hyperlink w:anchor="_Toc223644562" w:history="1">
-            <w:r>
-              <w:rPr>
-                <w:rStyle w:val="Hiperhivatkozs"/>
-                <w:noProof/>
-              </w:rPr>
-              <w:t>Arduino kód</w:t>
-            </w:r>
-            <w:r>
-              <w:rPr>
-                <w:noProof/>
-                <w:webHidden/>
-              </w:rPr>
-              <w:tab/>
-            </w:r>
-            <w:r>
-              <w:rPr>
-                <w:noProof/>
-                <w:webHidden/>
-              </w:rPr>
-              <w:fldChar w:fldCharType="begin"/>
-            </w:r>
-            <w:r>
-              <w:rPr>
-                <w:noProof/>
-                <w:webHidden/>
-              </w:rPr>
-              <w:instrText xml:space="preserve"> PAGEREF _Toc223644562 \h </w:instrText>
-            </w:r>
-            <w:r>
-              <w:rPr>
-                <w:noProof/>
-                <w:webHidden/>
-              </w:rPr>
-            </w:r>
-            <w:r>
-              <w:rPr>
-                <w:noProof/>
-                <w:webHidden/>
-              </w:rPr>
-              <w:fldChar w:fldCharType="separate"/>
-            </w:r>
-            <w:r>
-              <w:rPr>
-                <w:noProof/>
-                <w:webHidden/>
-              </w:rPr>
-              <w:t>10</w:t>
-            </w:r>
-            <w:r>
-              <w:rPr>
-                <w:noProof/>
-                <w:webHidden/>
-              </w:rPr>
-              <w:fldChar w:fldCharType="end"/>
-            </w:r>
-          </w:hyperlink>
-        </w:p>
-        <w:p>
-          <w:r>
-            <w:rPr>
-              <w:b/>
-              <w:bCs/>
-              <w:lang w:val="hu-HU"/>
-            </w:rPr>
-            <w:fldChar w:fldCharType="end"/>
-          </w:r>
-        </w:p>
-      </w:sdtContent>
-    </w:sdt>
-    <w:bookmarkStart w:id="0" w:name="_Toc223644551" w:displacedByCustomXml="prev"/>
-    <w:p/>
-    <w:p/>
-    <w:p/>
-    <w:p/>
-    <w:p/>
-    <w:bookmarkEnd w:id="0"/>
-    <w:p/>
-    <w:p/>
-    <w:p/>
-    <w:p/>
-    <w:p/>
-    <w:p>
-      <w:pPr>
         <w:pStyle w:val="Cmsor1"/>
       </w:pPr>
-      <w:r>
-        <w:lastRenderedPageBreak/>
-        <w:t>Felhasználói dokumentáció</w:t>
-      </w:r>
+      <w:bookmarkStart w:id="0" w:name="_Toc224988070"/>
+      <w:proofErr w:type="spellStart"/>
+      <w:r>
+        <w:t>Felhasználói</w:t>
+      </w:r>
+      <w:proofErr w:type="spellEnd"/>
+      <w:r>
+        <w:t xml:space="preserve"> </w:t>
+      </w:r>
+      <w:proofErr w:type="spellStart"/>
+      <w:r>
+        <w:t>dokumentáció</w:t>
+      </w:r>
+      <w:bookmarkEnd w:id="0"/>
+      <w:proofErr w:type="spellEnd"/>
     </w:p>
     <w:p>
       <w:pPr>
         <w:pStyle w:val="Cmsor2"/>
       </w:pPr>
-      <w:bookmarkStart w:id="1" w:name="_Toc223644552"/>
-      <w:r>
-        <w:t>Szükséges komponensek</w:t>
+      <w:bookmarkStart w:id="1" w:name="_Toc224988071"/>
+      <w:proofErr w:type="spellStart"/>
+      <w:r>
+        <w:t>Szükséges</w:t>
+      </w:r>
+      <w:proofErr w:type="spellEnd"/>
+      <w:r>
+        <w:t xml:space="preserve"> </w:t>
+      </w:r>
+      <w:proofErr w:type="spellStart"/>
+      <w:r>
+        <w:t>komponensek</w:t>
       </w:r>
       <w:bookmarkEnd w:id="1"/>
+      <w:proofErr w:type="spellEnd"/>
       <w:r>
         <w:t xml:space="preserve"> </w:t>
       </w:r>
@@ -952,15 +53,46 @@
           <w:numId w:val="1"/>
         </w:numPr>
       </w:pPr>
-      <w:r>
-        <w:t>Telefon, amire telepítve van a</w:t>
-      </w:r>
-      <w:r>
-        <w:t xml:space="preserve"> vezérlő</w:t>
-      </w:r>
-      <w:r>
-        <w:t xml:space="preserve"> alkalmazás</w:t>
-      </w:r>
+      <w:proofErr w:type="spellStart"/>
+      <w:r>
+        <w:t>Telefon</w:t>
+      </w:r>
+      <w:proofErr w:type="spellEnd"/>
+      <w:r>
+        <w:t xml:space="preserve">, </w:t>
+      </w:r>
+      <w:proofErr w:type="spellStart"/>
+      <w:r>
+        <w:t>amire</w:t>
+      </w:r>
+      <w:proofErr w:type="spellEnd"/>
+      <w:r>
+        <w:t xml:space="preserve"> </w:t>
+      </w:r>
+      <w:proofErr w:type="spellStart"/>
+      <w:r>
+        <w:t>telepítve</w:t>
+      </w:r>
+      <w:proofErr w:type="spellEnd"/>
+      <w:r>
+        <w:t xml:space="preserve"> van a</w:t>
+      </w:r>
+      <w:r>
+        <w:t xml:space="preserve"> </w:t>
+      </w:r>
+      <w:proofErr w:type="spellStart"/>
+      <w:r>
+        <w:t>vezérlő</w:t>
+      </w:r>
+      <w:proofErr w:type="spellEnd"/>
+      <w:r>
+        <w:t xml:space="preserve"> </w:t>
+      </w:r>
+      <w:proofErr w:type="spellStart"/>
+      <w:r>
+        <w:t>alkalmazás</w:t>
+      </w:r>
+      <w:proofErr w:type="spellEnd"/>
     </w:p>
     <w:p>
       <w:pPr>
@@ -970,8 +102,45 @@
           <w:numId w:val="1"/>
         </w:numPr>
       </w:pPr>
-      <w:r>
-        <w:t>Tesztelés esetén lehet használni a Serial Bluetooth Terminal appot is</w:t>
+      <w:proofErr w:type="spellStart"/>
+      <w:r>
+        <w:t>Tesztelés</w:t>
+      </w:r>
+      <w:proofErr w:type="spellEnd"/>
+      <w:r>
+        <w:t xml:space="preserve"> </w:t>
+      </w:r>
+      <w:proofErr w:type="spellStart"/>
+      <w:r>
+        <w:t>esetén</w:t>
+      </w:r>
+      <w:proofErr w:type="spellEnd"/>
+      <w:r>
+        <w:t xml:space="preserve"> </w:t>
+      </w:r>
+      <w:proofErr w:type="spellStart"/>
+      <w:r>
+        <w:t>lehet</w:t>
+      </w:r>
+      <w:proofErr w:type="spellEnd"/>
+      <w:r>
+        <w:t xml:space="preserve"> </w:t>
+      </w:r>
+      <w:proofErr w:type="spellStart"/>
+      <w:r>
+        <w:t>használni</w:t>
+      </w:r>
+      <w:proofErr w:type="spellEnd"/>
+      <w:r>
+        <w:t xml:space="preserve"> a Serial Bluetooth Terminal </w:t>
+      </w:r>
+      <w:proofErr w:type="spellStart"/>
+      <w:r>
+        <w:t>appot</w:t>
+      </w:r>
+      <w:proofErr w:type="spellEnd"/>
+      <w:r>
+        <w:t xml:space="preserve"> is</w:t>
       </w:r>
     </w:p>
     <w:p>
@@ -983,8 +152,21 @@
         </w:numPr>
       </w:pPr>
       <w:r>
-        <w:t>Maga az Arduino projekt</w:t>
-      </w:r>
+        <w:t xml:space="preserve">Maga </w:t>
+      </w:r>
+      <w:proofErr w:type="spellStart"/>
+      <w:r>
+        <w:t>az</w:t>
+      </w:r>
+      <w:proofErr w:type="spellEnd"/>
+      <w:r>
+        <w:t xml:space="preserve"> Arduino </w:t>
+      </w:r>
+      <w:proofErr w:type="spellStart"/>
+      <w:r>
+        <w:t>projekt</w:t>
+      </w:r>
+      <w:proofErr w:type="spellEnd"/>
     </w:p>
     <w:p>
       <w:pPr>
@@ -1048,17 +230,29 @@
       <w:pPr>
         <w:pStyle w:val="Cmsor2"/>
       </w:pPr>
-      <w:bookmarkStart w:id="2" w:name="_Toc223644553"/>
+      <w:bookmarkStart w:id="2" w:name="_Toc224988072"/>
+      <w:proofErr w:type="spellStart"/>
       <w:r>
         <w:t>Telefonos</w:t>
       </w:r>
-      <w:r>
-        <w:t xml:space="preserve"> alkalmazás</w:t>
-      </w:r>
-      <w:r>
-        <w:t xml:space="preserve"> használata</w:t>
+      <w:proofErr w:type="spellEnd"/>
+      <w:r>
+        <w:t xml:space="preserve"> </w:t>
+      </w:r>
+      <w:proofErr w:type="spellStart"/>
+      <w:r>
+        <w:t>alkalmazás</w:t>
+      </w:r>
+      <w:proofErr w:type="spellEnd"/>
+      <w:r>
+        <w:t xml:space="preserve"> </w:t>
+      </w:r>
+      <w:proofErr w:type="spellStart"/>
+      <w:r>
+        <w:t>használata</w:t>
       </w:r>
       <w:bookmarkEnd w:id="2"/>
+      <w:proofErr w:type="spellEnd"/>
     </w:p>
     <w:p>
       <w:pPr>
@@ -1068,11 +262,45 @@
           <w:numId w:val="2"/>
         </w:numPr>
       </w:pPr>
-      <w:r>
-        <w:t xml:space="preserve">Első lépésként </w:t>
-      </w:r>
-      <w:r>
-        <w:t>adjunk áramot a projektnek.</w:t>
+      <w:proofErr w:type="spellStart"/>
+      <w:r>
+        <w:t>Első</w:t>
+      </w:r>
+      <w:proofErr w:type="spellEnd"/>
+      <w:r>
+        <w:t xml:space="preserve"> </w:t>
+      </w:r>
+      <w:proofErr w:type="spellStart"/>
+      <w:r>
+        <w:t>lépésként</w:t>
+      </w:r>
+      <w:proofErr w:type="spellEnd"/>
+      <w:r>
+        <w:t xml:space="preserve"> </w:t>
+      </w:r>
+      <w:proofErr w:type="spellStart"/>
+      <w:r>
+        <w:t>adjunk</w:t>
+      </w:r>
+      <w:proofErr w:type="spellEnd"/>
+      <w:r>
+        <w:t xml:space="preserve"> </w:t>
+      </w:r>
+      <w:proofErr w:type="spellStart"/>
+      <w:r>
+        <w:t>áramot</w:t>
+      </w:r>
+      <w:proofErr w:type="spellEnd"/>
+      <w:r>
+        <w:t xml:space="preserve"> a </w:t>
+      </w:r>
+      <w:proofErr w:type="spellStart"/>
+      <w:r>
+        <w:t>projektnek</w:t>
+      </w:r>
+      <w:proofErr w:type="spellEnd"/>
+      <w:r>
+        <w:t>.</w:t>
       </w:r>
     </w:p>
     <w:p>
@@ -1083,15 +311,67 @@
           <w:numId w:val="2"/>
         </w:numPr>
       </w:pPr>
-      <w:r>
-        <w:t xml:space="preserve">Ezután </w:t>
-      </w:r>
-      <w:r>
-        <w:t>kapcsoljuk be a Bluetooth-t a telefonon</w:t>
-      </w:r>
-      <w:r>
-        <w:t xml:space="preserve"> és párosítsuk össze a LED elnevezésű Bluetooth eszközzel</w:t>
-      </w:r>
+      <w:proofErr w:type="spellStart"/>
+      <w:r>
+        <w:t>Ezután</w:t>
+      </w:r>
+      <w:proofErr w:type="spellEnd"/>
+      <w:r>
+        <w:t xml:space="preserve"> </w:t>
+      </w:r>
+      <w:proofErr w:type="spellStart"/>
+      <w:r>
+        <w:t>kapcsoljuk</w:t>
+      </w:r>
+      <w:proofErr w:type="spellEnd"/>
+      <w:r>
+        <w:t xml:space="preserve"> be a Bluetooth-t a </w:t>
+      </w:r>
+      <w:proofErr w:type="spellStart"/>
+      <w:r>
+        <w:t>telefonon</w:t>
+      </w:r>
+      <w:proofErr w:type="spellEnd"/>
+      <w:r>
+        <w:t xml:space="preserve"> </w:t>
+      </w:r>
+      <w:proofErr w:type="spellStart"/>
+      <w:r>
+        <w:t>és</w:t>
+      </w:r>
+      <w:proofErr w:type="spellEnd"/>
+      <w:r>
+        <w:t xml:space="preserve"> </w:t>
+      </w:r>
+      <w:proofErr w:type="spellStart"/>
+      <w:r>
+        <w:t>párosítsuk</w:t>
+      </w:r>
+      <w:proofErr w:type="spellEnd"/>
+      <w:r>
+        <w:t xml:space="preserve"> </w:t>
+      </w:r>
+      <w:proofErr w:type="spellStart"/>
+      <w:r>
+        <w:t>össze</w:t>
+      </w:r>
+      <w:proofErr w:type="spellEnd"/>
+      <w:r>
+        <w:t xml:space="preserve"> a LED </w:t>
+      </w:r>
+      <w:proofErr w:type="spellStart"/>
+      <w:r>
+        <w:t>elnevezésű</w:t>
+      </w:r>
+      <w:proofErr w:type="spellEnd"/>
+      <w:r>
+        <w:t xml:space="preserve"> Bluetooth </w:t>
+      </w:r>
+      <w:proofErr w:type="spellStart"/>
+      <w:r>
+        <w:t>eszközzel</w:t>
+      </w:r>
+      <w:proofErr w:type="spellEnd"/>
     </w:p>
     <w:p>
       <w:pPr>
@@ -1156,14 +436,69 @@
         <w:ind w:left="360"/>
       </w:pPr>
       <w:r>
-        <w:t xml:space="preserve">A párosítás során </w:t>
-      </w:r>
-      <w:r>
-        <w:t>szükséges jelszót megadni, ez alapértelmezetten</w:t>
-      </w:r>
-      <w:r>
-        <w:t xml:space="preserve"> 1234 vagy</w:t>
-      </w:r>
+        <w:t xml:space="preserve">A </w:t>
+      </w:r>
+      <w:proofErr w:type="spellStart"/>
+      <w:r>
+        <w:t>párosítás</w:t>
+      </w:r>
+      <w:proofErr w:type="spellEnd"/>
+      <w:r>
+        <w:t xml:space="preserve"> </w:t>
+      </w:r>
+      <w:proofErr w:type="spellStart"/>
+      <w:r>
+        <w:t>során</w:t>
+      </w:r>
+      <w:proofErr w:type="spellEnd"/>
+      <w:r>
+        <w:t xml:space="preserve"> </w:t>
+      </w:r>
+      <w:proofErr w:type="spellStart"/>
+      <w:r>
+        <w:t>szükséges</w:t>
+      </w:r>
+      <w:proofErr w:type="spellEnd"/>
+      <w:r>
+        <w:t xml:space="preserve"> </w:t>
+      </w:r>
+      <w:proofErr w:type="spellStart"/>
+      <w:r>
+        <w:t>jelszót</w:t>
+      </w:r>
+      <w:proofErr w:type="spellEnd"/>
+      <w:r>
+        <w:t xml:space="preserve"> </w:t>
+      </w:r>
+      <w:proofErr w:type="spellStart"/>
+      <w:r>
+        <w:t>megadni</w:t>
+      </w:r>
+      <w:proofErr w:type="spellEnd"/>
+      <w:r>
+        <w:t xml:space="preserve">, </w:t>
+      </w:r>
+      <w:proofErr w:type="spellStart"/>
+      <w:r>
+        <w:t>ez</w:t>
+      </w:r>
+      <w:proofErr w:type="spellEnd"/>
+      <w:r>
+        <w:t xml:space="preserve"> </w:t>
+      </w:r>
+      <w:proofErr w:type="spellStart"/>
+      <w:r>
+        <w:t>alapértelmezetten</w:t>
+      </w:r>
+      <w:proofErr w:type="spellEnd"/>
+      <w:r>
+        <w:t xml:space="preserve"> 1234 </w:t>
+      </w:r>
+      <w:proofErr w:type="spellStart"/>
+      <w:r>
+        <w:t>vagy</w:t>
+      </w:r>
+      <w:proofErr w:type="spellEnd"/>
       <w:r>
         <w:t xml:space="preserve"> 0000</w:t>
       </w:r>
@@ -1176,11 +511,102 @@
           <w:numId w:val="2"/>
         </w:numPr>
       </w:pPr>
-      <w:r>
-        <w:t>Sikeres párosítást követően indíthatjuk az alkalmazást</w:t>
-      </w:r>
-      <w:r>
-        <w:t>. Indítást követően ez a felület fogad minket:</w:t>
+      <w:proofErr w:type="spellStart"/>
+      <w:r>
+        <w:lastRenderedPageBreak/>
+        <w:t>Sikeres</w:t>
+      </w:r>
+      <w:proofErr w:type="spellEnd"/>
+      <w:r>
+        <w:t xml:space="preserve"> </w:t>
+      </w:r>
+      <w:proofErr w:type="spellStart"/>
+      <w:r>
+        <w:t>párosítást</w:t>
+      </w:r>
+      <w:proofErr w:type="spellEnd"/>
+      <w:r>
+        <w:t xml:space="preserve"> </w:t>
+      </w:r>
+      <w:proofErr w:type="spellStart"/>
+      <w:r>
+        <w:t>követően</w:t>
+      </w:r>
+      <w:proofErr w:type="spellEnd"/>
+      <w:r>
+        <w:t xml:space="preserve"> </w:t>
+      </w:r>
+      <w:proofErr w:type="spellStart"/>
+      <w:r>
+        <w:t>indíthatjuk</w:t>
+      </w:r>
+      <w:proofErr w:type="spellEnd"/>
+      <w:r>
+        <w:t xml:space="preserve"> </w:t>
+      </w:r>
+      <w:proofErr w:type="spellStart"/>
+      <w:r>
+        <w:t>az</w:t>
+      </w:r>
+      <w:proofErr w:type="spellEnd"/>
+      <w:r>
+        <w:t xml:space="preserve"> </w:t>
+      </w:r>
+      <w:proofErr w:type="spellStart"/>
+      <w:r>
+        <w:t>alkalmazást</w:t>
+      </w:r>
+      <w:proofErr w:type="spellEnd"/>
+      <w:r>
+        <w:t xml:space="preserve">. </w:t>
+      </w:r>
+      <w:proofErr w:type="spellStart"/>
+      <w:r>
+        <w:t>Indítást</w:t>
+      </w:r>
+      <w:proofErr w:type="spellEnd"/>
+      <w:r>
+        <w:t xml:space="preserve"> </w:t>
+      </w:r>
+      <w:proofErr w:type="spellStart"/>
+      <w:r>
+        <w:t>követően</w:t>
+      </w:r>
+      <w:proofErr w:type="spellEnd"/>
+      <w:r>
+        <w:t xml:space="preserve"> </w:t>
+      </w:r>
+      <w:proofErr w:type="spellStart"/>
+      <w:r>
+        <w:t>ez</w:t>
+      </w:r>
+      <w:proofErr w:type="spellEnd"/>
+      <w:r>
+        <w:t xml:space="preserve"> a </w:t>
+      </w:r>
+      <w:proofErr w:type="spellStart"/>
+      <w:r>
+        <w:t>felület</w:t>
+      </w:r>
+      <w:proofErr w:type="spellEnd"/>
+      <w:r>
+        <w:t xml:space="preserve"> </w:t>
+      </w:r>
+      <w:proofErr w:type="spellStart"/>
+      <w:r>
+        <w:t>fogad</w:t>
+      </w:r>
+      <w:proofErr w:type="spellEnd"/>
+      <w:r>
+        <w:t xml:space="preserve"> </w:t>
+      </w:r>
+      <w:proofErr w:type="spellStart"/>
+      <w:r>
+        <w:t>minket</w:t>
+      </w:r>
+      <w:proofErr w:type="spellEnd"/>
+      <w:r>
+        <w:t>:</w:t>
       </w:r>
     </w:p>
     <w:p>
@@ -1192,7 +618,6 @@
         <w:rPr>
           <w:noProof/>
         </w:rPr>
-        <w:lastRenderedPageBreak/>
         <w:drawing>
           <wp:inline distT="0" distB="0" distL="0" distR="0" wp14:anchorId="542F78EA" wp14:editId="44EDEB8D">
             <wp:extent cx="1914525" cy="4149622"/>
@@ -1252,10 +677,98 @@
         </w:numPr>
       </w:pPr>
       <w:r>
-        <w:t>Bal felső sarokban nyomjuk meg a Bluetooth ikonnal elátott gombot, ekkor megjelen</w:t>
-      </w:r>
-      <w:r>
-        <w:t>nek a párosított eszközeink listája:</w:t>
+        <w:t xml:space="preserve">Bal </w:t>
+      </w:r>
+      <w:proofErr w:type="spellStart"/>
+      <w:r>
+        <w:t>felső</w:t>
+      </w:r>
+      <w:proofErr w:type="spellEnd"/>
+      <w:r>
+        <w:t xml:space="preserve"> </w:t>
+      </w:r>
+      <w:proofErr w:type="spellStart"/>
+      <w:r>
+        <w:t>sarokban</w:t>
+      </w:r>
+      <w:proofErr w:type="spellEnd"/>
+      <w:r>
+        <w:t xml:space="preserve"> </w:t>
+      </w:r>
+      <w:proofErr w:type="spellStart"/>
+      <w:r>
+        <w:t>nyomjuk</w:t>
+      </w:r>
+      <w:proofErr w:type="spellEnd"/>
+      <w:r>
+        <w:t xml:space="preserve"> meg a Bluetooth </w:t>
+      </w:r>
+      <w:proofErr w:type="spellStart"/>
+      <w:r>
+        <w:t>ikonnal</w:t>
+      </w:r>
+      <w:proofErr w:type="spellEnd"/>
+      <w:r>
+        <w:t xml:space="preserve"> </w:t>
+      </w:r>
+      <w:proofErr w:type="spellStart"/>
+      <w:r>
+        <w:t>elátott</w:t>
+      </w:r>
+      <w:proofErr w:type="spellEnd"/>
+      <w:r>
+        <w:t xml:space="preserve"> </w:t>
+      </w:r>
+      <w:proofErr w:type="spellStart"/>
+      <w:r>
+        <w:t>gombot</w:t>
+      </w:r>
+      <w:proofErr w:type="spellEnd"/>
+      <w:r>
+        <w:t xml:space="preserve">, </w:t>
+      </w:r>
+      <w:proofErr w:type="spellStart"/>
+      <w:r>
+        <w:t>ekkor</w:t>
+      </w:r>
+      <w:proofErr w:type="spellEnd"/>
+      <w:r>
+        <w:t xml:space="preserve"> </w:t>
+      </w:r>
+      <w:proofErr w:type="spellStart"/>
+      <w:r>
+        <w:t>megjelen</w:t>
+      </w:r>
+      <w:r>
+        <w:t>nek</w:t>
+      </w:r>
+      <w:proofErr w:type="spellEnd"/>
+      <w:r>
+        <w:t xml:space="preserve"> a </w:t>
+      </w:r>
+      <w:proofErr w:type="spellStart"/>
+      <w:r>
+        <w:t>párosított</w:t>
+      </w:r>
+      <w:proofErr w:type="spellEnd"/>
+      <w:r>
+        <w:t xml:space="preserve"> </w:t>
+      </w:r>
+      <w:proofErr w:type="spellStart"/>
+      <w:r>
+        <w:t>eszközeink</w:t>
+      </w:r>
+      <w:proofErr w:type="spellEnd"/>
+      <w:r>
+        <w:t xml:space="preserve"> </w:t>
+      </w:r>
+      <w:proofErr w:type="spellStart"/>
+      <w:r>
+        <w:t>listája</w:t>
+      </w:r>
+      <w:proofErr w:type="spellEnd"/>
+      <w:r>
+        <w:t>:</w:t>
       </w:r>
     </w:p>
     <w:p>
@@ -1321,6 +834,7 @@
       <w:pPr>
         <w:pStyle w:val="Listaszerbekezds"/>
       </w:pPr>
+      <w:proofErr w:type="spellStart"/>
       <w:r>
         <w:t>Válas</w:t>
       </w:r>
@@ -1328,10 +842,22 @@
         <w:t>s</w:t>
       </w:r>
       <w:r>
-        <w:t>zuk ki a LED eszkö</w:t>
-      </w:r>
-      <w:r>
-        <w:t>zt.</w:t>
+        <w:t>zuk</w:t>
+      </w:r>
+      <w:proofErr w:type="spellEnd"/>
+      <w:r>
+        <w:t xml:space="preserve"> ki a LED </w:t>
+      </w:r>
+      <w:proofErr w:type="spellStart"/>
+      <w:r>
+        <w:t>eszkö</w:t>
+      </w:r>
+      <w:r>
+        <w:t>zt</w:t>
+      </w:r>
+      <w:proofErr w:type="spellEnd"/>
+      <w:r>
+        <w:t>.</w:t>
       </w:r>
     </w:p>
     <w:p>
@@ -1342,8 +868,109 @@
           <w:numId w:val="2"/>
         </w:numPr>
       </w:pPr>
-      <w:r>
-        <w:t>Sikeres csatlakozás esetén az alkalmazás visszadob a fő felületre, ahol már lehetőségünk van irányítani a led szalagot:</w:t>
+      <w:proofErr w:type="spellStart"/>
+      <w:r>
+        <w:t>Sikeres</w:t>
+      </w:r>
+      <w:proofErr w:type="spellEnd"/>
+      <w:r>
+        <w:t xml:space="preserve"> </w:t>
+      </w:r>
+      <w:proofErr w:type="spellStart"/>
+      <w:r>
+        <w:t>csatlakozás</w:t>
+      </w:r>
+      <w:proofErr w:type="spellEnd"/>
+      <w:r>
+        <w:t xml:space="preserve"> </w:t>
+      </w:r>
+      <w:proofErr w:type="spellStart"/>
+      <w:r>
+        <w:t>esetén</w:t>
+      </w:r>
+      <w:proofErr w:type="spellEnd"/>
+      <w:r>
+        <w:t xml:space="preserve"> </w:t>
+      </w:r>
+      <w:proofErr w:type="spellStart"/>
+      <w:r>
+        <w:t>az</w:t>
+      </w:r>
+      <w:proofErr w:type="spellEnd"/>
+      <w:r>
+        <w:t xml:space="preserve"> </w:t>
+      </w:r>
+      <w:proofErr w:type="spellStart"/>
+      <w:r>
+        <w:t>alkalmazás</w:t>
+      </w:r>
+      <w:proofErr w:type="spellEnd"/>
+      <w:r>
+        <w:t xml:space="preserve"> </w:t>
+      </w:r>
+      <w:proofErr w:type="spellStart"/>
+      <w:r>
+        <w:t>visszadob</w:t>
+      </w:r>
+      <w:proofErr w:type="spellEnd"/>
+      <w:r>
+        <w:t xml:space="preserve"> a </w:t>
+      </w:r>
+      <w:proofErr w:type="spellStart"/>
+      <w:r>
+        <w:t>fő</w:t>
+      </w:r>
+      <w:proofErr w:type="spellEnd"/>
+      <w:r>
+        <w:t xml:space="preserve"> </w:t>
+      </w:r>
+      <w:proofErr w:type="spellStart"/>
+      <w:r>
+        <w:t>felületre</w:t>
+      </w:r>
+      <w:proofErr w:type="spellEnd"/>
+      <w:r>
+        <w:t xml:space="preserve">, </w:t>
+      </w:r>
+      <w:proofErr w:type="spellStart"/>
+      <w:r>
+        <w:t>ahol</w:t>
+      </w:r>
+      <w:proofErr w:type="spellEnd"/>
+      <w:r>
+        <w:t xml:space="preserve"> </w:t>
+      </w:r>
+      <w:proofErr w:type="spellStart"/>
+      <w:r>
+        <w:t>már</w:t>
+      </w:r>
+      <w:proofErr w:type="spellEnd"/>
+      <w:r>
+        <w:t xml:space="preserve"> </w:t>
+      </w:r>
+      <w:proofErr w:type="spellStart"/>
+      <w:r>
+        <w:t>lehetőségünk</w:t>
+      </w:r>
+      <w:proofErr w:type="spellEnd"/>
+      <w:r>
+        <w:t xml:space="preserve"> van </w:t>
+      </w:r>
+      <w:proofErr w:type="spellStart"/>
+      <w:r>
+        <w:t>irányítani</w:t>
+      </w:r>
+      <w:proofErr w:type="spellEnd"/>
+      <w:r>
+        <w:t xml:space="preserve"> a led </w:t>
+      </w:r>
+      <w:proofErr w:type="spellStart"/>
+      <w:r>
+        <w:t>szalagot</w:t>
+      </w:r>
+      <w:proofErr w:type="spellEnd"/>
+      <w:r>
+        <w:t>:</w:t>
       </w:r>
     </w:p>
     <w:p>
@@ -1411,7 +1038,31 @@
         <w:pStyle w:val="Listaszerbekezds"/>
       </w:pPr>
       <w:r>
-        <w:t>A felületen található funkciók:</w:t>
+        <w:t xml:space="preserve">A </w:t>
+      </w:r>
+      <w:proofErr w:type="spellStart"/>
+      <w:r>
+        <w:t>felületen</w:t>
+      </w:r>
+      <w:proofErr w:type="spellEnd"/>
+      <w:r>
+        <w:t xml:space="preserve"> </w:t>
+      </w:r>
+      <w:proofErr w:type="spellStart"/>
+      <w:r>
+        <w:t>található</w:t>
+      </w:r>
+      <w:proofErr w:type="spellEnd"/>
+      <w:r>
+        <w:t xml:space="preserve"> </w:t>
+      </w:r>
+      <w:proofErr w:type="spellStart"/>
+      <w:r>
+        <w:t>funkciók</w:t>
+      </w:r>
+      <w:proofErr w:type="spellEnd"/>
+      <w:r>
+        <w:t>:</w:t>
       </w:r>
     </w:p>
     <w:p>
@@ -1422,12 +1073,75 @@
           <w:numId w:val="1"/>
         </w:numPr>
       </w:pPr>
-      <w:r>
-        <w:t>Lecsatlakozás gombra kattintva le tudunk csatlakozni az aktuálisan</w:t>
-      </w:r>
-      <w:r>
-        <w:t xml:space="preserve"> csatlakoztatott Bluetooth eszközről</w:t>
-      </w:r>
+      <w:proofErr w:type="spellStart"/>
+      <w:r>
+        <w:t>Lecsatlakozás</w:t>
+      </w:r>
+      <w:proofErr w:type="spellEnd"/>
+      <w:r>
+        <w:t xml:space="preserve"> </w:t>
+      </w:r>
+      <w:proofErr w:type="spellStart"/>
+      <w:r>
+        <w:t>gombra</w:t>
+      </w:r>
+      <w:proofErr w:type="spellEnd"/>
+      <w:r>
+        <w:t xml:space="preserve"> </w:t>
+      </w:r>
+      <w:proofErr w:type="spellStart"/>
+      <w:r>
+        <w:t>kattintva</w:t>
+      </w:r>
+      <w:proofErr w:type="spellEnd"/>
+      <w:r>
+        <w:t xml:space="preserve"> le </w:t>
+      </w:r>
+      <w:proofErr w:type="spellStart"/>
+      <w:r>
+        <w:t>tudunk</w:t>
+      </w:r>
+      <w:proofErr w:type="spellEnd"/>
+      <w:r>
+        <w:t xml:space="preserve"> </w:t>
+      </w:r>
+      <w:proofErr w:type="spellStart"/>
+      <w:r>
+        <w:t>csatlakozni</w:t>
+      </w:r>
+      <w:proofErr w:type="spellEnd"/>
+      <w:r>
+        <w:t xml:space="preserve"> </w:t>
+      </w:r>
+      <w:proofErr w:type="spellStart"/>
+      <w:r>
+        <w:t>az</w:t>
+      </w:r>
+      <w:proofErr w:type="spellEnd"/>
+      <w:r>
+        <w:t xml:space="preserve"> </w:t>
+      </w:r>
+      <w:proofErr w:type="spellStart"/>
+      <w:r>
+        <w:t>aktuálisan</w:t>
+      </w:r>
+      <w:proofErr w:type="spellEnd"/>
+      <w:r>
+        <w:t xml:space="preserve"> </w:t>
+      </w:r>
+      <w:proofErr w:type="spellStart"/>
+      <w:r>
+        <w:t>csatlakoztatott</w:t>
+      </w:r>
+      <w:proofErr w:type="spellEnd"/>
+      <w:r>
+        <w:t xml:space="preserve"> Bluetooth </w:t>
+      </w:r>
+      <w:proofErr w:type="spellStart"/>
+      <w:r>
+        <w:t>eszközről</w:t>
+      </w:r>
+      <w:proofErr w:type="spellEnd"/>
     </w:p>
     <w:p>
       <w:pPr>
@@ -1437,9 +1151,19 @@
           <w:numId w:val="1"/>
         </w:numPr>
       </w:pPr>
-      <w:r>
-        <w:t>Színfuttatás funkció</w:t>
-      </w:r>
+      <w:proofErr w:type="spellStart"/>
+      <w:r>
+        <w:t>Színfuttatás</w:t>
+      </w:r>
+      <w:proofErr w:type="spellEnd"/>
+      <w:r>
+        <w:t xml:space="preserve"> </w:t>
+      </w:r>
+      <w:proofErr w:type="spellStart"/>
+      <w:r>
+        <w:t>funkció</w:t>
+      </w:r>
+      <w:proofErr w:type="spellEnd"/>
     </w:p>
     <w:p>
       <w:pPr>
@@ -1456,19 +1180,134 @@
         <w:t>d</w:t>
       </w:r>
       <w:r>
-        <w:t xml:space="preserve"> az elejétől a végéig 10-es csoportokban fel</w:t>
-      </w:r>
-      <w:r>
-        <w:t>kapcsolódnak. Egyszerre mindig cask 10 led ég,</w:t>
-      </w:r>
-      <w:r>
-        <w:t xml:space="preserve"> miközben a</w:t>
-      </w:r>
-      <w:r>
-        <w:t xml:space="preserve"> led színe folyamatosan változik</w:t>
-      </w:r>
-      <w:r>
-        <w:t xml:space="preserve">. Videó: </w:t>
+        <w:t xml:space="preserve"> </w:t>
+      </w:r>
+      <w:proofErr w:type="spellStart"/>
+      <w:r>
+        <w:t>az</w:t>
+      </w:r>
+      <w:proofErr w:type="spellEnd"/>
+      <w:r>
+        <w:t xml:space="preserve"> </w:t>
+      </w:r>
+      <w:proofErr w:type="spellStart"/>
+      <w:r>
+        <w:t>elejétől</w:t>
+      </w:r>
+      <w:proofErr w:type="spellEnd"/>
+      <w:r>
+        <w:t xml:space="preserve"> a </w:t>
+      </w:r>
+      <w:proofErr w:type="spellStart"/>
+      <w:r>
+        <w:t>végéig</w:t>
+      </w:r>
+      <w:proofErr w:type="spellEnd"/>
+      <w:r>
+        <w:t xml:space="preserve"> 10-es </w:t>
+      </w:r>
+      <w:proofErr w:type="spellStart"/>
+      <w:r>
+        <w:t>csoportokban</w:t>
+      </w:r>
+      <w:proofErr w:type="spellEnd"/>
+      <w:r>
+        <w:t xml:space="preserve"> </w:t>
+      </w:r>
+      <w:proofErr w:type="spellStart"/>
+      <w:r>
+        <w:t>fel</w:t>
+      </w:r>
+      <w:r>
+        <w:t>kapcsolódnak</w:t>
+      </w:r>
+      <w:proofErr w:type="spellEnd"/>
+      <w:r>
+        <w:t xml:space="preserve">. </w:t>
+      </w:r>
+      <w:proofErr w:type="spellStart"/>
+      <w:r>
+        <w:t>Egyszerre</w:t>
+      </w:r>
+      <w:proofErr w:type="spellEnd"/>
+      <w:r>
+        <w:t xml:space="preserve"> </w:t>
+      </w:r>
+      <w:proofErr w:type="spellStart"/>
+      <w:r>
+        <w:t>mindig</w:t>
+      </w:r>
+      <w:proofErr w:type="spellEnd"/>
+      <w:r>
+        <w:t xml:space="preserve"> </w:t>
+      </w:r>
+      <w:proofErr w:type="spellStart"/>
+      <w:r>
+        <w:t>c</w:t>
+      </w:r>
+      <w:r>
+        <w:t>sa</w:t>
+      </w:r>
+      <w:r>
+        <w:t>k</w:t>
+      </w:r>
+      <w:proofErr w:type="spellEnd"/>
+      <w:r>
+        <w:t xml:space="preserve"> 10 led </w:t>
+      </w:r>
+      <w:proofErr w:type="spellStart"/>
+      <w:r>
+        <w:t>ég</w:t>
+      </w:r>
+      <w:proofErr w:type="spellEnd"/>
+      <w:r>
+        <w:t>,</w:t>
+      </w:r>
+      <w:r>
+        <w:t xml:space="preserve"> </w:t>
+      </w:r>
+      <w:proofErr w:type="spellStart"/>
+      <w:r>
+        <w:t>miközben</w:t>
+      </w:r>
+      <w:proofErr w:type="spellEnd"/>
+      <w:r>
+        <w:t xml:space="preserve"> a</w:t>
+      </w:r>
+      <w:r>
+        <w:t xml:space="preserve"> led </w:t>
+      </w:r>
+      <w:proofErr w:type="spellStart"/>
+      <w:r>
+        <w:t>színe</w:t>
+      </w:r>
+      <w:proofErr w:type="spellEnd"/>
+      <w:r>
+        <w:t xml:space="preserve"> </w:t>
+      </w:r>
+      <w:proofErr w:type="spellStart"/>
+      <w:r>
+        <w:t>folyamatosan</w:t>
+      </w:r>
+      <w:proofErr w:type="spellEnd"/>
+      <w:r>
+        <w:t xml:space="preserve"> </w:t>
+      </w:r>
+      <w:proofErr w:type="spellStart"/>
+      <w:r>
+        <w:t>változik</w:t>
+      </w:r>
+      <w:proofErr w:type="spellEnd"/>
+      <w:r>
+        <w:t xml:space="preserve">. </w:t>
+      </w:r>
+      <w:proofErr w:type="spellStart"/>
+      <w:r>
+        <w:t>Videó</w:t>
+      </w:r>
+      <w:proofErr w:type="spellEnd"/>
+      <w:r>
+        <w:t xml:space="preserve">: </w:t>
       </w:r>
       <w:r>
         <w:t>Szinfuttatas.mp4</w:t>
@@ -1482,9 +1321,11 @@
           <w:numId w:val="1"/>
         </w:numPr>
       </w:pPr>
+      <w:proofErr w:type="spellStart"/>
       <w:r>
         <w:t>Színátmenet</w:t>
       </w:r>
+      <w:proofErr w:type="spellEnd"/>
     </w:p>
     <w:p>
       <w:pPr>
@@ -1495,13 +1336,58 @@
         </w:numPr>
       </w:pPr>
       <w:r>
-        <w:t>Az összes led</w:t>
-      </w:r>
-      <w:r>
-        <w:t xml:space="preserve"> ég és a </w:t>
-      </w:r>
-      <w:r>
-        <w:t xml:space="preserve">ledek színei végigmennek az rgb színeken. Videó: </w:t>
+        <w:t xml:space="preserve">Az </w:t>
+      </w:r>
+      <w:proofErr w:type="spellStart"/>
+      <w:r>
+        <w:t>összes</w:t>
+      </w:r>
+      <w:proofErr w:type="spellEnd"/>
+      <w:r>
+        <w:t xml:space="preserve"> led</w:t>
+      </w:r>
+      <w:r>
+        <w:t xml:space="preserve"> </w:t>
+      </w:r>
+      <w:proofErr w:type="spellStart"/>
+      <w:r>
+        <w:t>ég</w:t>
+      </w:r>
+      <w:proofErr w:type="spellEnd"/>
+      <w:r>
+        <w:t xml:space="preserve">, </w:t>
+      </w:r>
+      <w:proofErr w:type="spellStart"/>
+      <w:r>
+        <w:t>miközben</w:t>
+      </w:r>
+      <w:proofErr w:type="spellEnd"/>
+      <w:r>
+        <w:t xml:space="preserve"> a </w:t>
+      </w:r>
+      <w:proofErr w:type="spellStart"/>
+      <w:r>
+        <w:t>színek</w:t>
+      </w:r>
+      <w:proofErr w:type="spellEnd"/>
+      <w:r>
+        <w:t xml:space="preserve"> </w:t>
+      </w:r>
+      <w:proofErr w:type="spellStart"/>
+      <w:r>
+        <w:t>váltakoznak</w:t>
+      </w:r>
+      <w:proofErr w:type="spellEnd"/>
+      <w:r>
+        <w:t xml:space="preserve">. </w:t>
+      </w:r>
+      <w:proofErr w:type="spellStart"/>
+      <w:r>
+        <w:t>Videó</w:t>
+      </w:r>
+      <w:proofErr w:type="spellEnd"/>
+      <w:r>
+        <w:t xml:space="preserve">: </w:t>
       </w:r>
       <w:r>
         <w:t>Szinatmenet.mp4</w:t>
@@ -1527,14 +1413,205 @@
           <w:numId w:val="1"/>
         </w:numPr>
       </w:pPr>
-      <w:r>
-        <w:t xml:space="preserve">Páros és páratlan indexű ledek váltakozása, először minden páros indexű led ég, majd elhalványulva elalszik miközben minden páratlan </w:t>
-      </w:r>
-      <w:r>
-        <w:t xml:space="preserve">kezd el égni és ezt így felváltva. </w:t>
-      </w:r>
-      <w:r>
-        <w:t xml:space="preserve">Videó: </w:t>
+      <w:proofErr w:type="spellStart"/>
+      <w:r>
+        <w:t>Páros</w:t>
+      </w:r>
+      <w:proofErr w:type="spellEnd"/>
+      <w:r>
+        <w:t xml:space="preserve"> </w:t>
+      </w:r>
+      <w:proofErr w:type="spellStart"/>
+      <w:r>
+        <w:t>és</w:t>
+      </w:r>
+      <w:proofErr w:type="spellEnd"/>
+      <w:r>
+        <w:t xml:space="preserve"> </w:t>
+      </w:r>
+      <w:proofErr w:type="spellStart"/>
+      <w:r>
+        <w:t>páratlan</w:t>
+      </w:r>
+      <w:proofErr w:type="spellEnd"/>
+      <w:r>
+        <w:t xml:space="preserve"> </w:t>
+      </w:r>
+      <w:proofErr w:type="spellStart"/>
+      <w:r>
+        <w:t>indexű</w:t>
+      </w:r>
+      <w:proofErr w:type="spellEnd"/>
+      <w:r>
+        <w:t xml:space="preserve"> </w:t>
+      </w:r>
+      <w:proofErr w:type="spellStart"/>
+      <w:r>
+        <w:t>ledek</w:t>
+      </w:r>
+      <w:proofErr w:type="spellEnd"/>
+      <w:r>
+        <w:t xml:space="preserve"> </w:t>
+      </w:r>
+      <w:proofErr w:type="spellStart"/>
+      <w:r>
+        <w:t>váltakozása</w:t>
+      </w:r>
+      <w:proofErr w:type="spellEnd"/>
+      <w:r>
+        <w:t xml:space="preserve">, </w:t>
+      </w:r>
+      <w:proofErr w:type="spellStart"/>
+      <w:r>
+        <w:t>először</w:t>
+      </w:r>
+      <w:proofErr w:type="spellEnd"/>
+      <w:r>
+        <w:t xml:space="preserve"> </w:t>
+      </w:r>
+      <w:proofErr w:type="spellStart"/>
+      <w:r>
+        <w:t>minden</w:t>
+      </w:r>
+      <w:proofErr w:type="spellEnd"/>
+      <w:r>
+        <w:t xml:space="preserve"> </w:t>
+      </w:r>
+      <w:proofErr w:type="spellStart"/>
+      <w:r>
+        <w:t>páros</w:t>
+      </w:r>
+      <w:proofErr w:type="spellEnd"/>
+      <w:r>
+        <w:t xml:space="preserve"> </w:t>
+      </w:r>
+      <w:proofErr w:type="spellStart"/>
+      <w:r>
+        <w:t>indexű</w:t>
+      </w:r>
+      <w:proofErr w:type="spellEnd"/>
+      <w:r>
+        <w:t xml:space="preserve"> led </w:t>
+      </w:r>
+      <w:proofErr w:type="spellStart"/>
+      <w:r>
+        <w:t>ég</w:t>
+      </w:r>
+      <w:proofErr w:type="spellEnd"/>
+      <w:r>
+        <w:t xml:space="preserve">, </w:t>
+      </w:r>
+      <w:proofErr w:type="spellStart"/>
+      <w:r>
+        <w:t>majd</w:t>
+      </w:r>
+      <w:proofErr w:type="spellEnd"/>
+      <w:r>
+        <w:t xml:space="preserve"> </w:t>
+      </w:r>
+      <w:proofErr w:type="spellStart"/>
+      <w:r>
+        <w:t>elhalványulva</w:t>
+      </w:r>
+      <w:proofErr w:type="spellEnd"/>
+      <w:r>
+        <w:t xml:space="preserve"> </w:t>
+      </w:r>
+      <w:proofErr w:type="spellStart"/>
+      <w:r>
+        <w:t>elalszik</w:t>
+      </w:r>
+      <w:proofErr w:type="spellEnd"/>
+      <w:r>
+        <w:t xml:space="preserve"> </w:t>
+      </w:r>
+      <w:proofErr w:type="spellStart"/>
+      <w:r>
+        <w:t>miközben</w:t>
+      </w:r>
+      <w:proofErr w:type="spellEnd"/>
+      <w:r>
+        <w:t xml:space="preserve"> </w:t>
+      </w:r>
+      <w:proofErr w:type="spellStart"/>
+      <w:r>
+        <w:t>minden</w:t>
+      </w:r>
+      <w:proofErr w:type="spellEnd"/>
+      <w:r>
+        <w:t xml:space="preserve"> </w:t>
+      </w:r>
+      <w:proofErr w:type="spellStart"/>
+      <w:r>
+        <w:t>páratlan</w:t>
+      </w:r>
+      <w:proofErr w:type="spellEnd"/>
+      <w:r>
+        <w:t xml:space="preserve"> </w:t>
+      </w:r>
+      <w:proofErr w:type="spellStart"/>
+      <w:r>
+        <w:t>kezd</w:t>
+      </w:r>
+      <w:proofErr w:type="spellEnd"/>
+      <w:r>
+        <w:t xml:space="preserve"> </w:t>
+      </w:r>
+      <w:proofErr w:type="spellStart"/>
+      <w:r>
+        <w:t>el</w:t>
+      </w:r>
+      <w:proofErr w:type="spellEnd"/>
+      <w:r>
+        <w:t xml:space="preserve"> </w:t>
+      </w:r>
+      <w:proofErr w:type="spellStart"/>
+      <w:r>
+        <w:t>égni</w:t>
+      </w:r>
+      <w:proofErr w:type="spellEnd"/>
+      <w:r>
+        <w:t xml:space="preserve"> </w:t>
+      </w:r>
+      <w:proofErr w:type="spellStart"/>
+      <w:r>
+        <w:t>és</w:t>
+      </w:r>
+      <w:proofErr w:type="spellEnd"/>
+      <w:r>
+        <w:t xml:space="preserve"> </w:t>
+      </w:r>
+      <w:proofErr w:type="spellStart"/>
+      <w:r>
+        <w:t>ezt</w:t>
+      </w:r>
+      <w:proofErr w:type="spellEnd"/>
+      <w:r>
+        <w:t xml:space="preserve"> </w:t>
+      </w:r>
+      <w:proofErr w:type="spellStart"/>
+      <w:r>
+        <w:t>így</w:t>
+      </w:r>
+      <w:proofErr w:type="spellEnd"/>
+      <w:r>
+        <w:t xml:space="preserve"> </w:t>
+      </w:r>
+      <w:proofErr w:type="spellStart"/>
+      <w:r>
+        <w:t>felváltva</w:t>
+      </w:r>
+      <w:proofErr w:type="spellEnd"/>
+      <w:r>
+        <w:t xml:space="preserve">. </w:t>
+      </w:r>
+      <w:proofErr w:type="spellStart"/>
+      <w:r>
+        <w:t>Videó</w:t>
+      </w:r>
+      <w:proofErr w:type="spellEnd"/>
+      <w:r>
+        <w:t xml:space="preserve">: </w:t>
       </w:r>
       <w:r>
         <w:t>Karacsony.mp4</w:t>
@@ -1548,9 +1625,11 @@
           <w:numId w:val="1"/>
         </w:numPr>
       </w:pPr>
+      <w:proofErr w:type="spellStart"/>
       <w:r>
         <w:t>Színválasztó</w:t>
       </w:r>
+      <w:proofErr w:type="spellEnd"/>
     </w:p>
     <w:p>
       <w:pPr>
@@ -1561,10 +1640,127 @@
         </w:numPr>
       </w:pPr>
       <w:r>
-        <w:t xml:space="preserve">A színválasztó képre kattintva vagy a színválasztó közepén található kis </w:t>
-      </w:r>
-      <w:r>
-        <w:t>fekete gombbal van lehetőségünk egy bizonyos szín beállítására.</w:t>
+        <w:t xml:space="preserve">A </w:t>
+      </w:r>
+      <w:proofErr w:type="spellStart"/>
+      <w:r>
+        <w:t>színválasztó</w:t>
+      </w:r>
+      <w:proofErr w:type="spellEnd"/>
+      <w:r>
+        <w:t xml:space="preserve"> </w:t>
+      </w:r>
+      <w:proofErr w:type="spellStart"/>
+      <w:r>
+        <w:t>képre</w:t>
+      </w:r>
+      <w:proofErr w:type="spellEnd"/>
+      <w:r>
+        <w:t xml:space="preserve"> </w:t>
+      </w:r>
+      <w:proofErr w:type="spellStart"/>
+      <w:r>
+        <w:t>kattintva</w:t>
+      </w:r>
+      <w:proofErr w:type="spellEnd"/>
+      <w:r>
+        <w:t xml:space="preserve"> </w:t>
+      </w:r>
+      <w:proofErr w:type="spellStart"/>
+      <w:r>
+        <w:t>vagy</w:t>
+      </w:r>
+      <w:proofErr w:type="spellEnd"/>
+      <w:r>
+        <w:t xml:space="preserve"> a </w:t>
+      </w:r>
+      <w:proofErr w:type="spellStart"/>
+      <w:r>
+        <w:t>színválasztó</w:t>
+      </w:r>
+      <w:proofErr w:type="spellEnd"/>
+      <w:r>
+        <w:t xml:space="preserve"> </w:t>
+      </w:r>
+      <w:proofErr w:type="spellStart"/>
+      <w:r>
+        <w:t>közepén</w:t>
+      </w:r>
+      <w:proofErr w:type="spellEnd"/>
+      <w:r>
+        <w:t xml:space="preserve"> </w:t>
+      </w:r>
+      <w:proofErr w:type="spellStart"/>
+      <w:r>
+        <w:t>található</w:t>
+      </w:r>
+      <w:proofErr w:type="spellEnd"/>
+      <w:r>
+        <w:t xml:space="preserve"> </w:t>
+      </w:r>
+      <w:proofErr w:type="spellStart"/>
+      <w:r>
+        <w:t>kis</w:t>
+      </w:r>
+      <w:proofErr w:type="spellEnd"/>
+      <w:r>
+        <w:t xml:space="preserve"> </w:t>
+      </w:r>
+      <w:proofErr w:type="spellStart"/>
+      <w:r>
+        <w:t>fekete</w:t>
+      </w:r>
+      <w:proofErr w:type="spellEnd"/>
+      <w:r>
+        <w:t xml:space="preserve"> </w:t>
+      </w:r>
+      <w:proofErr w:type="spellStart"/>
+      <w:r>
+        <w:t>gombbal</w:t>
+      </w:r>
+      <w:proofErr w:type="spellEnd"/>
+      <w:r>
+        <w:t xml:space="preserve"> van </w:t>
+      </w:r>
+      <w:proofErr w:type="spellStart"/>
+      <w:r>
+        <w:t>lehetőségünk</w:t>
+      </w:r>
+      <w:proofErr w:type="spellEnd"/>
+      <w:r>
+        <w:t xml:space="preserve"> </w:t>
+      </w:r>
+      <w:proofErr w:type="spellStart"/>
+      <w:r>
+        <w:t>egy</w:t>
+      </w:r>
+      <w:proofErr w:type="spellEnd"/>
+      <w:r>
+        <w:t xml:space="preserve"> </w:t>
+      </w:r>
+      <w:proofErr w:type="spellStart"/>
+      <w:r>
+        <w:t>bizonyos</w:t>
+      </w:r>
+      <w:proofErr w:type="spellEnd"/>
+      <w:r>
+        <w:t xml:space="preserve"> </w:t>
+      </w:r>
+      <w:proofErr w:type="spellStart"/>
+      <w:r>
+        <w:t>szín</w:t>
+      </w:r>
+      <w:proofErr w:type="spellEnd"/>
+      <w:r>
+        <w:t xml:space="preserve"> </w:t>
+      </w:r>
+      <w:proofErr w:type="spellStart"/>
+      <w:r>
+        <w:t>beállítására</w:t>
+      </w:r>
+      <w:proofErr w:type="spellEnd"/>
+      <w:r>
+        <w:t>.</w:t>
       </w:r>
     </w:p>
     <w:p>
@@ -1575,9 +1771,19 @@
           <w:numId w:val="1"/>
         </w:numPr>
       </w:pPr>
-      <w:r>
-        <w:t>Kikapcsoló gomb</w:t>
-      </w:r>
+      <w:proofErr w:type="spellStart"/>
+      <w:r>
+        <w:t>Kikapcsoló</w:t>
+      </w:r>
+      <w:proofErr w:type="spellEnd"/>
+      <w:r>
+        <w:t xml:space="preserve"> </w:t>
+      </w:r>
+      <w:proofErr w:type="spellStart"/>
+      <w:r>
+        <w:t>gomb</w:t>
+      </w:r>
+      <w:proofErr w:type="spellEnd"/>
     </w:p>
     <w:p>
       <w:pPr>
@@ -1588,60 +1794,1504 @@
         </w:numPr>
       </w:pPr>
       <w:r>
-        <w:t>A gomb megnyomásával “feketére” állítjuk a ledek színét, azaz kikapcsoljuk.</w:t>
+        <w:t xml:space="preserve">A </w:t>
+      </w:r>
+      <w:proofErr w:type="spellStart"/>
+      <w:r>
+        <w:t>gomb</w:t>
+      </w:r>
+      <w:proofErr w:type="spellEnd"/>
+      <w:r>
+        <w:t xml:space="preserve"> </w:t>
+      </w:r>
+      <w:proofErr w:type="spellStart"/>
+      <w:r>
+        <w:t>megnyomásával</w:t>
+      </w:r>
+      <w:proofErr w:type="spellEnd"/>
+      <w:r>
+        <w:t xml:space="preserve"> “</w:t>
+      </w:r>
+      <w:proofErr w:type="spellStart"/>
+      <w:r>
+        <w:t>feketére</w:t>
+      </w:r>
+      <w:proofErr w:type="spellEnd"/>
+      <w:r>
+        <w:t xml:space="preserve">” </w:t>
+      </w:r>
+      <w:proofErr w:type="spellStart"/>
+      <w:r>
+        <w:t>állítjuk</w:t>
+      </w:r>
+      <w:proofErr w:type="spellEnd"/>
+      <w:r>
+        <w:t xml:space="preserve"> a </w:t>
+      </w:r>
+      <w:proofErr w:type="spellStart"/>
+      <w:r>
+        <w:t>ledek</w:t>
+      </w:r>
+      <w:proofErr w:type="spellEnd"/>
+      <w:r>
+        <w:t xml:space="preserve"> </w:t>
+      </w:r>
+      <w:proofErr w:type="spellStart"/>
+      <w:r>
+        <w:t>színét</w:t>
+      </w:r>
+      <w:proofErr w:type="spellEnd"/>
+      <w:r>
+        <w:t xml:space="preserve">, </w:t>
+      </w:r>
+      <w:proofErr w:type="spellStart"/>
+      <w:r>
+        <w:t>azaz</w:t>
+      </w:r>
+      <w:proofErr w:type="spellEnd"/>
+      <w:r>
+        <w:t xml:space="preserve"> </w:t>
+      </w:r>
+      <w:proofErr w:type="spellStart"/>
+      <w:r>
+        <w:t>kikapcsoljuk</w:t>
+      </w:r>
+      <w:proofErr w:type="spellEnd"/>
+      <w:r>
+        <w:t>.</w:t>
       </w:r>
     </w:p>
     <w:p>
       <w:pPr>
         <w:pStyle w:val="Cmsor1"/>
       </w:pPr>
-      <w:bookmarkStart w:id="3" w:name="_Toc223644554"/>
+      <w:bookmarkStart w:id="3" w:name="_Toc224988073"/>
+    </w:p>
+    <w:p>
+      <w:pPr>
+        <w:pStyle w:val="Cmsor1"/>
+      </w:pPr>
+      <w:proofErr w:type="spellStart"/>
+      <w:r>
+        <w:t>Fejlesztői</w:t>
+      </w:r>
+      <w:proofErr w:type="spellEnd"/>
+      <w:r>
+        <w:t xml:space="preserve"> </w:t>
+      </w:r>
+      <w:proofErr w:type="spellStart"/>
+      <w:r>
+        <w:t>dokumentáció</w:t>
+      </w:r>
+      <w:bookmarkEnd w:id="3"/>
+      <w:proofErr w:type="spellEnd"/>
+    </w:p>
+    <w:p>
+      <w:pPr>
+        <w:pStyle w:val="Cmsor2"/>
+      </w:pPr>
+      <w:bookmarkStart w:id="4" w:name="_Toc224988074"/>
+      <w:proofErr w:type="spellStart"/>
+      <w:r>
+        <w:t>Telefonos</w:t>
+      </w:r>
+      <w:proofErr w:type="spellEnd"/>
+      <w:r>
+        <w:t xml:space="preserve"> </w:t>
+      </w:r>
+      <w:proofErr w:type="spellStart"/>
+      <w:r>
+        <w:t>alkalmazás</w:t>
+      </w:r>
+      <w:proofErr w:type="spellEnd"/>
+      <w:r>
+        <w:t xml:space="preserve"> </w:t>
+      </w:r>
+      <w:proofErr w:type="spellStart"/>
+      <w:r>
+        <w:t>kódja</w:t>
+      </w:r>
+      <w:bookmarkEnd w:id="4"/>
+      <w:proofErr w:type="spellEnd"/>
+    </w:p>
+    <w:p>
+      <w:bookmarkStart w:id="5" w:name="_Toc223644556"/>
+      <w:r>
+        <w:t xml:space="preserve">Bluetooth </w:t>
+      </w:r>
+      <w:proofErr w:type="spellStart"/>
+      <w:r>
+        <w:t>kezelés</w:t>
+      </w:r>
+      <w:bookmarkEnd w:id="5"/>
+      <w:proofErr w:type="spellEnd"/>
+    </w:p>
+    <w:p>
+      <w:r>
+        <w:drawing>
+          <wp:inline distT="0" distB="0" distL="0" distR="0" wp14:anchorId="2283D585" wp14:editId="22C0DD57">
+            <wp:extent cx="5760720" cy="1732915"/>
+            <wp:effectExtent l="0" t="0" r="0" b="635"/>
+            <wp:docPr id="1523598387" name="Kép 6" descr="A képen szöveg, képernyőkép, Betűtípus látható&#10;&#10;Előfordulhat, hogy az AI által létrehozott tartalom helytelen."/>
+            <wp:cNvGraphicFramePr>
+              <a:graphicFrameLocks xmlns:a="http://schemas.openxmlformats.org/drawingml/2006/main" noChangeAspect="1"/>
+            </wp:cNvGraphicFramePr>
+            <a:graphic xmlns:a="http://schemas.openxmlformats.org/drawingml/2006/main">
+              <a:graphicData uri="http://schemas.openxmlformats.org/drawingml/2006/picture">
+                <pic:pic xmlns:pic="http://schemas.openxmlformats.org/drawingml/2006/picture">
+                  <pic:nvPicPr>
+                    <pic:cNvPr id="0" name="Picture 25" descr="A képen szöveg, képernyőkép, Betűtípus látható&#10;&#10;Előfordulhat, hogy az AI által létrehozott tartalom helytelen."/>
+                    <pic:cNvPicPr>
+                      <a:picLocks noChangeAspect="1" noChangeArrowheads="1"/>
+                    </pic:cNvPicPr>
+                  </pic:nvPicPr>
+                  <pic:blipFill>
+                    <a:blip r:embed="rId11">
+                      <a:extLst>
+                        <a:ext uri="{28A0092B-C50C-407E-A947-70E740481C1C}">
+                          <a14:useLocalDpi xmlns:a14="http://schemas.microsoft.com/office/drawing/2010/main" val="0"/>
+                        </a:ext>
+                      </a:extLst>
+                    </a:blip>
+                    <a:srcRect/>
+                    <a:stretch>
+                      <a:fillRect/>
+                    </a:stretch>
+                  </pic:blipFill>
+                  <pic:spPr bwMode="auto">
+                    <a:xfrm>
+                      <a:off x="0" y="0"/>
+                      <a:ext cx="5760720" cy="1732915"/>
+                    </a:xfrm>
+                    <a:prstGeom prst="rect">
+                      <a:avLst/>
+                    </a:prstGeom>
+                    <a:noFill/>
+                    <a:ln>
+                      <a:noFill/>
+                    </a:ln>
+                  </pic:spPr>
+                </pic:pic>
+              </a:graphicData>
+            </a:graphic>
+          </wp:inline>
+        </w:drawing>
+      </w:r>
+    </w:p>
+    <w:p>
+      <w:r>
+        <w:t xml:space="preserve">A </w:t>
+      </w:r>
+      <w:proofErr w:type="spellStart"/>
+      <w:r>
+        <w:t>BluetoothDevices</w:t>
+      </w:r>
+      <w:proofErr w:type="spellEnd"/>
+      <w:r>
+        <w:t xml:space="preserve"> </w:t>
+      </w:r>
+      <w:proofErr w:type="spellStart"/>
+      <w:r>
+        <w:t>nevű</w:t>
+      </w:r>
+      <w:proofErr w:type="spellEnd"/>
+      <w:r>
+        <w:t xml:space="preserve"> </w:t>
+      </w:r>
+      <w:proofErr w:type="spellStart"/>
+      <w:r>
+        <w:t>komponens</w:t>
+      </w:r>
+      <w:proofErr w:type="spellEnd"/>
+      <w:r>
+        <w:t xml:space="preserve"> </w:t>
+      </w:r>
+      <w:proofErr w:type="spellStart"/>
+      <w:r>
+        <w:t>egy</w:t>
+      </w:r>
+      <w:proofErr w:type="spellEnd"/>
+      <w:r>
+        <w:t xml:space="preserve"> </w:t>
+      </w:r>
+      <w:proofErr w:type="spellStart"/>
+      <w:r>
+        <w:t>lista</w:t>
+      </w:r>
+      <w:proofErr w:type="spellEnd"/>
+      <w:r>
+        <w:t xml:space="preserve">, </w:t>
+      </w:r>
+      <w:proofErr w:type="spellStart"/>
+      <w:r>
+        <w:t>amit</w:t>
+      </w:r>
+      <w:proofErr w:type="spellEnd"/>
+      <w:r>
+        <w:t xml:space="preserve"> </w:t>
+      </w:r>
+      <w:proofErr w:type="spellStart"/>
+      <w:r>
+        <w:t>rögtön</w:t>
+      </w:r>
+      <w:proofErr w:type="spellEnd"/>
+      <w:r>
+        <w:t xml:space="preserve"> </w:t>
+      </w:r>
+      <w:proofErr w:type="spellStart"/>
+      <w:r>
+        <w:t>feltöltök</w:t>
+      </w:r>
+      <w:proofErr w:type="spellEnd"/>
+      <w:r>
+        <w:t xml:space="preserve"> a </w:t>
+      </w:r>
+      <w:proofErr w:type="spellStart"/>
+      <w:r>
+        <w:t>párosított</w:t>
+      </w:r>
+      <w:proofErr w:type="spellEnd"/>
+      <w:r>
+        <w:t xml:space="preserve"> </w:t>
+      </w:r>
+      <w:proofErr w:type="spellStart"/>
+      <w:r>
+        <w:t>eszközök</w:t>
+      </w:r>
+      <w:proofErr w:type="spellEnd"/>
+      <w:r>
+        <w:t xml:space="preserve"> MAC-</w:t>
+      </w:r>
+      <w:proofErr w:type="spellStart"/>
+      <w:r>
+        <w:t>címével</w:t>
+      </w:r>
+      <w:proofErr w:type="spellEnd"/>
+      <w:r>
+        <w:t xml:space="preserve"> </w:t>
+      </w:r>
+      <w:proofErr w:type="spellStart"/>
+      <w:r>
+        <w:t>és</w:t>
+      </w:r>
+      <w:proofErr w:type="spellEnd"/>
+      <w:r>
+        <w:t xml:space="preserve"> </w:t>
+      </w:r>
+      <w:proofErr w:type="spellStart"/>
+      <w:r>
+        <w:t>nevével</w:t>
+      </w:r>
+      <w:proofErr w:type="spellEnd"/>
+      <w:r>
+        <w:t>.</w:t>
+      </w:r>
+    </w:p>
+    <w:p>
+      <w:proofErr w:type="spellStart"/>
+      <w:r>
+        <w:t>Ezzel</w:t>
+      </w:r>
+      <w:proofErr w:type="spellEnd"/>
+      <w:r>
+        <w:t xml:space="preserve"> </w:t>
+      </w:r>
+      <w:proofErr w:type="spellStart"/>
+      <w:r>
+        <w:t>együtt</w:t>
+      </w:r>
+      <w:proofErr w:type="spellEnd"/>
+      <w:r>
+        <w:t xml:space="preserve"> </w:t>
+      </w:r>
+      <w:proofErr w:type="spellStart"/>
+      <w:r>
+        <w:t>megjelenik</w:t>
+      </w:r>
+      <w:proofErr w:type="spellEnd"/>
+      <w:r>
+        <w:t xml:space="preserve"> a </w:t>
+      </w:r>
+      <w:proofErr w:type="spellStart"/>
+      <w:r>
+        <w:t>Lekapcsolódás</w:t>
+      </w:r>
+      <w:proofErr w:type="spellEnd"/>
+      <w:r>
+        <w:t xml:space="preserve"> </w:t>
+      </w:r>
+      <w:proofErr w:type="spellStart"/>
+      <w:r>
+        <w:t>gomb</w:t>
+      </w:r>
+      <w:proofErr w:type="spellEnd"/>
+      <w:r>
+        <w:t xml:space="preserve"> is.</w:t>
+      </w:r>
+    </w:p>
+    <w:p>
+      <w:proofErr w:type="spellStart"/>
+      <w:r>
+        <w:t>Miután</w:t>
+      </w:r>
+      <w:proofErr w:type="spellEnd"/>
+      <w:r>
+        <w:t xml:space="preserve"> a </w:t>
+      </w:r>
+      <w:proofErr w:type="spellStart"/>
+      <w:r>
+        <w:t>listából</w:t>
+      </w:r>
+      <w:proofErr w:type="spellEnd"/>
+      <w:r>
+        <w:t xml:space="preserve"> </w:t>
+      </w:r>
+      <w:proofErr w:type="spellStart"/>
+      <w:r>
+        <w:t>kiválasztunk</w:t>
+      </w:r>
+      <w:proofErr w:type="spellEnd"/>
+      <w:r>
+        <w:t xml:space="preserve"> </w:t>
+      </w:r>
+      <w:proofErr w:type="spellStart"/>
+      <w:r>
+        <w:t>egy</w:t>
+      </w:r>
+      <w:proofErr w:type="spellEnd"/>
+      <w:r>
+        <w:t xml:space="preserve"> </w:t>
+      </w:r>
+      <w:proofErr w:type="spellStart"/>
+      <w:r>
+        <w:t>eszközt</w:t>
+      </w:r>
+      <w:proofErr w:type="spellEnd"/>
+      <w:r>
+        <w:t xml:space="preserve"> </w:t>
+      </w:r>
+      <w:proofErr w:type="spellStart"/>
+      <w:r>
+        <w:t>és</w:t>
+      </w:r>
+      <w:proofErr w:type="spellEnd"/>
+      <w:r>
+        <w:t xml:space="preserve"> </w:t>
+      </w:r>
+      <w:proofErr w:type="spellStart"/>
+      <w:r>
+        <w:t>sikeresen</w:t>
+      </w:r>
+      <w:proofErr w:type="spellEnd"/>
+      <w:r>
+        <w:t xml:space="preserve"> </w:t>
+      </w:r>
+      <w:proofErr w:type="spellStart"/>
+      <w:r>
+        <w:t>csatlakozunk</w:t>
+      </w:r>
+      <w:proofErr w:type="spellEnd"/>
+      <w:r>
+        <w:t xml:space="preserve"> </w:t>
+      </w:r>
+      <w:proofErr w:type="spellStart"/>
+      <w:r>
+        <w:t>rá</w:t>
+      </w:r>
+      <w:proofErr w:type="spellEnd"/>
+      <w:r>
+        <w:t xml:space="preserve">, a led </w:t>
+      </w:r>
+      <w:proofErr w:type="spellStart"/>
+      <w:r>
+        <w:t>funkciók</w:t>
+      </w:r>
+      <w:proofErr w:type="spellEnd"/>
+      <w:r>
+        <w:t xml:space="preserve"> (</w:t>
+      </w:r>
+      <w:proofErr w:type="spellStart"/>
+      <w:r>
+        <w:t>gombok</w:t>
+      </w:r>
+      <w:proofErr w:type="spellEnd"/>
+      <w:r>
+        <w:t xml:space="preserve">, </w:t>
+      </w:r>
+      <w:proofErr w:type="spellStart"/>
+      <w:r>
+        <w:t>színválasztás</w:t>
+      </w:r>
+      <w:proofErr w:type="spellEnd"/>
+      <w:r>
+        <w:t xml:space="preserve">) </w:t>
+      </w:r>
+      <w:proofErr w:type="spellStart"/>
+      <w:r>
+        <w:t>felületet</w:t>
+      </w:r>
+      <w:proofErr w:type="spellEnd"/>
+      <w:r>
+        <w:t xml:space="preserve"> </w:t>
+      </w:r>
+      <w:proofErr w:type="spellStart"/>
+      <w:r>
+        <w:t>láthatóvá</w:t>
+      </w:r>
+      <w:proofErr w:type="spellEnd"/>
+      <w:r>
+        <w:t xml:space="preserve"> </w:t>
+      </w:r>
+      <w:proofErr w:type="spellStart"/>
+      <w:r>
+        <w:t>teszem</w:t>
+      </w:r>
+      <w:proofErr w:type="spellEnd"/>
+      <w:r>
+        <w:t xml:space="preserve"> </w:t>
+      </w:r>
+      <w:proofErr w:type="spellStart"/>
+      <w:r>
+        <w:t>és</w:t>
+      </w:r>
+      <w:proofErr w:type="spellEnd"/>
+      <w:r>
+        <w:t xml:space="preserve"> </w:t>
+      </w:r>
+      <w:proofErr w:type="spellStart"/>
+      <w:r>
+        <w:t>megjelenítem</w:t>
+      </w:r>
+      <w:proofErr w:type="spellEnd"/>
+      <w:r>
+        <w:t xml:space="preserve"> </w:t>
+      </w:r>
+      <w:proofErr w:type="spellStart"/>
+      <w:r>
+        <w:t>az</w:t>
+      </w:r>
+      <w:proofErr w:type="spellEnd"/>
+      <w:r>
+        <w:t xml:space="preserve"> </w:t>
+      </w:r>
+      <w:proofErr w:type="spellStart"/>
+      <w:r>
+        <w:t>éppen</w:t>
+      </w:r>
+      <w:proofErr w:type="spellEnd"/>
+      <w:r>
+        <w:t xml:space="preserve"> </w:t>
+      </w:r>
+      <w:proofErr w:type="spellStart"/>
+      <w:r>
+        <w:t>aktuális</w:t>
+      </w:r>
+      <w:proofErr w:type="spellEnd"/>
+      <w:r>
+        <w:t xml:space="preserve"> </w:t>
+      </w:r>
+      <w:proofErr w:type="spellStart"/>
+      <w:r>
+        <w:t>eszköz</w:t>
+      </w:r>
+      <w:proofErr w:type="spellEnd"/>
+      <w:r>
+        <w:t xml:space="preserve"> MAC-</w:t>
+      </w:r>
+      <w:proofErr w:type="spellStart"/>
+      <w:r>
+        <w:t>címét</w:t>
+      </w:r>
+      <w:proofErr w:type="spellEnd"/>
+      <w:r>
+        <w:t xml:space="preserve"> </w:t>
+      </w:r>
+      <w:proofErr w:type="spellStart"/>
+      <w:r>
+        <w:t>és</w:t>
+      </w:r>
+      <w:proofErr w:type="spellEnd"/>
+      <w:r>
+        <w:t xml:space="preserve"> </w:t>
+      </w:r>
+      <w:proofErr w:type="spellStart"/>
+      <w:r>
+        <w:t>nevét</w:t>
+      </w:r>
+      <w:proofErr w:type="spellEnd"/>
+      <w:r>
+        <w:t>.</w:t>
+      </w:r>
+    </w:p>
+    <w:p>
+      <w:bookmarkStart w:id="6" w:name="_Toc223644557"/>
+      <w:proofErr w:type="spellStart"/>
+      <w:r>
+        <w:t>Gombok</w:t>
+      </w:r>
+      <w:bookmarkEnd w:id="6"/>
+      <w:proofErr w:type="spellEnd"/>
+    </w:p>
+    <w:p>
+      <w:r>
+        <w:drawing>
+          <wp:inline distT="0" distB="0" distL="0" distR="0" wp14:anchorId="36A320D7" wp14:editId="5D04AC74">
+            <wp:extent cx="5760720" cy="1799590"/>
+            <wp:effectExtent l="0" t="0" r="0" b="0"/>
+            <wp:docPr id="608435755" name="Kép 5" descr="A képen szöveg, képernyőkép, sor, Betűtípus látható&#10;&#10;Előfordulhat, hogy az AI által létrehozott tartalom helytelen."/>
+            <wp:cNvGraphicFramePr>
+              <a:graphicFrameLocks xmlns:a="http://schemas.openxmlformats.org/drawingml/2006/main" noChangeAspect="1"/>
+            </wp:cNvGraphicFramePr>
+            <a:graphic xmlns:a="http://schemas.openxmlformats.org/drawingml/2006/main">
+              <a:graphicData uri="http://schemas.openxmlformats.org/drawingml/2006/picture">
+                <pic:pic xmlns:pic="http://schemas.openxmlformats.org/drawingml/2006/picture">
+                  <pic:nvPicPr>
+                    <pic:cNvPr id="0" name="Picture 26" descr="A képen szöveg, képernyőkép, sor, Betűtípus látható&#10;&#10;Előfordulhat, hogy az AI által létrehozott tartalom helytelen."/>
+                    <pic:cNvPicPr>
+                      <a:picLocks noChangeAspect="1" noChangeArrowheads="1"/>
+                    </pic:cNvPicPr>
+                  </pic:nvPicPr>
+                  <pic:blipFill>
+                    <a:blip r:embed="rId12">
+                      <a:extLst>
+                        <a:ext uri="{28A0092B-C50C-407E-A947-70E740481C1C}">
+                          <a14:useLocalDpi xmlns:a14="http://schemas.microsoft.com/office/drawing/2010/main" val="0"/>
+                        </a:ext>
+                      </a:extLst>
+                    </a:blip>
+                    <a:srcRect/>
+                    <a:stretch>
+                      <a:fillRect/>
+                    </a:stretch>
+                  </pic:blipFill>
+                  <pic:spPr bwMode="auto">
+                    <a:xfrm>
+                      <a:off x="0" y="0"/>
+                      <a:ext cx="5760720" cy="1799590"/>
+                    </a:xfrm>
+                    <a:prstGeom prst="rect">
+                      <a:avLst/>
+                    </a:prstGeom>
+                    <a:noFill/>
+                    <a:ln>
+                      <a:noFill/>
+                    </a:ln>
+                  </pic:spPr>
+                </pic:pic>
+              </a:graphicData>
+            </a:graphic>
+          </wp:inline>
+        </w:drawing>
+      </w:r>
+    </w:p>
+    <w:p>
+      <w:proofErr w:type="spellStart"/>
+      <w:r>
+        <w:t>Mindegyik</w:t>
+      </w:r>
+      <w:proofErr w:type="spellEnd"/>
+      <w:r>
+        <w:t xml:space="preserve"> </w:t>
+      </w:r>
+      <w:proofErr w:type="spellStart"/>
+      <w:r>
+        <w:t>gombnyomás</w:t>
+      </w:r>
+      <w:proofErr w:type="spellEnd"/>
+      <w:r>
+        <w:t xml:space="preserve"> </w:t>
+      </w:r>
+      <w:proofErr w:type="spellStart"/>
+      <w:r>
+        <w:t>elküld</w:t>
+      </w:r>
+      <w:proofErr w:type="spellEnd"/>
+      <w:r>
+        <w:t xml:space="preserve"> </w:t>
+      </w:r>
+      <w:proofErr w:type="spellStart"/>
+      <w:r>
+        <w:t>egy</w:t>
+      </w:r>
+      <w:proofErr w:type="spellEnd"/>
+      <w:r>
+        <w:t xml:space="preserve"> </w:t>
+      </w:r>
+      <w:proofErr w:type="spellStart"/>
+      <w:r>
+        <w:t>karaktert</w:t>
+      </w:r>
+      <w:proofErr w:type="spellEnd"/>
+      <w:r>
+        <w:t xml:space="preserve"> a Bluetooth </w:t>
+      </w:r>
+      <w:proofErr w:type="spellStart"/>
+      <w:r>
+        <w:t>eszköznek</w:t>
+      </w:r>
+      <w:proofErr w:type="spellEnd"/>
+      <w:r>
+        <w:t>.</w:t>
+      </w:r>
+    </w:p>
+    <w:p>
+      <w:pPr>
+        <w:numPr>
+          <w:ilvl w:val="0"/>
+          <w:numId w:val="3"/>
+        </w:numPr>
+      </w:pPr>
+      <w:proofErr w:type="spellStart"/>
+      <w:r>
+        <w:t>cometButton</w:t>
+      </w:r>
+      <w:proofErr w:type="spellEnd"/>
+      <w:r>
+        <w:t xml:space="preserve"> (</w:t>
+      </w:r>
+      <w:proofErr w:type="spellStart"/>
+      <w:r>
+        <w:t>Színátmenet</w:t>
+      </w:r>
+      <w:proofErr w:type="spellEnd"/>
+      <w:r>
+        <w:t xml:space="preserve">) </w:t>
+      </w:r>
+      <w:proofErr w:type="spellStart"/>
+      <w:r>
+        <w:t>elküldi</w:t>
+      </w:r>
+      <w:proofErr w:type="spellEnd"/>
+      <w:r>
+        <w:t xml:space="preserve"> </w:t>
+      </w:r>
+      <w:proofErr w:type="spellStart"/>
+      <w:r>
+        <w:t>az</w:t>
+      </w:r>
+      <w:proofErr w:type="spellEnd"/>
+      <w:r>
+        <w:t xml:space="preserve"> ‘r’ </w:t>
+      </w:r>
+      <w:proofErr w:type="spellStart"/>
+      <w:r>
+        <w:t>karaktert</w:t>
+      </w:r>
+      <w:proofErr w:type="spellEnd"/>
+      <w:r>
+        <w:t>.</w:t>
+      </w:r>
+    </w:p>
+    <w:p>
+      <w:pPr>
+        <w:numPr>
+          <w:ilvl w:val="0"/>
+          <w:numId w:val="3"/>
+        </w:numPr>
+      </w:pPr>
+      <w:proofErr w:type="spellStart"/>
+      <w:r>
+        <w:t>colorTransition</w:t>
+      </w:r>
+      <w:proofErr w:type="spellEnd"/>
+      <w:r>
+        <w:t xml:space="preserve"> (</w:t>
+      </w:r>
+      <w:proofErr w:type="spellStart"/>
+      <w:r>
+        <w:t>Színátmenet</w:t>
+      </w:r>
+      <w:proofErr w:type="spellEnd"/>
+      <w:r>
+        <w:t xml:space="preserve">) </w:t>
+      </w:r>
+      <w:proofErr w:type="spellStart"/>
+      <w:r>
+        <w:t>elküldi</w:t>
+      </w:r>
+      <w:proofErr w:type="spellEnd"/>
+      <w:r>
+        <w:t xml:space="preserve"> a ‘t’ </w:t>
+      </w:r>
+      <w:proofErr w:type="spellStart"/>
+      <w:r>
+        <w:t>karaktert</w:t>
+      </w:r>
+      <w:proofErr w:type="spellEnd"/>
+      <w:r>
+        <w:t>.</w:t>
+      </w:r>
+    </w:p>
+    <w:p>
+      <w:pPr>
+        <w:numPr>
+          <w:ilvl w:val="0"/>
+          <w:numId w:val="3"/>
+        </w:numPr>
+      </w:pPr>
+      <w:proofErr w:type="spellStart"/>
+      <w:r>
+        <w:t>christmasButton</w:t>
+      </w:r>
+      <w:proofErr w:type="spellEnd"/>
+      <w:r>
+        <w:t xml:space="preserve"> (Karácsony) </w:t>
+      </w:r>
+      <w:proofErr w:type="spellStart"/>
+      <w:r>
+        <w:t>elküldi</w:t>
+      </w:r>
+      <w:proofErr w:type="spellEnd"/>
+      <w:r>
+        <w:t xml:space="preserve"> </w:t>
+      </w:r>
+      <w:proofErr w:type="spellStart"/>
+      <w:r>
+        <w:t>az</w:t>
+      </w:r>
+      <w:proofErr w:type="spellEnd"/>
+      <w:r>
+        <w:t xml:space="preserve"> ‘x’ </w:t>
+      </w:r>
+      <w:proofErr w:type="spellStart"/>
+      <w:r>
+        <w:t>karaktert</w:t>
+      </w:r>
+      <w:proofErr w:type="spellEnd"/>
+      <w:r>
+        <w:t>.</w:t>
+      </w:r>
+    </w:p>
+    <w:p>
+      <w:pPr>
+        <w:numPr>
+          <w:ilvl w:val="0"/>
+          <w:numId w:val="3"/>
+        </w:numPr>
+      </w:pPr>
+      <w:proofErr w:type="spellStart"/>
+      <w:r>
+        <w:t>turnOff</w:t>
+      </w:r>
+      <w:proofErr w:type="spellEnd"/>
+      <w:r>
+        <w:t xml:space="preserve"> (</w:t>
+      </w:r>
+      <w:proofErr w:type="spellStart"/>
+      <w:r>
+        <w:t>Kikapcsoló</w:t>
+      </w:r>
+      <w:proofErr w:type="spellEnd"/>
+      <w:r>
+        <w:t xml:space="preserve"> </w:t>
+      </w:r>
+      <w:proofErr w:type="spellStart"/>
+      <w:r>
+        <w:t>gomb</w:t>
+      </w:r>
+      <w:proofErr w:type="spellEnd"/>
+      <w:r>
+        <w:t xml:space="preserve">) </w:t>
+      </w:r>
+      <w:proofErr w:type="spellStart"/>
+      <w:r>
+        <w:t>elküldi</w:t>
+      </w:r>
+      <w:proofErr w:type="spellEnd"/>
+      <w:r>
+        <w:t xml:space="preserve"> </w:t>
+      </w:r>
+      <w:proofErr w:type="spellStart"/>
+      <w:r>
+        <w:t>az</w:t>
+      </w:r>
+      <w:proofErr w:type="spellEnd"/>
+      <w:r>
+        <w:t xml:space="preserve"> ‘o’ </w:t>
+      </w:r>
+      <w:proofErr w:type="spellStart"/>
+      <w:r>
+        <w:t>karaktert</w:t>
+      </w:r>
+      <w:proofErr w:type="spellEnd"/>
+      <w:r>
+        <w:t>.</w:t>
+      </w:r>
+      <w:bookmarkStart w:id="7" w:name="_Toc223644558"/>
+    </w:p>
+    <w:p>
+      <w:proofErr w:type="spellStart"/>
       <w:r>
         <w:lastRenderedPageBreak/>
-        <w:t>Fejlesztői dokumentáció</w:t>
-      </w:r>
-      <w:bookmarkEnd w:id="3"/>
-    </w:p>
+        <w:t>Színválasztás</w:t>
+      </w:r>
+      <w:bookmarkEnd w:id="7"/>
+      <w:proofErr w:type="spellEnd"/>
+    </w:p>
+    <w:p>
+      <w:r>
+        <w:drawing>
+          <wp:inline distT="0" distB="0" distL="0" distR="0" wp14:anchorId="2B2FA38F" wp14:editId="682510DC">
+            <wp:extent cx="5760720" cy="3656330"/>
+            <wp:effectExtent l="0" t="0" r="0" b="1270"/>
+            <wp:docPr id="164981163" name="Kép 4" descr="A képen szöveg, képernyőkép, tervezés látható&#10;&#10;Előfordulhat, hogy az AI által létrehozott tartalom helytelen."/>
+            <wp:cNvGraphicFramePr>
+              <a:graphicFrameLocks xmlns:a="http://schemas.openxmlformats.org/drawingml/2006/main" noChangeAspect="1"/>
+            </wp:cNvGraphicFramePr>
+            <a:graphic xmlns:a="http://schemas.openxmlformats.org/drawingml/2006/main">
+              <a:graphicData uri="http://schemas.openxmlformats.org/drawingml/2006/picture">
+                <pic:pic xmlns:pic="http://schemas.openxmlformats.org/drawingml/2006/picture">
+                  <pic:nvPicPr>
+                    <pic:cNvPr id="0" name="Kép 1" descr="A képen szöveg, képernyőkép, tervezés látható&#10;&#10;Előfordulhat, hogy az AI által létrehozott tartalom helytelen."/>
+                    <pic:cNvPicPr>
+                      <a:picLocks noChangeAspect="1" noChangeArrowheads="1"/>
+                    </pic:cNvPicPr>
+                  </pic:nvPicPr>
+                  <pic:blipFill>
+                    <a:blip r:embed="rId13">
+                      <a:extLst>
+                        <a:ext uri="{28A0092B-C50C-407E-A947-70E740481C1C}">
+                          <a14:useLocalDpi xmlns:a14="http://schemas.microsoft.com/office/drawing/2010/main" val="0"/>
+                        </a:ext>
+                      </a:extLst>
+                    </a:blip>
+                    <a:srcRect/>
+                    <a:stretch>
+                      <a:fillRect/>
+                    </a:stretch>
+                  </pic:blipFill>
+                  <pic:spPr bwMode="auto">
+                    <a:xfrm>
+                      <a:off x="0" y="0"/>
+                      <a:ext cx="5760720" cy="3656330"/>
+                    </a:xfrm>
+                    <a:prstGeom prst="rect">
+                      <a:avLst/>
+                    </a:prstGeom>
+                    <a:noFill/>
+                    <a:ln>
+                      <a:noFill/>
+                    </a:ln>
+                  </pic:spPr>
+                </pic:pic>
+              </a:graphicData>
+            </a:graphic>
+          </wp:inline>
+        </w:drawing>
+      </w:r>
+    </w:p>
+    <w:p>
+      <w:proofErr w:type="spellStart"/>
+      <w:r>
+        <w:t>Akkor</w:t>
+      </w:r>
+      <w:proofErr w:type="spellEnd"/>
+      <w:r>
+        <w:t xml:space="preserve"> </w:t>
+      </w:r>
+      <w:proofErr w:type="spellStart"/>
+      <w:r>
+        <w:t>fut</w:t>
+      </w:r>
+      <w:proofErr w:type="spellEnd"/>
+      <w:r>
+        <w:t xml:space="preserve"> le </w:t>
+      </w:r>
+      <w:proofErr w:type="spellStart"/>
+      <w:r>
+        <w:t>ez</w:t>
+      </w:r>
+      <w:proofErr w:type="spellEnd"/>
+      <w:r>
+        <w:t xml:space="preserve"> a </w:t>
+      </w:r>
+      <w:proofErr w:type="spellStart"/>
+      <w:r>
+        <w:t>kód</w:t>
+      </w:r>
+      <w:proofErr w:type="spellEnd"/>
+      <w:r>
+        <w:t xml:space="preserve">, </w:t>
+      </w:r>
+      <w:proofErr w:type="spellStart"/>
+      <w:r>
+        <w:t>amikor</w:t>
+      </w:r>
+      <w:proofErr w:type="spellEnd"/>
+      <w:r>
+        <w:t xml:space="preserve"> a </w:t>
+      </w:r>
+      <w:proofErr w:type="spellStart"/>
+      <w:r>
+        <w:t>színválasztóra</w:t>
+      </w:r>
+      <w:proofErr w:type="spellEnd"/>
+      <w:r>
+        <w:t xml:space="preserve"> </w:t>
+      </w:r>
+      <w:proofErr w:type="spellStart"/>
+      <w:r>
+        <w:t>rábökünk</w:t>
+      </w:r>
+      <w:proofErr w:type="spellEnd"/>
+      <w:r>
+        <w:t>.</w:t>
+      </w:r>
+    </w:p>
+    <w:p>
+      <w:proofErr w:type="spellStart"/>
+      <w:r>
+        <w:t>Ekkor</w:t>
+      </w:r>
+      <w:proofErr w:type="spellEnd"/>
+      <w:r>
+        <w:t xml:space="preserve"> a </w:t>
+      </w:r>
+      <w:proofErr w:type="spellStart"/>
+      <w:r>
+        <w:t>színválasztó</w:t>
+      </w:r>
+      <w:proofErr w:type="spellEnd"/>
+      <w:r>
+        <w:t xml:space="preserve"> </w:t>
+      </w:r>
+      <w:proofErr w:type="spellStart"/>
+      <w:r>
+        <w:t>található</w:t>
+      </w:r>
+      <w:proofErr w:type="spellEnd"/>
+      <w:r>
+        <w:t xml:space="preserve"> </w:t>
+      </w:r>
+      <w:proofErr w:type="spellStart"/>
+      <w:r>
+        <w:t>gombot</w:t>
+      </w:r>
+      <w:proofErr w:type="spellEnd"/>
+      <w:r>
+        <w:t xml:space="preserve"> is </w:t>
+      </w:r>
+      <w:proofErr w:type="spellStart"/>
+      <w:r>
+        <w:t>áthelyezi</w:t>
+      </w:r>
+      <w:proofErr w:type="spellEnd"/>
+      <w:r>
+        <w:t xml:space="preserve"> </w:t>
+      </w:r>
+      <w:proofErr w:type="spellStart"/>
+      <w:r>
+        <w:t>arra</w:t>
+      </w:r>
+      <w:proofErr w:type="spellEnd"/>
+      <w:r>
+        <w:t xml:space="preserve"> a </w:t>
+      </w:r>
+      <w:proofErr w:type="spellStart"/>
+      <w:r>
+        <w:t>területre</w:t>
+      </w:r>
+      <w:proofErr w:type="spellEnd"/>
+      <w:r>
+        <w:t xml:space="preserve">, </w:t>
+      </w:r>
+      <w:proofErr w:type="spellStart"/>
+      <w:r>
+        <w:t>ahova</w:t>
+      </w:r>
+      <w:proofErr w:type="spellEnd"/>
+      <w:r>
+        <w:t xml:space="preserve"> </w:t>
+      </w:r>
+      <w:proofErr w:type="spellStart"/>
+      <w:r>
+        <w:t>böktünk</w:t>
+      </w:r>
+      <w:proofErr w:type="spellEnd"/>
+      <w:r>
+        <w:t>.</w:t>
+      </w:r>
+    </w:p>
+    <w:p>
+      <w:proofErr w:type="spellStart"/>
+      <w:r>
+        <w:t>Amikor</w:t>
+      </w:r>
+      <w:proofErr w:type="spellEnd"/>
+      <w:r>
+        <w:t xml:space="preserve"> </w:t>
+      </w:r>
+      <w:proofErr w:type="spellStart"/>
+      <w:r>
+        <w:t>rányomunk</w:t>
+      </w:r>
+      <w:proofErr w:type="spellEnd"/>
+      <w:r>
+        <w:t xml:space="preserve"> a </w:t>
+      </w:r>
+      <w:proofErr w:type="spellStart"/>
+      <w:r>
+        <w:t>színválasztóra</w:t>
+      </w:r>
+      <w:proofErr w:type="spellEnd"/>
+      <w:r>
+        <w:t xml:space="preserve">, </w:t>
+      </w:r>
+      <w:proofErr w:type="spellStart"/>
+      <w:r>
+        <w:t>akkor</w:t>
+      </w:r>
+      <w:proofErr w:type="spellEnd"/>
+      <w:r>
+        <w:t xml:space="preserve"> a </w:t>
+      </w:r>
+      <w:proofErr w:type="spellStart"/>
+      <w:r>
+        <w:t>megadott</w:t>
+      </w:r>
+      <w:proofErr w:type="spellEnd"/>
+      <w:r>
+        <w:t xml:space="preserve"> pixel </w:t>
+      </w:r>
+      <w:proofErr w:type="spellStart"/>
+      <w:r>
+        <w:t>színét</w:t>
+      </w:r>
+      <w:proofErr w:type="spellEnd"/>
+      <w:r>
+        <w:t xml:space="preserve"> (</w:t>
+      </w:r>
+      <w:proofErr w:type="spellStart"/>
+      <w:r>
+        <w:t>rgb</w:t>
+      </w:r>
+      <w:proofErr w:type="spellEnd"/>
+      <w:r>
+        <w:t xml:space="preserve">-ben) </w:t>
+      </w:r>
+      <w:proofErr w:type="spellStart"/>
+      <w:r>
+        <w:t>visszakapjuk</w:t>
+      </w:r>
+      <w:proofErr w:type="spellEnd"/>
+      <w:r>
+        <w:t xml:space="preserve"> x </w:t>
+      </w:r>
+      <w:proofErr w:type="spellStart"/>
+      <w:r>
+        <w:t>és</w:t>
+      </w:r>
+      <w:proofErr w:type="spellEnd"/>
+      <w:r>
+        <w:t xml:space="preserve"> y </w:t>
+      </w:r>
+      <w:proofErr w:type="spellStart"/>
+      <w:r>
+        <w:t>koordináta</w:t>
+      </w:r>
+      <w:proofErr w:type="spellEnd"/>
+      <w:r>
+        <w:t xml:space="preserve"> </w:t>
+      </w:r>
+      <w:proofErr w:type="spellStart"/>
+      <w:r>
+        <w:t>alapján</w:t>
+      </w:r>
+      <w:proofErr w:type="spellEnd"/>
+      <w:r>
+        <w:t xml:space="preserve">, </w:t>
+      </w:r>
+      <w:proofErr w:type="spellStart"/>
+      <w:r>
+        <w:t>amit</w:t>
+      </w:r>
+      <w:proofErr w:type="spellEnd"/>
+      <w:r>
+        <w:t xml:space="preserve"> </w:t>
+      </w:r>
+      <w:proofErr w:type="spellStart"/>
+      <w:r>
+        <w:t>összefűzök</w:t>
+      </w:r>
+      <w:proofErr w:type="spellEnd"/>
+      <w:r>
+        <w:t xml:space="preserve"> </w:t>
+      </w:r>
+      <w:proofErr w:type="spellStart"/>
+      <w:r>
+        <w:t>vesszőkkel</w:t>
+      </w:r>
+      <w:proofErr w:type="spellEnd"/>
+      <w:r>
+        <w:t xml:space="preserve"> </w:t>
+      </w:r>
+      <w:proofErr w:type="spellStart"/>
+      <w:r>
+        <w:t>és</w:t>
+      </w:r>
+      <w:proofErr w:type="spellEnd"/>
+      <w:r>
+        <w:t xml:space="preserve"> a </w:t>
+      </w:r>
+      <w:proofErr w:type="spellStart"/>
+      <w:r>
+        <w:t>végén</w:t>
+      </w:r>
+      <w:proofErr w:type="spellEnd"/>
+      <w:r>
+        <w:t xml:space="preserve"> </w:t>
+      </w:r>
+      <w:proofErr w:type="spellStart"/>
+      <w:r>
+        <w:t>egy</w:t>
+      </w:r>
+      <w:proofErr w:type="spellEnd"/>
+      <w:r>
+        <w:t xml:space="preserve"> \n </w:t>
+      </w:r>
+      <w:proofErr w:type="spellStart"/>
+      <w:r>
+        <w:t>karakterrel</w:t>
+      </w:r>
+      <w:proofErr w:type="spellEnd"/>
+      <w:r>
+        <w:t xml:space="preserve">. pl.: </w:t>
+      </w:r>
+      <w:proofErr w:type="spellStart"/>
+      <w:r>
+        <w:t>Rányomunk</w:t>
+      </w:r>
+      <w:proofErr w:type="spellEnd"/>
+      <w:r>
+        <w:t xml:space="preserve"> </w:t>
+      </w:r>
+      <w:proofErr w:type="spellStart"/>
+      <w:r>
+        <w:t>egy</w:t>
+      </w:r>
+      <w:proofErr w:type="spellEnd"/>
+      <w:r>
+        <w:t xml:space="preserve"> </w:t>
+      </w:r>
+      <w:proofErr w:type="spellStart"/>
+      <w:r>
+        <w:t>színre</w:t>
+      </w:r>
+      <w:proofErr w:type="spellEnd"/>
+      <w:r>
+        <w:t xml:space="preserve">, </w:t>
+      </w:r>
+      <w:proofErr w:type="spellStart"/>
+      <w:r>
+        <w:t>akkor</w:t>
+      </w:r>
+      <w:proofErr w:type="spellEnd"/>
+      <w:r>
+        <w:t xml:space="preserve"> </w:t>
+      </w:r>
+      <w:proofErr w:type="spellStart"/>
+      <w:r>
+        <w:t>ezt</w:t>
+      </w:r>
+      <w:proofErr w:type="spellEnd"/>
+      <w:r>
+        <w:t xml:space="preserve"> </w:t>
+      </w:r>
+      <w:proofErr w:type="spellStart"/>
+      <w:r>
+        <w:t>küldjük</w:t>
+      </w:r>
+      <w:proofErr w:type="spellEnd"/>
+      <w:r>
+        <w:t xml:space="preserve"> </w:t>
+      </w:r>
+      <w:proofErr w:type="spellStart"/>
+      <w:r>
+        <w:t>el</w:t>
+      </w:r>
+      <w:proofErr w:type="spellEnd"/>
+      <w:r>
+        <w:t xml:space="preserve"> a Bluetooth-on </w:t>
+      </w:r>
+      <w:proofErr w:type="spellStart"/>
+      <w:r>
+        <w:t>keresztül</w:t>
+      </w:r>
+      <w:proofErr w:type="spellEnd"/>
+      <w:r>
+        <w:t xml:space="preserve">: </w:t>
+      </w:r>
+      <w:proofErr w:type="spellStart"/>
+      <w:r>
+        <w:t>vörös</w:t>
+      </w:r>
+      <w:proofErr w:type="spellEnd"/>
+      <w:r>
+        <w:t xml:space="preserve"> </w:t>
+      </w:r>
+      <w:proofErr w:type="spellStart"/>
+      <w:r>
+        <w:t>szín</w:t>
+      </w:r>
+      <w:proofErr w:type="spellEnd"/>
+      <w:r>
+        <w:t xml:space="preserve"> </w:t>
+      </w:r>
+      <w:proofErr w:type="spellStart"/>
+      <w:r>
+        <w:t>értéke</w:t>
+      </w:r>
+      <w:proofErr w:type="spellEnd"/>
+      <w:r>
+        <w:t xml:space="preserve">, </w:t>
+      </w:r>
+      <w:proofErr w:type="spellStart"/>
+      <w:r>
+        <w:t>zöld</w:t>
+      </w:r>
+      <w:proofErr w:type="spellEnd"/>
+      <w:r>
+        <w:t xml:space="preserve"> </w:t>
+      </w:r>
+      <w:proofErr w:type="spellStart"/>
+      <w:r>
+        <w:t>szín</w:t>
+      </w:r>
+      <w:proofErr w:type="spellEnd"/>
+      <w:r>
+        <w:t xml:space="preserve"> </w:t>
+      </w:r>
+      <w:proofErr w:type="spellStart"/>
+      <w:r>
+        <w:t>értéke</w:t>
+      </w:r>
+      <w:proofErr w:type="spellEnd"/>
+      <w:r>
+        <w:t xml:space="preserve">, </w:t>
+      </w:r>
+      <w:proofErr w:type="spellStart"/>
+      <w:r>
+        <w:t>piros</w:t>
+      </w:r>
+      <w:proofErr w:type="spellEnd"/>
+      <w:r>
+        <w:t xml:space="preserve"> </w:t>
+      </w:r>
+      <w:proofErr w:type="spellStart"/>
+      <w:r>
+        <w:t>szín</w:t>
+      </w:r>
+      <w:proofErr w:type="spellEnd"/>
+      <w:r>
+        <w:t xml:space="preserve"> </w:t>
+      </w:r>
+      <w:proofErr w:type="spellStart"/>
+      <w:r>
+        <w:t>értéke</w:t>
+      </w:r>
+      <w:proofErr w:type="spellEnd"/>
+      <w:r>
+        <w:t>\n</w:t>
+      </w:r>
+    </w:p>
+    <w:p/>
+    <w:p>
+      <w:proofErr w:type="spellStart"/>
+      <w:r>
+        <w:t>Amikor</w:t>
+      </w:r>
+      <w:proofErr w:type="spellEnd"/>
+      <w:r>
+        <w:t xml:space="preserve"> a </w:t>
+      </w:r>
+      <w:proofErr w:type="spellStart"/>
+      <w:r>
+        <w:t>kis</w:t>
+      </w:r>
+      <w:proofErr w:type="spellEnd"/>
+      <w:r>
+        <w:t xml:space="preserve"> </w:t>
+      </w:r>
+      <w:proofErr w:type="spellStart"/>
+      <w:r>
+        <w:t>gombot</w:t>
+      </w:r>
+      <w:proofErr w:type="spellEnd"/>
+      <w:r>
+        <w:t xml:space="preserve"> </w:t>
+      </w:r>
+      <w:proofErr w:type="spellStart"/>
+      <w:r>
+        <w:t>mozgatjuk</w:t>
+      </w:r>
+      <w:proofErr w:type="spellEnd"/>
+      <w:r>
+        <w:t xml:space="preserve"> a </w:t>
+      </w:r>
+      <w:proofErr w:type="spellStart"/>
+      <w:r>
+        <w:t>színválasztón</w:t>
+      </w:r>
+      <w:proofErr w:type="spellEnd"/>
+      <w:r>
+        <w:t xml:space="preserve">, </w:t>
+      </w:r>
+      <w:proofErr w:type="spellStart"/>
+      <w:r>
+        <w:t>akkor</w:t>
+      </w:r>
+      <w:proofErr w:type="spellEnd"/>
+      <w:r>
+        <w:t xml:space="preserve"> a Dragged </w:t>
+      </w:r>
+      <w:proofErr w:type="spellStart"/>
+      <w:r>
+        <w:t>funkció</w:t>
+      </w:r>
+      <w:proofErr w:type="spellEnd"/>
+      <w:r>
+        <w:t xml:space="preserve"> </w:t>
+      </w:r>
+      <w:proofErr w:type="spellStart"/>
+      <w:r>
+        <w:t>beállítja</w:t>
+      </w:r>
+      <w:proofErr w:type="spellEnd"/>
+      <w:r>
+        <w:t xml:space="preserve"> a </w:t>
+      </w:r>
+      <w:proofErr w:type="spellStart"/>
+      <w:r>
+        <w:t>gomb</w:t>
+      </w:r>
+      <w:proofErr w:type="spellEnd"/>
+      <w:r>
+        <w:t xml:space="preserve"> </w:t>
+      </w:r>
+      <w:proofErr w:type="spellStart"/>
+      <w:r>
+        <w:t>új</w:t>
+      </w:r>
+      <w:proofErr w:type="spellEnd"/>
+      <w:r>
+        <w:t xml:space="preserve"> </w:t>
+      </w:r>
+      <w:proofErr w:type="spellStart"/>
+      <w:r>
+        <w:t>helyzetét</w:t>
+      </w:r>
+      <w:proofErr w:type="spellEnd"/>
+      <w:r>
+        <w:t>.</w:t>
+      </w:r>
+    </w:p>
+    <w:p>
+      <w:r>
+        <w:t xml:space="preserve">A </w:t>
+      </w:r>
+      <w:proofErr w:type="spellStart"/>
+      <w:r>
+        <w:t>TouchUp</w:t>
+      </w:r>
+      <w:proofErr w:type="spellEnd"/>
+      <w:r>
+        <w:t xml:space="preserve"> </w:t>
+      </w:r>
+      <w:proofErr w:type="spellStart"/>
+      <w:r>
+        <w:t>funkció</w:t>
+      </w:r>
+      <w:proofErr w:type="spellEnd"/>
+      <w:r>
+        <w:t xml:space="preserve"> </w:t>
+      </w:r>
+      <w:proofErr w:type="spellStart"/>
+      <w:r>
+        <w:t>ugyanúgy</w:t>
+      </w:r>
+      <w:proofErr w:type="spellEnd"/>
+      <w:r>
+        <w:t xml:space="preserve"> </w:t>
+      </w:r>
+      <w:proofErr w:type="spellStart"/>
+      <w:r>
+        <w:t>elküldi</w:t>
+      </w:r>
+      <w:proofErr w:type="spellEnd"/>
+      <w:r>
+        <w:t xml:space="preserve"> a Bluetooth </w:t>
+      </w:r>
+      <w:proofErr w:type="spellStart"/>
+      <w:r>
+        <w:t>eszköznek</w:t>
+      </w:r>
+      <w:proofErr w:type="spellEnd"/>
+      <w:r>
+        <w:t xml:space="preserve"> a </w:t>
+      </w:r>
+      <w:proofErr w:type="spellStart"/>
+      <w:r>
+        <w:t>beállított</w:t>
+      </w:r>
+      <w:proofErr w:type="spellEnd"/>
+      <w:r>
+        <w:t xml:space="preserve"> </w:t>
+      </w:r>
+      <w:proofErr w:type="spellStart"/>
+      <w:r>
+        <w:t>rgb</w:t>
+      </w:r>
+      <w:proofErr w:type="spellEnd"/>
+      <w:r>
+        <w:t xml:space="preserve"> </w:t>
+      </w:r>
+      <w:proofErr w:type="spellStart"/>
+      <w:r>
+        <w:t>színt</w:t>
+      </w:r>
+      <w:proofErr w:type="spellEnd"/>
+      <w:r>
+        <w:t>.</w:t>
+      </w:r>
+    </w:p>
+    <w:p/>
     <w:p>
       <w:pPr>
         <w:pStyle w:val="Cmsor2"/>
       </w:pPr>
-      <w:bookmarkStart w:id="4" w:name="_Toc223644555"/>
-      <w:r>
-        <w:t>Telefonos alkalmazás kódja</w:t>
-      </w:r>
-      <w:bookmarkEnd w:id="4"/>
-    </w:p>
-    <w:p>
-      <w:r>
-        <w:t>Bővebb információ a MIT app kódról a MIT.md-ben olvasható.</w:t>
-      </w:r>
-    </w:p>
-    <w:p>
-      <w:pPr>
-        <w:pStyle w:val="Cmsor2"/>
-      </w:pPr>
-      <w:bookmarkStart w:id="5" w:name="_Toc223644559"/>
+      <w:bookmarkStart w:id="8" w:name="_Toc224988075"/>
       <w:r>
         <w:t>Hardware</w:t>
       </w:r>
-      <w:bookmarkEnd w:id="5"/>
+      <w:bookmarkEnd w:id="8"/>
     </w:p>
     <w:p>
       <w:pPr>
         <w:pStyle w:val="Cmsor3"/>
       </w:pPr>
-      <w:bookmarkStart w:id="6" w:name="_Toc223644560"/>
-      <w:r>
-        <w:t xml:space="preserve">Szükséges </w:t>
-      </w:r>
+      <w:bookmarkStart w:id="9" w:name="_Toc224988076"/>
+      <w:proofErr w:type="spellStart"/>
+      <w:r>
+        <w:t>Szükséges</w:t>
+      </w:r>
+      <w:proofErr w:type="spellEnd"/>
+      <w:r>
+        <w:t xml:space="preserve"> </w:t>
+      </w:r>
+      <w:proofErr w:type="spellStart"/>
       <w:r>
         <w:t>elektronikai</w:t>
       </w:r>
-      <w:r>
-        <w:t xml:space="preserve"> eszközök</w:t>
-      </w:r>
-      <w:bookmarkEnd w:id="6"/>
+      <w:proofErr w:type="spellEnd"/>
+      <w:r>
+        <w:t xml:space="preserve"> </w:t>
+      </w:r>
+      <w:proofErr w:type="spellStart"/>
+      <w:r>
+        <w:t>eszközök</w:t>
+      </w:r>
+      <w:bookmarkEnd w:id="9"/>
+      <w:proofErr w:type="spellEnd"/>
     </w:p>
     <w:p>
       <w:pPr>
@@ -1651,9 +3301,11 @@
           <w:numId w:val="1"/>
         </w:numPr>
       </w:pPr>
+      <w:proofErr w:type="spellStart"/>
       <w:r>
         <w:t>Tápegység</w:t>
       </w:r>
+      <w:proofErr w:type="spellEnd"/>
     </w:p>
     <w:p>
       <w:pPr>
@@ -1667,7 +3319,15 @@
         <w:t>5V,</w:t>
       </w:r>
       <w:r>
-        <w:t xml:space="preserve"> áramerrőség:</w:t>
+        <w:t xml:space="preserve"> </w:t>
+      </w:r>
+      <w:proofErr w:type="spellStart"/>
+      <w:r>
+        <w:t>áramerrőség</w:t>
+      </w:r>
+      <w:proofErr w:type="spellEnd"/>
+      <w:r>
+        <w:t>:</w:t>
       </w:r>
       <w:r>
         <w:t xml:space="preserve"> 2.5 A.</w:t>
@@ -1694,8 +3354,37 @@
         </w:numPr>
       </w:pPr>
       <w:r>
-        <w:t>Ebben a projektben az UNO R3-as verzióját használom</w:t>
-      </w:r>
+        <w:t xml:space="preserve">Ebben a </w:t>
+      </w:r>
+      <w:proofErr w:type="spellStart"/>
+      <w:r>
+        <w:t>projektben</w:t>
+      </w:r>
+      <w:proofErr w:type="spellEnd"/>
+      <w:r>
+        <w:t xml:space="preserve"> </w:t>
+      </w:r>
+      <w:proofErr w:type="spellStart"/>
+      <w:r>
+        <w:t>az</w:t>
+      </w:r>
+      <w:proofErr w:type="spellEnd"/>
+      <w:r>
+        <w:t xml:space="preserve"> UNO R3-as </w:t>
+      </w:r>
+      <w:proofErr w:type="spellStart"/>
+      <w:r>
+        <w:t>verzióját</w:t>
+      </w:r>
+      <w:proofErr w:type="spellEnd"/>
+      <w:r>
+        <w:t xml:space="preserve"> </w:t>
+      </w:r>
+      <w:proofErr w:type="spellStart"/>
+      <w:r>
+        <w:t>használom</w:t>
+      </w:r>
+      <w:proofErr w:type="spellEnd"/>
     </w:p>
     <w:p>
       <w:pPr>
@@ -1706,8 +3395,22 @@
         </w:numPr>
       </w:pPr>
       <w:r>
-        <w:t>HC-05 bluetooth modul</w:t>
-      </w:r>
+        <w:lastRenderedPageBreak/>
+        <w:t xml:space="preserve">HC-05 </w:t>
+      </w:r>
+      <w:proofErr w:type="spellStart"/>
+      <w:r>
+        <w:t>bluetooth</w:t>
+      </w:r>
+      <w:proofErr w:type="spellEnd"/>
+      <w:r>
+        <w:t xml:space="preserve"> </w:t>
+      </w:r>
+      <w:proofErr w:type="spellStart"/>
+      <w:r>
+        <w:t>modul</w:t>
+      </w:r>
+      <w:proofErr w:type="spellEnd"/>
     </w:p>
     <w:p>
       <w:pPr>
@@ -1757,7 +3460,15 @@
         <w:t>Ω</w:t>
       </w:r>
       <w:r>
-        <w:t xml:space="preserve"> és 4</w:t>
+        <w:t xml:space="preserve"> </w:t>
+      </w:r>
+      <w:proofErr w:type="spellStart"/>
+      <w:r>
+        <w:t>és</w:t>
+      </w:r>
+      <w:proofErr w:type="spellEnd"/>
+      <w:r>
+        <w:t xml:space="preserve"> 4</w:t>
       </w:r>
       <w:r>
         <w:t>.</w:t>
@@ -1769,8 +3480,13 @@
         <w:t>Ω</w:t>
       </w:r>
       <w:r>
-        <w:t xml:space="preserve"> ellenállások</w:t>
-      </w:r>
+        <w:t xml:space="preserve"> </w:t>
+      </w:r>
+      <w:proofErr w:type="spellStart"/>
+      <w:r>
+        <w:t>ellenállások</w:t>
+      </w:r>
+      <w:proofErr w:type="spellEnd"/>
     </w:p>
     <w:p>
       <w:pPr>
@@ -1781,37 +3497,198 @@
         </w:numPr>
       </w:pPr>
       <w:r>
-        <w:t>Jumper vezetékek</w:t>
-      </w:r>
+        <w:t xml:space="preserve">Jumper </w:t>
+      </w:r>
+      <w:proofErr w:type="spellStart"/>
+      <w:r>
+        <w:t>vezetékek</w:t>
+      </w:r>
+      <w:proofErr w:type="spellEnd"/>
     </w:p>
     <w:p>
       <w:pPr>
         <w:pStyle w:val="Cmsor3"/>
       </w:pPr>
-      <w:bookmarkStart w:id="7" w:name="_Toc223644561"/>
-      <w:r>
-        <w:t>Elektronikai eszközök összekapcsolása</w:t>
-      </w:r>
-      <w:bookmarkEnd w:id="7"/>
-    </w:p>
-    <w:p>
-      <w:r>
-        <w:t>Az egyszerűség kedvéért thinker</w:t>
-      </w:r>
-      <w:r>
-        <w:t xml:space="preserve">cad-ben összeraktam egy kis projektet, amin keresztül bemutatom a </w:t>
-      </w:r>
-      <w:r>
-        <w:t xml:space="preserve">kapcsolást. </w:t>
-      </w:r>
-    </w:p>
-    <w:p>
-      <w:r>
-        <w:t>A thinkercad nem tartalmaz Bluetooth modult, ezért ezt egy sima led helyettesít</w:t>
+      <w:bookmarkStart w:id="10" w:name="_Toc224988077"/>
+      <w:proofErr w:type="spellStart"/>
+      <w:r>
+        <w:t>Elektronikai</w:t>
+      </w:r>
+      <w:proofErr w:type="spellEnd"/>
+      <w:r>
+        <w:t xml:space="preserve"> </w:t>
+      </w:r>
+      <w:proofErr w:type="spellStart"/>
+      <w:r>
+        <w:t>eszközök</w:t>
+      </w:r>
+      <w:proofErr w:type="spellEnd"/>
+      <w:r>
+        <w:t xml:space="preserve"> </w:t>
+      </w:r>
+      <w:proofErr w:type="spellStart"/>
+      <w:r>
+        <w:t>összekapcsolása</w:t>
+      </w:r>
+      <w:bookmarkEnd w:id="10"/>
+      <w:proofErr w:type="spellEnd"/>
+    </w:p>
+    <w:p>
+      <w:r>
+        <w:t xml:space="preserve">Az </w:t>
+      </w:r>
+      <w:proofErr w:type="spellStart"/>
+      <w:r>
+        <w:t>egyszerűség</w:t>
+      </w:r>
+      <w:proofErr w:type="spellEnd"/>
+      <w:r>
+        <w:t xml:space="preserve"> </w:t>
+      </w:r>
+      <w:proofErr w:type="spellStart"/>
+      <w:r>
+        <w:t>kedvéért</w:t>
+      </w:r>
+      <w:proofErr w:type="spellEnd"/>
+      <w:r>
+        <w:t xml:space="preserve"> </w:t>
+      </w:r>
+      <w:proofErr w:type="spellStart"/>
+      <w:r>
+        <w:t>thinker</w:t>
+      </w:r>
+      <w:r>
+        <w:t>cad</w:t>
+      </w:r>
+      <w:proofErr w:type="spellEnd"/>
+      <w:r>
+        <w:t xml:space="preserve">-ben </w:t>
+      </w:r>
+      <w:proofErr w:type="spellStart"/>
+      <w:r>
+        <w:t>összeraktam</w:t>
+      </w:r>
+      <w:proofErr w:type="spellEnd"/>
+      <w:r>
+        <w:t xml:space="preserve"> </w:t>
+      </w:r>
+      <w:proofErr w:type="spellStart"/>
+      <w:r>
+        <w:t>egy</w:t>
+      </w:r>
+      <w:proofErr w:type="spellEnd"/>
+      <w:r>
+        <w:t xml:space="preserve"> </w:t>
+      </w:r>
+      <w:proofErr w:type="spellStart"/>
+      <w:r>
+        <w:t>kis</w:t>
+      </w:r>
+      <w:proofErr w:type="spellEnd"/>
+      <w:r>
+        <w:t xml:space="preserve"> </w:t>
+      </w:r>
+      <w:proofErr w:type="spellStart"/>
+      <w:r>
+        <w:t>projektet</w:t>
+      </w:r>
+      <w:proofErr w:type="spellEnd"/>
+      <w:r>
+        <w:t xml:space="preserve">, amin </w:t>
+      </w:r>
+      <w:proofErr w:type="spellStart"/>
+      <w:r>
+        <w:t>keresztül</w:t>
+      </w:r>
+      <w:proofErr w:type="spellEnd"/>
+      <w:r>
+        <w:t xml:space="preserve"> </w:t>
+      </w:r>
+      <w:proofErr w:type="spellStart"/>
+      <w:r>
+        <w:t>bemutatom</w:t>
+      </w:r>
+      <w:proofErr w:type="spellEnd"/>
+      <w:r>
+        <w:t xml:space="preserve"> a </w:t>
+      </w:r>
+      <w:proofErr w:type="spellStart"/>
+      <w:r>
+        <w:t>kapcsolást</w:t>
+      </w:r>
+      <w:proofErr w:type="spellEnd"/>
+      <w:r>
+        <w:t xml:space="preserve">. </w:t>
+      </w:r>
+    </w:p>
+    <w:p>
+      <w:r>
+        <w:t xml:space="preserve">A </w:t>
+      </w:r>
+      <w:proofErr w:type="spellStart"/>
+      <w:r>
+        <w:t>thinkercad</w:t>
+      </w:r>
+      <w:proofErr w:type="spellEnd"/>
+      <w:r>
+        <w:t xml:space="preserve"> </w:t>
+      </w:r>
+      <w:proofErr w:type="spellStart"/>
+      <w:r>
+        <w:t>nem</w:t>
+      </w:r>
+      <w:proofErr w:type="spellEnd"/>
+      <w:r>
+        <w:t xml:space="preserve"> </w:t>
+      </w:r>
+      <w:proofErr w:type="spellStart"/>
+      <w:r>
+        <w:t>tartalmaz</w:t>
+      </w:r>
+      <w:proofErr w:type="spellEnd"/>
+      <w:r>
+        <w:t xml:space="preserve"> Bluetooth </w:t>
+      </w:r>
+      <w:proofErr w:type="spellStart"/>
+      <w:r>
+        <w:t>modult</w:t>
+      </w:r>
+      <w:proofErr w:type="spellEnd"/>
+      <w:r>
+        <w:t xml:space="preserve">, </w:t>
+      </w:r>
+      <w:proofErr w:type="spellStart"/>
+      <w:r>
+        <w:t>ezért</w:t>
+      </w:r>
+      <w:proofErr w:type="spellEnd"/>
+      <w:r>
+        <w:t xml:space="preserve"> </w:t>
+      </w:r>
+      <w:proofErr w:type="spellStart"/>
+      <w:r>
+        <w:t>ezt</w:t>
+      </w:r>
+      <w:proofErr w:type="spellEnd"/>
+      <w:r>
+        <w:t xml:space="preserve"> </w:t>
+      </w:r>
+      <w:proofErr w:type="spellStart"/>
+      <w:r>
+        <w:t>egy</w:t>
+      </w:r>
+      <w:proofErr w:type="spellEnd"/>
+      <w:r>
+        <w:t xml:space="preserve"> sima led </w:t>
+      </w:r>
+      <w:proofErr w:type="spellStart"/>
+      <w:r>
+        <w:t>helyettesít</w:t>
       </w:r>
       <w:r>
         <w:t>i</w:t>
       </w:r>
+      <w:proofErr w:type="spellEnd"/>
       <w:r>
         <w:t>.</w:t>
       </w:r>
@@ -1825,9 +3702,9 @@
           <w:noProof/>
         </w:rPr>
         <w:drawing>
-          <wp:inline distT="0" distB="0" distL="0" distR="0" wp14:anchorId="4CA1FB7A" wp14:editId="49C3AFE2">
-            <wp:extent cx="3804920" cy="3810374"/>
-            <wp:effectExtent l="0" t="0" r="5080" b="0"/>
+          <wp:inline distT="0" distB="0" distL="0" distR="0" wp14:anchorId="4CA1FB7A" wp14:editId="2E0B4460">
+            <wp:extent cx="3743325" cy="3748691"/>
+            <wp:effectExtent l="0" t="0" r="0" b="4445"/>
             <wp:docPr id="1080609105" name="Kép 1" descr="A képen szöveg, képernyőkép, diagram, térkép látható&#10;&#10;Előfordulhat, hogy az AI által létrehozott tartalom helytelen."/>
             <wp:cNvGraphicFramePr>
               <a:graphicFrameLocks xmlns:a="http://schemas.openxmlformats.org/drawingml/2006/main" noChangeAspect="1"/>
@@ -1840,7 +3717,7 @@
                     <pic:cNvPicPr/>
                   </pic:nvPicPr>
                   <pic:blipFill>
-                    <a:blip r:embed="rId11"/>
+                    <a:blip r:embed="rId14"/>
                     <a:stretch>
                       <a:fillRect/>
                     </a:stretch>
@@ -1848,7 +3725,7 @@
                   <pic:spPr>
                     <a:xfrm>
                       <a:off x="0" y="0"/>
-                      <a:ext cx="3812268" cy="3817733"/>
+                      <a:ext cx="3766363" cy="3771762"/>
                     </a:xfrm>
                     <a:prstGeom prst="rect">
                       <a:avLst/>
@@ -1862,10 +3739,11 @@
       </w:r>
     </w:p>
     <w:p>
-      <w:r>
-        <w:lastRenderedPageBreak/>
+      <w:proofErr w:type="spellStart"/>
+      <w:r>
         <w:t>Tápegység</w:t>
       </w:r>
+      <w:proofErr w:type="spellEnd"/>
     </w:p>
     <w:p>
       <w:pPr>
@@ -1876,7 +3754,71 @@
         </w:numPr>
       </w:pPr>
       <w:r>
-        <w:t>A 40 db led közvetlenül a tápegységbe van bekötve és nem a szerelőlapon keresztül.</w:t>
+        <w:t xml:space="preserve">A 40 </w:t>
+      </w:r>
+      <w:proofErr w:type="spellStart"/>
+      <w:r>
+        <w:t>db</w:t>
+      </w:r>
+      <w:proofErr w:type="spellEnd"/>
+      <w:r>
+        <w:t xml:space="preserve"> led </w:t>
+      </w:r>
+      <w:proofErr w:type="spellStart"/>
+      <w:r>
+        <w:t>közvetlenül</w:t>
+      </w:r>
+      <w:proofErr w:type="spellEnd"/>
+      <w:r>
+        <w:t xml:space="preserve"> a </w:t>
+      </w:r>
+      <w:proofErr w:type="spellStart"/>
+      <w:r>
+        <w:t>tápegységbe</w:t>
+      </w:r>
+      <w:proofErr w:type="spellEnd"/>
+      <w:r>
+        <w:t xml:space="preserve"> van </w:t>
+      </w:r>
+      <w:proofErr w:type="spellStart"/>
+      <w:r>
+        <w:t>bekötve</w:t>
+      </w:r>
+      <w:proofErr w:type="spellEnd"/>
+      <w:r>
+        <w:t xml:space="preserve"> </w:t>
+      </w:r>
+      <w:proofErr w:type="spellStart"/>
+      <w:r>
+        <w:t>és</w:t>
+      </w:r>
+      <w:proofErr w:type="spellEnd"/>
+      <w:r>
+        <w:t xml:space="preserve"> </w:t>
+      </w:r>
+      <w:proofErr w:type="spellStart"/>
+      <w:r>
+        <w:t>nem</w:t>
+      </w:r>
+      <w:proofErr w:type="spellEnd"/>
+      <w:r>
+        <w:t xml:space="preserve"> a </w:t>
+      </w:r>
+      <w:proofErr w:type="spellStart"/>
+      <w:r>
+        <w:t>szerelőlapon</w:t>
+      </w:r>
+      <w:proofErr w:type="spellEnd"/>
+      <w:r>
+        <w:t xml:space="preserve"> </w:t>
+      </w:r>
+      <w:proofErr w:type="spellStart"/>
+      <w:r>
+        <w:t>keresztül</w:t>
+      </w:r>
+      <w:proofErr w:type="spellEnd"/>
+      <w:r>
+        <w:t>.</w:t>
       </w:r>
     </w:p>
     <w:p>
@@ -1884,16 +3826,74 @@
         <w:pStyle w:val="Listaszerbekezds"/>
       </w:pPr>
       <w:r>
-        <w:t>Ez biztosítja, hogy nagyobb áram felvétele</w:t>
-      </w:r>
-      <w:r>
-        <w:t xml:space="preserve"> esetén ne történjen </w:t>
-      </w:r>
+        <w:t xml:space="preserve">Ez </w:t>
+      </w:r>
+      <w:proofErr w:type="spellStart"/>
+      <w:r>
+        <w:t>biztosítja</w:t>
+      </w:r>
+      <w:proofErr w:type="spellEnd"/>
+      <w:r>
+        <w:t xml:space="preserve">, </w:t>
+      </w:r>
+      <w:proofErr w:type="spellStart"/>
+      <w:r>
+        <w:t>hogy</w:t>
+      </w:r>
+      <w:proofErr w:type="spellEnd"/>
+      <w:r>
+        <w:t xml:space="preserve"> </w:t>
+      </w:r>
+      <w:proofErr w:type="spellStart"/>
+      <w:r>
+        <w:t>nagyobb</w:t>
+      </w:r>
+      <w:proofErr w:type="spellEnd"/>
+      <w:r>
+        <w:t xml:space="preserve"> </w:t>
+      </w:r>
+      <w:proofErr w:type="spellStart"/>
+      <w:r>
+        <w:t>áram</w:t>
+      </w:r>
+      <w:proofErr w:type="spellEnd"/>
+      <w:r>
+        <w:t xml:space="preserve"> </w:t>
+      </w:r>
+      <w:proofErr w:type="spellStart"/>
+      <w:r>
+        <w:t>felvétele</w:t>
+      </w:r>
+      <w:proofErr w:type="spellEnd"/>
+      <w:r>
+        <w:t xml:space="preserve"> </w:t>
+      </w:r>
+      <w:proofErr w:type="spellStart"/>
+      <w:r>
+        <w:t>esetén</w:t>
+      </w:r>
+      <w:proofErr w:type="spellEnd"/>
+      <w:r>
+        <w:t xml:space="preserve"> ne </w:t>
+      </w:r>
+      <w:proofErr w:type="spellStart"/>
+      <w:r>
+        <w:t>történjen</w:t>
+      </w:r>
+      <w:proofErr w:type="spellEnd"/>
+      <w:r>
+        <w:t xml:space="preserve"> </w:t>
+      </w:r>
+      <w:proofErr w:type="spellStart"/>
       <w:r>
         <w:t>feszültség</w:t>
       </w:r>
       <w:r>
-        <w:t xml:space="preserve">ingadozás. </w:t>
+        <w:t>ingadozás</w:t>
+      </w:r>
+      <w:proofErr w:type="spellEnd"/>
+      <w:r>
+        <w:t xml:space="preserve">. </w:t>
       </w:r>
     </w:p>
     <w:p>
@@ -1905,16 +3905,64 @@
         </w:numPr>
       </w:pPr>
       <w:r>
-        <w:t>1db led áram</w:t>
-      </w:r>
-      <w:r>
-        <w:t xml:space="preserve">felvétele </w:t>
+        <w:t xml:space="preserve">1db led </w:t>
+      </w:r>
+      <w:proofErr w:type="spellStart"/>
+      <w:r>
+        <w:t>áram</w:t>
+      </w:r>
+      <w:r>
+        <w:t>felvétele</w:t>
+      </w:r>
+      <w:proofErr w:type="spellEnd"/>
+      <w:r>
+        <w:t xml:space="preserve"> </w:t>
       </w:r>
       <w:r>
         <w:t>max</w:t>
       </w:r>
       <w:r>
-        <w:t xml:space="preserve"> 60mA, jelen esetben ebből 40db van, így ez 2400mA</w:t>
+        <w:t xml:space="preserve"> 60mA, </w:t>
+      </w:r>
+      <w:proofErr w:type="spellStart"/>
+      <w:r>
+        <w:t>jelen</w:t>
+      </w:r>
+      <w:proofErr w:type="spellEnd"/>
+      <w:r>
+        <w:t xml:space="preserve"> </w:t>
+      </w:r>
+      <w:proofErr w:type="spellStart"/>
+      <w:r>
+        <w:t>esetben</w:t>
+      </w:r>
+      <w:proofErr w:type="spellEnd"/>
+      <w:r>
+        <w:t xml:space="preserve"> </w:t>
+      </w:r>
+      <w:proofErr w:type="spellStart"/>
+      <w:r>
+        <w:t>ebből</w:t>
+      </w:r>
+      <w:proofErr w:type="spellEnd"/>
+      <w:r>
+        <w:t xml:space="preserve"> 40db van, </w:t>
+      </w:r>
+      <w:proofErr w:type="spellStart"/>
+      <w:r>
+        <w:t>így</w:t>
+      </w:r>
+      <w:proofErr w:type="spellEnd"/>
+      <w:r>
+        <w:t xml:space="preserve"> </w:t>
+      </w:r>
+      <w:proofErr w:type="spellStart"/>
+      <w:r>
+        <w:t>ez</w:t>
+      </w:r>
+      <w:proofErr w:type="spellEnd"/>
+      <w:r>
+        <w:t xml:space="preserve"> 2400mA</w:t>
       </w:r>
       <w:r>
         <w:t xml:space="preserve">. </w:t>
@@ -1929,16 +3977,117 @@
         </w:numPr>
       </w:pPr>
       <w:r>
-        <w:t>A szerelőlap sín</w:t>
-      </w:r>
-      <w:r>
-        <w:t>ei általában nem bírnak ekkora áramot</w:t>
-      </w:r>
-      <w:r>
-        <w:t xml:space="preserve">, hosszabb távon </w:t>
-      </w:r>
-      <w:r>
-        <w:t>a sínek felmelegedhetnek, a burkolat megolvadhat.</w:t>
+        <w:t xml:space="preserve">A </w:t>
+      </w:r>
+      <w:proofErr w:type="spellStart"/>
+      <w:r>
+        <w:t>szerelőlap</w:t>
+      </w:r>
+      <w:proofErr w:type="spellEnd"/>
+      <w:r>
+        <w:t xml:space="preserve"> </w:t>
+      </w:r>
+      <w:proofErr w:type="spellStart"/>
+      <w:r>
+        <w:t>sín</w:t>
+      </w:r>
+      <w:r>
+        <w:t>ei</w:t>
+      </w:r>
+      <w:proofErr w:type="spellEnd"/>
+      <w:r>
+        <w:t xml:space="preserve"> </w:t>
+      </w:r>
+      <w:proofErr w:type="spellStart"/>
+      <w:r>
+        <w:t>általában</w:t>
+      </w:r>
+      <w:proofErr w:type="spellEnd"/>
+      <w:r>
+        <w:t xml:space="preserve"> </w:t>
+      </w:r>
+      <w:proofErr w:type="spellStart"/>
+      <w:r>
+        <w:t>nem</w:t>
+      </w:r>
+      <w:proofErr w:type="spellEnd"/>
+      <w:r>
+        <w:t xml:space="preserve"> </w:t>
+      </w:r>
+      <w:proofErr w:type="spellStart"/>
+      <w:r>
+        <w:t>bírnak</w:t>
+      </w:r>
+      <w:proofErr w:type="spellEnd"/>
+      <w:r>
+        <w:t xml:space="preserve"> </w:t>
+      </w:r>
+      <w:proofErr w:type="spellStart"/>
+      <w:r>
+        <w:t>ekkora</w:t>
+      </w:r>
+      <w:proofErr w:type="spellEnd"/>
+      <w:r>
+        <w:t xml:space="preserve"> </w:t>
+      </w:r>
+      <w:proofErr w:type="spellStart"/>
+      <w:r>
+        <w:t>áramot</w:t>
+      </w:r>
+      <w:proofErr w:type="spellEnd"/>
+      <w:r>
+        <w:t xml:space="preserve">, </w:t>
+      </w:r>
+      <w:proofErr w:type="spellStart"/>
+      <w:r>
+        <w:t>hosszabb</w:t>
+      </w:r>
+      <w:proofErr w:type="spellEnd"/>
+      <w:r>
+        <w:t xml:space="preserve"> </w:t>
+      </w:r>
+      <w:proofErr w:type="spellStart"/>
+      <w:r>
+        <w:t>távon</w:t>
+      </w:r>
+      <w:proofErr w:type="spellEnd"/>
+      <w:r>
+        <w:t xml:space="preserve"> </w:t>
+      </w:r>
+      <w:r>
+        <w:t xml:space="preserve">a </w:t>
+      </w:r>
+      <w:proofErr w:type="spellStart"/>
+      <w:r>
+        <w:t>sínek</w:t>
+      </w:r>
+      <w:proofErr w:type="spellEnd"/>
+      <w:r>
+        <w:t xml:space="preserve"> </w:t>
+      </w:r>
+      <w:proofErr w:type="spellStart"/>
+      <w:r>
+        <w:t>felmelegedhetnek</w:t>
+      </w:r>
+      <w:proofErr w:type="spellEnd"/>
+      <w:r>
+        <w:t xml:space="preserve">, a </w:t>
+      </w:r>
+      <w:proofErr w:type="spellStart"/>
+      <w:r>
+        <w:t>burkolat</w:t>
+      </w:r>
+      <w:proofErr w:type="spellEnd"/>
+      <w:r>
+        <w:t xml:space="preserve"> </w:t>
+      </w:r>
+      <w:proofErr w:type="spellStart"/>
+      <w:r>
+        <w:t>megolvadhat</w:t>
+      </w:r>
+      <w:proofErr w:type="spellEnd"/>
+      <w:r>
+        <w:t>.</w:t>
       </w:r>
     </w:p>
     <w:p>
@@ -1953,27 +4102,328 @@
         <w:t>A</w:t>
       </w:r>
       <w:r>
-        <w:t xml:space="preserve">z Arduino UNO és </w:t>
-      </w:r>
-      <w:r>
-        <w:t>Bluetooth modulnak sokkal kevesebb</w:t>
-      </w:r>
-      <w:r>
-        <w:t xml:space="preserve"> szükséges</w:t>
-      </w:r>
-      <w:r>
-        <w:t>, így amikor hirtelen nagy áramot kap a sín a ledek miatt az Arduino resetelhet vagy a Bluetooth lekapcsolódhat (ez meg is történt velem, amikor a ledeket is a sínen keresztül kötöttem be).</w:t>
-      </w:r>
-    </w:p>
-    <w:p>
-      <w:r>
-        <w:t>Ezért ajánlott a ledeket közvetlenül a tápegységbe bekötni</w:t>
-      </w:r>
-      <w:r>
-        <w:t xml:space="preserve">, az Arduinot és </w:t>
-      </w:r>
-      <w:r>
-        <w:t>a többi modult elkülönítve a szerelőlapon!</w:t>
+        <w:t xml:space="preserve">z Arduino UNO </w:t>
+      </w:r>
+      <w:proofErr w:type="spellStart"/>
+      <w:r>
+        <w:t>és</w:t>
+      </w:r>
+      <w:proofErr w:type="spellEnd"/>
+      <w:r>
+        <w:t xml:space="preserve"> </w:t>
+      </w:r>
+      <w:r>
+        <w:t xml:space="preserve">Bluetooth </w:t>
+      </w:r>
+      <w:proofErr w:type="spellStart"/>
+      <w:r>
+        <w:t>modulnak</w:t>
+      </w:r>
+      <w:proofErr w:type="spellEnd"/>
+      <w:r>
+        <w:t xml:space="preserve"> </w:t>
+      </w:r>
+      <w:proofErr w:type="spellStart"/>
+      <w:r>
+        <w:t>sokkal</w:t>
+      </w:r>
+      <w:proofErr w:type="spellEnd"/>
+      <w:r>
+        <w:t xml:space="preserve"> </w:t>
+      </w:r>
+      <w:proofErr w:type="spellStart"/>
+      <w:r>
+        <w:t>kevesebb</w:t>
+      </w:r>
+      <w:proofErr w:type="spellEnd"/>
+      <w:r>
+        <w:t xml:space="preserve"> </w:t>
+      </w:r>
+      <w:proofErr w:type="spellStart"/>
+      <w:r>
+        <w:t>szükséges</w:t>
+      </w:r>
+      <w:proofErr w:type="spellEnd"/>
+      <w:r>
+        <w:t xml:space="preserve">, </w:t>
+      </w:r>
+      <w:proofErr w:type="spellStart"/>
+      <w:r>
+        <w:t>így</w:t>
+      </w:r>
+      <w:proofErr w:type="spellEnd"/>
+      <w:r>
+        <w:t xml:space="preserve"> </w:t>
+      </w:r>
+      <w:proofErr w:type="spellStart"/>
+      <w:r>
+        <w:t>amikor</w:t>
+      </w:r>
+      <w:proofErr w:type="spellEnd"/>
+      <w:r>
+        <w:t xml:space="preserve"> </w:t>
+      </w:r>
+      <w:proofErr w:type="spellStart"/>
+      <w:r>
+        <w:t>hirtelen</w:t>
+      </w:r>
+      <w:proofErr w:type="spellEnd"/>
+      <w:r>
+        <w:t xml:space="preserve"> </w:t>
+      </w:r>
+      <w:proofErr w:type="spellStart"/>
+      <w:r>
+        <w:t>nagy</w:t>
+      </w:r>
+      <w:proofErr w:type="spellEnd"/>
+      <w:r>
+        <w:t xml:space="preserve"> </w:t>
+      </w:r>
+      <w:proofErr w:type="spellStart"/>
+      <w:r>
+        <w:t>áramot</w:t>
+      </w:r>
+      <w:proofErr w:type="spellEnd"/>
+      <w:r>
+        <w:t xml:space="preserve"> </w:t>
+      </w:r>
+      <w:proofErr w:type="spellStart"/>
+      <w:r>
+        <w:t>kap</w:t>
+      </w:r>
+      <w:proofErr w:type="spellEnd"/>
+      <w:r>
+        <w:t xml:space="preserve"> a </w:t>
+      </w:r>
+      <w:proofErr w:type="spellStart"/>
+      <w:r>
+        <w:t>sín</w:t>
+      </w:r>
+      <w:proofErr w:type="spellEnd"/>
+      <w:r>
+        <w:t xml:space="preserve"> a </w:t>
+      </w:r>
+      <w:proofErr w:type="spellStart"/>
+      <w:r>
+        <w:t>ledek</w:t>
+      </w:r>
+      <w:proofErr w:type="spellEnd"/>
+      <w:r>
+        <w:t xml:space="preserve"> </w:t>
+      </w:r>
+      <w:proofErr w:type="spellStart"/>
+      <w:r>
+        <w:t>miatt</w:t>
+      </w:r>
+      <w:proofErr w:type="spellEnd"/>
+      <w:r>
+        <w:t xml:space="preserve"> </w:t>
+      </w:r>
+      <w:proofErr w:type="spellStart"/>
+      <w:r>
+        <w:t>az</w:t>
+      </w:r>
+      <w:proofErr w:type="spellEnd"/>
+      <w:r>
+        <w:t xml:space="preserve"> Arduino </w:t>
+      </w:r>
+      <w:proofErr w:type="spellStart"/>
+      <w:r>
+        <w:t>resetelhet</w:t>
+      </w:r>
+      <w:proofErr w:type="spellEnd"/>
+      <w:r>
+        <w:t xml:space="preserve"> </w:t>
+      </w:r>
+      <w:proofErr w:type="spellStart"/>
+      <w:r>
+        <w:t>vagy</w:t>
+      </w:r>
+      <w:proofErr w:type="spellEnd"/>
+      <w:r>
+        <w:t xml:space="preserve"> a Bluetooth </w:t>
+      </w:r>
+      <w:proofErr w:type="spellStart"/>
+      <w:r>
+        <w:t>lekapcsolódhat</w:t>
+      </w:r>
+      <w:proofErr w:type="spellEnd"/>
+      <w:r>
+        <w:t xml:space="preserve"> (</w:t>
+      </w:r>
+      <w:proofErr w:type="spellStart"/>
+      <w:r>
+        <w:t>ez</w:t>
+      </w:r>
+      <w:proofErr w:type="spellEnd"/>
+      <w:r>
+        <w:t xml:space="preserve"> meg is </w:t>
+      </w:r>
+      <w:proofErr w:type="spellStart"/>
+      <w:r>
+        <w:t>történt</w:t>
+      </w:r>
+      <w:proofErr w:type="spellEnd"/>
+      <w:r>
+        <w:t xml:space="preserve"> </w:t>
+      </w:r>
+      <w:proofErr w:type="spellStart"/>
+      <w:r>
+        <w:t>velem</w:t>
+      </w:r>
+      <w:proofErr w:type="spellEnd"/>
+      <w:r>
+        <w:t xml:space="preserve">, </w:t>
+      </w:r>
+      <w:proofErr w:type="spellStart"/>
+      <w:r>
+        <w:t>amikor</w:t>
+      </w:r>
+      <w:proofErr w:type="spellEnd"/>
+      <w:r>
+        <w:t xml:space="preserve"> a </w:t>
+      </w:r>
+      <w:proofErr w:type="spellStart"/>
+      <w:r>
+        <w:t>ledeket</w:t>
+      </w:r>
+      <w:proofErr w:type="spellEnd"/>
+      <w:r>
+        <w:t xml:space="preserve"> is a </w:t>
+      </w:r>
+      <w:proofErr w:type="spellStart"/>
+      <w:r>
+        <w:t>sínen</w:t>
+      </w:r>
+      <w:proofErr w:type="spellEnd"/>
+      <w:r>
+        <w:t xml:space="preserve"> </w:t>
+      </w:r>
+      <w:proofErr w:type="spellStart"/>
+      <w:r>
+        <w:t>keresztül</w:t>
+      </w:r>
+      <w:proofErr w:type="spellEnd"/>
+      <w:r>
+        <w:t xml:space="preserve"> </w:t>
+      </w:r>
+      <w:proofErr w:type="spellStart"/>
+      <w:r>
+        <w:t>kötöttem</w:t>
+      </w:r>
+      <w:proofErr w:type="spellEnd"/>
+      <w:r>
+        <w:t xml:space="preserve"> be).</w:t>
+      </w:r>
+    </w:p>
+    <w:p>
+      <w:proofErr w:type="spellStart"/>
+      <w:r>
+        <w:lastRenderedPageBreak/>
+        <w:t>Ezért</w:t>
+      </w:r>
+      <w:proofErr w:type="spellEnd"/>
+      <w:r>
+        <w:t xml:space="preserve"> </w:t>
+      </w:r>
+      <w:proofErr w:type="spellStart"/>
+      <w:r>
+        <w:t>ajánlott</w:t>
+      </w:r>
+      <w:proofErr w:type="spellEnd"/>
+      <w:r>
+        <w:t xml:space="preserve"> a </w:t>
+      </w:r>
+      <w:proofErr w:type="spellStart"/>
+      <w:r>
+        <w:t>ledeket</w:t>
+      </w:r>
+      <w:proofErr w:type="spellEnd"/>
+      <w:r>
+        <w:t xml:space="preserve"> </w:t>
+      </w:r>
+      <w:proofErr w:type="spellStart"/>
+      <w:r>
+        <w:t>közvetlenül</w:t>
+      </w:r>
+      <w:proofErr w:type="spellEnd"/>
+      <w:r>
+        <w:t xml:space="preserve"> a </w:t>
+      </w:r>
+      <w:proofErr w:type="spellStart"/>
+      <w:r>
+        <w:t>tápegységbe</w:t>
+      </w:r>
+      <w:proofErr w:type="spellEnd"/>
+      <w:r>
+        <w:t xml:space="preserve"> </w:t>
+      </w:r>
+      <w:proofErr w:type="spellStart"/>
+      <w:r>
+        <w:t>bekötni</w:t>
+      </w:r>
+      <w:proofErr w:type="spellEnd"/>
+      <w:r>
+        <w:t xml:space="preserve">, </w:t>
+      </w:r>
+      <w:proofErr w:type="spellStart"/>
+      <w:r>
+        <w:t>az</w:t>
+      </w:r>
+      <w:proofErr w:type="spellEnd"/>
+      <w:r>
+        <w:t xml:space="preserve"> </w:t>
+      </w:r>
+      <w:proofErr w:type="spellStart"/>
+      <w:r>
+        <w:t>Arduinot</w:t>
+      </w:r>
+      <w:proofErr w:type="spellEnd"/>
+      <w:r>
+        <w:t xml:space="preserve"> </w:t>
+      </w:r>
+      <w:proofErr w:type="spellStart"/>
+      <w:r>
+        <w:t>és</w:t>
+      </w:r>
+      <w:proofErr w:type="spellEnd"/>
+      <w:r>
+        <w:t xml:space="preserve"> </w:t>
+      </w:r>
+      <w:r>
+        <w:t xml:space="preserve">a </w:t>
+      </w:r>
+      <w:proofErr w:type="spellStart"/>
+      <w:r>
+        <w:t>többi</w:t>
+      </w:r>
+      <w:proofErr w:type="spellEnd"/>
+      <w:r>
+        <w:t xml:space="preserve"> </w:t>
+      </w:r>
+      <w:proofErr w:type="spellStart"/>
+      <w:r>
+        <w:t>modult</w:t>
+      </w:r>
+      <w:proofErr w:type="spellEnd"/>
+      <w:r>
+        <w:t xml:space="preserve"> </w:t>
+      </w:r>
+      <w:proofErr w:type="spellStart"/>
+      <w:r>
+        <w:t>elkülönítve</w:t>
+      </w:r>
+      <w:proofErr w:type="spellEnd"/>
+      <w:r>
+        <w:t xml:space="preserve"> a </w:t>
+      </w:r>
+      <w:proofErr w:type="spellStart"/>
+      <w:r>
+        <w:t>szerelőlapon</w:t>
+      </w:r>
+      <w:proofErr w:type="spellEnd"/>
+      <w:r>
+        <w:t>!</w:t>
       </w:r>
     </w:p>
     <w:p>
@@ -1990,7 +4440,47 @@
         </w:numPr>
       </w:pPr>
       <w:r>
-        <w:t>A ledek közvetlenül vannak összekötve a tápegységgel.</w:t>
+        <w:t xml:space="preserve">A </w:t>
+      </w:r>
+      <w:proofErr w:type="spellStart"/>
+      <w:r>
+        <w:t>ledek</w:t>
+      </w:r>
+      <w:proofErr w:type="spellEnd"/>
+      <w:r>
+        <w:t xml:space="preserve"> </w:t>
+      </w:r>
+      <w:proofErr w:type="spellStart"/>
+      <w:r>
+        <w:t>közvetlenül</w:t>
+      </w:r>
+      <w:proofErr w:type="spellEnd"/>
+      <w:r>
+        <w:t xml:space="preserve"> </w:t>
+      </w:r>
+      <w:proofErr w:type="spellStart"/>
+      <w:r>
+        <w:t>vannak</w:t>
+      </w:r>
+      <w:proofErr w:type="spellEnd"/>
+      <w:r>
+        <w:t xml:space="preserve"> </w:t>
+      </w:r>
+      <w:proofErr w:type="spellStart"/>
+      <w:r>
+        <w:t>összekötve</w:t>
+      </w:r>
+      <w:proofErr w:type="spellEnd"/>
+      <w:r>
+        <w:t xml:space="preserve"> a </w:t>
+      </w:r>
+      <w:proofErr w:type="spellStart"/>
+      <w:r>
+        <w:t>tápegységgel</w:t>
+      </w:r>
+      <w:proofErr w:type="spellEnd"/>
+      <w:r>
+        <w:t>.</w:t>
       </w:r>
     </w:p>
     <w:p>
@@ -2002,19 +4492,144 @@
         </w:numPr>
       </w:pPr>
       <w:r>
-        <w:t>A lednek a DIN pinje az Arduino 8-as pinjébe csatlakozik egy 330</w:t>
+        <w:t xml:space="preserve">A </w:t>
+      </w:r>
+      <w:proofErr w:type="spellStart"/>
+      <w:r>
+        <w:t>lednek</w:t>
+      </w:r>
+      <w:proofErr w:type="spellEnd"/>
+      <w:r>
+        <w:t xml:space="preserve"> a DIN </w:t>
+      </w:r>
+      <w:proofErr w:type="spellStart"/>
+      <w:r>
+        <w:t>pinje</w:t>
+      </w:r>
+      <w:proofErr w:type="spellEnd"/>
+      <w:r>
+        <w:t xml:space="preserve"> </w:t>
+      </w:r>
+      <w:proofErr w:type="spellStart"/>
+      <w:r>
+        <w:t>az</w:t>
+      </w:r>
+      <w:proofErr w:type="spellEnd"/>
+      <w:r>
+        <w:t xml:space="preserve"> Arduino 8-as </w:t>
+      </w:r>
+      <w:proofErr w:type="spellStart"/>
+      <w:r>
+        <w:t>pinjébe</w:t>
+      </w:r>
+      <w:proofErr w:type="spellEnd"/>
+      <w:r>
+        <w:t xml:space="preserve"> </w:t>
+      </w:r>
+      <w:proofErr w:type="spellStart"/>
+      <w:r>
+        <w:t>csatlakozik</w:t>
+      </w:r>
+      <w:proofErr w:type="spellEnd"/>
+      <w:r>
+        <w:t xml:space="preserve"> </w:t>
+      </w:r>
+      <w:proofErr w:type="spellStart"/>
+      <w:r>
+        <w:t>egy</w:t>
+      </w:r>
+      <w:proofErr w:type="spellEnd"/>
+      <w:r>
+        <w:t xml:space="preserve"> 330</w:t>
       </w:r>
       <w:r>
         <w:t>Ω</w:t>
       </w:r>
       <w:r>
-        <w:t>-os ellenálláson keresztül.</w:t>
-      </w:r>
-      <w:r>
-        <w:t xml:space="preserve"> Az ellenállás nem kötelező, de erősen ajánlott </w:t>
-      </w:r>
-      <w:r>
-        <w:t>jelstabilizálásra és jelvédelemre.</w:t>
+        <w:t xml:space="preserve">-os </w:t>
+      </w:r>
+      <w:proofErr w:type="spellStart"/>
+      <w:r>
+        <w:t>ellenálláson</w:t>
+      </w:r>
+      <w:proofErr w:type="spellEnd"/>
+      <w:r>
+        <w:t xml:space="preserve"> </w:t>
+      </w:r>
+      <w:proofErr w:type="spellStart"/>
+      <w:r>
+        <w:t>keresztül</w:t>
+      </w:r>
+      <w:proofErr w:type="spellEnd"/>
+      <w:r>
+        <w:t>.</w:t>
+      </w:r>
+      <w:r>
+        <w:t xml:space="preserve"> Az </w:t>
+      </w:r>
+      <w:proofErr w:type="spellStart"/>
+      <w:r>
+        <w:t>ellenállás</w:t>
+      </w:r>
+      <w:proofErr w:type="spellEnd"/>
+      <w:r>
+        <w:t xml:space="preserve"> </w:t>
+      </w:r>
+      <w:proofErr w:type="spellStart"/>
+      <w:r>
+        <w:t>nem</w:t>
+      </w:r>
+      <w:proofErr w:type="spellEnd"/>
+      <w:r>
+        <w:t xml:space="preserve"> </w:t>
+      </w:r>
+      <w:proofErr w:type="spellStart"/>
+      <w:r>
+        <w:t>kötelező</w:t>
+      </w:r>
+      <w:proofErr w:type="spellEnd"/>
+      <w:r>
+        <w:t xml:space="preserve">, de </w:t>
+      </w:r>
+      <w:proofErr w:type="spellStart"/>
+      <w:r>
+        <w:t>erősen</w:t>
+      </w:r>
+      <w:proofErr w:type="spellEnd"/>
+      <w:r>
+        <w:t xml:space="preserve"> </w:t>
+      </w:r>
+      <w:proofErr w:type="spellStart"/>
+      <w:r>
+        <w:t>ajánlott</w:t>
+      </w:r>
+      <w:proofErr w:type="spellEnd"/>
+      <w:r>
+        <w:t xml:space="preserve"> </w:t>
+      </w:r>
+      <w:proofErr w:type="spellStart"/>
+      <w:r>
+        <w:t>jelstabilizálásra</w:t>
+      </w:r>
+      <w:proofErr w:type="spellEnd"/>
+      <w:r>
+        <w:t xml:space="preserve"> </w:t>
+      </w:r>
+      <w:proofErr w:type="spellStart"/>
+      <w:r>
+        <w:t>és</w:t>
+      </w:r>
+      <w:proofErr w:type="spellEnd"/>
+      <w:r>
+        <w:t xml:space="preserve"> </w:t>
+      </w:r>
+      <w:proofErr w:type="spellStart"/>
+      <w:r>
+        <w:t>jelvédelemre</w:t>
+      </w:r>
+      <w:proofErr w:type="spellEnd"/>
+      <w:r>
+        <w:t>.</w:t>
       </w:r>
     </w:p>
     <w:p>
@@ -2031,13 +4646,77 @@
         </w:numPr>
       </w:pPr>
       <w:r>
-        <w:t>Az Arduino UNO ugyane</w:t>
+        <w:t xml:space="preserve">Az Arduino UNO </w:t>
+      </w:r>
+      <w:proofErr w:type="spellStart"/>
+      <w:r>
+        <w:t>ugyane</w:t>
       </w:r>
       <w:r>
         <w:t>tt</w:t>
       </w:r>
       <w:r>
-        <w:t>ől a tápegységtől kapja az áramot csak a szerelőlapon keresztül.</w:t>
+        <w:t>ől</w:t>
+      </w:r>
+      <w:proofErr w:type="spellEnd"/>
+      <w:r>
+        <w:t xml:space="preserve"> a </w:t>
+      </w:r>
+      <w:proofErr w:type="spellStart"/>
+      <w:r>
+        <w:t>tápegységtől</w:t>
+      </w:r>
+      <w:proofErr w:type="spellEnd"/>
+      <w:r>
+        <w:t xml:space="preserve"> </w:t>
+      </w:r>
+      <w:proofErr w:type="spellStart"/>
+      <w:r>
+        <w:t>kapja</w:t>
+      </w:r>
+      <w:proofErr w:type="spellEnd"/>
+      <w:r>
+        <w:t xml:space="preserve"> </w:t>
+      </w:r>
+      <w:proofErr w:type="spellStart"/>
+      <w:r>
+        <w:t>az</w:t>
+      </w:r>
+      <w:proofErr w:type="spellEnd"/>
+      <w:r>
+        <w:t xml:space="preserve"> </w:t>
+      </w:r>
+      <w:proofErr w:type="spellStart"/>
+      <w:r>
+        <w:t>áramot</w:t>
+      </w:r>
+      <w:proofErr w:type="spellEnd"/>
+      <w:r>
+        <w:t xml:space="preserve"> </w:t>
+      </w:r>
+      <w:proofErr w:type="spellStart"/>
+      <w:r>
+        <w:t>csak</w:t>
+      </w:r>
+      <w:proofErr w:type="spellEnd"/>
+      <w:r>
+        <w:t xml:space="preserve"> a </w:t>
+      </w:r>
+      <w:proofErr w:type="spellStart"/>
+      <w:r>
+        <w:t>szerelőlapon</w:t>
+      </w:r>
+      <w:proofErr w:type="spellEnd"/>
+      <w:r>
+        <w:t xml:space="preserve"> </w:t>
+      </w:r>
+      <w:proofErr w:type="spellStart"/>
+      <w:r>
+        <w:t>keresztül</w:t>
+      </w:r>
+      <w:proofErr w:type="spellEnd"/>
+      <w:r>
+        <w:t>.</w:t>
       </w:r>
     </w:p>
     <w:p>
@@ -2047,14 +4726,96 @@
       <w:r>
         <w:t xml:space="preserve">A </w:t>
       </w:r>
-      <w:r>
-        <w:t>tápegység pozitív vezetéke az Arduino 5V pinjébe csatlakozik, a negatív vezeték pedig a GND pinbe.</w:t>
-      </w:r>
-    </w:p>
-    <w:p>
-      <w:r>
-        <w:t>Bluetooth modul</w:t>
-      </w:r>
+      <w:proofErr w:type="spellStart"/>
+      <w:r>
+        <w:t>tápegység</w:t>
+      </w:r>
+      <w:proofErr w:type="spellEnd"/>
+      <w:r>
+        <w:t xml:space="preserve"> </w:t>
+      </w:r>
+      <w:proofErr w:type="spellStart"/>
+      <w:r>
+        <w:t>pozitív</w:t>
+      </w:r>
+      <w:proofErr w:type="spellEnd"/>
+      <w:r>
+        <w:t xml:space="preserve"> </w:t>
+      </w:r>
+      <w:proofErr w:type="spellStart"/>
+      <w:r>
+        <w:t>vezetéke</w:t>
+      </w:r>
+      <w:proofErr w:type="spellEnd"/>
+      <w:r>
+        <w:t xml:space="preserve"> </w:t>
+      </w:r>
+      <w:proofErr w:type="spellStart"/>
+      <w:r>
+        <w:t>az</w:t>
+      </w:r>
+      <w:proofErr w:type="spellEnd"/>
+      <w:r>
+        <w:t xml:space="preserve"> Arduino 5V </w:t>
+      </w:r>
+      <w:proofErr w:type="spellStart"/>
+      <w:r>
+        <w:t>pinjébe</w:t>
+      </w:r>
+      <w:proofErr w:type="spellEnd"/>
+      <w:r>
+        <w:t xml:space="preserve"> </w:t>
+      </w:r>
+      <w:proofErr w:type="spellStart"/>
+      <w:r>
+        <w:t>csatlakozik</w:t>
+      </w:r>
+      <w:proofErr w:type="spellEnd"/>
+      <w:r>
+        <w:t xml:space="preserve">, a </w:t>
+      </w:r>
+      <w:proofErr w:type="spellStart"/>
+      <w:r>
+        <w:t>negatív</w:t>
+      </w:r>
+      <w:proofErr w:type="spellEnd"/>
+      <w:r>
+        <w:t xml:space="preserve"> </w:t>
+      </w:r>
+      <w:proofErr w:type="spellStart"/>
+      <w:r>
+        <w:t>vezeték</w:t>
+      </w:r>
+      <w:proofErr w:type="spellEnd"/>
+      <w:r>
+        <w:t xml:space="preserve"> </w:t>
+      </w:r>
+      <w:proofErr w:type="spellStart"/>
+      <w:r>
+        <w:t>pedig</w:t>
+      </w:r>
+      <w:proofErr w:type="spellEnd"/>
+      <w:r>
+        <w:t xml:space="preserve"> a GND </w:t>
+      </w:r>
+      <w:proofErr w:type="spellStart"/>
+      <w:r>
+        <w:t>pinbe</w:t>
+      </w:r>
+      <w:proofErr w:type="spellEnd"/>
+      <w:r>
+        <w:t>.</w:t>
+      </w:r>
+    </w:p>
+    <w:p>
+      <w:r>
+        <w:t xml:space="preserve">Bluetooth </w:t>
+      </w:r>
+      <w:proofErr w:type="spellStart"/>
+      <w:r>
+        <w:t>modul</w:t>
+      </w:r>
+      <w:proofErr w:type="spellEnd"/>
     </w:p>
     <w:p>
       <w:pPr>
@@ -2065,13 +4826,106 @@
         </w:numPr>
       </w:pPr>
       <w:r>
-        <w:t>A Bluetooth modul VCC vezetéke a</w:t>
-      </w:r>
-      <w:r>
-        <w:t xml:space="preserve"> tápegység pozitív vezetéke </w:t>
-      </w:r>
-      <w:r>
-        <w:t>csatlakozik. A modul 3.3V – 6V feszültségre van tervezve, így az 5V megfelelő.</w:t>
+        <w:t xml:space="preserve">A Bluetooth </w:t>
+      </w:r>
+      <w:proofErr w:type="spellStart"/>
+      <w:r>
+        <w:t>modul</w:t>
+      </w:r>
+      <w:proofErr w:type="spellEnd"/>
+      <w:r>
+        <w:t xml:space="preserve"> VCC </w:t>
+      </w:r>
+      <w:proofErr w:type="spellStart"/>
+      <w:r>
+        <w:t>vezetéke</w:t>
+      </w:r>
+      <w:proofErr w:type="spellEnd"/>
+      <w:r>
+        <w:t xml:space="preserve"> a</w:t>
+      </w:r>
+      <w:r>
+        <w:t xml:space="preserve"> </w:t>
+      </w:r>
+      <w:proofErr w:type="spellStart"/>
+      <w:r>
+        <w:t>tápegység</w:t>
+      </w:r>
+      <w:proofErr w:type="spellEnd"/>
+      <w:r>
+        <w:t xml:space="preserve"> </w:t>
+      </w:r>
+      <w:proofErr w:type="spellStart"/>
+      <w:r>
+        <w:t>pozitív</w:t>
+      </w:r>
+      <w:proofErr w:type="spellEnd"/>
+      <w:r>
+        <w:t xml:space="preserve"> </w:t>
+      </w:r>
+      <w:proofErr w:type="spellStart"/>
+      <w:r>
+        <w:t>vezetéke</w:t>
+      </w:r>
+      <w:proofErr w:type="spellEnd"/>
+      <w:r>
+        <w:t xml:space="preserve"> </w:t>
+      </w:r>
+      <w:proofErr w:type="spellStart"/>
+      <w:r>
+        <w:t>csatlakozik</w:t>
+      </w:r>
+      <w:proofErr w:type="spellEnd"/>
+      <w:r>
+        <w:t xml:space="preserve">. A </w:t>
+      </w:r>
+      <w:proofErr w:type="spellStart"/>
+      <w:r>
+        <w:t>modul</w:t>
+      </w:r>
+      <w:proofErr w:type="spellEnd"/>
+      <w:r>
+        <w:t xml:space="preserve"> 3.3V – 6V </w:t>
+      </w:r>
+      <w:proofErr w:type="spellStart"/>
+      <w:r>
+        <w:t>feszültségre</w:t>
+      </w:r>
+      <w:proofErr w:type="spellEnd"/>
+      <w:r>
+        <w:t xml:space="preserve"> van </w:t>
+      </w:r>
+      <w:proofErr w:type="spellStart"/>
+      <w:r>
+        <w:t>tervezve</w:t>
+      </w:r>
+      <w:proofErr w:type="spellEnd"/>
+      <w:r>
+        <w:t xml:space="preserve">, </w:t>
+      </w:r>
+      <w:proofErr w:type="spellStart"/>
+      <w:r>
+        <w:t>így</w:t>
+      </w:r>
+      <w:proofErr w:type="spellEnd"/>
+      <w:r>
+        <w:t xml:space="preserve"> </w:t>
+      </w:r>
+      <w:proofErr w:type="spellStart"/>
+      <w:r>
+        <w:t>az</w:t>
+      </w:r>
+      <w:proofErr w:type="spellEnd"/>
+      <w:r>
+        <w:t xml:space="preserve"> 5V </w:t>
+      </w:r>
+      <w:proofErr w:type="spellStart"/>
+      <w:r>
+        <w:t>megfelelő</w:t>
+      </w:r>
+      <w:proofErr w:type="spellEnd"/>
+      <w:r>
+        <w:t>.</w:t>
       </w:r>
     </w:p>
     <w:p>
@@ -2083,16 +4937,58 @@
         </w:numPr>
       </w:pPr>
       <w:r>
-        <w:t xml:space="preserve">A tápegység negatív </w:t>
-      </w:r>
+        <w:t xml:space="preserve">A </w:t>
+      </w:r>
+      <w:proofErr w:type="spellStart"/>
+      <w:r>
+        <w:t>tápegység</w:t>
+      </w:r>
+      <w:proofErr w:type="spellEnd"/>
+      <w:r>
+        <w:t xml:space="preserve"> </w:t>
+      </w:r>
+      <w:proofErr w:type="spellStart"/>
+      <w:r>
+        <w:t>negatív</w:t>
+      </w:r>
+      <w:proofErr w:type="spellEnd"/>
+      <w:r>
+        <w:t xml:space="preserve"> </w:t>
+      </w:r>
+      <w:proofErr w:type="spellStart"/>
       <w:r>
         <w:t>vezetéke</w:t>
       </w:r>
-      <w:r>
-        <w:t xml:space="preserve"> </w:t>
-      </w:r>
-      <w:r>
-        <w:t>a Bluetooth modul GND pinjébe csatlakozik.</w:t>
+      <w:proofErr w:type="spellEnd"/>
+      <w:r>
+        <w:t xml:space="preserve"> </w:t>
+      </w:r>
+      <w:r>
+        <w:t xml:space="preserve">a Bluetooth </w:t>
+      </w:r>
+      <w:proofErr w:type="spellStart"/>
+      <w:r>
+        <w:t>modul</w:t>
+      </w:r>
+      <w:proofErr w:type="spellEnd"/>
+      <w:r>
+        <w:t xml:space="preserve"> GND </w:t>
+      </w:r>
+      <w:proofErr w:type="spellStart"/>
+      <w:r>
+        <w:t>pinjébe</w:t>
+      </w:r>
+      <w:proofErr w:type="spellEnd"/>
+      <w:r>
+        <w:t xml:space="preserve"> </w:t>
+      </w:r>
+      <w:proofErr w:type="spellStart"/>
+      <w:r>
+        <w:t>csatlakozik</w:t>
+      </w:r>
+      <w:proofErr w:type="spellEnd"/>
+      <w:r>
+        <w:t>.</w:t>
       </w:r>
     </w:p>
     <w:p>
@@ -2116,13 +5012,42 @@
         <w:t>)</w:t>
       </w:r>
       <w:r>
-        <w:t xml:space="preserve"> pinje </w:t>
-      </w:r>
-      <w:r>
-        <w:t xml:space="preserve">az Arduino </w:t>
-      </w:r>
-      <w:r>
-        <w:t>2-es pinjébe csatlakozik.</w:t>
+        <w:t xml:space="preserve"> </w:t>
+      </w:r>
+      <w:proofErr w:type="spellStart"/>
+      <w:r>
+        <w:t>pinje</w:t>
+      </w:r>
+      <w:proofErr w:type="spellEnd"/>
+      <w:r>
+        <w:t xml:space="preserve"> </w:t>
+      </w:r>
+      <w:proofErr w:type="spellStart"/>
+      <w:r>
+        <w:t>az</w:t>
+      </w:r>
+      <w:proofErr w:type="spellEnd"/>
+      <w:r>
+        <w:t xml:space="preserve"> Arduino </w:t>
+      </w:r>
+      <w:r>
+        <w:t xml:space="preserve">2-es </w:t>
+      </w:r>
+      <w:proofErr w:type="spellStart"/>
+      <w:r>
+        <w:t>pinjébe</w:t>
+      </w:r>
+      <w:proofErr w:type="spellEnd"/>
+      <w:r>
+        <w:t xml:space="preserve"> </w:t>
+      </w:r>
+      <w:proofErr w:type="spellStart"/>
+      <w:r>
+        <w:t>csatlakozik</w:t>
+      </w:r>
+      <w:proofErr w:type="spellEnd"/>
+      <w:r>
+        <w:t>.</w:t>
       </w:r>
     </w:p>
     <w:p>
@@ -2134,8 +5059,45 @@
         </w:numPr>
       </w:pPr>
       <w:r>
-        <w:t>A kódban az Arduino 2-es pinje RX-ként van értelmezve</w:t>
-      </w:r>
+        <w:t xml:space="preserve">A </w:t>
+      </w:r>
+      <w:proofErr w:type="spellStart"/>
+      <w:r>
+        <w:t>kódban</w:t>
+      </w:r>
+      <w:proofErr w:type="spellEnd"/>
+      <w:r>
+        <w:t xml:space="preserve"> </w:t>
+      </w:r>
+      <w:proofErr w:type="spellStart"/>
+      <w:r>
+        <w:t>az</w:t>
+      </w:r>
+      <w:proofErr w:type="spellEnd"/>
+      <w:r>
+        <w:t xml:space="preserve"> Arduino 2-es </w:t>
+      </w:r>
+      <w:proofErr w:type="spellStart"/>
+      <w:r>
+        <w:t>pinje</w:t>
+      </w:r>
+      <w:proofErr w:type="spellEnd"/>
+      <w:r>
+        <w:t xml:space="preserve"> RX-</w:t>
+      </w:r>
+      <w:proofErr w:type="spellStart"/>
+      <w:r>
+        <w:t>ként</w:t>
+      </w:r>
+      <w:proofErr w:type="spellEnd"/>
+      <w:r>
+        <w:t xml:space="preserve"> van </w:t>
+      </w:r>
+      <w:proofErr w:type="spellStart"/>
+      <w:r>
+        <w:t>értelmezve</w:t>
+      </w:r>
+      <w:proofErr w:type="spellEnd"/>
       <w:r>
         <w:t xml:space="preserve"> (Bluetooth </w:t>
       </w:r>
@@ -2143,11 +5105,37 @@
         <w:t>ide</w:t>
       </w:r>
       <w:r>
-        <w:t xml:space="preserve"> küld, Arduino itt fogad</w:t>
-      </w:r>
-      <w:r>
-        <w:t xml:space="preserve"> adatot</w:t>
-      </w:r>
+        <w:t xml:space="preserve"> </w:t>
+      </w:r>
+      <w:proofErr w:type="spellStart"/>
+      <w:r>
+        <w:t>küld</w:t>
+      </w:r>
+      <w:proofErr w:type="spellEnd"/>
+      <w:r>
+        <w:t xml:space="preserve">, Arduino </w:t>
+      </w:r>
+      <w:proofErr w:type="spellStart"/>
+      <w:r>
+        <w:t>itt</w:t>
+      </w:r>
+      <w:proofErr w:type="spellEnd"/>
+      <w:r>
+        <w:t xml:space="preserve"> </w:t>
+      </w:r>
+      <w:proofErr w:type="spellStart"/>
+      <w:r>
+        <w:t>fogad</w:t>
+      </w:r>
+      <w:proofErr w:type="spellEnd"/>
+      <w:r>
+        <w:t xml:space="preserve"> </w:t>
+      </w:r>
+      <w:proofErr w:type="spellStart"/>
+      <w:r>
+        <w:t>adatot</w:t>
+      </w:r>
+      <w:proofErr w:type="spellEnd"/>
       <w:r>
         <w:t>)</w:t>
       </w:r>
@@ -2167,13 +5155,69 @@
         <w:t xml:space="preserve"> (Receive)</w:t>
       </w:r>
       <w:r>
-        <w:t xml:space="preserve"> pinje az Arduino 3-as pinjébe csatlakozik egy feszültségosztón kereszt</w:t>
+        <w:t xml:space="preserve"> </w:t>
+      </w:r>
+      <w:proofErr w:type="spellStart"/>
+      <w:r>
+        <w:t>pinje</w:t>
+      </w:r>
+      <w:proofErr w:type="spellEnd"/>
+      <w:r>
+        <w:t xml:space="preserve"> </w:t>
+      </w:r>
+      <w:proofErr w:type="spellStart"/>
+      <w:r>
+        <w:t>az</w:t>
+      </w:r>
+      <w:proofErr w:type="spellEnd"/>
+      <w:r>
+        <w:t xml:space="preserve"> Arduino 3-as </w:t>
+      </w:r>
+      <w:proofErr w:type="spellStart"/>
+      <w:r>
+        <w:t>pinjébe</w:t>
+      </w:r>
+      <w:proofErr w:type="spellEnd"/>
+      <w:r>
+        <w:t xml:space="preserve"> </w:t>
+      </w:r>
+      <w:proofErr w:type="spellStart"/>
+      <w:r>
+        <w:t>csatlakozik</w:t>
+      </w:r>
+      <w:proofErr w:type="spellEnd"/>
+      <w:r>
+        <w:t xml:space="preserve"> </w:t>
+      </w:r>
+      <w:proofErr w:type="spellStart"/>
+      <w:r>
+        <w:t>egy</w:t>
+      </w:r>
+      <w:proofErr w:type="spellEnd"/>
+      <w:r>
+        <w:t xml:space="preserve"> </w:t>
+      </w:r>
+      <w:proofErr w:type="spellStart"/>
+      <w:r>
+        <w:t>feszültségosztón</w:t>
+      </w:r>
+      <w:proofErr w:type="spellEnd"/>
+      <w:r>
+        <w:t xml:space="preserve"> </w:t>
+      </w:r>
+      <w:proofErr w:type="spellStart"/>
+      <w:r>
+        <w:t>kereszt</w:t>
       </w:r>
       <w:r>
         <w:t>ű</w:t>
       </w:r>
       <w:r>
-        <w:t>l.</w:t>
+        <w:t>l</w:t>
+      </w:r>
+      <w:proofErr w:type="spellEnd"/>
+      <w:r>
+        <w:t>.</w:t>
       </w:r>
     </w:p>
     <w:p>
@@ -2187,17 +5231,142 @@
       <w:r>
         <w:t xml:space="preserve">A Bluetooth RX </w:t>
       </w:r>
-      <w:r>
-        <w:t>pinje 3</w:t>
+      <w:proofErr w:type="spellStart"/>
+      <w:r>
+        <w:t>pinje</w:t>
+      </w:r>
+      <w:proofErr w:type="spellEnd"/>
+      <w:r>
+        <w:t xml:space="preserve"> 3</w:t>
       </w:r>
       <w:r>
         <w:t>.</w:t>
       </w:r>
       <w:r>
-        <w:t xml:space="preserve">3V logikai szintet vár, viszont az Arduino pinjei </w:t>
-      </w:r>
-      <w:r>
-        <w:t>5V-on küldenek jelet. Feszültségosztás nélkül hosszabb távon akár károsodhat is a Bluetooth modul!</w:t>
+        <w:t xml:space="preserve">3V </w:t>
+      </w:r>
+      <w:proofErr w:type="spellStart"/>
+      <w:r>
+        <w:t>logikai</w:t>
+      </w:r>
+      <w:proofErr w:type="spellEnd"/>
+      <w:r>
+        <w:t xml:space="preserve"> </w:t>
+      </w:r>
+      <w:proofErr w:type="spellStart"/>
+      <w:r>
+        <w:t>szintet</w:t>
+      </w:r>
+      <w:proofErr w:type="spellEnd"/>
+      <w:r>
+        <w:t xml:space="preserve"> </w:t>
+      </w:r>
+      <w:proofErr w:type="spellStart"/>
+      <w:r>
+        <w:t>vár</w:t>
+      </w:r>
+      <w:proofErr w:type="spellEnd"/>
+      <w:r>
+        <w:t xml:space="preserve">, </w:t>
+      </w:r>
+      <w:proofErr w:type="spellStart"/>
+      <w:r>
+        <w:t>viszont</w:t>
+      </w:r>
+      <w:proofErr w:type="spellEnd"/>
+      <w:r>
+        <w:t xml:space="preserve"> </w:t>
+      </w:r>
+      <w:proofErr w:type="spellStart"/>
+      <w:r>
+        <w:t>az</w:t>
+      </w:r>
+      <w:proofErr w:type="spellEnd"/>
+      <w:r>
+        <w:t xml:space="preserve"> Arduino </w:t>
+      </w:r>
+      <w:proofErr w:type="spellStart"/>
+      <w:r>
+        <w:t>pinjei</w:t>
+      </w:r>
+      <w:proofErr w:type="spellEnd"/>
+      <w:r>
+        <w:t xml:space="preserve"> </w:t>
+      </w:r>
+      <w:r>
+        <w:t xml:space="preserve">5V-on </w:t>
+      </w:r>
+      <w:proofErr w:type="spellStart"/>
+      <w:r>
+        <w:t>küldenek</w:t>
+      </w:r>
+      <w:proofErr w:type="spellEnd"/>
+      <w:r>
+        <w:t xml:space="preserve"> </w:t>
+      </w:r>
+      <w:proofErr w:type="spellStart"/>
+      <w:r>
+        <w:t>jelet</w:t>
+      </w:r>
+      <w:proofErr w:type="spellEnd"/>
+      <w:r>
+        <w:t xml:space="preserve">. </w:t>
+      </w:r>
+      <w:proofErr w:type="spellStart"/>
+      <w:r>
+        <w:t>Feszültségosztás</w:t>
+      </w:r>
+      <w:proofErr w:type="spellEnd"/>
+      <w:r>
+        <w:t xml:space="preserve"> </w:t>
+      </w:r>
+      <w:proofErr w:type="spellStart"/>
+      <w:r>
+        <w:t>nélkül</w:t>
+      </w:r>
+      <w:proofErr w:type="spellEnd"/>
+      <w:r>
+        <w:t xml:space="preserve"> </w:t>
+      </w:r>
+      <w:proofErr w:type="spellStart"/>
+      <w:r>
+        <w:t>hosszabb</w:t>
+      </w:r>
+      <w:proofErr w:type="spellEnd"/>
+      <w:r>
+        <w:t xml:space="preserve"> </w:t>
+      </w:r>
+      <w:proofErr w:type="spellStart"/>
+      <w:r>
+        <w:t>távon</w:t>
+      </w:r>
+      <w:proofErr w:type="spellEnd"/>
+      <w:r>
+        <w:t xml:space="preserve"> </w:t>
+      </w:r>
+      <w:proofErr w:type="spellStart"/>
+      <w:r>
+        <w:t>akár</w:t>
+      </w:r>
+      <w:proofErr w:type="spellEnd"/>
+      <w:r>
+        <w:t xml:space="preserve"> </w:t>
+      </w:r>
+      <w:proofErr w:type="spellStart"/>
+      <w:r>
+        <w:t>károsodhat</w:t>
+      </w:r>
+      <w:proofErr w:type="spellEnd"/>
+      <w:r>
+        <w:t xml:space="preserve"> is a Bluetooth </w:t>
+      </w:r>
+      <w:proofErr w:type="spellStart"/>
+      <w:r>
+        <w:t>modul</w:t>
+      </w:r>
+      <w:proofErr w:type="spellEnd"/>
+      <w:r>
+        <w:t>!</w:t>
       </w:r>
     </w:p>
     <w:p>
@@ -2206,20 +5375,59 @@
         <w:ind w:left="1440"/>
       </w:pPr>
       <w:r>
-        <w:lastRenderedPageBreak/>
-        <w:t>A feszültségosztóhoz egy 2.2k</w:t>
+        <w:t xml:space="preserve">A </w:t>
+      </w:r>
+      <w:proofErr w:type="spellStart"/>
+      <w:r>
+        <w:t>feszültségosztóhoz</w:t>
+      </w:r>
+      <w:proofErr w:type="spellEnd"/>
+      <w:r>
+        <w:t xml:space="preserve"> </w:t>
+      </w:r>
+      <w:proofErr w:type="spellStart"/>
+      <w:r>
+        <w:t>egy</w:t>
+      </w:r>
+      <w:proofErr w:type="spellEnd"/>
+      <w:r>
+        <w:t xml:space="preserve"> 2.2k</w:t>
       </w:r>
       <w:r>
         <w:t>Ω</w:t>
       </w:r>
       <w:r>
-        <w:t xml:space="preserve"> és 4.7k</w:t>
+        <w:t xml:space="preserve"> </w:t>
+      </w:r>
+      <w:proofErr w:type="spellStart"/>
+      <w:r>
+        <w:t>és</w:t>
+      </w:r>
+      <w:proofErr w:type="spellEnd"/>
+      <w:r>
+        <w:t xml:space="preserve"> 4.7k</w:t>
       </w:r>
       <w:r>
         <w:t>Ω</w:t>
       </w:r>
       <w:r>
-        <w:t xml:space="preserve"> ellenállásokat használok.</w:t>
+        <w:t xml:space="preserve"> </w:t>
+      </w:r>
+      <w:proofErr w:type="spellStart"/>
+      <w:r>
+        <w:t>ellenállásokat</w:t>
+      </w:r>
+      <w:proofErr w:type="spellEnd"/>
+      <w:r>
+        <w:t xml:space="preserve"> </w:t>
+      </w:r>
+      <w:proofErr w:type="spellStart"/>
+      <w:r>
+        <w:t>használok</w:t>
+      </w:r>
+      <w:proofErr w:type="spellEnd"/>
+      <w:r>
+        <w:t>.</w:t>
       </w:r>
     </w:p>
     <w:p>
@@ -2231,16 +5439,61 @@
         <w:t xml:space="preserve">Arduino </w:t>
       </w:r>
       <w:r>
-        <w:t>3-as pinből a vezeték csatlakozik a 2.2k</w:t>
+        <w:t xml:space="preserve">3-as </w:t>
+      </w:r>
+      <w:proofErr w:type="spellStart"/>
+      <w:r>
+        <w:t>pinből</w:t>
+      </w:r>
+      <w:proofErr w:type="spellEnd"/>
+      <w:r>
+        <w:t xml:space="preserve"> a </w:t>
+      </w:r>
+      <w:proofErr w:type="spellStart"/>
+      <w:r>
+        <w:t>vezeték</w:t>
+      </w:r>
+      <w:proofErr w:type="spellEnd"/>
+      <w:r>
+        <w:t xml:space="preserve"> </w:t>
+      </w:r>
+      <w:proofErr w:type="spellStart"/>
+      <w:r>
+        <w:t>csatlakozik</w:t>
+      </w:r>
+      <w:proofErr w:type="spellEnd"/>
+      <w:r>
+        <w:t xml:space="preserve"> a 2.2k</w:t>
       </w:r>
       <w:r>
         <w:t>Ω</w:t>
       </w:r>
       <w:r>
-        <w:t xml:space="preserve"> ellenállás</w:t>
-      </w:r>
-      <w:r>
-        <w:t xml:space="preserve"> egyik lábával.</w:t>
+        <w:t xml:space="preserve"> </w:t>
+      </w:r>
+      <w:proofErr w:type="spellStart"/>
+      <w:r>
+        <w:t>ellenállás</w:t>
+      </w:r>
+      <w:proofErr w:type="spellEnd"/>
+      <w:r>
+        <w:t xml:space="preserve"> </w:t>
+      </w:r>
+      <w:proofErr w:type="spellStart"/>
+      <w:r>
+        <w:t>egyik</w:t>
+      </w:r>
+      <w:proofErr w:type="spellEnd"/>
+      <w:r>
+        <w:t xml:space="preserve"> </w:t>
+      </w:r>
+      <w:proofErr w:type="spellStart"/>
+      <w:r>
+        <w:t>lábával</w:t>
+      </w:r>
+      <w:proofErr w:type="spellEnd"/>
+      <w:r>
+        <w:t>.</w:t>
       </w:r>
     </w:p>
     <w:p>
@@ -2257,17 +5510,86 @@
       <w:r>
         <w:t xml:space="preserve"> </w:t>
       </w:r>
-      <w:r>
-        <w:t>sorosan kapcsolódik a 4.7k</w:t>
+      <w:proofErr w:type="spellStart"/>
+      <w:r>
+        <w:t>sorosan</w:t>
+      </w:r>
+      <w:proofErr w:type="spellEnd"/>
+      <w:r>
+        <w:t xml:space="preserve"> </w:t>
+      </w:r>
+      <w:proofErr w:type="spellStart"/>
+      <w:r>
+        <w:t>kapcsolódik</w:t>
+      </w:r>
+      <w:proofErr w:type="spellEnd"/>
+      <w:r>
+        <w:t xml:space="preserve"> a 4.7k</w:t>
       </w:r>
       <w:r>
         <w:t>Ω</w:t>
       </w:r>
       <w:r>
-        <w:t>-os ellenállással, ami</w:t>
-      </w:r>
-      <w:r>
-        <w:t>nek az egyik lába össze van kötve a GND-vel.</w:t>
+        <w:t xml:space="preserve">-os </w:t>
+      </w:r>
+      <w:proofErr w:type="spellStart"/>
+      <w:r>
+        <w:t>ellenállással</w:t>
+      </w:r>
+      <w:proofErr w:type="spellEnd"/>
+      <w:r>
+        <w:t xml:space="preserve">, </w:t>
+      </w:r>
+      <w:proofErr w:type="spellStart"/>
+      <w:r>
+        <w:t>ami</w:t>
+      </w:r>
+      <w:r>
+        <w:t>nek</w:t>
+      </w:r>
+      <w:proofErr w:type="spellEnd"/>
+      <w:r>
+        <w:t xml:space="preserve"> </w:t>
+      </w:r>
+      <w:proofErr w:type="spellStart"/>
+      <w:r>
+        <w:t>az</w:t>
+      </w:r>
+      <w:proofErr w:type="spellEnd"/>
+      <w:r>
+        <w:t xml:space="preserve"> </w:t>
+      </w:r>
+      <w:proofErr w:type="spellStart"/>
+      <w:r>
+        <w:t>egyik</w:t>
+      </w:r>
+      <w:proofErr w:type="spellEnd"/>
+      <w:r>
+        <w:t xml:space="preserve"> </w:t>
+      </w:r>
+      <w:proofErr w:type="spellStart"/>
+      <w:r>
+        <w:t>lába</w:t>
+      </w:r>
+      <w:proofErr w:type="spellEnd"/>
+      <w:r>
+        <w:t xml:space="preserve"> </w:t>
+      </w:r>
+      <w:proofErr w:type="spellStart"/>
+      <w:r>
+        <w:t>össze</w:t>
+      </w:r>
+      <w:proofErr w:type="spellEnd"/>
+      <w:r>
+        <w:t xml:space="preserve"> van </w:t>
+      </w:r>
+      <w:proofErr w:type="spellStart"/>
+      <w:r>
+        <w:t>kötve</w:t>
+      </w:r>
+      <w:proofErr w:type="spellEnd"/>
+      <w:r>
+        <w:t xml:space="preserve"> a GND-vel.</w:t>
       </w:r>
     </w:p>
     <w:p>
@@ -2276,7 +5598,143 @@
         <w:ind w:left="1440"/>
       </w:pPr>
       <w:r>
-        <w:t>A két ellenállás közti ponton így létrejön a kb 3.3V-os feszültség, így a két ellenállás között helyeztem el a vezetéket, ami csatlakozik az Bluetooth RX pinjéhez.</w:t>
+        <w:t xml:space="preserve">A </w:t>
+      </w:r>
+      <w:proofErr w:type="spellStart"/>
+      <w:r>
+        <w:t>két</w:t>
+      </w:r>
+      <w:proofErr w:type="spellEnd"/>
+      <w:r>
+        <w:t xml:space="preserve"> </w:t>
+      </w:r>
+      <w:proofErr w:type="spellStart"/>
+      <w:r>
+        <w:t>ellenállás</w:t>
+      </w:r>
+      <w:proofErr w:type="spellEnd"/>
+      <w:r>
+        <w:t xml:space="preserve"> </w:t>
+      </w:r>
+      <w:proofErr w:type="spellStart"/>
+      <w:r>
+        <w:t>közti</w:t>
+      </w:r>
+      <w:proofErr w:type="spellEnd"/>
+      <w:r>
+        <w:t xml:space="preserve"> ponton </w:t>
+      </w:r>
+      <w:proofErr w:type="spellStart"/>
+      <w:r>
+        <w:t>így</w:t>
+      </w:r>
+      <w:proofErr w:type="spellEnd"/>
+      <w:r>
+        <w:t xml:space="preserve"> </w:t>
+      </w:r>
+      <w:proofErr w:type="spellStart"/>
+      <w:r>
+        <w:t>létrejön</w:t>
+      </w:r>
+      <w:proofErr w:type="spellEnd"/>
+      <w:r>
+        <w:t xml:space="preserve"> a kb 3.3V-os </w:t>
+      </w:r>
+      <w:proofErr w:type="spellStart"/>
+      <w:r>
+        <w:t>feszültség</w:t>
+      </w:r>
+      <w:proofErr w:type="spellEnd"/>
+      <w:r>
+        <w:t xml:space="preserve">, </w:t>
+      </w:r>
+      <w:proofErr w:type="spellStart"/>
+      <w:r>
+        <w:t>így</w:t>
+      </w:r>
+      <w:proofErr w:type="spellEnd"/>
+      <w:r>
+        <w:t xml:space="preserve"> a </w:t>
+      </w:r>
+      <w:proofErr w:type="spellStart"/>
+      <w:r>
+        <w:t>két</w:t>
+      </w:r>
+      <w:proofErr w:type="spellEnd"/>
+      <w:r>
+        <w:t xml:space="preserve"> </w:t>
+      </w:r>
+      <w:proofErr w:type="spellStart"/>
+      <w:r>
+        <w:t>ellenállás</w:t>
+      </w:r>
+      <w:proofErr w:type="spellEnd"/>
+      <w:r>
+        <w:t xml:space="preserve"> </w:t>
+      </w:r>
+      <w:proofErr w:type="spellStart"/>
+      <w:r>
+        <w:t>között</w:t>
+      </w:r>
+      <w:proofErr w:type="spellEnd"/>
+      <w:r>
+        <w:t xml:space="preserve"> </w:t>
+      </w:r>
+      <w:proofErr w:type="spellStart"/>
+      <w:r>
+        <w:t>helyeztem</w:t>
+      </w:r>
+      <w:proofErr w:type="spellEnd"/>
+      <w:r>
+        <w:t xml:space="preserve"> </w:t>
+      </w:r>
+      <w:proofErr w:type="spellStart"/>
+      <w:r>
+        <w:t>el</w:t>
+      </w:r>
+      <w:proofErr w:type="spellEnd"/>
+      <w:r>
+        <w:t xml:space="preserve"> a </w:t>
+      </w:r>
+      <w:proofErr w:type="spellStart"/>
+      <w:r>
+        <w:t>vezetéket</w:t>
+      </w:r>
+      <w:proofErr w:type="spellEnd"/>
+      <w:r>
+        <w:t xml:space="preserve">, </w:t>
+      </w:r>
+      <w:proofErr w:type="spellStart"/>
+      <w:r>
+        <w:t>ami</w:t>
+      </w:r>
+      <w:proofErr w:type="spellEnd"/>
+      <w:r>
+        <w:t xml:space="preserve"> </w:t>
+      </w:r>
+      <w:proofErr w:type="spellStart"/>
+      <w:r>
+        <w:t>csatlakozik</w:t>
+      </w:r>
+      <w:proofErr w:type="spellEnd"/>
+      <w:r>
+        <w:t xml:space="preserve"> </w:t>
+      </w:r>
+      <w:proofErr w:type="spellStart"/>
+      <w:r>
+        <w:t>az</w:t>
+      </w:r>
+      <w:proofErr w:type="spellEnd"/>
+      <w:r>
+        <w:t xml:space="preserve"> Bluetooth RX </w:t>
+      </w:r>
+      <w:proofErr w:type="spellStart"/>
+      <w:r>
+        <w:t>pinjéhez</w:t>
+      </w:r>
+      <w:proofErr w:type="spellEnd"/>
+      <w:r>
+        <w:t>.</w:t>
       </w:r>
     </w:p>
     <w:p>
@@ -2288,27 +5746,74 @@
         </w:numPr>
       </w:pPr>
       <w:r>
-        <w:t>A kódban az Arduino 3-as pinje TX</w:t>
-      </w:r>
-      <w:r>
-        <w:t>-ként van értelmezve.</w:t>
+        <w:t xml:space="preserve">A </w:t>
+      </w:r>
+      <w:proofErr w:type="spellStart"/>
+      <w:r>
+        <w:t>kódban</w:t>
+      </w:r>
+      <w:proofErr w:type="spellEnd"/>
+      <w:r>
+        <w:t xml:space="preserve"> </w:t>
+      </w:r>
+      <w:proofErr w:type="spellStart"/>
+      <w:r>
+        <w:t>az</w:t>
+      </w:r>
+      <w:proofErr w:type="spellEnd"/>
+      <w:r>
+        <w:t xml:space="preserve"> Arduino 3-as </w:t>
+      </w:r>
+      <w:proofErr w:type="spellStart"/>
+      <w:r>
+        <w:t>pinje</w:t>
+      </w:r>
+      <w:proofErr w:type="spellEnd"/>
+      <w:r>
+        <w:t xml:space="preserve"> TX</w:t>
+      </w:r>
+      <w:r>
+        <w:t>-</w:t>
+      </w:r>
+      <w:proofErr w:type="spellStart"/>
+      <w:r>
+        <w:t>ként</w:t>
+      </w:r>
+      <w:proofErr w:type="spellEnd"/>
+      <w:r>
+        <w:t xml:space="preserve"> van </w:t>
+      </w:r>
+      <w:proofErr w:type="spellStart"/>
+      <w:r>
+        <w:t>értelmezve</w:t>
+      </w:r>
+      <w:proofErr w:type="spellEnd"/>
+      <w:r>
+        <w:t>.</w:t>
       </w:r>
     </w:p>
     <w:p>
       <w:pPr>
         <w:pStyle w:val="Cmsor2"/>
       </w:pPr>
-      <w:r>
+      <w:bookmarkStart w:id="11" w:name="_Toc224988078"/>
+      <w:proofErr w:type="spellStart"/>
+      <w:r>
+        <w:lastRenderedPageBreak/>
         <w:t>Szoftver</w:t>
       </w:r>
+      <w:bookmarkEnd w:id="11"/>
+      <w:proofErr w:type="spellEnd"/>
     </w:p>
     <w:p>
       <w:pPr>
         <w:pStyle w:val="Cmsor3"/>
       </w:pPr>
+      <w:bookmarkStart w:id="12" w:name="_Toc224988079"/>
       <w:r>
         <w:t>Setup</w:t>
       </w:r>
+      <w:bookmarkEnd w:id="12"/>
     </w:p>
     <w:p>
       <w:pPr>
@@ -2334,7 +5839,7 @@
                     <pic:cNvPicPr/>
                   </pic:nvPicPr>
                   <pic:blipFill>
-                    <a:blip r:embed="rId12"/>
+                    <a:blip r:embed="rId15"/>
                     <a:stretch>
                       <a:fillRect/>
                     </a:stretch>
@@ -2363,28 +5868,112 @@
     </w:p>
     <w:p>
       <w:r>
-        <w:t xml:space="preserve">A ledek </w:t>
-      </w:r>
+        <w:t xml:space="preserve">A </w:t>
+      </w:r>
+      <w:proofErr w:type="spellStart"/>
+      <w:r>
+        <w:t>ledek</w:t>
+      </w:r>
+      <w:proofErr w:type="spellEnd"/>
+      <w:r>
+        <w:t xml:space="preserve"> </w:t>
+      </w:r>
+      <w:proofErr w:type="spellStart"/>
       <w:r>
         <w:t>irányít</w:t>
       </w:r>
       <w:r>
-        <w:t>ásához FastLED könyvtárt használok</w:t>
-      </w:r>
+        <w:t>ásához</w:t>
+      </w:r>
+      <w:proofErr w:type="spellEnd"/>
+      <w:r>
+        <w:t xml:space="preserve"> </w:t>
+      </w:r>
+      <w:proofErr w:type="spellStart"/>
+      <w:r>
+        <w:t>FastLED</w:t>
+      </w:r>
+      <w:proofErr w:type="spellEnd"/>
+      <w:r>
+        <w:t xml:space="preserve"> </w:t>
+      </w:r>
+      <w:proofErr w:type="spellStart"/>
+      <w:r>
+        <w:t>könyvtárt</w:t>
+      </w:r>
+      <w:proofErr w:type="spellEnd"/>
+      <w:r>
+        <w:t xml:space="preserve"> </w:t>
+      </w:r>
+      <w:proofErr w:type="spellStart"/>
+      <w:r>
+        <w:t>használok</w:t>
+      </w:r>
+      <w:proofErr w:type="spellEnd"/>
       <w:r>
         <w:t>, a setup-</w:t>
       </w:r>
       <w:r>
-        <w:t>ban beállítom a FastLED-et a ledek adataival, illetve elindítom a Bluetooth-t.</w:t>
+        <w:t xml:space="preserve">ban </w:t>
+      </w:r>
+      <w:proofErr w:type="spellStart"/>
+      <w:r>
+        <w:t>beállítom</w:t>
+      </w:r>
+      <w:proofErr w:type="spellEnd"/>
+      <w:r>
+        <w:t xml:space="preserve"> a </w:t>
+      </w:r>
+      <w:proofErr w:type="spellStart"/>
+      <w:r>
+        <w:t>FastLED</w:t>
+      </w:r>
+      <w:proofErr w:type="spellEnd"/>
+      <w:r>
+        <w:t xml:space="preserve">-et a </w:t>
+      </w:r>
+      <w:proofErr w:type="spellStart"/>
+      <w:r>
+        <w:t>ledek</w:t>
+      </w:r>
+      <w:proofErr w:type="spellEnd"/>
+      <w:r>
+        <w:t xml:space="preserve"> </w:t>
+      </w:r>
+      <w:proofErr w:type="spellStart"/>
+      <w:r>
+        <w:t>adataival</w:t>
+      </w:r>
+      <w:proofErr w:type="spellEnd"/>
+      <w:r>
+        <w:t xml:space="preserve">, </w:t>
+      </w:r>
+      <w:proofErr w:type="spellStart"/>
+      <w:r>
+        <w:t>illetve</w:t>
+      </w:r>
+      <w:proofErr w:type="spellEnd"/>
+      <w:r>
+        <w:t xml:space="preserve"> </w:t>
+      </w:r>
+      <w:proofErr w:type="spellStart"/>
+      <w:r>
+        <w:t>elindítom</w:t>
+      </w:r>
+      <w:proofErr w:type="spellEnd"/>
+      <w:r>
+        <w:t xml:space="preserve"> a Bluetooth-t.</w:t>
       </w:r>
     </w:p>
     <w:p>
       <w:pPr>
         <w:pStyle w:val="Cmsor3"/>
       </w:pPr>
+      <w:bookmarkStart w:id="13" w:name="_Toc224988080"/>
       <w:r>
         <w:t>Loop</w:t>
       </w:r>
+      <w:bookmarkEnd w:id="13"/>
     </w:p>
     <w:p>
       <w:pPr>
@@ -2410,7 +5999,7 @@
                     <pic:cNvPicPr/>
                   </pic:nvPicPr>
                   <pic:blipFill>
-                    <a:blip r:embed="rId13"/>
+                    <a:blip r:embed="rId16"/>
                     <a:stretch>
                       <a:fillRect/>
                     </a:stretch>
@@ -2432,36 +6021,186 @@
       </w:r>
     </w:p>
     <w:p>
-      <w:r>
-        <w:t xml:space="preserve">Amikor </w:t>
-      </w:r>
-      <w:r>
-        <w:t>küldünk egy adatot a Bluetooth-nak</w:t>
-      </w:r>
-      <w:r>
-        <w:t>, akkor lefut a getCurrentMode</w:t>
-      </w:r>
-      <w:r>
-        <w:t xml:space="preserve"> metódus, ami </w:t>
-      </w:r>
-      <w:r>
-        <w:t xml:space="preserve">feldolgozza a beolvasott </w:t>
-      </w:r>
-      <w:r>
-        <w:t xml:space="preserve">adatot és </w:t>
-      </w:r>
-      <w:r>
-        <w:t>beállítja az aktuális funkciót.</w:t>
-      </w:r>
-    </w:p>
-    <w:p>
-      <w:pPr>
-        <w:rPr>
-          <w:lang w:val="hu-HU"/>
-        </w:rPr>
-      </w:pPr>
-      <w:r>
-        <w:t>Az aktuális funkciók lehetséges értékei:</w:t>
+      <w:proofErr w:type="spellStart"/>
+      <w:r>
+        <w:t>Amikor</w:t>
+      </w:r>
+      <w:proofErr w:type="spellEnd"/>
+      <w:r>
+        <w:t xml:space="preserve"> </w:t>
+      </w:r>
+      <w:proofErr w:type="spellStart"/>
+      <w:r>
+        <w:t>küldünk</w:t>
+      </w:r>
+      <w:proofErr w:type="spellEnd"/>
+      <w:r>
+        <w:t xml:space="preserve"> </w:t>
+      </w:r>
+      <w:proofErr w:type="spellStart"/>
+      <w:r>
+        <w:t>egy</w:t>
+      </w:r>
+      <w:proofErr w:type="spellEnd"/>
+      <w:r>
+        <w:t xml:space="preserve"> </w:t>
+      </w:r>
+      <w:proofErr w:type="spellStart"/>
+      <w:r>
+        <w:t>adatot</w:t>
+      </w:r>
+      <w:proofErr w:type="spellEnd"/>
+      <w:r>
+        <w:t xml:space="preserve"> a Bluetooth-nak</w:t>
+      </w:r>
+      <w:r>
+        <w:t xml:space="preserve">, </w:t>
+      </w:r>
+      <w:proofErr w:type="spellStart"/>
+      <w:r>
+        <w:t>akkor</w:t>
+      </w:r>
+      <w:proofErr w:type="spellEnd"/>
+      <w:r>
+        <w:t xml:space="preserve"> </w:t>
+      </w:r>
+      <w:proofErr w:type="spellStart"/>
+      <w:r>
+        <w:t>lefut</w:t>
+      </w:r>
+      <w:proofErr w:type="spellEnd"/>
+      <w:r>
+        <w:t xml:space="preserve"> a </w:t>
+      </w:r>
+      <w:proofErr w:type="spellStart"/>
+      <w:r>
+        <w:t>getCurrentMode</w:t>
+      </w:r>
+      <w:proofErr w:type="spellEnd"/>
+      <w:r>
+        <w:t xml:space="preserve"> </w:t>
+      </w:r>
+      <w:proofErr w:type="spellStart"/>
+      <w:r>
+        <w:t>metódus</w:t>
+      </w:r>
+      <w:proofErr w:type="spellEnd"/>
+      <w:r>
+        <w:t xml:space="preserve">, </w:t>
+      </w:r>
+      <w:proofErr w:type="spellStart"/>
+      <w:r>
+        <w:t>ami</w:t>
+      </w:r>
+      <w:proofErr w:type="spellEnd"/>
+      <w:r>
+        <w:t xml:space="preserve"> </w:t>
+      </w:r>
+      <w:proofErr w:type="spellStart"/>
+      <w:r>
+        <w:t>feldolgozza</w:t>
+      </w:r>
+      <w:proofErr w:type="spellEnd"/>
+      <w:r>
+        <w:t xml:space="preserve"> a </w:t>
+      </w:r>
+      <w:proofErr w:type="spellStart"/>
+      <w:r>
+        <w:t>beolvasott</w:t>
+      </w:r>
+      <w:proofErr w:type="spellEnd"/>
+      <w:r>
+        <w:t xml:space="preserve"> </w:t>
+      </w:r>
+      <w:proofErr w:type="spellStart"/>
+      <w:r>
+        <w:t>adatot</w:t>
+      </w:r>
+      <w:proofErr w:type="spellEnd"/>
+      <w:r>
+        <w:t xml:space="preserve"> </w:t>
+      </w:r>
+      <w:proofErr w:type="spellStart"/>
+      <w:r>
+        <w:t>és</w:t>
+      </w:r>
+      <w:proofErr w:type="spellEnd"/>
+      <w:r>
+        <w:t xml:space="preserve"> </w:t>
+      </w:r>
+      <w:proofErr w:type="spellStart"/>
+      <w:r>
+        <w:t>beállítja</w:t>
+      </w:r>
+      <w:proofErr w:type="spellEnd"/>
+      <w:r>
+        <w:t xml:space="preserve"> </w:t>
+      </w:r>
+      <w:proofErr w:type="spellStart"/>
+      <w:r>
+        <w:t>az</w:t>
+      </w:r>
+      <w:proofErr w:type="spellEnd"/>
+      <w:r>
+        <w:t xml:space="preserve"> </w:t>
+      </w:r>
+      <w:proofErr w:type="spellStart"/>
+      <w:r>
+        <w:t>aktuális</w:t>
+      </w:r>
+      <w:proofErr w:type="spellEnd"/>
+      <w:r>
+        <w:t xml:space="preserve"> </w:t>
+      </w:r>
+      <w:proofErr w:type="spellStart"/>
+      <w:r>
+        <w:t>funkciót</w:t>
+      </w:r>
+      <w:proofErr w:type="spellEnd"/>
+      <w:r>
+        <w:t>.</w:t>
+      </w:r>
+    </w:p>
+    <w:p>
+      <w:pPr>
+        <w:rPr>
+          <w:lang w:val="hu-HU"/>
+        </w:rPr>
+      </w:pPr>
+      <w:r>
+        <w:t xml:space="preserve">Az </w:t>
+      </w:r>
+      <w:proofErr w:type="spellStart"/>
+      <w:r>
+        <w:t>aktuális</w:t>
+      </w:r>
+      <w:proofErr w:type="spellEnd"/>
+      <w:r>
+        <w:t xml:space="preserve"> </w:t>
+      </w:r>
+      <w:proofErr w:type="spellStart"/>
+      <w:r>
+        <w:t>funkciók</w:t>
+      </w:r>
+      <w:proofErr w:type="spellEnd"/>
+      <w:r>
+        <w:t xml:space="preserve"> </w:t>
+      </w:r>
+      <w:proofErr w:type="spellStart"/>
+      <w:r>
+        <w:t>lehetséges</w:t>
+      </w:r>
+      <w:proofErr w:type="spellEnd"/>
+      <w:r>
+        <w:t xml:space="preserve"> </w:t>
+      </w:r>
+      <w:proofErr w:type="spellStart"/>
+      <w:r>
+        <w:t>értékei</w:t>
+      </w:r>
+      <w:proofErr w:type="spellEnd"/>
+      <w:r>
+        <w:t>:</w:t>
       </w:r>
       <w:r>
         <w:t xml:space="preserve"> OFF, RUNCOMET, CHRISTMAS</w:t>
@@ -2501,11 +6240,19 @@
           <w:lang w:val="hu-HU"/>
         </w:rPr>
       </w:pPr>
-      <w:r>
-        <w:rPr>
-          <w:lang w:val="hu-HU"/>
-        </w:rPr>
-        <w:t>getCurrentMode folyamatábra:</w:t>
+      <w:proofErr w:type="spellStart"/>
+      <w:r>
+        <w:rPr>
+          <w:lang w:val="hu-HU"/>
+        </w:rPr>
+        <w:t>getCurrentMode</w:t>
+      </w:r>
+      <w:proofErr w:type="spellEnd"/>
+      <w:r>
+        <w:rPr>
+          <w:lang w:val="hu-HU"/>
+        </w:rPr>
+        <w:t xml:space="preserve"> folyamatábra:</w:t>
       </w:r>
     </w:p>
     <w:p>
@@ -2519,7 +6266,6 @@
         <w:rPr>
           <w:noProof/>
         </w:rPr>
-        <w:lastRenderedPageBreak/>
         <w:drawing>
           <wp:inline distT="0" distB="0" distL="0" distR="0" wp14:anchorId="5C62B035" wp14:editId="0B88B599">
             <wp:extent cx="5760720" cy="1843405"/>
@@ -2536,7 +6282,7 @@
                     <pic:cNvPicPr/>
                   </pic:nvPicPr>
                   <pic:blipFill>
-                    <a:blip r:embed="rId14"/>
+                    <a:blip r:embed="rId17"/>
                     <a:stretch>
                       <a:fillRect/>
                     </a:stretch>
@@ -2567,13 +6313,28 @@
         <w:rPr>
           <w:lang w:val="hu-HU"/>
         </w:rPr>
+        <w:lastRenderedPageBreak/>
         <w:t xml:space="preserve">A beolvasás után </w:t>
       </w:r>
       <w:r>
         <w:rPr>
           <w:lang w:val="hu-HU"/>
         </w:rPr>
-        <w:t>a currentMode értéke alapján lefuttatjuk a kiválasztott funkció függvényét.</w:t>
+        <w:t xml:space="preserve">a </w:t>
+      </w:r>
+      <w:proofErr w:type="spellStart"/>
+      <w:r>
+        <w:rPr>
+          <w:lang w:val="hu-HU"/>
+        </w:rPr>
+        <w:t>currentMode</w:t>
+      </w:r>
+      <w:proofErr w:type="spellEnd"/>
+      <w:r>
+        <w:rPr>
+          <w:lang w:val="hu-HU"/>
+        </w:rPr>
+        <w:t xml:space="preserve"> értéke alapján lefuttatjuk a kiválasztott funkció függvényét.</w:t>
       </w:r>
     </w:p>
     <w:p>
@@ -2591,7 +6352,29 @@
         <w:rPr>
           <w:lang w:val="hu-HU"/>
         </w:rPr>
-        <w:t>RUNCOMET esetében lefut a comet() függvény</w:t>
+        <w:t xml:space="preserve">RUNCOMET esetében lefut a </w:t>
+      </w:r>
+      <w:proofErr w:type="spellStart"/>
+      <w:proofErr w:type="gramStart"/>
+      <w:r>
+        <w:rPr>
+          <w:lang w:val="hu-HU"/>
+        </w:rPr>
+        <w:t>comet</w:t>
+      </w:r>
+      <w:proofErr w:type="spellEnd"/>
+      <w:r>
+        <w:rPr>
+          <w:lang w:val="hu-HU"/>
+        </w:rPr>
+        <w:t>(</w:t>
+      </w:r>
+      <w:proofErr w:type="gramEnd"/>
+      <w:r>
+        <w:rPr>
+          <w:lang w:val="hu-HU"/>
+        </w:rPr>
+        <w:t>) függvény</w:t>
       </w:r>
     </w:p>
     <w:p>
@@ -2611,17 +6394,27 @@
         </w:rPr>
         <w:t xml:space="preserve">TRANSITION esetében lefut a </w:t>
       </w:r>
+      <w:proofErr w:type="spellStart"/>
+      <w:proofErr w:type="gramStart"/>
       <w:r>
         <w:rPr>
           <w:lang w:val="hu-HU"/>
         </w:rPr>
         <w:t>colorTransition</w:t>
       </w:r>
-      <w:r>
-        <w:rPr>
-          <w:lang w:val="hu-HU"/>
-        </w:rPr>
-        <w:t>() függvény</w:t>
+      <w:proofErr w:type="spellEnd"/>
+      <w:r>
+        <w:rPr>
+          <w:lang w:val="hu-HU"/>
+        </w:rPr>
+        <w:t>(</w:t>
+      </w:r>
+      <w:proofErr w:type="gramEnd"/>
+      <w:r>
+        <w:rPr>
+          <w:lang w:val="hu-HU"/>
+        </w:rPr>
+        <w:t>) függvény</w:t>
       </w:r>
     </w:p>
     <w:p>
@@ -2641,17 +6434,27 @@
         </w:rPr>
         <w:t xml:space="preserve">CHRISTMAS esetében lefut a </w:t>
       </w:r>
+      <w:proofErr w:type="spellStart"/>
+      <w:proofErr w:type="gramStart"/>
       <w:r>
         <w:rPr>
           <w:lang w:val="hu-HU"/>
         </w:rPr>
         <w:t>christmas</w:t>
       </w:r>
-      <w:r>
-        <w:rPr>
-          <w:lang w:val="hu-HU"/>
-        </w:rPr>
-        <w:t>() függvény</w:t>
+      <w:proofErr w:type="spellEnd"/>
+      <w:r>
+        <w:rPr>
+          <w:lang w:val="hu-HU"/>
+        </w:rPr>
+        <w:t>(</w:t>
+      </w:r>
+      <w:proofErr w:type="gramEnd"/>
+      <w:r>
+        <w:rPr>
+          <w:lang w:val="hu-HU"/>
+        </w:rPr>
+        <w:t>) függvény</w:t>
       </w:r>
     </w:p>
     <w:p>
@@ -2669,7 +6472,57 @@
         <w:rPr>
           <w:lang w:val="hu-HU"/>
         </w:rPr>
-        <w:t>COLORPICK esetében lefut a setColorFromString(const String&amp; msg) függvény</w:t>
+        <w:t xml:space="preserve">COLORPICK esetében lefut a </w:t>
+      </w:r>
+      <w:proofErr w:type="spellStart"/>
+      <w:proofErr w:type="gramStart"/>
+      <w:r>
+        <w:rPr>
+          <w:lang w:val="hu-HU"/>
+        </w:rPr>
+        <w:t>setColorFromString</w:t>
+      </w:r>
+      <w:proofErr w:type="spellEnd"/>
+      <w:r>
+        <w:rPr>
+          <w:lang w:val="hu-HU"/>
+        </w:rPr>
+        <w:t>(</w:t>
+      </w:r>
+      <w:proofErr w:type="gramEnd"/>
+      <w:r>
+        <w:rPr>
+          <w:lang w:val="hu-HU"/>
+        </w:rPr>
+        <w:t xml:space="preserve">const </w:t>
+      </w:r>
+      <w:proofErr w:type="spellStart"/>
+      <w:r>
+        <w:rPr>
+          <w:lang w:val="hu-HU"/>
+        </w:rPr>
+        <w:t>String</w:t>
+      </w:r>
+      <w:proofErr w:type="spellEnd"/>
+      <w:r>
+        <w:rPr>
+          <w:lang w:val="hu-HU"/>
+        </w:rPr>
+        <w:t xml:space="preserve">&amp; </w:t>
+      </w:r>
+      <w:proofErr w:type="spellStart"/>
+      <w:r>
+        <w:rPr>
+          <w:lang w:val="hu-HU"/>
+        </w:rPr>
+        <w:t>msg</w:t>
+      </w:r>
+      <w:proofErr w:type="spellEnd"/>
+      <w:r>
+        <w:rPr>
+          <w:lang w:val="hu-HU"/>
+        </w:rPr>
+        <w:t>) függvény</w:t>
       </w:r>
     </w:p>
     <w:p>
@@ -2693,7 +6546,21 @@
         <w:rPr>
           <w:lang w:val="hu-HU"/>
         </w:rPr>
-        <w:t>a ledet kikapcsoljuk</w:t>
+        <w:t xml:space="preserve">a </w:t>
+      </w:r>
+      <w:proofErr w:type="spellStart"/>
+      <w:r>
+        <w:rPr>
+          <w:lang w:val="hu-HU"/>
+        </w:rPr>
+        <w:t>ledet</w:t>
+      </w:r>
+      <w:proofErr w:type="spellEnd"/>
+      <w:r>
+        <w:rPr>
+          <w:lang w:val="hu-HU"/>
+        </w:rPr>
+        <w:t xml:space="preserve"> kikapcsoljuk</w:t>
       </w:r>
     </w:p>
     <w:p>
@@ -2703,12 +6570,14 @@
           <w:lang w:val="hu-HU"/>
         </w:rPr>
       </w:pPr>
+      <w:bookmarkStart w:id="14" w:name="_Toc224988081"/>
       <w:r>
         <w:rPr>
           <w:lang w:val="hu-HU"/>
         </w:rPr>
         <w:t>LED funkciói</w:t>
       </w:r>
+      <w:bookmarkEnd w:id="14"/>
     </w:p>
     <w:p>
       <w:pPr>
@@ -2717,6 +6586,7 @@
           <w:lang w:val="hu-HU"/>
         </w:rPr>
       </w:pPr>
+      <w:bookmarkStart w:id="15" w:name="_Toc224988082"/>
       <w:r>
         <w:rPr>
           <w:lang w:val="hu-HU"/>
@@ -2739,15 +6609,536 @@
         <w:rPr>
           <w:lang w:val="hu-HU"/>
         </w:rPr>
-        <w:t xml:space="preserve"> – comet()</w:t>
-      </w:r>
-    </w:p>
-    <w:p>
-      <w:pPr>
-        <w:rPr>
-          <w:lang w:val="hu-HU"/>
-        </w:rPr>
-      </w:pPr>
+        <w:t xml:space="preserve"> – </w:t>
+      </w:r>
+      <w:proofErr w:type="spellStart"/>
+      <w:proofErr w:type="gramStart"/>
+      <w:r>
+        <w:rPr>
+          <w:lang w:val="hu-HU"/>
+        </w:rPr>
+        <w:t>comet</w:t>
+      </w:r>
+      <w:proofErr w:type="spellEnd"/>
+      <w:r>
+        <w:rPr>
+          <w:lang w:val="hu-HU"/>
+        </w:rPr>
+        <w:t>(</w:t>
+      </w:r>
+      <w:proofErr w:type="gramEnd"/>
+      <w:r>
+        <w:rPr>
+          <w:lang w:val="hu-HU"/>
+        </w:rPr>
+        <w:t>)</w:t>
+      </w:r>
+      <w:bookmarkEnd w:id="15"/>
+    </w:p>
+    <w:p>
+      <w:pPr>
+        <w:rPr>
+          <w:lang w:val="hu-HU"/>
+        </w:rPr>
+      </w:pPr>
+      <w:r>
+        <w:rPr>
+          <w:lang w:val="hu-HU"/>
+        </w:rPr>
+        <w:t>Változók:</w:t>
+      </w:r>
+    </w:p>
+    <w:p>
+      <w:pPr>
+        <w:rPr>
+          <w:lang w:val="hu-HU"/>
+        </w:rPr>
+      </w:pPr>
+      <w:proofErr w:type="spellStart"/>
+      <w:r>
+        <w:rPr>
+          <w:lang w:val="hu-HU"/>
+        </w:rPr>
+        <w:t>lastFrame</w:t>
+      </w:r>
+      <w:proofErr w:type="spellEnd"/>
+      <w:r>
+        <w:rPr>
+          <w:lang w:val="hu-HU"/>
+        </w:rPr>
+        <w:t xml:space="preserve"> és </w:t>
+      </w:r>
+      <w:proofErr w:type="spellStart"/>
+      <w:r>
+        <w:rPr>
+          <w:lang w:val="hu-HU"/>
+        </w:rPr>
+        <w:t>transitionComet</w:t>
+      </w:r>
+      <w:proofErr w:type="spellEnd"/>
+      <w:r>
+        <w:rPr>
+          <w:lang w:val="hu-HU"/>
+        </w:rPr>
+        <w:t xml:space="preserve"> = A két változót arra használom, hogy meghatározzuk mikor kell a következő animációt elindítani. </w:t>
+      </w:r>
+    </w:p>
+    <w:p>
+      <w:pPr>
+        <w:rPr>
+          <w:lang w:val="hu-HU"/>
+        </w:rPr>
+      </w:pPr>
+      <w:r>
+        <w:rPr>
+          <w:lang w:val="hu-HU"/>
+        </w:rPr>
+        <w:t xml:space="preserve">A </w:t>
+      </w:r>
+      <w:proofErr w:type="spellStart"/>
+      <w:r>
+        <w:rPr>
+          <w:lang w:val="hu-HU"/>
+        </w:rPr>
+        <w:t>transitionComet</w:t>
+      </w:r>
+      <w:proofErr w:type="spellEnd"/>
+      <w:r>
+        <w:rPr>
+          <w:lang w:val="hu-HU"/>
+        </w:rPr>
+        <w:t>-el lehet állítani,</w:t>
+      </w:r>
+      <w:r>
+        <w:rPr>
+          <w:lang w:val="hu-HU"/>
+        </w:rPr>
+        <w:t xml:space="preserve"> az animáció sebességét.</w:t>
+      </w:r>
+    </w:p>
+    <w:p>
+      <w:pPr>
+        <w:rPr>
+          <w:lang w:val="hu-HU"/>
+        </w:rPr>
+      </w:pPr>
+      <w:proofErr w:type="spellStart"/>
+      <w:r>
+        <w:rPr>
+          <w:lang w:val="hu-HU"/>
+        </w:rPr>
+        <w:t>groupSize</w:t>
+      </w:r>
+      <w:proofErr w:type="spellEnd"/>
+      <w:r>
+        <w:rPr>
+          <w:lang w:val="hu-HU"/>
+        </w:rPr>
+        <w:t xml:space="preserve"> = </w:t>
+      </w:r>
+      <w:r>
+        <w:rPr>
+          <w:lang w:val="hu-HU"/>
+        </w:rPr>
+        <w:t xml:space="preserve">Mennyi </w:t>
+      </w:r>
+      <w:proofErr w:type="spellStart"/>
+      <w:r>
+        <w:rPr>
+          <w:lang w:val="hu-HU"/>
+        </w:rPr>
+        <w:t>led</w:t>
+      </w:r>
+      <w:proofErr w:type="spellEnd"/>
+      <w:r>
+        <w:rPr>
+          <w:lang w:val="hu-HU"/>
+        </w:rPr>
+        <w:t xml:space="preserve"> </w:t>
+      </w:r>
+      <w:r>
+        <w:rPr>
+          <w:lang w:val="hu-HU"/>
+        </w:rPr>
+        <w:t>égjen egyszerre</w:t>
+      </w:r>
+    </w:p>
+    <w:p>
+      <w:pPr>
+        <w:rPr>
+          <w:lang w:val="hu-HU"/>
+        </w:rPr>
+      </w:pPr>
+      <w:proofErr w:type="spellStart"/>
+      <w:r>
+        <w:rPr>
+          <w:lang w:val="hu-HU"/>
+        </w:rPr>
+        <w:t>idx</w:t>
+      </w:r>
+      <w:proofErr w:type="spellEnd"/>
+      <w:r>
+        <w:rPr>
+          <w:lang w:val="hu-HU"/>
+        </w:rPr>
+        <w:t xml:space="preserve"> = </w:t>
+      </w:r>
+      <w:r>
+        <w:rPr>
+          <w:lang w:val="hu-HU"/>
+        </w:rPr>
+        <w:t>M</w:t>
+      </w:r>
+      <w:r>
+        <w:rPr>
+          <w:lang w:val="hu-HU"/>
+        </w:rPr>
+        <w:t xml:space="preserve">elyik </w:t>
+      </w:r>
+      <w:proofErr w:type="spellStart"/>
+      <w:r>
+        <w:rPr>
+          <w:lang w:val="hu-HU"/>
+        </w:rPr>
+        <w:t>ledet</w:t>
+      </w:r>
+      <w:proofErr w:type="spellEnd"/>
+      <w:r>
+        <w:rPr>
+          <w:lang w:val="hu-HU"/>
+        </w:rPr>
+        <w:t xml:space="preserve"> kell éppen felkapcsolni</w:t>
+      </w:r>
+    </w:p>
+    <w:p>
+      <w:pPr>
+        <w:pStyle w:val="Listaszerbekezds"/>
+        <w:numPr>
+          <w:ilvl w:val="0"/>
+          <w:numId w:val="1"/>
+        </w:numPr>
+        <w:rPr>
+          <w:lang w:val="hu-HU"/>
+        </w:rPr>
+      </w:pPr>
+      <w:r>
+        <w:rPr>
+          <w:lang w:val="hu-HU"/>
+        </w:rPr>
+        <w:t>F</w:t>
+      </w:r>
+      <w:r>
+        <w:rPr>
+          <w:lang w:val="hu-HU"/>
+        </w:rPr>
+        <w:t>igyelni kell</w:t>
+      </w:r>
+      <w:r>
+        <w:rPr>
+          <w:lang w:val="hu-HU"/>
+        </w:rPr>
+        <w:t xml:space="preserve"> arra, hogy az </w:t>
+      </w:r>
+      <w:proofErr w:type="spellStart"/>
+      <w:r>
+        <w:rPr>
+          <w:lang w:val="hu-HU"/>
+        </w:rPr>
+        <w:t>idx</w:t>
+      </w:r>
+      <w:proofErr w:type="spellEnd"/>
+      <w:r>
+        <w:rPr>
+          <w:lang w:val="hu-HU"/>
+        </w:rPr>
+        <w:t xml:space="preserve"> </w:t>
+      </w:r>
+      <w:r>
+        <w:rPr>
+          <w:lang w:val="hu-HU"/>
+        </w:rPr>
+        <w:t>ne okozzon indexelési problémákat.</w:t>
+      </w:r>
+    </w:p>
+    <w:p>
+      <w:pPr>
+        <w:pStyle w:val="Listaszerbekezds"/>
+        <w:numPr>
+          <w:ilvl w:val="1"/>
+          <w:numId w:val="1"/>
+        </w:numPr>
+        <w:rPr>
+          <w:lang w:val="hu-HU"/>
+        </w:rPr>
+      </w:pPr>
+      <w:r>
+        <w:rPr>
+          <w:lang w:val="hu-HU"/>
+        </w:rPr>
+        <w:t xml:space="preserve">Az </w:t>
+      </w:r>
+      <w:proofErr w:type="spellStart"/>
+      <w:r>
+        <w:rPr>
+          <w:lang w:val="hu-HU"/>
+        </w:rPr>
+        <w:t>idx</w:t>
+      </w:r>
+      <w:proofErr w:type="spellEnd"/>
+      <w:r>
+        <w:rPr>
+          <w:lang w:val="hu-HU"/>
+        </w:rPr>
+        <w:t xml:space="preserve"> nem lehet negatív</w:t>
+      </w:r>
+      <w:r>
+        <w:rPr>
+          <w:lang w:val="hu-HU"/>
+        </w:rPr>
+        <w:t xml:space="preserve">: </w:t>
+      </w:r>
+      <w:proofErr w:type="spellStart"/>
+      <w:proofErr w:type="gramStart"/>
+      <w:r>
+        <w:rPr>
+          <w:lang w:val="hu-HU"/>
+        </w:rPr>
+        <w:t>while</w:t>
+      </w:r>
+      <w:proofErr w:type="spellEnd"/>
+      <w:r>
+        <w:rPr>
+          <w:lang w:val="hu-HU"/>
+        </w:rPr>
+        <w:t>(</w:t>
+      </w:r>
+      <w:proofErr w:type="spellStart"/>
+      <w:proofErr w:type="gramEnd"/>
+      <w:r>
+        <w:rPr>
+          <w:lang w:val="hu-HU"/>
+        </w:rPr>
+        <w:t>idx</w:t>
+      </w:r>
+      <w:proofErr w:type="spellEnd"/>
+      <w:r>
+        <w:rPr>
+          <w:lang w:val="hu-HU"/>
+        </w:rPr>
+        <w:t xml:space="preserve"> </w:t>
+      </w:r>
+      <w:proofErr w:type="gramStart"/>
+      <w:r>
+        <w:rPr>
+          <w:lang w:val="hu-HU"/>
+        </w:rPr>
+        <w:t>&lt; 0</w:t>
+      </w:r>
+      <w:proofErr w:type="gramEnd"/>
+      <w:r>
+        <w:rPr>
+          <w:lang w:val="hu-HU"/>
+        </w:rPr>
+        <w:t xml:space="preserve">) </w:t>
+      </w:r>
+      <w:proofErr w:type="spellStart"/>
+      <w:r>
+        <w:rPr>
+          <w:lang w:val="hu-HU"/>
+        </w:rPr>
+        <w:t>idx</w:t>
+      </w:r>
+      <w:proofErr w:type="spellEnd"/>
+      <w:r>
+        <w:rPr>
+          <w:lang w:val="hu-HU"/>
+        </w:rPr>
+        <w:t xml:space="preserve"> += </w:t>
+      </w:r>
+      <w:proofErr w:type="spellStart"/>
+      <w:r>
+        <w:rPr>
+          <w:lang w:val="hu-HU"/>
+        </w:rPr>
+        <w:t>NumLeds</w:t>
+      </w:r>
+      <w:proofErr w:type="spellEnd"/>
+      <w:r>
+        <w:rPr>
+          <w:lang w:val="hu-HU"/>
+        </w:rPr>
+        <w:t>;</w:t>
+      </w:r>
+      <w:r>
+        <w:rPr>
+          <w:lang w:val="hu-HU"/>
+        </w:rPr>
+        <w:t xml:space="preserve"> </w:t>
+      </w:r>
+    </w:p>
+    <w:p>
+      <w:pPr>
+        <w:pStyle w:val="Listaszerbekezds"/>
+        <w:numPr>
+          <w:ilvl w:val="1"/>
+          <w:numId w:val="1"/>
+        </w:numPr>
+        <w:rPr>
+          <w:lang w:val="hu-HU"/>
+        </w:rPr>
+      </w:pPr>
+      <w:r>
+        <w:rPr>
+          <w:lang w:val="hu-HU"/>
+        </w:rPr>
+        <w:t xml:space="preserve">Az </w:t>
+      </w:r>
+      <w:proofErr w:type="spellStart"/>
+      <w:r>
+        <w:rPr>
+          <w:lang w:val="hu-HU"/>
+        </w:rPr>
+        <w:t>idx</w:t>
+      </w:r>
+      <w:proofErr w:type="spellEnd"/>
+      <w:r>
+        <w:rPr>
+          <w:lang w:val="hu-HU"/>
+        </w:rPr>
+        <w:t xml:space="preserve"> nem indexelhet túl a </w:t>
+      </w:r>
+      <w:proofErr w:type="spellStart"/>
+      <w:r>
+        <w:rPr>
+          <w:lang w:val="hu-HU"/>
+        </w:rPr>
+        <w:t>led</w:t>
+      </w:r>
+      <w:proofErr w:type="spellEnd"/>
+      <w:r>
+        <w:rPr>
+          <w:lang w:val="hu-HU"/>
+        </w:rPr>
+        <w:t xml:space="preserve"> tömbön: </w:t>
+      </w:r>
+      <w:proofErr w:type="gramStart"/>
+      <w:r>
+        <w:rPr>
+          <w:lang w:val="hu-HU"/>
+        </w:rPr>
+        <w:t>LED[</w:t>
+      </w:r>
+      <w:proofErr w:type="spellStart"/>
+      <w:proofErr w:type="gramEnd"/>
+      <w:r>
+        <w:rPr>
+          <w:lang w:val="hu-HU"/>
+        </w:rPr>
+        <w:t>idx</w:t>
+      </w:r>
+      <w:proofErr w:type="spellEnd"/>
+      <w:r>
+        <w:rPr>
+          <w:lang w:val="hu-HU"/>
+        </w:rPr>
+        <w:t xml:space="preserve"> % </w:t>
+      </w:r>
+      <w:proofErr w:type="spellStart"/>
+      <w:r>
+        <w:rPr>
+          <w:lang w:val="hu-HU"/>
+        </w:rPr>
+        <w:t>NumLeds</w:t>
+      </w:r>
+      <w:proofErr w:type="spellEnd"/>
+      <w:r>
+        <w:rPr>
+          <w:lang w:val="hu-HU"/>
+        </w:rPr>
+        <w:t>]</w:t>
+      </w:r>
+    </w:p>
+    <w:p>
+      <w:pPr>
+        <w:rPr>
+          <w:lang w:val="hu-HU"/>
+        </w:rPr>
+      </w:pPr>
+      <w:proofErr w:type="spellStart"/>
+      <w:r>
+        <w:rPr>
+          <w:lang w:val="hu-HU"/>
+        </w:rPr>
+        <w:t>hue</w:t>
+      </w:r>
+      <w:proofErr w:type="spellEnd"/>
+      <w:r>
+        <w:rPr>
+          <w:lang w:val="hu-HU"/>
+        </w:rPr>
+        <w:t xml:space="preserve"> = Meghatározza a </w:t>
+      </w:r>
+      <w:proofErr w:type="spellStart"/>
+      <w:r>
+        <w:rPr>
+          <w:lang w:val="hu-HU"/>
+        </w:rPr>
+        <w:t>led</w:t>
+      </w:r>
+      <w:proofErr w:type="spellEnd"/>
+      <w:r>
+        <w:rPr>
+          <w:lang w:val="hu-HU"/>
+        </w:rPr>
+        <w:t xml:space="preserve"> színét, ami minden egyes animáció után változik.</w:t>
+      </w:r>
+    </w:p>
+    <w:p>
+      <w:pPr>
+        <w:rPr>
+          <w:lang w:val="hu-HU"/>
+        </w:rPr>
+      </w:pPr>
+      <w:proofErr w:type="spellStart"/>
+      <w:r>
+        <w:rPr>
+          <w:lang w:val="hu-HU"/>
+        </w:rPr>
+        <w:t>stepIdx</w:t>
+      </w:r>
+      <w:proofErr w:type="spellEnd"/>
+      <w:r>
+        <w:rPr>
+          <w:lang w:val="hu-HU"/>
+        </w:rPr>
+        <w:t xml:space="preserve"> =</w:t>
+      </w:r>
+      <w:r>
+        <w:rPr>
+          <w:lang w:val="hu-HU"/>
+        </w:rPr>
+        <w:t xml:space="preserve"> </w:t>
+      </w:r>
+      <w:r>
+        <w:rPr>
+          <w:lang w:val="hu-HU"/>
+        </w:rPr>
+        <w:t xml:space="preserve">Ez a változó lépteti tovább folyamatosan a </w:t>
+      </w:r>
+      <w:proofErr w:type="spellStart"/>
+      <w:r>
+        <w:rPr>
+          <w:lang w:val="hu-HU"/>
+        </w:rPr>
+        <w:t>ledeket</w:t>
+      </w:r>
+      <w:proofErr w:type="spellEnd"/>
+      <w:r>
+        <w:rPr>
+          <w:lang w:val="hu-HU"/>
+        </w:rPr>
+        <w:t>.</w:t>
+      </w:r>
     </w:p>
     <w:p>
       <w:pPr>
@@ -2756,6 +7147,7 @@
           <w:lang w:val="hu-HU"/>
         </w:rPr>
       </w:pPr>
+      <w:bookmarkStart w:id="16" w:name="_Toc224988083"/>
       <w:r>
         <w:rPr>
           <w:lang w:val="hu-HU"/>
@@ -2780,6 +7172,8 @@
         </w:rPr>
         <w:t xml:space="preserve"> – </w:t>
       </w:r>
+      <w:proofErr w:type="spellStart"/>
+      <w:proofErr w:type="gramStart"/>
       <w:r>
         <w:rPr>
           <w:lang w:val="hu-HU"/>
@@ -2790,58 +7184,208 @@
         <w:rPr>
           <w:lang w:val="hu-HU"/>
         </w:rPr>
-        <w:t>ransition()</w:t>
-      </w:r>
-    </w:p>
-    <w:p>
-      <w:pPr>
-        <w:rPr>
-          <w:lang w:val="hu-HU"/>
-        </w:rPr>
-      </w:pPr>
-      <w:r>
-        <w:rPr>
-          <w:lang w:val="hu-HU"/>
-        </w:rPr>
-        <w:t>100 millisecundumonként vált</w:t>
-      </w:r>
-      <w:r>
-        <w:rPr>
-          <w:lang w:val="hu-HU"/>
-        </w:rPr>
-        <w:t>unk színt az összes leden.</w:t>
-      </w:r>
-    </w:p>
-    <w:p>
-      <w:pPr>
-        <w:rPr>
-          <w:lang w:val="hu-HU"/>
-        </w:rPr>
-      </w:pPr>
-      <w:r>
-        <w:rPr>
-          <w:lang w:val="hu-HU"/>
-        </w:rPr>
-        <w:t xml:space="preserve">FastLED könyvtár fill_solid() funkciója </w:t>
-      </w:r>
-      <w:r>
-        <w:rPr>
-          <w:lang w:val="hu-HU"/>
-        </w:rPr>
-        <w:t>beállítja egy adott színre az összes ledet.</w:t>
-      </w:r>
-    </w:p>
-    <w:p>
-      <w:pPr>
-        <w:rPr>
-          <w:lang w:val="hu-HU"/>
-        </w:rPr>
-      </w:pPr>
-      <w:r>
-        <w:rPr>
-          <w:lang w:val="hu-HU"/>
-        </w:rPr>
-        <w:t>A színeket a hue változóval változtatjuk.</w:t>
+        <w:t>ransition</w:t>
+      </w:r>
+      <w:proofErr w:type="spellEnd"/>
+      <w:r>
+        <w:rPr>
+          <w:lang w:val="hu-HU"/>
+        </w:rPr>
+        <w:t>(</w:t>
+      </w:r>
+      <w:proofErr w:type="gramEnd"/>
+      <w:r>
+        <w:rPr>
+          <w:lang w:val="hu-HU"/>
+        </w:rPr>
+        <w:t>)</w:t>
+      </w:r>
+      <w:bookmarkEnd w:id="16"/>
+    </w:p>
+    <w:p>
+      <w:pPr>
+        <w:rPr>
+          <w:lang w:val="hu-HU"/>
+        </w:rPr>
+      </w:pPr>
+      <w:r>
+        <w:rPr>
+          <w:lang w:val="hu-HU"/>
+        </w:rPr>
+        <w:t>Változók:</w:t>
+      </w:r>
+    </w:p>
+    <w:p>
+      <w:pPr>
+        <w:rPr>
+          <w:lang w:val="hu-HU"/>
+        </w:rPr>
+      </w:pPr>
+      <w:proofErr w:type="spellStart"/>
+      <w:r>
+        <w:rPr>
+          <w:lang w:val="hu-HU"/>
+        </w:rPr>
+        <w:t>lastFrame</w:t>
+      </w:r>
+      <w:proofErr w:type="spellEnd"/>
+      <w:r>
+        <w:rPr>
+          <w:lang w:val="hu-HU"/>
+        </w:rPr>
+        <w:t xml:space="preserve"> és </w:t>
+      </w:r>
+      <w:proofErr w:type="spellStart"/>
+      <w:r>
+        <w:rPr>
+          <w:lang w:val="hu-HU"/>
+        </w:rPr>
+        <w:t>transitionColor</w:t>
+      </w:r>
+      <w:proofErr w:type="spellEnd"/>
+      <w:r>
+        <w:rPr>
+          <w:lang w:val="hu-HU"/>
+        </w:rPr>
+        <w:t xml:space="preserve"> </w:t>
+      </w:r>
+      <w:r>
+        <w:rPr>
+          <w:lang w:val="hu-HU"/>
+        </w:rPr>
+        <w:t>= Animáció</w:t>
+      </w:r>
+      <w:r>
+        <w:rPr>
+          <w:lang w:val="hu-HU"/>
+        </w:rPr>
+        <w:t xml:space="preserve"> sebességének meghatározása.</w:t>
+      </w:r>
+      <w:r>
+        <w:rPr>
+          <w:lang w:val="hu-HU"/>
+        </w:rPr>
+        <w:t xml:space="preserve"> A </w:t>
+      </w:r>
+      <w:proofErr w:type="spellStart"/>
+      <w:proofErr w:type="gramStart"/>
+      <w:r>
+        <w:rPr>
+          <w:lang w:val="hu-HU"/>
+        </w:rPr>
+        <w:t>transitionColor-al</w:t>
+      </w:r>
+      <w:proofErr w:type="spellEnd"/>
+      <w:proofErr w:type="gramEnd"/>
+      <w:r>
+        <w:rPr>
+          <w:lang w:val="hu-HU"/>
+        </w:rPr>
+        <w:t xml:space="preserve"> tudjuk állítani az animáció sebességét.</w:t>
+      </w:r>
+    </w:p>
+    <w:p>
+      <w:pPr>
+        <w:rPr>
+          <w:lang w:val="hu-HU"/>
+        </w:rPr>
+      </w:pPr>
+      <w:proofErr w:type="spellStart"/>
+      <w:r>
+        <w:rPr>
+          <w:lang w:val="hu-HU"/>
+        </w:rPr>
+        <w:t>FastLED</w:t>
+      </w:r>
+      <w:proofErr w:type="spellEnd"/>
+      <w:r>
+        <w:rPr>
+          <w:lang w:val="hu-HU"/>
+        </w:rPr>
+        <w:t xml:space="preserve"> könyvtár </w:t>
+      </w:r>
+      <w:proofErr w:type="spellStart"/>
+      <w:r>
+        <w:rPr>
+          <w:lang w:val="hu-HU"/>
+        </w:rPr>
+        <w:t>fill_</w:t>
+      </w:r>
+      <w:proofErr w:type="gramStart"/>
+      <w:r>
+        <w:rPr>
+          <w:lang w:val="hu-HU"/>
+        </w:rPr>
+        <w:t>solid</w:t>
+      </w:r>
+      <w:proofErr w:type="spellEnd"/>
+      <w:r>
+        <w:rPr>
+          <w:lang w:val="hu-HU"/>
+        </w:rPr>
+        <w:t>(</w:t>
+      </w:r>
+      <w:proofErr w:type="gramEnd"/>
+      <w:r>
+        <w:rPr>
+          <w:lang w:val="hu-HU"/>
+        </w:rPr>
+        <w:t xml:space="preserve">) funkciója </w:t>
+      </w:r>
+      <w:r>
+        <w:rPr>
+          <w:lang w:val="hu-HU"/>
+        </w:rPr>
+        <w:t xml:space="preserve">beállítja egy adott színre az összes </w:t>
+      </w:r>
+      <w:proofErr w:type="spellStart"/>
+      <w:r>
+        <w:rPr>
+          <w:lang w:val="hu-HU"/>
+        </w:rPr>
+        <w:t>ledet</w:t>
+      </w:r>
+      <w:proofErr w:type="spellEnd"/>
+      <w:r>
+        <w:rPr>
+          <w:lang w:val="hu-HU"/>
+        </w:rPr>
+        <w:t>.</w:t>
+      </w:r>
+    </w:p>
+    <w:p>
+      <w:pPr>
+        <w:rPr>
+          <w:lang w:val="hu-HU"/>
+        </w:rPr>
+      </w:pPr>
+      <w:proofErr w:type="spellStart"/>
+      <w:r>
+        <w:rPr>
+          <w:lang w:val="hu-HU"/>
+        </w:rPr>
+        <w:t>hue</w:t>
+      </w:r>
+      <w:proofErr w:type="spellEnd"/>
+      <w:r>
+        <w:rPr>
+          <w:lang w:val="hu-HU"/>
+        </w:rPr>
+        <w:t xml:space="preserve"> = Meghatározza a </w:t>
+      </w:r>
+      <w:proofErr w:type="spellStart"/>
+      <w:r>
+        <w:rPr>
+          <w:lang w:val="hu-HU"/>
+        </w:rPr>
+        <w:t>led</w:t>
+      </w:r>
+      <w:proofErr w:type="spellEnd"/>
+      <w:r>
+        <w:rPr>
+          <w:lang w:val="hu-HU"/>
+        </w:rPr>
+        <w:t xml:space="preserve"> színét, ami minden egyes animáció után változik.</w:t>
       </w:r>
     </w:p>
     <w:p>
@@ -2851,6 +7395,7 @@
           <w:lang w:val="hu-HU"/>
         </w:rPr>
       </w:pPr>
+      <w:bookmarkStart w:id="17" w:name="_Toc224988084"/>
       <w:r>
         <w:rPr>
           <w:lang w:val="hu-HU"/>
@@ -2861,8 +7406,213 @@
         <w:rPr>
           <w:lang w:val="hu-HU"/>
         </w:rPr>
-        <w:t xml:space="preserve"> – christmas()</w:t>
-      </w:r>
+        <w:t xml:space="preserve"> – </w:t>
+      </w:r>
+      <w:proofErr w:type="spellStart"/>
+      <w:proofErr w:type="gramStart"/>
+      <w:r>
+        <w:rPr>
+          <w:lang w:val="hu-HU"/>
+        </w:rPr>
+        <w:t>christmas</w:t>
+      </w:r>
+      <w:proofErr w:type="spellEnd"/>
+      <w:r>
+        <w:rPr>
+          <w:lang w:val="hu-HU"/>
+        </w:rPr>
+        <w:t>(</w:t>
+      </w:r>
+      <w:proofErr w:type="gramEnd"/>
+      <w:r>
+        <w:rPr>
+          <w:lang w:val="hu-HU"/>
+        </w:rPr>
+        <w:t>)</w:t>
+      </w:r>
+      <w:bookmarkEnd w:id="17"/>
+    </w:p>
+    <w:p>
+      <w:pPr>
+        <w:rPr>
+          <w:lang w:val="hu-HU"/>
+        </w:rPr>
+      </w:pPr>
+      <w:r>
+        <w:rPr>
+          <w:lang w:val="hu-HU"/>
+        </w:rPr>
+        <w:t>Változók:</w:t>
+      </w:r>
+    </w:p>
+    <w:p>
+      <w:pPr>
+        <w:rPr>
+          <w:lang w:val="hu-HU"/>
+        </w:rPr>
+      </w:pPr>
+      <w:proofErr w:type="spellStart"/>
+      <w:r>
+        <w:rPr>
+          <w:lang w:val="hu-HU"/>
+        </w:rPr>
+        <w:t>lastXmas</w:t>
+      </w:r>
+      <w:proofErr w:type="spellEnd"/>
+      <w:r>
+        <w:rPr>
+          <w:lang w:val="hu-HU"/>
+        </w:rPr>
+        <w:t xml:space="preserve"> és </w:t>
+      </w:r>
+      <w:proofErr w:type="spellStart"/>
+      <w:r>
+        <w:rPr>
+          <w:lang w:val="hu-HU"/>
+        </w:rPr>
+        <w:t>xmasInterval</w:t>
+      </w:r>
+      <w:proofErr w:type="spellEnd"/>
+      <w:r>
+        <w:rPr>
+          <w:lang w:val="hu-HU"/>
+        </w:rPr>
+        <w:t xml:space="preserve"> =</w:t>
+      </w:r>
+      <w:r>
+        <w:rPr>
+          <w:lang w:val="hu-HU"/>
+        </w:rPr>
+        <w:t xml:space="preserve"> Animáció sebességének meghatározása. Az </w:t>
+      </w:r>
+      <w:proofErr w:type="spellStart"/>
+      <w:proofErr w:type="gramStart"/>
+      <w:r>
+        <w:rPr>
+          <w:lang w:val="hu-HU"/>
+        </w:rPr>
+        <w:t>xmasInterval-al</w:t>
+      </w:r>
+      <w:proofErr w:type="spellEnd"/>
+      <w:proofErr w:type="gramEnd"/>
+      <w:r>
+        <w:rPr>
+          <w:lang w:val="hu-HU"/>
+        </w:rPr>
+        <w:t xml:space="preserve"> tudjuk állítani az animáció sebességét.</w:t>
+      </w:r>
+    </w:p>
+    <w:p>
+      <w:pPr>
+        <w:rPr>
+          <w:lang w:val="hu-HU"/>
+        </w:rPr>
+      </w:pPr>
+      <w:proofErr w:type="spellStart"/>
+      <w:r>
+        <w:rPr>
+          <w:lang w:val="hu-HU"/>
+        </w:rPr>
+        <w:t>switchLeds</w:t>
+      </w:r>
+      <w:proofErr w:type="spellEnd"/>
+      <w:r>
+        <w:rPr>
+          <w:lang w:val="hu-HU"/>
+        </w:rPr>
+        <w:t>=</w:t>
+      </w:r>
+    </w:p>
+    <w:p>
+      <w:pPr>
+        <w:rPr>
+          <w:lang w:val="hu-HU"/>
+        </w:rPr>
+      </w:pPr>
+      <w:proofErr w:type="spellStart"/>
+      <w:r>
+        <w:rPr>
+          <w:lang w:val="hu-HU"/>
+        </w:rPr>
+        <w:lastRenderedPageBreak/>
+        <w:t>xmasPhase</w:t>
+      </w:r>
+      <w:proofErr w:type="spellEnd"/>
+    </w:p>
+    <w:p>
+      <w:pPr>
+        <w:rPr>
+          <w:lang w:val="hu-HU"/>
+        </w:rPr>
+      </w:pPr>
+      <w:proofErr w:type="spellStart"/>
+      <w:r>
+        <w:rPr>
+          <w:lang w:val="hu-HU"/>
+        </w:rPr>
+        <w:t>xmasStep</w:t>
+      </w:r>
+      <w:proofErr w:type="spellEnd"/>
+    </w:p>
+    <w:p>
+      <w:pPr>
+        <w:rPr>
+          <w:lang w:val="hu-HU"/>
+        </w:rPr>
+      </w:pPr>
+      <w:proofErr w:type="spellStart"/>
+      <w:r>
+        <w:rPr>
+          <w:lang w:val="hu-HU"/>
+        </w:rPr>
+        <w:t>holdOnFrames</w:t>
+      </w:r>
+      <w:proofErr w:type="spellEnd"/>
+    </w:p>
+    <w:p>
+      <w:pPr>
+        <w:rPr>
+          <w:lang w:val="hu-HU"/>
+        </w:rPr>
+      </w:pPr>
+      <w:proofErr w:type="spellStart"/>
+      <w:r>
+        <w:rPr>
+          <w:lang w:val="hu-HU"/>
+        </w:rPr>
+        <w:t>holdOffFrames</w:t>
+      </w:r>
+      <w:proofErr w:type="spellEnd"/>
+    </w:p>
+    <w:p>
+      <w:pPr>
+        <w:rPr>
+          <w:lang w:val="hu-HU"/>
+        </w:rPr>
+      </w:pPr>
+      <w:proofErr w:type="spellStart"/>
+      <w:r>
+        <w:rPr>
+          <w:lang w:val="hu-HU"/>
+        </w:rPr>
+        <w:t>holdCnt</w:t>
+      </w:r>
+      <w:proofErr w:type="spellEnd"/>
+    </w:p>
+    <w:p>
+      <w:pPr>
+        <w:rPr>
+          <w:lang w:val="hu-HU"/>
+        </w:rPr>
+      </w:pPr>
+      <w:proofErr w:type="spellStart"/>
+      <w:r>
+        <w:rPr>
+          <w:lang w:val="hu-HU"/>
+        </w:rPr>
+        <w:t>XmasHoldState</w:t>
+      </w:r>
+      <w:proofErr w:type="spellEnd"/>
     </w:p>
     <w:p>
       <w:pPr>
@@ -2871,6 +7621,7 @@
           <w:lang w:val="hu-HU"/>
         </w:rPr>
       </w:pPr>
+      <w:bookmarkStart w:id="18" w:name="_Toc224988085"/>
       <w:r>
         <w:rPr>
           <w:lang w:val="hu-HU"/>
@@ -2893,46 +7644,150 @@
         <w:rPr>
           <w:lang w:val="hu-HU"/>
         </w:rPr>
-        <w:t xml:space="preserve"> – setColorFromString()</w:t>
-      </w:r>
-    </w:p>
-    <w:p>
-      <w:pPr>
-        <w:rPr>
-          <w:lang w:val="hu-HU"/>
-        </w:rPr>
-      </w:pPr>
-    </w:p>
-    <w:p>
-      <w:pPr>
-        <w:rPr>
-          <w:lang w:val="hu-HU"/>
-        </w:rPr>
-      </w:pPr>
-    </w:p>
-    <w:p>
-      <w:pPr>
-        <w:rPr>
-          <w:lang w:val="hu-HU"/>
-        </w:rPr>
-      </w:pPr>
-    </w:p>
-    <w:p>
-      <w:pPr>
-        <w:rPr>
-          <w:lang w:val="hu-HU"/>
-        </w:rPr>
-      </w:pPr>
-    </w:p>
-    <w:p/>
-    <w:p>
-      <w:pPr>
-        <w:jc w:val="center"/>
-      </w:pPr>
-    </w:p>
-    <w:p/>
-    <w:p/>
-    <w:p/>
+        <w:t xml:space="preserve"> – </w:t>
+      </w:r>
+      <w:proofErr w:type="spellStart"/>
+      <w:proofErr w:type="gramStart"/>
+      <w:r>
+        <w:rPr>
+          <w:lang w:val="hu-HU"/>
+        </w:rPr>
+        <w:t>setColorFromString</w:t>
+      </w:r>
+      <w:proofErr w:type="spellEnd"/>
+      <w:r>
+        <w:rPr>
+          <w:lang w:val="hu-HU"/>
+        </w:rPr>
+        <w:t>(</w:t>
+      </w:r>
+      <w:proofErr w:type="gramEnd"/>
+      <w:r>
+        <w:rPr>
+          <w:lang w:val="hu-HU"/>
+        </w:rPr>
+        <w:t>)</w:t>
+      </w:r>
+      <w:bookmarkEnd w:id="18"/>
+    </w:p>
+    <w:p>
+      <w:pPr>
+        <w:rPr>
+          <w:lang w:val="hu-HU"/>
+        </w:rPr>
+      </w:pPr>
+      <w:proofErr w:type="spellStart"/>
+      <w:r>
+        <w:rPr>
+          <w:lang w:val="hu-HU"/>
+        </w:rPr>
+        <w:t>Bluetoothon</w:t>
+      </w:r>
+      <w:proofErr w:type="spellEnd"/>
+      <w:r>
+        <w:rPr>
+          <w:lang w:val="hu-HU"/>
+        </w:rPr>
+        <w:t xml:space="preserve"> keresztül kapunk egy </w:t>
+      </w:r>
+      <w:proofErr w:type="spellStart"/>
+      <w:r>
+        <w:rPr>
+          <w:lang w:val="hu-HU"/>
+        </w:rPr>
+        <w:t>rgb</w:t>
+      </w:r>
+      <w:proofErr w:type="spellEnd"/>
+      <w:r>
+        <w:rPr>
+          <w:lang w:val="hu-HU"/>
+        </w:rPr>
+        <w:t xml:space="preserve"> színösszeállítást, amit be tudunk állítani az összes lednek.</w:t>
+      </w:r>
+    </w:p>
+    <w:p>
+      <w:pPr>
+        <w:rPr>
+          <w:lang w:val="hu-HU"/>
+        </w:rPr>
+      </w:pPr>
+      <w:r>
+        <w:rPr>
+          <w:lang w:val="hu-HU"/>
+        </w:rPr>
+        <w:t>Példa adat: 210,134,110</w:t>
+      </w:r>
+    </w:p>
+    <w:p>
+      <w:pPr>
+        <w:rPr>
+          <w:lang w:val="hu-HU"/>
+        </w:rPr>
+      </w:pPr>
+      <w:r>
+        <w:rPr>
+          <w:lang w:val="hu-HU"/>
+        </w:rPr>
+        <w:t xml:space="preserve">Ezt </w:t>
+      </w:r>
+      <w:proofErr w:type="spellStart"/>
+      <w:r>
+        <w:rPr>
+          <w:lang w:val="hu-HU"/>
+        </w:rPr>
+        <w:t>feldolgozzok</w:t>
+      </w:r>
+      <w:proofErr w:type="spellEnd"/>
+      <w:r>
+        <w:rPr>
+          <w:lang w:val="hu-HU"/>
+        </w:rPr>
+        <w:t xml:space="preserve"> úgy, hogy az első szín az r, a második a g, a harmadik pedig a </w:t>
+      </w:r>
+      <w:proofErr w:type="spellStart"/>
+      <w:r>
+        <w:rPr>
+          <w:lang w:val="hu-HU"/>
+        </w:rPr>
+        <w:t>b.</w:t>
+      </w:r>
+      <w:proofErr w:type="spellEnd"/>
+    </w:p>
+    <w:p>
+      <w:pPr>
+        <w:rPr>
+          <w:lang w:val="hu-HU"/>
+        </w:rPr>
+      </w:pPr>
+      <w:proofErr w:type="spellStart"/>
+      <w:r>
+        <w:rPr>
+          <w:lang w:val="hu-HU"/>
+        </w:rPr>
+        <w:t>fill_solid-al</w:t>
+      </w:r>
+      <w:proofErr w:type="spellEnd"/>
+      <w:r>
+        <w:rPr>
+          <w:lang w:val="hu-HU"/>
+        </w:rPr>
+        <w:t xml:space="preserve"> beállítjuk az </w:t>
+      </w:r>
+      <w:proofErr w:type="spellStart"/>
+      <w:r>
+        <w:rPr>
+          <w:lang w:val="hu-HU"/>
+        </w:rPr>
+        <w:t>rgb</w:t>
+      </w:r>
+      <w:proofErr w:type="spellEnd"/>
+      <w:r>
+        <w:rPr>
+          <w:lang w:val="hu-HU"/>
+        </w:rPr>
+        <w:t xml:space="preserve"> színt a lednek.</w:t>
+      </w:r>
+    </w:p>
     <w:sectPr>
       <w:pgSz w:w="11906" w:h="16838"/>
       <w:pgMar w:top="1417" w:right="1417" w:bottom="1417" w:left="1417" w:header="708" w:footer="708" w:gutter="0"/>
@@ -3151,6 +8006,18 @@
   </w:num>
   <w:num w:numId="2" w16cid:durableId="1329095744">
     <w:abstractNumId w:val="0"/>
+  </w:num>
+  <w:num w:numId="3" w16cid:durableId="1016620069">
+    <w:abstractNumId w:val="1"/>
+    <w:lvlOverride w:ilvl="0"/>
+    <w:lvlOverride w:ilvl="1"/>
+    <w:lvlOverride w:ilvl="2"/>
+    <w:lvlOverride w:ilvl="3"/>
+    <w:lvlOverride w:ilvl="4"/>
+    <w:lvlOverride w:ilvl="5"/>
+    <w:lvlOverride w:ilvl="6"/>
+    <w:lvlOverride w:ilvl="7"/>
+    <w:lvlOverride w:ilvl="8"/>
   </w:num>
 </w:numbering>
 </file>
@@ -3756,7 +8623,6 @@
   <w:style w:type="character" w:default="1" w:styleId="Bekezdsalapbettpusa">
     <w:name w:val="Default Paragraph Font"/>
     <w:uiPriority w:val="1"/>
-    <w:semiHidden/>
     <w:unhideWhenUsed/>
   </w:style>
   <w:style w:type="table" w:default="1" w:styleId="Normltblzat">

--- a/dok.docx
+++ b/dok.docx
@@ -1928,6 +1928,9 @@
     </w:p>
     <w:p>
       <w:r>
+        <w:rPr>
+          <w:noProof/>
+        </w:rPr>
         <w:drawing>
           <wp:inline distT="0" distB="0" distL="0" distR="0" wp14:anchorId="2283D585" wp14:editId="22C0DD57">
             <wp:extent cx="5760720" cy="1732915"/>
@@ -2334,6 +2337,9 @@
     </w:p>
     <w:p>
       <w:r>
+        <w:rPr>
+          <w:noProof/>
+        </w:rPr>
         <w:drawing>
           <wp:inline distT="0" distB="0" distL="0" distR="0" wp14:anchorId="36A320D7" wp14:editId="5D04AC74">
             <wp:extent cx="5760720" cy="1799590"/>
@@ -2630,6 +2636,9 @@
     </w:p>
     <w:p>
       <w:r>
+        <w:rPr>
+          <w:noProof/>
+        </w:rPr>
         <w:drawing>
           <wp:inline distT="0" distB="0" distL="0" distR="0" wp14:anchorId="2B2FA38F" wp14:editId="682510DC">
             <wp:extent cx="5760720" cy="3656330"/>
@@ -6645,123 +6654,350 @@
         <w:rPr>
           <w:lang w:val="hu-HU"/>
         </w:rPr>
-        <w:t>Változók:</w:t>
-      </w:r>
-    </w:p>
-    <w:p>
-      <w:pPr>
-        <w:rPr>
-          <w:lang w:val="hu-HU"/>
-        </w:rPr>
-      </w:pPr>
-      <w:proofErr w:type="spellStart"/>
-      <w:r>
-        <w:rPr>
-          <w:lang w:val="hu-HU"/>
-        </w:rPr>
-        <w:t>lastFrame</w:t>
-      </w:r>
-      <w:proofErr w:type="spellEnd"/>
-      <w:r>
-        <w:rPr>
-          <w:lang w:val="hu-HU"/>
-        </w:rPr>
-        <w:t xml:space="preserve"> és </w:t>
-      </w:r>
-      <w:proofErr w:type="spellStart"/>
-      <w:r>
-        <w:rPr>
-          <w:lang w:val="hu-HU"/>
-        </w:rPr>
-        <w:t>transitionComet</w:t>
-      </w:r>
-      <w:proofErr w:type="spellEnd"/>
-      <w:r>
-        <w:rPr>
-          <w:lang w:val="hu-HU"/>
-        </w:rPr>
-        <w:t xml:space="preserve"> = A két változót arra használom, hogy meghatározzuk mikor kell a következő animációt elindítani. </w:t>
-      </w:r>
-    </w:p>
-    <w:p>
-      <w:pPr>
-        <w:rPr>
-          <w:lang w:val="hu-HU"/>
-        </w:rPr>
-      </w:pPr>
-      <w:r>
-        <w:rPr>
-          <w:lang w:val="hu-HU"/>
-        </w:rPr>
-        <w:t xml:space="preserve">A </w:t>
-      </w:r>
-      <w:proofErr w:type="spellStart"/>
-      <w:r>
-        <w:rPr>
-          <w:lang w:val="hu-HU"/>
-        </w:rPr>
-        <w:t>transitionComet</w:t>
-      </w:r>
-      <w:proofErr w:type="spellEnd"/>
-      <w:r>
-        <w:rPr>
-          <w:lang w:val="hu-HU"/>
-        </w:rPr>
-        <w:t>-el lehet állítani,</w:t>
-      </w:r>
-      <w:r>
-        <w:rPr>
-          <w:lang w:val="hu-HU"/>
-        </w:rPr>
-        <w:t xml:space="preserve"> az animáció sebességét.</w:t>
-      </w:r>
-    </w:p>
-    <w:p>
-      <w:pPr>
-        <w:rPr>
-          <w:lang w:val="hu-HU"/>
-        </w:rPr>
-      </w:pPr>
-      <w:proofErr w:type="spellStart"/>
-      <w:r>
-        <w:rPr>
-          <w:lang w:val="hu-HU"/>
-        </w:rPr>
-        <w:t>groupSize</w:t>
-      </w:r>
-      <w:proofErr w:type="spellEnd"/>
-      <w:r>
-        <w:rPr>
-          <w:lang w:val="hu-HU"/>
-        </w:rPr>
-        <w:t xml:space="preserve"> = </w:t>
-      </w:r>
-      <w:r>
-        <w:rPr>
-          <w:lang w:val="hu-HU"/>
-        </w:rPr>
-        <w:t xml:space="preserve">Mennyi </w:t>
-      </w:r>
-      <w:proofErr w:type="spellStart"/>
-      <w:r>
-        <w:rPr>
-          <w:lang w:val="hu-HU"/>
-        </w:rPr>
-        <w:t>led</w:t>
-      </w:r>
-      <w:proofErr w:type="spellEnd"/>
-      <w:r>
-        <w:rPr>
-          <w:lang w:val="hu-HU"/>
-        </w:rPr>
-        <w:t xml:space="preserve"> </w:t>
-      </w:r>
-      <w:r>
-        <w:rPr>
-          <w:lang w:val="hu-HU"/>
-        </w:rPr>
-        <w:t>égjen egyszerre</w:t>
-      </w:r>
+        <w:t>Változók</w:t>
+      </w:r>
+    </w:p>
+    <w:tbl>
+      <w:tblPr>
+        <w:tblStyle w:val="Rcsostblzat"/>
+        <w:tblW w:w="0" w:type="auto"/>
+        <w:tblLook w:val="04A0" w:firstRow="1" w:lastRow="0" w:firstColumn="1" w:lastColumn="0" w:noHBand="0" w:noVBand="1"/>
+      </w:tblPr>
+      <w:tblGrid>
+        <w:gridCol w:w="1980"/>
+        <w:gridCol w:w="7082"/>
+      </w:tblGrid>
+      <w:tr>
+        <w:tc>
+          <w:tcPr>
+            <w:tcW w:w="1980" w:type="dxa"/>
+          </w:tcPr>
+          <w:p>
+            <w:pPr>
+              <w:rPr>
+                <w:lang w:val="hu-HU"/>
+              </w:rPr>
+            </w:pPr>
+            <w:proofErr w:type="spellStart"/>
+            <w:r>
+              <w:rPr>
+                <w:lang w:val="hu-HU"/>
+              </w:rPr>
+              <w:t>lastFrame</w:t>
+            </w:r>
+            <w:proofErr w:type="spellEnd"/>
+          </w:p>
+        </w:tc>
+        <w:tc>
+          <w:tcPr>
+            <w:tcW w:w="7082" w:type="dxa"/>
+          </w:tcPr>
+          <w:p>
+            <w:pPr>
+              <w:rPr>
+                <w:lang w:val="hu-HU"/>
+              </w:rPr>
+            </w:pPr>
+            <w:r>
+              <w:rPr>
+                <w:lang w:val="hu-HU"/>
+              </w:rPr>
+              <w:t xml:space="preserve">Eltárolja a legutóbbi animáció idejét </w:t>
+            </w:r>
+            <w:proofErr w:type="spellStart"/>
+            <w:proofErr w:type="gramStart"/>
+            <w:r>
+              <w:rPr>
+                <w:lang w:val="hu-HU"/>
+              </w:rPr>
+              <w:t>millis</w:t>
+            </w:r>
+            <w:proofErr w:type="spellEnd"/>
+            <w:r>
+              <w:rPr>
+                <w:lang w:val="hu-HU"/>
+              </w:rPr>
+              <w:t>(</w:t>
+            </w:r>
+            <w:proofErr w:type="gramEnd"/>
+            <w:r>
+              <w:rPr>
+                <w:lang w:val="hu-HU"/>
+              </w:rPr>
+              <w:t>)-ben</w:t>
+            </w:r>
+          </w:p>
+        </w:tc>
+      </w:tr>
+      <w:tr>
+        <w:tc>
+          <w:tcPr>
+            <w:tcW w:w="1980" w:type="dxa"/>
+          </w:tcPr>
+          <w:p>
+            <w:pPr>
+              <w:rPr>
+                <w:lang w:val="hu-HU"/>
+              </w:rPr>
+            </w:pPr>
+            <w:proofErr w:type="spellStart"/>
+            <w:r>
+              <w:rPr>
+                <w:lang w:val="hu-HU"/>
+              </w:rPr>
+              <w:t>transitionComet</w:t>
+            </w:r>
+            <w:proofErr w:type="spellEnd"/>
+          </w:p>
+        </w:tc>
+        <w:tc>
+          <w:tcPr>
+            <w:tcW w:w="7082" w:type="dxa"/>
+          </w:tcPr>
+          <w:p>
+            <w:pPr>
+              <w:rPr>
+                <w:lang w:val="hu-HU"/>
+              </w:rPr>
+            </w:pPr>
+            <w:r>
+              <w:rPr>
+                <w:lang w:val="hu-HU"/>
+              </w:rPr>
+              <w:t>Meghatározza az animáció sebességét</w:t>
+            </w:r>
+          </w:p>
+        </w:tc>
+      </w:tr>
+      <w:tr>
+        <w:tc>
+          <w:tcPr>
+            <w:tcW w:w="1980" w:type="dxa"/>
+          </w:tcPr>
+          <w:p>
+            <w:pPr>
+              <w:rPr>
+                <w:lang w:val="hu-HU"/>
+              </w:rPr>
+            </w:pPr>
+            <w:proofErr w:type="spellStart"/>
+            <w:r>
+              <w:rPr>
+                <w:lang w:val="hu-HU"/>
+              </w:rPr>
+              <w:t>groupSize</w:t>
+            </w:r>
+            <w:proofErr w:type="spellEnd"/>
+          </w:p>
+        </w:tc>
+        <w:tc>
+          <w:tcPr>
+            <w:tcW w:w="7082" w:type="dxa"/>
+          </w:tcPr>
+          <w:p>
+            <w:pPr>
+              <w:rPr>
+                <w:lang w:val="hu-HU"/>
+              </w:rPr>
+            </w:pPr>
+            <w:r>
+              <w:rPr>
+                <w:lang w:val="hu-HU"/>
+              </w:rPr>
+              <w:t xml:space="preserve">Mennyi </w:t>
+            </w:r>
+            <w:proofErr w:type="spellStart"/>
+            <w:r>
+              <w:rPr>
+                <w:lang w:val="hu-HU"/>
+              </w:rPr>
+              <w:t>led</w:t>
+            </w:r>
+            <w:proofErr w:type="spellEnd"/>
+            <w:r>
+              <w:rPr>
+                <w:lang w:val="hu-HU"/>
+              </w:rPr>
+              <w:t xml:space="preserve"> ég egyszerre</w:t>
+            </w:r>
+            <w:r>
+              <w:rPr>
+                <w:lang w:val="hu-HU"/>
+              </w:rPr>
+              <w:t xml:space="preserve"> (jelenleg 10 db)</w:t>
+            </w:r>
+          </w:p>
+        </w:tc>
+      </w:tr>
+      <w:tr>
+        <w:tc>
+          <w:tcPr>
+            <w:tcW w:w="1980" w:type="dxa"/>
+          </w:tcPr>
+          <w:p>
+            <w:pPr>
+              <w:rPr>
+                <w:lang w:val="hu-HU"/>
+              </w:rPr>
+            </w:pPr>
+            <w:proofErr w:type="spellStart"/>
+            <w:r>
+              <w:rPr>
+                <w:lang w:val="hu-HU"/>
+              </w:rPr>
+              <w:t>idx</w:t>
+            </w:r>
+            <w:proofErr w:type="spellEnd"/>
+          </w:p>
+        </w:tc>
+        <w:tc>
+          <w:tcPr>
+            <w:tcW w:w="7082" w:type="dxa"/>
+          </w:tcPr>
+          <w:p>
+            <w:pPr>
+              <w:rPr>
+                <w:lang w:val="hu-HU"/>
+              </w:rPr>
+            </w:pPr>
+            <w:r>
+              <w:rPr>
+                <w:lang w:val="hu-HU"/>
+              </w:rPr>
+              <w:t xml:space="preserve">Melyik </w:t>
+            </w:r>
+            <w:proofErr w:type="spellStart"/>
+            <w:r>
+              <w:rPr>
+                <w:lang w:val="hu-HU"/>
+              </w:rPr>
+              <w:t>ledet</w:t>
+            </w:r>
+            <w:proofErr w:type="spellEnd"/>
+            <w:r>
+              <w:rPr>
+                <w:lang w:val="hu-HU"/>
+              </w:rPr>
+              <w:t xml:space="preserve"> kell éppen felkapcsolni</w:t>
+            </w:r>
+          </w:p>
+        </w:tc>
+      </w:tr>
+      <w:tr>
+        <w:tc>
+          <w:tcPr>
+            <w:tcW w:w="1980" w:type="dxa"/>
+          </w:tcPr>
+          <w:p>
+            <w:pPr>
+              <w:rPr>
+                <w:lang w:val="hu-HU"/>
+              </w:rPr>
+            </w:pPr>
+            <w:proofErr w:type="spellStart"/>
+            <w:r>
+              <w:rPr>
+                <w:lang w:val="hu-HU"/>
+              </w:rPr>
+              <w:t>hue</w:t>
+            </w:r>
+            <w:proofErr w:type="spellEnd"/>
+          </w:p>
+        </w:tc>
+        <w:tc>
+          <w:tcPr>
+            <w:tcW w:w="7082" w:type="dxa"/>
+          </w:tcPr>
+          <w:p>
+            <w:pPr>
+              <w:rPr>
+                <w:lang w:val="hu-HU"/>
+              </w:rPr>
+            </w:pPr>
+            <w:r>
+              <w:rPr>
+                <w:lang w:val="hu-HU"/>
+              </w:rPr>
+              <w:t xml:space="preserve">Meghatározza a </w:t>
+            </w:r>
+            <w:proofErr w:type="spellStart"/>
+            <w:r>
+              <w:rPr>
+                <w:lang w:val="hu-HU"/>
+              </w:rPr>
+              <w:t>led</w:t>
+            </w:r>
+            <w:proofErr w:type="spellEnd"/>
+            <w:r>
+              <w:rPr>
+                <w:lang w:val="hu-HU"/>
+              </w:rPr>
+              <w:t xml:space="preserve"> színét, ami minden egyes animáció után változik.</w:t>
+            </w:r>
+          </w:p>
+        </w:tc>
+      </w:tr>
+      <w:tr>
+        <w:tc>
+          <w:tcPr>
+            <w:tcW w:w="1980" w:type="dxa"/>
+          </w:tcPr>
+          <w:p>
+            <w:pPr>
+              <w:rPr>
+                <w:lang w:val="hu-HU"/>
+              </w:rPr>
+            </w:pPr>
+            <w:proofErr w:type="spellStart"/>
+            <w:r>
+              <w:rPr>
+                <w:lang w:val="hu-HU"/>
+              </w:rPr>
+              <w:t>stepIdx</w:t>
+            </w:r>
+            <w:proofErr w:type="spellEnd"/>
+          </w:p>
+        </w:tc>
+        <w:tc>
+          <w:tcPr>
+            <w:tcW w:w="7082" w:type="dxa"/>
+          </w:tcPr>
+          <w:p>
+            <w:pPr>
+              <w:rPr>
+                <w:lang w:val="hu-HU"/>
+              </w:rPr>
+            </w:pPr>
+            <w:r>
+              <w:rPr>
+                <w:lang w:val="hu-HU"/>
+              </w:rPr>
+              <w:t xml:space="preserve">Ez a változó lépteti tovább folyamatosan a </w:t>
+            </w:r>
+            <w:proofErr w:type="spellStart"/>
+            <w:r>
+              <w:rPr>
+                <w:lang w:val="hu-HU"/>
+              </w:rPr>
+              <w:t>ledeket</w:t>
+            </w:r>
+            <w:proofErr w:type="spellEnd"/>
+            <w:r>
+              <w:rPr>
+                <w:lang w:val="hu-HU"/>
+              </w:rPr>
+              <w:t>.</w:t>
+            </w:r>
+          </w:p>
+        </w:tc>
+      </w:tr>
+    </w:tbl>
+    <w:p>
+      <w:pPr>
+        <w:rPr>
+          <w:lang w:val="hu-HU"/>
+        </w:rPr>
+      </w:pPr>
     </w:p>
     <w:p>
       <w:pPr>
@@ -6777,38 +7013,6 @@
         <w:t>idx</w:t>
       </w:r>
       <w:proofErr w:type="spellEnd"/>
-      <w:r>
-        <w:rPr>
-          <w:lang w:val="hu-HU"/>
-        </w:rPr>
-        <w:t xml:space="preserve"> = </w:t>
-      </w:r>
-      <w:r>
-        <w:rPr>
-          <w:lang w:val="hu-HU"/>
-        </w:rPr>
-        <w:t>M</w:t>
-      </w:r>
-      <w:r>
-        <w:rPr>
-          <w:lang w:val="hu-HU"/>
-        </w:rPr>
-        <w:t xml:space="preserve">elyik </w:t>
-      </w:r>
-      <w:proofErr w:type="spellStart"/>
-      <w:r>
-        <w:rPr>
-          <w:lang w:val="hu-HU"/>
-        </w:rPr>
-        <w:t>ledet</w:t>
-      </w:r>
-      <w:proofErr w:type="spellEnd"/>
-      <w:r>
-        <w:rPr>
-          <w:lang w:val="hu-HU"/>
-        </w:rPr>
-        <w:t xml:space="preserve"> kell éppen felkapcsolni</w:t>
-      </w:r>
     </w:p>
     <w:p>
       <w:pPr>
@@ -6857,7 +7061,13 @@
         <w:rPr>
           <w:lang w:val="hu-HU"/>
         </w:rPr>
-        <w:t>ne okozzon indexelési problémákat.</w:t>
+        <w:t>ne okozzon indexelési problémákat</w:t>
+      </w:r>
+      <w:r>
+        <w:rPr>
+          <w:lang w:val="hu-HU"/>
+        </w:rPr>
+        <w:t>:</w:t>
       </w:r>
     </w:p>
     <w:p>
@@ -7064,73 +7274,348 @@
           <w:lang w:val="hu-HU"/>
         </w:rPr>
       </w:pPr>
-      <w:proofErr w:type="spellStart"/>
-      <w:r>
-        <w:rPr>
-          <w:lang w:val="hu-HU"/>
-        </w:rPr>
-        <w:t>hue</w:t>
-      </w:r>
-      <w:proofErr w:type="spellEnd"/>
-      <w:r>
-        <w:rPr>
-          <w:lang w:val="hu-HU"/>
-        </w:rPr>
-        <w:t xml:space="preserve"> = Meghatározza a </w:t>
-      </w:r>
-      <w:proofErr w:type="spellStart"/>
-      <w:r>
-        <w:rPr>
-          <w:lang w:val="hu-HU"/>
-        </w:rPr>
-        <w:t>led</w:t>
-      </w:r>
-      <w:proofErr w:type="spellEnd"/>
-      <w:r>
-        <w:rPr>
-          <w:lang w:val="hu-HU"/>
-        </w:rPr>
-        <w:t xml:space="preserve"> színét, ami minden egyes animáció után változik.</w:t>
-      </w:r>
-    </w:p>
-    <w:p>
-      <w:pPr>
-        <w:rPr>
-          <w:lang w:val="hu-HU"/>
-        </w:rPr>
-      </w:pPr>
-      <w:proofErr w:type="spellStart"/>
-      <w:r>
-        <w:rPr>
-          <w:lang w:val="hu-HU"/>
-        </w:rPr>
-        <w:t>stepIdx</w:t>
-      </w:r>
-      <w:proofErr w:type="spellEnd"/>
-      <w:r>
-        <w:rPr>
-          <w:lang w:val="hu-HU"/>
-        </w:rPr>
-        <w:t xml:space="preserve"> =</w:t>
-      </w:r>
-      <w:r>
-        <w:rPr>
-          <w:lang w:val="hu-HU"/>
-        </w:rPr>
-        <w:t xml:space="preserve"> </w:t>
-      </w:r>
-      <w:r>
-        <w:rPr>
-          <w:lang w:val="hu-HU"/>
-        </w:rPr>
-        <w:t xml:space="preserve">Ez a változó lépteti tovább folyamatosan a </w:t>
-      </w:r>
-      <w:proofErr w:type="spellStart"/>
-      <w:r>
-        <w:rPr>
-          <w:lang w:val="hu-HU"/>
-        </w:rPr>
-        <w:t>ledeket</w:t>
+      <w:r>
+        <w:rPr>
+          <w:lang w:val="hu-HU"/>
+        </w:rPr>
+        <w:t xml:space="preserve">Minden animáció lefutáskor </w:t>
+      </w:r>
+      <w:r>
+        <w:rPr>
+          <w:lang w:val="hu-HU"/>
+        </w:rPr>
+        <w:t xml:space="preserve"> </w:t>
+      </w:r>
+    </w:p>
+    <w:p>
+      <w:pPr>
+        <w:pStyle w:val="Cmsor3"/>
+        <w:rPr>
+          <w:lang w:val="hu-HU"/>
+        </w:rPr>
+      </w:pPr>
+      <w:bookmarkStart w:id="16" w:name="_Toc224988083"/>
+      <w:r>
+        <w:rPr>
+          <w:lang w:val="hu-HU"/>
+        </w:rPr>
+        <w:t>Színátmenet</w:t>
+      </w:r>
+      <w:r>
+        <w:rPr>
+          <w:lang w:val="hu-HU"/>
+        </w:rPr>
+        <w:t xml:space="preserve"> – </w:t>
+      </w:r>
+      <w:r>
+        <w:rPr>
+          <w:lang w:val="hu-HU"/>
+        </w:rPr>
+        <w:t>TRANSITION</w:t>
+      </w:r>
+      <w:r>
+        <w:rPr>
+          <w:lang w:val="hu-HU"/>
+        </w:rPr>
+        <w:t xml:space="preserve"> – </w:t>
+      </w:r>
+      <w:proofErr w:type="spellStart"/>
+      <w:proofErr w:type="gramStart"/>
+      <w:r>
+        <w:rPr>
+          <w:lang w:val="hu-HU"/>
+        </w:rPr>
+        <w:t>colorT</w:t>
+      </w:r>
+      <w:r>
+        <w:rPr>
+          <w:lang w:val="hu-HU"/>
+        </w:rPr>
+        <w:t>ransition</w:t>
+      </w:r>
+      <w:proofErr w:type="spellEnd"/>
+      <w:r>
+        <w:rPr>
+          <w:lang w:val="hu-HU"/>
+        </w:rPr>
+        <w:t>(</w:t>
+      </w:r>
+      <w:proofErr w:type="gramEnd"/>
+      <w:r>
+        <w:rPr>
+          <w:lang w:val="hu-HU"/>
+        </w:rPr>
+        <w:t>)</w:t>
+      </w:r>
+      <w:bookmarkEnd w:id="16"/>
+    </w:p>
+    <w:p>
+      <w:pPr>
+        <w:rPr>
+          <w:lang w:val="hu-HU"/>
+        </w:rPr>
+      </w:pPr>
+      <w:r>
+        <w:rPr>
+          <w:lang w:val="hu-HU"/>
+        </w:rPr>
+        <w:t>Változók:</w:t>
+      </w:r>
+    </w:p>
+    <w:tbl>
+      <w:tblPr>
+        <w:tblStyle w:val="Rcsostblzat"/>
+        <w:tblW w:w="0" w:type="auto"/>
+        <w:tblLook w:val="04A0" w:firstRow="1" w:lastRow="0" w:firstColumn="1" w:lastColumn="0" w:noHBand="0" w:noVBand="1"/>
+      </w:tblPr>
+      <w:tblGrid>
+        <w:gridCol w:w="1980"/>
+        <w:gridCol w:w="7082"/>
+      </w:tblGrid>
+      <w:tr>
+        <w:tc>
+          <w:tcPr>
+            <w:tcW w:w="1980" w:type="dxa"/>
+          </w:tcPr>
+          <w:p>
+            <w:pPr>
+              <w:rPr>
+                <w:lang w:val="hu-HU"/>
+              </w:rPr>
+            </w:pPr>
+            <w:proofErr w:type="spellStart"/>
+            <w:r>
+              <w:rPr>
+                <w:lang w:val="hu-HU"/>
+              </w:rPr>
+              <w:t>lastFrame</w:t>
+            </w:r>
+            <w:proofErr w:type="spellEnd"/>
+          </w:p>
+        </w:tc>
+        <w:tc>
+          <w:tcPr>
+            <w:tcW w:w="7082" w:type="dxa"/>
+          </w:tcPr>
+          <w:p>
+            <w:pPr>
+              <w:rPr>
+                <w:lang w:val="hu-HU"/>
+              </w:rPr>
+            </w:pPr>
+            <w:r>
+              <w:rPr>
+                <w:lang w:val="hu-HU"/>
+              </w:rPr>
+              <w:t xml:space="preserve">Eltárolja a legutóbbi animáció idejét </w:t>
+            </w:r>
+            <w:proofErr w:type="spellStart"/>
+            <w:proofErr w:type="gramStart"/>
+            <w:r>
+              <w:rPr>
+                <w:lang w:val="hu-HU"/>
+              </w:rPr>
+              <w:t>millis</w:t>
+            </w:r>
+            <w:proofErr w:type="spellEnd"/>
+            <w:r>
+              <w:rPr>
+                <w:lang w:val="hu-HU"/>
+              </w:rPr>
+              <w:t>(</w:t>
+            </w:r>
+            <w:proofErr w:type="gramEnd"/>
+            <w:r>
+              <w:rPr>
+                <w:lang w:val="hu-HU"/>
+              </w:rPr>
+              <w:t>)-ben</w:t>
+            </w:r>
+          </w:p>
+        </w:tc>
+      </w:tr>
+      <w:tr>
+        <w:tc>
+          <w:tcPr>
+            <w:tcW w:w="1980" w:type="dxa"/>
+          </w:tcPr>
+          <w:p>
+            <w:pPr>
+              <w:rPr>
+                <w:lang w:val="hu-HU"/>
+              </w:rPr>
+            </w:pPr>
+            <w:proofErr w:type="spellStart"/>
+            <w:r>
+              <w:rPr>
+                <w:lang w:val="hu-HU"/>
+              </w:rPr>
+              <w:t>transitionColor</w:t>
+            </w:r>
+            <w:proofErr w:type="spellEnd"/>
+          </w:p>
+        </w:tc>
+        <w:tc>
+          <w:tcPr>
+            <w:tcW w:w="7082" w:type="dxa"/>
+          </w:tcPr>
+          <w:p>
+            <w:pPr>
+              <w:rPr>
+                <w:lang w:val="hu-HU"/>
+              </w:rPr>
+            </w:pPr>
+            <w:r>
+              <w:rPr>
+                <w:lang w:val="hu-HU"/>
+              </w:rPr>
+              <w:t>Meghatározza az animáció sebességét</w:t>
+            </w:r>
+          </w:p>
+        </w:tc>
+      </w:tr>
+      <w:tr>
+        <w:tc>
+          <w:tcPr>
+            <w:tcW w:w="1980" w:type="dxa"/>
+          </w:tcPr>
+          <w:p>
+            <w:pPr>
+              <w:rPr>
+                <w:lang w:val="hu-HU"/>
+              </w:rPr>
+            </w:pPr>
+            <w:proofErr w:type="spellStart"/>
+            <w:r>
+              <w:rPr>
+                <w:lang w:val="hu-HU"/>
+              </w:rPr>
+              <w:t>hue</w:t>
+            </w:r>
+            <w:proofErr w:type="spellEnd"/>
+          </w:p>
+        </w:tc>
+        <w:tc>
+          <w:tcPr>
+            <w:tcW w:w="7082" w:type="dxa"/>
+          </w:tcPr>
+          <w:p>
+            <w:pPr>
+              <w:rPr>
+                <w:lang w:val="hu-HU"/>
+              </w:rPr>
+            </w:pPr>
+            <w:r>
+              <w:rPr>
+                <w:lang w:val="hu-HU"/>
+              </w:rPr>
+              <w:t xml:space="preserve">Meghatározza a </w:t>
+            </w:r>
+            <w:proofErr w:type="spellStart"/>
+            <w:r>
+              <w:rPr>
+                <w:lang w:val="hu-HU"/>
+              </w:rPr>
+              <w:t>led</w:t>
+            </w:r>
+            <w:proofErr w:type="spellEnd"/>
+            <w:r>
+              <w:rPr>
+                <w:lang w:val="hu-HU"/>
+              </w:rPr>
+              <w:t xml:space="preserve"> színét</w:t>
+            </w:r>
+            <w:r>
+              <w:rPr>
+                <w:lang w:val="hu-HU"/>
+              </w:rPr>
+              <w:t>.</w:t>
+            </w:r>
+          </w:p>
+        </w:tc>
+      </w:tr>
+    </w:tbl>
+    <w:p>
+      <w:pPr>
+        <w:rPr>
+          <w:lang w:val="hu-HU"/>
+        </w:rPr>
+      </w:pPr>
+    </w:p>
+    <w:p>
+      <w:pPr>
+        <w:rPr>
+          <w:lang w:val="hu-HU"/>
+        </w:rPr>
+      </w:pPr>
+      <w:r>
+        <w:rPr>
+          <w:lang w:val="hu-HU"/>
+        </w:rPr>
+        <w:t xml:space="preserve">Minden animáció lefutáskor a </w:t>
+      </w:r>
+      <w:proofErr w:type="spellStart"/>
+      <w:r>
+        <w:rPr>
+          <w:lang w:val="hu-HU"/>
+        </w:rPr>
+        <w:t>FastLED</w:t>
+      </w:r>
+      <w:proofErr w:type="spellEnd"/>
+      <w:r>
+        <w:rPr>
+          <w:lang w:val="hu-HU"/>
+        </w:rPr>
+        <w:t xml:space="preserve"> </w:t>
+      </w:r>
+      <w:proofErr w:type="spellStart"/>
+      <w:r>
+        <w:rPr>
+          <w:lang w:val="hu-HU"/>
+        </w:rPr>
+        <w:t>könynvtár</w:t>
+      </w:r>
+      <w:proofErr w:type="spellEnd"/>
+      <w:r>
+        <w:rPr>
+          <w:lang w:val="hu-HU"/>
+        </w:rPr>
+        <w:t xml:space="preserve"> </w:t>
+      </w:r>
+      <w:proofErr w:type="spellStart"/>
+      <w:r>
+        <w:rPr>
+          <w:lang w:val="hu-HU"/>
+        </w:rPr>
+        <w:t>fill_</w:t>
+      </w:r>
+      <w:proofErr w:type="gramStart"/>
+      <w:r>
+        <w:rPr>
+          <w:lang w:val="hu-HU"/>
+        </w:rPr>
+        <w:t>solid</w:t>
+      </w:r>
+      <w:proofErr w:type="spellEnd"/>
+      <w:r>
+        <w:rPr>
+          <w:lang w:val="hu-HU"/>
+        </w:rPr>
+        <w:t>(</w:t>
+      </w:r>
+      <w:proofErr w:type="gramEnd"/>
+      <w:r>
+        <w:rPr>
+          <w:lang w:val="hu-HU"/>
+        </w:rPr>
+        <w:t xml:space="preserve">) funkciója beállítja egy adott színre az összes </w:t>
+      </w:r>
+      <w:proofErr w:type="spellStart"/>
+      <w:r>
+        <w:rPr>
+          <w:lang w:val="hu-HU"/>
+        </w:rPr>
+        <w:t>ledet</w:t>
       </w:r>
       <w:proofErr w:type="spellEnd"/>
       <w:r>
@@ -7139,6 +7624,68 @@
         </w:rPr>
         <w:t>.</w:t>
       </w:r>
+      <w:bookmarkStart w:id="17" w:name="_Toc224988084"/>
+    </w:p>
+    <w:p>
+      <w:pPr>
+        <w:rPr>
+          <w:lang w:val="hu-HU"/>
+        </w:rPr>
+      </w:pPr>
+      <w:r>
+        <w:rPr>
+          <w:lang w:val="hu-HU"/>
+        </w:rPr>
+        <w:t xml:space="preserve">A </w:t>
+      </w:r>
+      <w:proofErr w:type="spellStart"/>
+      <w:r>
+        <w:rPr>
+          <w:lang w:val="hu-HU"/>
+        </w:rPr>
+        <w:t>ledek</w:t>
+      </w:r>
+      <w:proofErr w:type="spellEnd"/>
+      <w:r>
+        <w:rPr>
+          <w:lang w:val="hu-HU"/>
+        </w:rPr>
+        <w:t xml:space="preserve"> </w:t>
+      </w:r>
+      <w:proofErr w:type="spellStart"/>
+      <w:r>
+        <w:rPr>
+          <w:lang w:val="hu-HU"/>
+        </w:rPr>
+        <w:t>fényeréjét</w:t>
+      </w:r>
+      <w:proofErr w:type="spellEnd"/>
+      <w:r>
+        <w:rPr>
+          <w:lang w:val="hu-HU"/>
+        </w:rPr>
+        <w:t xml:space="preserve"> úgy állítom be, hogy az „üstökös” vége halványabb legyen, mint az „üstökös” feje.</w:t>
+      </w:r>
+      <w:r>
+        <w:rPr>
+          <w:lang w:val="hu-HU"/>
+        </w:rPr>
+        <w:t xml:space="preserve"> </w:t>
+      </w:r>
+    </w:p>
+    <w:p>
+      <w:pPr>
+        <w:rPr>
+          <w:lang w:val="hu-HU"/>
+        </w:rPr>
+      </w:pPr>
+    </w:p>
+    <w:p>
+      <w:pPr>
+        <w:rPr>
+          <w:lang w:val="hu-HU"/>
+        </w:rPr>
+      </w:pPr>
     </w:p>
     <w:p>
       <w:pPr>
@@ -7147,12 +7694,12 @@
           <w:lang w:val="hu-HU"/>
         </w:rPr>
       </w:pPr>
-      <w:bookmarkStart w:id="16" w:name="_Toc224988083"/>
-      <w:r>
-        <w:rPr>
-          <w:lang w:val="hu-HU"/>
-        </w:rPr>
-        <w:t>Színátmenet</w:t>
+      <w:r>
+        <w:rPr>
+          <w:lang w:val="hu-HU"/>
+        </w:rPr>
+        <w:lastRenderedPageBreak/>
+        <w:t>Karácsony – CHRISTMAS</w:t>
       </w:r>
       <w:r>
         <w:rPr>
@@ -7160,31 +7707,13 @@
         </w:rPr>
         <w:t xml:space="preserve"> – </w:t>
       </w:r>
-      <w:r>
-        <w:rPr>
-          <w:lang w:val="hu-HU"/>
-        </w:rPr>
-        <w:t>TRANSITION</w:t>
-      </w:r>
-      <w:r>
-        <w:rPr>
-          <w:lang w:val="hu-HU"/>
-        </w:rPr>
-        <w:t xml:space="preserve"> – </w:t>
-      </w:r>
       <w:proofErr w:type="spellStart"/>
       <w:proofErr w:type="gramStart"/>
       <w:r>
         <w:rPr>
           <w:lang w:val="hu-HU"/>
         </w:rPr>
-        <w:t>colorT</w:t>
-      </w:r>
-      <w:r>
-        <w:rPr>
-          <w:lang w:val="hu-HU"/>
-        </w:rPr>
-        <w:t>ransition</w:t>
+        <w:t>christmas</w:t>
       </w:r>
       <w:proofErr w:type="spellEnd"/>
       <w:r>
@@ -7200,7 +7729,7 @@
         </w:rPr>
         <w:t>)</w:t>
       </w:r>
-      <w:bookmarkEnd w:id="16"/>
+      <w:bookmarkEnd w:id="17"/>
     </w:p>
     <w:p>
       <w:pPr>
@@ -7215,178 +7744,509 @@
         <w:t>Változók:</w:t>
       </w:r>
     </w:p>
-    <w:p>
-      <w:pPr>
-        <w:rPr>
-          <w:lang w:val="hu-HU"/>
-        </w:rPr>
-      </w:pPr>
-      <w:proofErr w:type="spellStart"/>
-      <w:r>
-        <w:rPr>
-          <w:lang w:val="hu-HU"/>
-        </w:rPr>
-        <w:t>lastFrame</w:t>
-      </w:r>
-      <w:proofErr w:type="spellEnd"/>
-      <w:r>
-        <w:rPr>
-          <w:lang w:val="hu-HU"/>
-        </w:rPr>
-        <w:t xml:space="preserve"> és </w:t>
-      </w:r>
-      <w:proofErr w:type="spellStart"/>
-      <w:r>
-        <w:rPr>
-          <w:lang w:val="hu-HU"/>
-        </w:rPr>
-        <w:t>transitionColor</w:t>
-      </w:r>
-      <w:proofErr w:type="spellEnd"/>
-      <w:r>
-        <w:rPr>
-          <w:lang w:val="hu-HU"/>
-        </w:rPr>
-        <w:t xml:space="preserve"> </w:t>
-      </w:r>
-      <w:r>
-        <w:rPr>
-          <w:lang w:val="hu-HU"/>
-        </w:rPr>
-        <w:t>= Animáció</w:t>
-      </w:r>
-      <w:r>
-        <w:rPr>
-          <w:lang w:val="hu-HU"/>
-        </w:rPr>
-        <w:t xml:space="preserve"> sebességének meghatározása.</w:t>
-      </w:r>
-      <w:r>
-        <w:rPr>
-          <w:lang w:val="hu-HU"/>
-        </w:rPr>
-        <w:t xml:space="preserve"> A </w:t>
-      </w:r>
-      <w:proofErr w:type="spellStart"/>
-      <w:proofErr w:type="gramStart"/>
-      <w:r>
-        <w:rPr>
-          <w:lang w:val="hu-HU"/>
-        </w:rPr>
-        <w:t>transitionColor-al</w:t>
-      </w:r>
-      <w:proofErr w:type="spellEnd"/>
-      <w:proofErr w:type="gramEnd"/>
-      <w:r>
-        <w:rPr>
-          <w:lang w:val="hu-HU"/>
-        </w:rPr>
-        <w:t xml:space="preserve"> tudjuk állítani az animáció sebességét.</w:t>
-      </w:r>
-    </w:p>
-    <w:p>
-      <w:pPr>
-        <w:rPr>
-          <w:lang w:val="hu-HU"/>
-        </w:rPr>
-      </w:pPr>
-      <w:proofErr w:type="spellStart"/>
-      <w:r>
-        <w:rPr>
-          <w:lang w:val="hu-HU"/>
-        </w:rPr>
-        <w:t>FastLED</w:t>
-      </w:r>
-      <w:proofErr w:type="spellEnd"/>
-      <w:r>
-        <w:rPr>
-          <w:lang w:val="hu-HU"/>
-        </w:rPr>
-        <w:t xml:space="preserve"> könyvtár </w:t>
-      </w:r>
-      <w:proofErr w:type="spellStart"/>
-      <w:r>
-        <w:rPr>
-          <w:lang w:val="hu-HU"/>
-        </w:rPr>
-        <w:t>fill_</w:t>
-      </w:r>
-      <w:proofErr w:type="gramStart"/>
-      <w:r>
-        <w:rPr>
-          <w:lang w:val="hu-HU"/>
-        </w:rPr>
-        <w:t>solid</w:t>
-      </w:r>
-      <w:proofErr w:type="spellEnd"/>
-      <w:r>
-        <w:rPr>
-          <w:lang w:val="hu-HU"/>
-        </w:rPr>
-        <w:t>(</w:t>
-      </w:r>
-      <w:proofErr w:type="gramEnd"/>
-      <w:r>
-        <w:rPr>
-          <w:lang w:val="hu-HU"/>
-        </w:rPr>
-        <w:t xml:space="preserve">) funkciója </w:t>
-      </w:r>
-      <w:r>
-        <w:rPr>
-          <w:lang w:val="hu-HU"/>
-        </w:rPr>
-        <w:t xml:space="preserve">beállítja egy adott színre az összes </w:t>
-      </w:r>
-      <w:proofErr w:type="spellStart"/>
-      <w:r>
-        <w:rPr>
-          <w:lang w:val="hu-HU"/>
-        </w:rPr>
-        <w:t>ledet</w:t>
-      </w:r>
-      <w:proofErr w:type="spellEnd"/>
-      <w:r>
-        <w:rPr>
-          <w:lang w:val="hu-HU"/>
-        </w:rPr>
-        <w:t>.</w:t>
-      </w:r>
-    </w:p>
-    <w:p>
-      <w:pPr>
-        <w:rPr>
-          <w:lang w:val="hu-HU"/>
-        </w:rPr>
-      </w:pPr>
-      <w:proofErr w:type="spellStart"/>
-      <w:r>
-        <w:rPr>
-          <w:lang w:val="hu-HU"/>
-        </w:rPr>
-        <w:t>hue</w:t>
-      </w:r>
-      <w:proofErr w:type="spellEnd"/>
-      <w:r>
-        <w:rPr>
-          <w:lang w:val="hu-HU"/>
-        </w:rPr>
-        <w:t xml:space="preserve"> = Meghatározza a </w:t>
-      </w:r>
-      <w:proofErr w:type="spellStart"/>
-      <w:r>
-        <w:rPr>
-          <w:lang w:val="hu-HU"/>
-        </w:rPr>
-        <w:t>led</w:t>
-      </w:r>
-      <w:proofErr w:type="spellEnd"/>
-      <w:r>
-        <w:rPr>
-          <w:lang w:val="hu-HU"/>
-        </w:rPr>
-        <w:t xml:space="preserve"> színét, ami minden egyes animáció után változik.</w:t>
-      </w:r>
+    <w:tbl>
+      <w:tblPr>
+        <w:tblStyle w:val="Rcsostblzat"/>
+        <w:tblW w:w="9209" w:type="dxa"/>
+        <w:tblLook w:val="04A0" w:firstRow="1" w:lastRow="0" w:firstColumn="1" w:lastColumn="0" w:noHBand="0" w:noVBand="1"/>
+      </w:tblPr>
+      <w:tblGrid>
+        <w:gridCol w:w="2689"/>
+        <w:gridCol w:w="6520"/>
+      </w:tblGrid>
+      <w:tr>
+        <w:tc>
+          <w:tcPr>
+            <w:tcW w:w="2689" w:type="dxa"/>
+          </w:tcPr>
+          <w:p>
+            <w:pPr>
+              <w:rPr>
+                <w:lang w:val="hu-HU"/>
+              </w:rPr>
+            </w:pPr>
+            <w:proofErr w:type="spellStart"/>
+            <w:r>
+              <w:rPr>
+                <w:lang w:val="hu-HU"/>
+              </w:rPr>
+              <w:t>lastXmas</w:t>
+            </w:r>
+            <w:proofErr w:type="spellEnd"/>
+          </w:p>
+        </w:tc>
+        <w:tc>
+          <w:tcPr>
+            <w:tcW w:w="6520" w:type="dxa"/>
+          </w:tcPr>
+          <w:p>
+            <w:pPr>
+              <w:rPr>
+                <w:lang w:val="hu-HU"/>
+              </w:rPr>
+            </w:pPr>
+            <w:r>
+              <w:rPr>
+                <w:lang w:val="hu-HU"/>
+              </w:rPr>
+              <w:t xml:space="preserve">Eltárolja a legutóbbi animáció idejét </w:t>
+            </w:r>
+            <w:proofErr w:type="spellStart"/>
+            <w:proofErr w:type="gramStart"/>
+            <w:r>
+              <w:rPr>
+                <w:lang w:val="hu-HU"/>
+              </w:rPr>
+              <w:t>millis</w:t>
+            </w:r>
+            <w:proofErr w:type="spellEnd"/>
+            <w:r>
+              <w:rPr>
+                <w:lang w:val="hu-HU"/>
+              </w:rPr>
+              <w:t>(</w:t>
+            </w:r>
+            <w:proofErr w:type="gramEnd"/>
+            <w:r>
+              <w:rPr>
+                <w:lang w:val="hu-HU"/>
+              </w:rPr>
+              <w:t>)-ben</w:t>
+            </w:r>
+          </w:p>
+        </w:tc>
+      </w:tr>
+      <w:tr>
+        <w:tc>
+          <w:tcPr>
+            <w:tcW w:w="2689" w:type="dxa"/>
+          </w:tcPr>
+          <w:p>
+            <w:pPr>
+              <w:rPr>
+                <w:lang w:val="hu-HU"/>
+              </w:rPr>
+            </w:pPr>
+            <w:proofErr w:type="spellStart"/>
+            <w:r>
+              <w:rPr>
+                <w:lang w:val="hu-HU"/>
+              </w:rPr>
+              <w:t>xmasInterval</w:t>
+            </w:r>
+            <w:proofErr w:type="spellEnd"/>
+          </w:p>
+        </w:tc>
+        <w:tc>
+          <w:tcPr>
+            <w:tcW w:w="6520" w:type="dxa"/>
+          </w:tcPr>
+          <w:p>
+            <w:pPr>
+              <w:rPr>
+                <w:lang w:val="hu-HU"/>
+              </w:rPr>
+            </w:pPr>
+            <w:r>
+              <w:rPr>
+                <w:lang w:val="hu-HU"/>
+              </w:rPr>
+              <w:t>Meghatározza az animáció frissítésének gyakoriságát</w:t>
+            </w:r>
+          </w:p>
+        </w:tc>
+      </w:tr>
+      <w:tr>
+        <w:tc>
+          <w:tcPr>
+            <w:tcW w:w="2689" w:type="dxa"/>
+          </w:tcPr>
+          <w:p>
+            <w:pPr>
+              <w:rPr>
+                <w:lang w:val="hu-HU"/>
+              </w:rPr>
+            </w:pPr>
+            <w:proofErr w:type="spellStart"/>
+            <w:r>
+              <w:rPr>
+                <w:lang w:val="hu-HU"/>
+              </w:rPr>
+              <w:t>XmasHoldState</w:t>
+            </w:r>
+            <w:proofErr w:type="spellEnd"/>
+            <w:r>
+              <w:rPr>
+                <w:lang w:val="hu-HU"/>
+              </w:rPr>
+              <w:t xml:space="preserve"> (NONE, HOLD_</w:t>
+            </w:r>
+            <w:r>
+              <w:rPr>
+                <w:lang w:val="hu-HU"/>
+              </w:rPr>
+              <w:t>ON, HOLD</w:t>
+            </w:r>
+            <w:r>
+              <w:rPr>
+                <w:lang w:val="hu-HU"/>
+              </w:rPr>
+              <w:t>_OFF)</w:t>
+            </w:r>
+          </w:p>
+        </w:tc>
+        <w:tc>
+          <w:tcPr>
+            <w:tcW w:w="6520" w:type="dxa"/>
+          </w:tcPr>
+          <w:p>
+            <w:pPr>
+              <w:rPr>
+                <w:lang w:val="hu-HU"/>
+              </w:rPr>
+            </w:pPr>
+            <w:r>
+              <w:rPr>
+                <w:lang w:val="hu-HU"/>
+              </w:rPr>
+              <w:t>Lehetséges állapotai az animációnak</w:t>
+            </w:r>
+          </w:p>
+        </w:tc>
+      </w:tr>
+      <w:tr>
+        <w:tc>
+          <w:tcPr>
+            <w:tcW w:w="2689" w:type="dxa"/>
+          </w:tcPr>
+          <w:p>
+            <w:pPr>
+              <w:rPr>
+                <w:lang w:val="hu-HU"/>
+              </w:rPr>
+            </w:pPr>
+            <w:proofErr w:type="spellStart"/>
+            <w:r>
+              <w:rPr>
+                <w:lang w:val="hu-HU"/>
+              </w:rPr>
+              <w:t>switchLeds</w:t>
+            </w:r>
+            <w:proofErr w:type="spellEnd"/>
+          </w:p>
+        </w:tc>
+        <w:tc>
+          <w:tcPr>
+            <w:tcW w:w="6520" w:type="dxa"/>
+          </w:tcPr>
+          <w:p>
+            <w:pPr>
+              <w:rPr>
+                <w:lang w:val="hu-HU"/>
+              </w:rPr>
+            </w:pPr>
+            <w:r>
+              <w:rPr>
+                <w:lang w:val="hu-HU"/>
+              </w:rPr>
+              <w:t xml:space="preserve">Melyik </w:t>
+            </w:r>
+            <w:proofErr w:type="spellStart"/>
+            <w:r>
+              <w:rPr>
+                <w:lang w:val="hu-HU"/>
+              </w:rPr>
+              <w:t>led</w:t>
+            </w:r>
+            <w:proofErr w:type="spellEnd"/>
+            <w:r>
+              <w:rPr>
+                <w:lang w:val="hu-HU"/>
+              </w:rPr>
+              <w:t xml:space="preserve"> csoport legyen az A és melyik B</w:t>
+            </w:r>
+          </w:p>
+        </w:tc>
+      </w:tr>
+      <w:tr>
+        <w:tc>
+          <w:tcPr>
+            <w:tcW w:w="2689" w:type="dxa"/>
+          </w:tcPr>
+          <w:p>
+            <w:pPr>
+              <w:rPr>
+                <w:lang w:val="hu-HU"/>
+              </w:rPr>
+            </w:pPr>
+            <w:proofErr w:type="spellStart"/>
+            <w:r>
+              <w:rPr>
+                <w:lang w:val="hu-HU"/>
+              </w:rPr>
+              <w:t>xmasPhase</w:t>
+            </w:r>
+            <w:proofErr w:type="spellEnd"/>
+          </w:p>
+        </w:tc>
+        <w:tc>
+          <w:tcPr>
+            <w:tcW w:w="6520" w:type="dxa"/>
+          </w:tcPr>
+          <w:p>
+            <w:pPr>
+              <w:rPr>
+                <w:lang w:val="hu-HU"/>
+              </w:rPr>
+            </w:pPr>
+            <w:r>
+              <w:rPr>
+                <w:lang w:val="hu-HU"/>
+              </w:rPr>
+              <w:t>Az animáció aktuális fázisát határozza meg</w:t>
+            </w:r>
+          </w:p>
+        </w:tc>
+      </w:tr>
+      <w:tr>
+        <w:tc>
+          <w:tcPr>
+            <w:tcW w:w="2689" w:type="dxa"/>
+          </w:tcPr>
+          <w:p>
+            <w:pPr>
+              <w:rPr>
+                <w:lang w:val="hu-HU"/>
+              </w:rPr>
+            </w:pPr>
+            <w:proofErr w:type="spellStart"/>
+            <w:r>
+              <w:rPr>
+                <w:lang w:val="hu-HU"/>
+              </w:rPr>
+              <w:t>xmasStep</w:t>
+            </w:r>
+            <w:proofErr w:type="spellEnd"/>
+          </w:p>
+        </w:tc>
+        <w:tc>
+          <w:tcPr>
+            <w:tcW w:w="6520" w:type="dxa"/>
+          </w:tcPr>
+          <w:p>
+            <w:pPr>
+              <w:rPr>
+                <w:lang w:val="hu-HU"/>
+              </w:rPr>
+            </w:pPr>
+            <w:r>
+              <w:rPr>
+                <w:lang w:val="hu-HU"/>
+              </w:rPr>
+              <w:t xml:space="preserve">Meghatározza </w:t>
+            </w:r>
+            <w:r>
+              <w:rPr>
+                <w:lang w:val="hu-HU"/>
+              </w:rPr>
+              <w:t>a fényerő átmenetének a sebességét</w:t>
+            </w:r>
+            <w:r>
+              <w:rPr>
+                <w:lang w:val="hu-HU"/>
+              </w:rPr>
+              <w:t xml:space="preserve"> </w:t>
+            </w:r>
+            <w:r>
+              <w:rPr>
+                <w:lang w:val="hu-HU"/>
+              </w:rPr>
+              <w:t>az animáció frissítésekor</w:t>
+            </w:r>
+          </w:p>
+        </w:tc>
+      </w:tr>
+      <w:tr>
+        <w:tc>
+          <w:tcPr>
+            <w:tcW w:w="2689" w:type="dxa"/>
+          </w:tcPr>
+          <w:p>
+            <w:pPr>
+              <w:rPr>
+                <w:lang w:val="hu-HU"/>
+              </w:rPr>
+            </w:pPr>
+            <w:proofErr w:type="spellStart"/>
+            <w:r>
+              <w:rPr>
+                <w:lang w:val="hu-HU"/>
+              </w:rPr>
+              <w:t>holdOnFrames</w:t>
+            </w:r>
+            <w:proofErr w:type="spellEnd"/>
+          </w:p>
+        </w:tc>
+        <w:tc>
+          <w:tcPr>
+            <w:tcW w:w="6520" w:type="dxa"/>
+          </w:tcPr>
+          <w:p>
+            <w:pPr>
+              <w:rPr>
+                <w:lang w:val="hu-HU"/>
+              </w:rPr>
+            </w:pPr>
+            <w:r>
+              <w:rPr>
+                <w:lang w:val="hu-HU"/>
+              </w:rPr>
+              <w:t xml:space="preserve">Max fényerőn töltött </w:t>
+            </w:r>
+            <w:proofErr w:type="spellStart"/>
+            <w:r>
+              <w:rPr>
+                <w:lang w:val="hu-HU"/>
+              </w:rPr>
+              <w:t>cikusok</w:t>
+            </w:r>
+            <w:proofErr w:type="spellEnd"/>
+            <w:r>
+              <w:rPr>
+                <w:lang w:val="hu-HU"/>
+              </w:rPr>
+              <w:t xml:space="preserve"> száma</w:t>
+            </w:r>
+          </w:p>
+        </w:tc>
+      </w:tr>
+      <w:tr>
+        <w:tc>
+          <w:tcPr>
+            <w:tcW w:w="2689" w:type="dxa"/>
+          </w:tcPr>
+          <w:p>
+            <w:pPr>
+              <w:rPr>
+                <w:lang w:val="hu-HU"/>
+              </w:rPr>
+            </w:pPr>
+            <w:proofErr w:type="spellStart"/>
+            <w:r>
+              <w:rPr>
+                <w:lang w:val="hu-HU"/>
+              </w:rPr>
+              <w:t>holdOffFrames</w:t>
+            </w:r>
+            <w:proofErr w:type="spellEnd"/>
+          </w:p>
+        </w:tc>
+        <w:tc>
+          <w:tcPr>
+            <w:tcW w:w="6520" w:type="dxa"/>
+          </w:tcPr>
+          <w:p>
+            <w:pPr>
+              <w:rPr>
+                <w:lang w:val="hu-HU"/>
+              </w:rPr>
+            </w:pPr>
+            <w:proofErr w:type="spellStart"/>
+            <w:r>
+              <w:t>S</w:t>
+            </w:r>
+            <w:r>
+              <w:t>zünet</w:t>
+            </w:r>
+            <w:proofErr w:type="spellEnd"/>
+            <w:r>
+              <w:t xml:space="preserve"> </w:t>
+            </w:r>
+            <w:proofErr w:type="spellStart"/>
+            <w:r>
+              <w:t>ciklusainak</w:t>
+            </w:r>
+            <w:proofErr w:type="spellEnd"/>
+            <w:r>
+              <w:t xml:space="preserve"> </w:t>
+            </w:r>
+            <w:proofErr w:type="spellStart"/>
+            <w:r>
+              <w:t>száma</w:t>
+            </w:r>
+            <w:proofErr w:type="spellEnd"/>
+          </w:p>
+        </w:tc>
+      </w:tr>
+      <w:tr>
+        <w:tc>
+          <w:tcPr>
+            <w:tcW w:w="2689" w:type="dxa"/>
+          </w:tcPr>
+          <w:p>
+            <w:pPr>
+              <w:rPr>
+                <w:lang w:val="hu-HU"/>
+              </w:rPr>
+            </w:pPr>
+            <w:proofErr w:type="spellStart"/>
+            <w:r>
+              <w:rPr>
+                <w:lang w:val="hu-HU"/>
+              </w:rPr>
+              <w:t>holdCnt</w:t>
+            </w:r>
+            <w:proofErr w:type="spellEnd"/>
+          </w:p>
+        </w:tc>
+        <w:tc>
+          <w:tcPr>
+            <w:tcW w:w="6520" w:type="dxa"/>
+          </w:tcPr>
+          <w:p>
+            <w:pPr>
+              <w:rPr>
+                <w:lang w:val="hu-HU"/>
+              </w:rPr>
+            </w:pPr>
+            <w:r>
+              <w:rPr>
+                <w:lang w:val="hu-HU"/>
+              </w:rPr>
+              <w:t xml:space="preserve">Ez számolja hány </w:t>
+            </w:r>
+            <w:proofErr w:type="spellStart"/>
+            <w:r>
+              <w:rPr>
+                <w:lang w:val="hu-HU"/>
+              </w:rPr>
+              <w:t>frame</w:t>
+            </w:r>
+            <w:proofErr w:type="spellEnd"/>
+            <w:r>
+              <w:rPr>
+                <w:lang w:val="hu-HU"/>
+              </w:rPr>
+              <w:t xml:space="preserve"> telt el</w:t>
+            </w:r>
+          </w:p>
+        </w:tc>
+      </w:tr>
+    </w:tbl>
+    <w:p>
+      <w:pPr>
+        <w:rPr>
+          <w:lang w:val="hu-HU"/>
+        </w:rPr>
+      </w:pPr>
+      <w:bookmarkStart w:id="18" w:name="_Toc224988085"/>
+    </w:p>
+    <w:p>
+      <w:pPr>
+        <w:rPr>
+          <w:lang w:val="hu-HU"/>
+        </w:rPr>
+      </w:pPr>
     </w:p>
     <w:p>
       <w:pPr>
@@ -7395,233 +8255,6 @@
           <w:lang w:val="hu-HU"/>
         </w:rPr>
       </w:pPr>
-      <w:bookmarkStart w:id="17" w:name="_Toc224988084"/>
-      <w:r>
-        <w:rPr>
-          <w:lang w:val="hu-HU"/>
-        </w:rPr>
-        <w:t>Karácsony – CHRISTMAS</w:t>
-      </w:r>
-      <w:r>
-        <w:rPr>
-          <w:lang w:val="hu-HU"/>
-        </w:rPr>
-        <w:t xml:space="preserve"> – </w:t>
-      </w:r>
-      <w:proofErr w:type="spellStart"/>
-      <w:proofErr w:type="gramStart"/>
-      <w:r>
-        <w:rPr>
-          <w:lang w:val="hu-HU"/>
-        </w:rPr>
-        <w:t>christmas</w:t>
-      </w:r>
-      <w:proofErr w:type="spellEnd"/>
-      <w:r>
-        <w:rPr>
-          <w:lang w:val="hu-HU"/>
-        </w:rPr>
-        <w:t>(</w:t>
-      </w:r>
-      <w:proofErr w:type="gramEnd"/>
-      <w:r>
-        <w:rPr>
-          <w:lang w:val="hu-HU"/>
-        </w:rPr>
-        <w:t>)</w:t>
-      </w:r>
-      <w:bookmarkEnd w:id="17"/>
-    </w:p>
-    <w:p>
-      <w:pPr>
-        <w:rPr>
-          <w:lang w:val="hu-HU"/>
-        </w:rPr>
-      </w:pPr>
-      <w:r>
-        <w:rPr>
-          <w:lang w:val="hu-HU"/>
-        </w:rPr>
-        <w:t>Változók:</w:t>
-      </w:r>
-    </w:p>
-    <w:p>
-      <w:pPr>
-        <w:rPr>
-          <w:lang w:val="hu-HU"/>
-        </w:rPr>
-      </w:pPr>
-      <w:proofErr w:type="spellStart"/>
-      <w:r>
-        <w:rPr>
-          <w:lang w:val="hu-HU"/>
-        </w:rPr>
-        <w:t>lastXmas</w:t>
-      </w:r>
-      <w:proofErr w:type="spellEnd"/>
-      <w:r>
-        <w:rPr>
-          <w:lang w:val="hu-HU"/>
-        </w:rPr>
-        <w:t xml:space="preserve"> és </w:t>
-      </w:r>
-      <w:proofErr w:type="spellStart"/>
-      <w:r>
-        <w:rPr>
-          <w:lang w:val="hu-HU"/>
-        </w:rPr>
-        <w:t>xmasInterval</w:t>
-      </w:r>
-      <w:proofErr w:type="spellEnd"/>
-      <w:r>
-        <w:rPr>
-          <w:lang w:val="hu-HU"/>
-        </w:rPr>
-        <w:t xml:space="preserve"> =</w:t>
-      </w:r>
-      <w:r>
-        <w:rPr>
-          <w:lang w:val="hu-HU"/>
-        </w:rPr>
-        <w:t xml:space="preserve"> Animáció sebességének meghatározása. Az </w:t>
-      </w:r>
-      <w:proofErr w:type="spellStart"/>
-      <w:proofErr w:type="gramStart"/>
-      <w:r>
-        <w:rPr>
-          <w:lang w:val="hu-HU"/>
-        </w:rPr>
-        <w:t>xmasInterval-al</w:t>
-      </w:r>
-      <w:proofErr w:type="spellEnd"/>
-      <w:proofErr w:type="gramEnd"/>
-      <w:r>
-        <w:rPr>
-          <w:lang w:val="hu-HU"/>
-        </w:rPr>
-        <w:t xml:space="preserve"> tudjuk állítani az animáció sebességét.</w:t>
-      </w:r>
-    </w:p>
-    <w:p>
-      <w:pPr>
-        <w:rPr>
-          <w:lang w:val="hu-HU"/>
-        </w:rPr>
-      </w:pPr>
-      <w:proofErr w:type="spellStart"/>
-      <w:r>
-        <w:rPr>
-          <w:lang w:val="hu-HU"/>
-        </w:rPr>
-        <w:t>switchLeds</w:t>
-      </w:r>
-      <w:proofErr w:type="spellEnd"/>
-      <w:r>
-        <w:rPr>
-          <w:lang w:val="hu-HU"/>
-        </w:rPr>
-        <w:t>=</w:t>
-      </w:r>
-    </w:p>
-    <w:p>
-      <w:pPr>
-        <w:rPr>
-          <w:lang w:val="hu-HU"/>
-        </w:rPr>
-      </w:pPr>
-      <w:proofErr w:type="spellStart"/>
-      <w:r>
-        <w:rPr>
-          <w:lang w:val="hu-HU"/>
-        </w:rPr>
-        <w:lastRenderedPageBreak/>
-        <w:t>xmasPhase</w:t>
-      </w:r>
-      <w:proofErr w:type="spellEnd"/>
-    </w:p>
-    <w:p>
-      <w:pPr>
-        <w:rPr>
-          <w:lang w:val="hu-HU"/>
-        </w:rPr>
-      </w:pPr>
-      <w:proofErr w:type="spellStart"/>
-      <w:r>
-        <w:rPr>
-          <w:lang w:val="hu-HU"/>
-        </w:rPr>
-        <w:t>xmasStep</w:t>
-      </w:r>
-      <w:proofErr w:type="spellEnd"/>
-    </w:p>
-    <w:p>
-      <w:pPr>
-        <w:rPr>
-          <w:lang w:val="hu-HU"/>
-        </w:rPr>
-      </w:pPr>
-      <w:proofErr w:type="spellStart"/>
-      <w:r>
-        <w:rPr>
-          <w:lang w:val="hu-HU"/>
-        </w:rPr>
-        <w:t>holdOnFrames</w:t>
-      </w:r>
-      <w:proofErr w:type="spellEnd"/>
-    </w:p>
-    <w:p>
-      <w:pPr>
-        <w:rPr>
-          <w:lang w:val="hu-HU"/>
-        </w:rPr>
-      </w:pPr>
-      <w:proofErr w:type="spellStart"/>
-      <w:r>
-        <w:rPr>
-          <w:lang w:val="hu-HU"/>
-        </w:rPr>
-        <w:t>holdOffFrames</w:t>
-      </w:r>
-      <w:proofErr w:type="spellEnd"/>
-    </w:p>
-    <w:p>
-      <w:pPr>
-        <w:rPr>
-          <w:lang w:val="hu-HU"/>
-        </w:rPr>
-      </w:pPr>
-      <w:proofErr w:type="spellStart"/>
-      <w:r>
-        <w:rPr>
-          <w:lang w:val="hu-HU"/>
-        </w:rPr>
-        <w:t>holdCnt</w:t>
-      </w:r>
-      <w:proofErr w:type="spellEnd"/>
-    </w:p>
-    <w:p>
-      <w:pPr>
-        <w:rPr>
-          <w:lang w:val="hu-HU"/>
-        </w:rPr>
-      </w:pPr>
-      <w:proofErr w:type="spellStart"/>
-      <w:r>
-        <w:rPr>
-          <w:lang w:val="hu-HU"/>
-        </w:rPr>
-        <w:t>XmasHoldState</w:t>
-      </w:r>
-      <w:proofErr w:type="spellEnd"/>
-    </w:p>
-    <w:p>
-      <w:pPr>
-        <w:pStyle w:val="Cmsor3"/>
-        <w:rPr>
-          <w:lang w:val="hu-HU"/>
-        </w:rPr>
-      </w:pPr>
-      <w:bookmarkStart w:id="18" w:name="_Toc224988085"/>
       <w:r>
         <w:rPr>
           <w:lang w:val="hu-HU"/>
@@ -8009,15 +8642,6 @@
   </w:num>
   <w:num w:numId="3" w16cid:durableId="1016620069">
     <w:abstractNumId w:val="1"/>
-    <w:lvlOverride w:ilvl="0"/>
-    <w:lvlOverride w:ilvl="1"/>
-    <w:lvlOverride w:ilvl="2"/>
-    <w:lvlOverride w:ilvl="3"/>
-    <w:lvlOverride w:ilvl="4"/>
-    <w:lvlOverride w:ilvl="5"/>
-    <w:lvlOverride w:ilvl="6"/>
-    <w:lvlOverride w:ilvl="7"/>
-    <w:lvlOverride w:ilvl="8"/>
   </w:num>
 </w:numbering>
 </file>
@@ -9002,6 +9626,25 @@
       <w:spacing w:after="100"/>
     </w:pPr>
   </w:style>
+  <w:style w:type="table" w:styleId="Rcsostblzat">
+    <w:name w:val="Table Grid"/>
+    <w:basedOn w:val="Normltblzat"/>
+    <w:uiPriority w:val="39"/>
+    <w:rsid w:val="00E42C02"/>
+    <w:pPr>
+      <w:spacing w:after="0" w:line="240" w:lineRule="auto"/>
+    </w:pPr>
+    <w:tblPr>
+      <w:tblBorders>
+        <w:top w:val="single" w:sz="4" w:space="0" w:color="auto"/>
+        <w:left w:val="single" w:sz="4" w:space="0" w:color="auto"/>
+        <w:bottom w:val="single" w:sz="4" w:space="0" w:color="auto"/>
+        <w:right w:val="single" w:sz="4" w:space="0" w:color="auto"/>
+        <w:insideH w:val="single" w:sz="4" w:space="0" w:color="auto"/>
+        <w:insideV w:val="single" w:sz="4" w:space="0" w:color="auto"/>
+      </w:tblBorders>
+    </w:tblPr>
+  </w:style>
 </w:styles>
 </file>
 

--- a/dok.docx
+++ b/dok.docx
@@ -7,20 +7,40 @@
         <w:pStyle w:val="Cmsor1"/>
       </w:pPr>
       <w:bookmarkStart w:id="0" w:name="_Toc224988070"/>
-      <w:r>
-        <w:t>Felhasználói dokumentáció</w:t>
+      <w:proofErr w:type="spellStart"/>
+      <w:r>
+        <w:t>Felhasználói</w:t>
+      </w:r>
+      <w:proofErr w:type="spellEnd"/>
+      <w:r>
+        <w:t xml:space="preserve"> </w:t>
+      </w:r>
+      <w:proofErr w:type="spellStart"/>
+      <w:r>
+        <w:t>dokumentáció</w:t>
       </w:r>
       <w:bookmarkEnd w:id="0"/>
+      <w:proofErr w:type="spellEnd"/>
     </w:p>
     <w:p>
       <w:pPr>
         <w:pStyle w:val="Cmsor2"/>
       </w:pPr>
       <w:bookmarkStart w:id="1" w:name="_Toc224988071"/>
-      <w:r>
-        <w:t>Szükséges komponensek</w:t>
+      <w:proofErr w:type="spellStart"/>
+      <w:r>
+        <w:t>Szükséges</w:t>
+      </w:r>
+      <w:proofErr w:type="spellEnd"/>
+      <w:r>
+        <w:t xml:space="preserve"> </w:t>
+      </w:r>
+      <w:proofErr w:type="spellStart"/>
+      <w:r>
+        <w:t>komponensek</w:t>
       </w:r>
       <w:bookmarkEnd w:id="1"/>
+      <w:proofErr w:type="spellEnd"/>
       <w:r>
         <w:t xml:space="preserve"> </w:t>
       </w:r>
@@ -33,15 +53,46 @@
           <w:numId w:val="1"/>
         </w:numPr>
       </w:pPr>
-      <w:r>
-        <w:t>Telefon, amire telepítve van a</w:t>
-      </w:r>
-      <w:r>
-        <w:t xml:space="preserve"> vezérlő</w:t>
-      </w:r>
-      <w:r>
-        <w:t xml:space="preserve"> alkalmazás</w:t>
-      </w:r>
+      <w:proofErr w:type="spellStart"/>
+      <w:r>
+        <w:t>Telefon</w:t>
+      </w:r>
+      <w:proofErr w:type="spellEnd"/>
+      <w:r>
+        <w:t xml:space="preserve">, </w:t>
+      </w:r>
+      <w:proofErr w:type="spellStart"/>
+      <w:r>
+        <w:t>amire</w:t>
+      </w:r>
+      <w:proofErr w:type="spellEnd"/>
+      <w:r>
+        <w:t xml:space="preserve"> </w:t>
+      </w:r>
+      <w:proofErr w:type="spellStart"/>
+      <w:r>
+        <w:t>telepítve</w:t>
+      </w:r>
+      <w:proofErr w:type="spellEnd"/>
+      <w:r>
+        <w:t xml:space="preserve"> van a</w:t>
+      </w:r>
+      <w:r>
+        <w:t xml:space="preserve"> </w:t>
+      </w:r>
+      <w:proofErr w:type="spellStart"/>
+      <w:r>
+        <w:t>vezérlő</w:t>
+      </w:r>
+      <w:proofErr w:type="spellEnd"/>
+      <w:r>
+        <w:t xml:space="preserve"> </w:t>
+      </w:r>
+      <w:proofErr w:type="spellStart"/>
+      <w:r>
+        <w:t>alkalmazás</w:t>
+      </w:r>
+      <w:proofErr w:type="spellEnd"/>
     </w:p>
     <w:p>
       <w:pPr>
@@ -51,8 +102,45 @@
           <w:numId w:val="1"/>
         </w:numPr>
       </w:pPr>
-      <w:r>
-        <w:t>Tesztelés esetén lehet használni a Serial Bluetooth Terminal appot is</w:t>
+      <w:proofErr w:type="spellStart"/>
+      <w:r>
+        <w:t>Tesztelés</w:t>
+      </w:r>
+      <w:proofErr w:type="spellEnd"/>
+      <w:r>
+        <w:t xml:space="preserve"> </w:t>
+      </w:r>
+      <w:proofErr w:type="spellStart"/>
+      <w:r>
+        <w:t>esetén</w:t>
+      </w:r>
+      <w:proofErr w:type="spellEnd"/>
+      <w:r>
+        <w:t xml:space="preserve"> </w:t>
+      </w:r>
+      <w:proofErr w:type="spellStart"/>
+      <w:r>
+        <w:t>lehet</w:t>
+      </w:r>
+      <w:proofErr w:type="spellEnd"/>
+      <w:r>
+        <w:t xml:space="preserve"> </w:t>
+      </w:r>
+      <w:proofErr w:type="spellStart"/>
+      <w:r>
+        <w:t>használni</w:t>
+      </w:r>
+      <w:proofErr w:type="spellEnd"/>
+      <w:r>
+        <w:t xml:space="preserve"> a Serial Bluetooth Terminal </w:t>
+      </w:r>
+      <w:proofErr w:type="spellStart"/>
+      <w:r>
+        <w:t>appot</w:t>
+      </w:r>
+      <w:proofErr w:type="spellEnd"/>
+      <w:r>
+        <w:t xml:space="preserve"> is</w:t>
       </w:r>
     </w:p>
     <w:p>
@@ -64,8 +152,21 @@
         </w:numPr>
       </w:pPr>
       <w:r>
-        <w:t>Maga az Arduino projekt</w:t>
-      </w:r>
+        <w:t xml:space="preserve">Maga </w:t>
+      </w:r>
+      <w:proofErr w:type="spellStart"/>
+      <w:r>
+        <w:t>az</w:t>
+      </w:r>
+      <w:proofErr w:type="spellEnd"/>
+      <w:r>
+        <w:t xml:space="preserve"> Arduino </w:t>
+      </w:r>
+      <w:proofErr w:type="spellStart"/>
+      <w:r>
+        <w:t>projekt</w:t>
+      </w:r>
+      <w:proofErr w:type="spellEnd"/>
     </w:p>
     <w:p>
       <w:pPr>
@@ -93,7 +194,7 @@
                     </pic:cNvPicPr>
                   </pic:nvPicPr>
                   <pic:blipFill>
-                    <a:blip r:embed="rId6" cstate="print">
+                    <a:blip r:embed="rId8" cstate="print">
                       <a:extLst>
                         <a:ext uri="{28A0092B-C50C-407E-A947-70E740481C1C}">
                           <a14:useLocalDpi xmlns:a14="http://schemas.microsoft.com/office/drawing/2010/main" val="0"/>
@@ -130,16 +231,28 @@
         <w:pStyle w:val="Cmsor2"/>
       </w:pPr>
       <w:bookmarkStart w:id="2" w:name="_Toc224988072"/>
+      <w:proofErr w:type="spellStart"/>
       <w:r>
         <w:t>Telefonos</w:t>
       </w:r>
-      <w:r>
-        <w:t xml:space="preserve"> alkalmazás</w:t>
-      </w:r>
-      <w:r>
-        <w:t xml:space="preserve"> használata</w:t>
+      <w:proofErr w:type="spellEnd"/>
+      <w:r>
+        <w:t xml:space="preserve"> </w:t>
+      </w:r>
+      <w:proofErr w:type="spellStart"/>
+      <w:r>
+        <w:t>alkalmazás</w:t>
+      </w:r>
+      <w:proofErr w:type="spellEnd"/>
+      <w:r>
+        <w:t xml:space="preserve"> </w:t>
+      </w:r>
+      <w:proofErr w:type="spellStart"/>
+      <w:r>
+        <w:t>használata</w:t>
       </w:r>
       <w:bookmarkEnd w:id="2"/>
+      <w:proofErr w:type="spellEnd"/>
     </w:p>
     <w:p>
       <w:pPr>
@@ -149,11 +262,45 @@
           <w:numId w:val="2"/>
         </w:numPr>
       </w:pPr>
-      <w:r>
-        <w:t xml:space="preserve">Első lépésként </w:t>
-      </w:r>
-      <w:r>
-        <w:t>adjunk áramot a projektnek.</w:t>
+      <w:proofErr w:type="spellStart"/>
+      <w:r>
+        <w:t>Első</w:t>
+      </w:r>
+      <w:proofErr w:type="spellEnd"/>
+      <w:r>
+        <w:t xml:space="preserve"> </w:t>
+      </w:r>
+      <w:proofErr w:type="spellStart"/>
+      <w:r>
+        <w:t>lépésként</w:t>
+      </w:r>
+      <w:proofErr w:type="spellEnd"/>
+      <w:r>
+        <w:t xml:space="preserve"> </w:t>
+      </w:r>
+      <w:proofErr w:type="spellStart"/>
+      <w:r>
+        <w:t>adjunk</w:t>
+      </w:r>
+      <w:proofErr w:type="spellEnd"/>
+      <w:r>
+        <w:t xml:space="preserve"> </w:t>
+      </w:r>
+      <w:proofErr w:type="spellStart"/>
+      <w:r>
+        <w:t>áramot</w:t>
+      </w:r>
+      <w:proofErr w:type="spellEnd"/>
+      <w:r>
+        <w:t xml:space="preserve"> a </w:t>
+      </w:r>
+      <w:proofErr w:type="spellStart"/>
+      <w:r>
+        <w:t>projektnek</w:t>
+      </w:r>
+      <w:proofErr w:type="spellEnd"/>
+      <w:r>
+        <w:t>.</w:t>
       </w:r>
     </w:p>
     <w:p>
@@ -164,15 +311,67 @@
           <w:numId w:val="2"/>
         </w:numPr>
       </w:pPr>
-      <w:r>
-        <w:t xml:space="preserve">Ezután </w:t>
-      </w:r>
-      <w:r>
-        <w:t>kapcsoljuk be a Bluetooth-t a telefonon</w:t>
-      </w:r>
-      <w:r>
-        <w:t xml:space="preserve"> és párosítsuk össze a LED elnevezésű Bluetooth eszközzel</w:t>
-      </w:r>
+      <w:proofErr w:type="spellStart"/>
+      <w:r>
+        <w:t>Ezután</w:t>
+      </w:r>
+      <w:proofErr w:type="spellEnd"/>
+      <w:r>
+        <w:t xml:space="preserve"> </w:t>
+      </w:r>
+      <w:proofErr w:type="spellStart"/>
+      <w:r>
+        <w:t>kapcsoljuk</w:t>
+      </w:r>
+      <w:proofErr w:type="spellEnd"/>
+      <w:r>
+        <w:t xml:space="preserve"> be a Bluetooth-t a </w:t>
+      </w:r>
+      <w:proofErr w:type="spellStart"/>
+      <w:r>
+        <w:t>telefonon</w:t>
+      </w:r>
+      <w:proofErr w:type="spellEnd"/>
+      <w:r>
+        <w:t xml:space="preserve"> </w:t>
+      </w:r>
+      <w:proofErr w:type="spellStart"/>
+      <w:r>
+        <w:t>és</w:t>
+      </w:r>
+      <w:proofErr w:type="spellEnd"/>
+      <w:r>
+        <w:t xml:space="preserve"> </w:t>
+      </w:r>
+      <w:proofErr w:type="spellStart"/>
+      <w:r>
+        <w:t>párosítsuk</w:t>
+      </w:r>
+      <w:proofErr w:type="spellEnd"/>
+      <w:r>
+        <w:t xml:space="preserve"> </w:t>
+      </w:r>
+      <w:proofErr w:type="spellStart"/>
+      <w:r>
+        <w:t>össze</w:t>
+      </w:r>
+      <w:proofErr w:type="spellEnd"/>
+      <w:r>
+        <w:t xml:space="preserve"> a LED </w:t>
+      </w:r>
+      <w:proofErr w:type="spellStart"/>
+      <w:r>
+        <w:t>elnevezésű</w:t>
+      </w:r>
+      <w:proofErr w:type="spellEnd"/>
+      <w:r>
+        <w:t xml:space="preserve"> Bluetooth </w:t>
+      </w:r>
+      <w:proofErr w:type="spellStart"/>
+      <w:r>
+        <w:t>eszközzel</w:t>
+      </w:r>
+      <w:proofErr w:type="spellEnd"/>
     </w:p>
     <w:p>
       <w:pPr>
@@ -200,7 +399,7 @@
                     </pic:cNvPicPr>
                   </pic:nvPicPr>
                   <pic:blipFill>
-                    <a:blip r:embed="rId7">
+                    <a:blip r:embed="rId9">
                       <a:extLst>
                         <a:ext uri="{28A0092B-C50C-407E-A947-70E740481C1C}">
                           <a14:useLocalDpi xmlns:a14="http://schemas.microsoft.com/office/drawing/2010/main" val="0"/>
@@ -237,14 +436,69 @@
         <w:ind w:left="360"/>
       </w:pPr>
       <w:r>
-        <w:t xml:space="preserve">A párosítás során </w:t>
-      </w:r>
-      <w:r>
-        <w:t>szükséges jelszót megadni, ez alapértelmezetten</w:t>
-      </w:r>
-      <w:r>
-        <w:t xml:space="preserve"> 1234 vagy</w:t>
-      </w:r>
+        <w:t xml:space="preserve">A </w:t>
+      </w:r>
+      <w:proofErr w:type="spellStart"/>
+      <w:r>
+        <w:t>párosítás</w:t>
+      </w:r>
+      <w:proofErr w:type="spellEnd"/>
+      <w:r>
+        <w:t xml:space="preserve"> </w:t>
+      </w:r>
+      <w:proofErr w:type="spellStart"/>
+      <w:r>
+        <w:t>során</w:t>
+      </w:r>
+      <w:proofErr w:type="spellEnd"/>
+      <w:r>
+        <w:t xml:space="preserve"> </w:t>
+      </w:r>
+      <w:proofErr w:type="spellStart"/>
+      <w:r>
+        <w:t>szükséges</w:t>
+      </w:r>
+      <w:proofErr w:type="spellEnd"/>
+      <w:r>
+        <w:t xml:space="preserve"> </w:t>
+      </w:r>
+      <w:proofErr w:type="spellStart"/>
+      <w:r>
+        <w:t>jelszót</w:t>
+      </w:r>
+      <w:proofErr w:type="spellEnd"/>
+      <w:r>
+        <w:t xml:space="preserve"> </w:t>
+      </w:r>
+      <w:proofErr w:type="spellStart"/>
+      <w:r>
+        <w:t>megadni</w:t>
+      </w:r>
+      <w:proofErr w:type="spellEnd"/>
+      <w:r>
+        <w:t xml:space="preserve">, </w:t>
+      </w:r>
+      <w:proofErr w:type="spellStart"/>
+      <w:r>
+        <w:t>ez</w:t>
+      </w:r>
+      <w:proofErr w:type="spellEnd"/>
+      <w:r>
+        <w:t xml:space="preserve"> </w:t>
+      </w:r>
+      <w:proofErr w:type="spellStart"/>
+      <w:r>
+        <w:t>alapértelmezetten</w:t>
+      </w:r>
+      <w:proofErr w:type="spellEnd"/>
+      <w:r>
+        <w:t xml:space="preserve"> 1234 </w:t>
+      </w:r>
+      <w:proofErr w:type="spellStart"/>
+      <w:r>
+        <w:t>vagy</w:t>
+      </w:r>
+      <w:proofErr w:type="spellEnd"/>
       <w:r>
         <w:t xml:space="preserve"> 0000</w:t>
       </w:r>
@@ -257,12 +511,102 @@
           <w:numId w:val="2"/>
         </w:numPr>
       </w:pPr>
+      <w:proofErr w:type="spellStart"/>
       <w:r>
         <w:lastRenderedPageBreak/>
-        <w:t>Sikeres párosítást követően indíthatjuk az alkalmazást</w:t>
-      </w:r>
-      <w:r>
-        <w:t>. Indítást követően ez a felület fogad minket:</w:t>
+        <w:t>Sikeres</w:t>
+      </w:r>
+      <w:proofErr w:type="spellEnd"/>
+      <w:r>
+        <w:t xml:space="preserve"> </w:t>
+      </w:r>
+      <w:proofErr w:type="spellStart"/>
+      <w:r>
+        <w:t>párosítást</w:t>
+      </w:r>
+      <w:proofErr w:type="spellEnd"/>
+      <w:r>
+        <w:t xml:space="preserve"> </w:t>
+      </w:r>
+      <w:proofErr w:type="spellStart"/>
+      <w:r>
+        <w:t>követően</w:t>
+      </w:r>
+      <w:proofErr w:type="spellEnd"/>
+      <w:r>
+        <w:t xml:space="preserve"> </w:t>
+      </w:r>
+      <w:proofErr w:type="spellStart"/>
+      <w:r>
+        <w:t>indíthatjuk</w:t>
+      </w:r>
+      <w:proofErr w:type="spellEnd"/>
+      <w:r>
+        <w:t xml:space="preserve"> </w:t>
+      </w:r>
+      <w:proofErr w:type="spellStart"/>
+      <w:r>
+        <w:t>az</w:t>
+      </w:r>
+      <w:proofErr w:type="spellEnd"/>
+      <w:r>
+        <w:t xml:space="preserve"> </w:t>
+      </w:r>
+      <w:proofErr w:type="spellStart"/>
+      <w:r>
+        <w:t>alkalmazást</w:t>
+      </w:r>
+      <w:proofErr w:type="spellEnd"/>
+      <w:r>
+        <w:t xml:space="preserve">. </w:t>
+      </w:r>
+      <w:proofErr w:type="spellStart"/>
+      <w:r>
+        <w:t>Indítást</w:t>
+      </w:r>
+      <w:proofErr w:type="spellEnd"/>
+      <w:r>
+        <w:t xml:space="preserve"> </w:t>
+      </w:r>
+      <w:proofErr w:type="spellStart"/>
+      <w:r>
+        <w:t>követően</w:t>
+      </w:r>
+      <w:proofErr w:type="spellEnd"/>
+      <w:r>
+        <w:t xml:space="preserve"> </w:t>
+      </w:r>
+      <w:proofErr w:type="spellStart"/>
+      <w:r>
+        <w:t>ez</w:t>
+      </w:r>
+      <w:proofErr w:type="spellEnd"/>
+      <w:r>
+        <w:t xml:space="preserve"> a </w:t>
+      </w:r>
+      <w:proofErr w:type="spellStart"/>
+      <w:r>
+        <w:t>felület</w:t>
+      </w:r>
+      <w:proofErr w:type="spellEnd"/>
+      <w:r>
+        <w:t xml:space="preserve"> </w:t>
+      </w:r>
+      <w:proofErr w:type="spellStart"/>
+      <w:r>
+        <w:t>fogad</w:t>
+      </w:r>
+      <w:proofErr w:type="spellEnd"/>
+      <w:r>
+        <w:t xml:space="preserve"> </w:t>
+      </w:r>
+      <w:proofErr w:type="spellStart"/>
+      <w:r>
+        <w:t>minket</w:t>
+      </w:r>
+      <w:proofErr w:type="spellEnd"/>
+      <w:r>
+        <w:t>:</w:t>
       </w:r>
     </w:p>
     <w:p>
@@ -292,7 +636,7 @@
                     </pic:cNvPicPr>
                   </pic:nvPicPr>
                   <pic:blipFill>
-                    <a:blip r:embed="rId8" cstate="print">
+                    <a:blip r:embed="rId10" cstate="print">
                       <a:extLst>
                         <a:ext uri="{28A0092B-C50C-407E-A947-70E740481C1C}">
                           <a14:useLocalDpi xmlns:a14="http://schemas.microsoft.com/office/drawing/2010/main" val="0"/>
@@ -333,10 +677,98 @@
         </w:numPr>
       </w:pPr>
       <w:r>
-        <w:t>Bal felső sarokban nyomjuk meg a Bluetooth ikonnal elátott gombot, ekkor megjelen</w:t>
-      </w:r>
-      <w:r>
-        <w:t>nek a párosított eszközeink listája:</w:t>
+        <w:t xml:space="preserve">Bal </w:t>
+      </w:r>
+      <w:proofErr w:type="spellStart"/>
+      <w:r>
+        <w:t>felső</w:t>
+      </w:r>
+      <w:proofErr w:type="spellEnd"/>
+      <w:r>
+        <w:t xml:space="preserve"> </w:t>
+      </w:r>
+      <w:proofErr w:type="spellStart"/>
+      <w:r>
+        <w:t>sarokban</w:t>
+      </w:r>
+      <w:proofErr w:type="spellEnd"/>
+      <w:r>
+        <w:t xml:space="preserve"> </w:t>
+      </w:r>
+      <w:proofErr w:type="spellStart"/>
+      <w:r>
+        <w:t>nyomjuk</w:t>
+      </w:r>
+      <w:proofErr w:type="spellEnd"/>
+      <w:r>
+        <w:t xml:space="preserve"> meg a Bluetooth </w:t>
+      </w:r>
+      <w:proofErr w:type="spellStart"/>
+      <w:r>
+        <w:t>ikonnal</w:t>
+      </w:r>
+      <w:proofErr w:type="spellEnd"/>
+      <w:r>
+        <w:t xml:space="preserve"> </w:t>
+      </w:r>
+      <w:proofErr w:type="spellStart"/>
+      <w:r>
+        <w:t>elátott</w:t>
+      </w:r>
+      <w:proofErr w:type="spellEnd"/>
+      <w:r>
+        <w:t xml:space="preserve"> </w:t>
+      </w:r>
+      <w:proofErr w:type="spellStart"/>
+      <w:r>
+        <w:t>gombot</w:t>
+      </w:r>
+      <w:proofErr w:type="spellEnd"/>
+      <w:r>
+        <w:t xml:space="preserve">, </w:t>
+      </w:r>
+      <w:proofErr w:type="spellStart"/>
+      <w:r>
+        <w:t>ekkor</w:t>
+      </w:r>
+      <w:proofErr w:type="spellEnd"/>
+      <w:r>
+        <w:t xml:space="preserve"> </w:t>
+      </w:r>
+      <w:proofErr w:type="spellStart"/>
+      <w:r>
+        <w:t>megjelen</w:t>
+      </w:r>
+      <w:r>
+        <w:t>nek</w:t>
+      </w:r>
+      <w:proofErr w:type="spellEnd"/>
+      <w:r>
+        <w:t xml:space="preserve"> a </w:t>
+      </w:r>
+      <w:proofErr w:type="spellStart"/>
+      <w:r>
+        <w:t>párosított</w:t>
+      </w:r>
+      <w:proofErr w:type="spellEnd"/>
+      <w:r>
+        <w:t xml:space="preserve"> </w:t>
+      </w:r>
+      <w:proofErr w:type="spellStart"/>
+      <w:r>
+        <w:t>eszközeink</w:t>
+      </w:r>
+      <w:proofErr w:type="spellEnd"/>
+      <w:r>
+        <w:t xml:space="preserve"> </w:t>
+      </w:r>
+      <w:proofErr w:type="spellStart"/>
+      <w:r>
+        <w:t>listája</w:t>
+      </w:r>
+      <w:proofErr w:type="spellEnd"/>
+      <w:r>
+        <w:t>:</w:t>
       </w:r>
     </w:p>
     <w:p>
@@ -366,7 +798,7 @@
                     </pic:cNvPicPr>
                   </pic:nvPicPr>
                   <pic:blipFill>
-                    <a:blip r:embed="rId9" cstate="print">
+                    <a:blip r:embed="rId11" cstate="print">
                       <a:extLst>
                         <a:ext uri="{28A0092B-C50C-407E-A947-70E740481C1C}">
                           <a14:useLocalDpi xmlns:a14="http://schemas.microsoft.com/office/drawing/2010/main" val="0"/>
@@ -402,6 +834,7 @@
       <w:pPr>
         <w:pStyle w:val="Listaszerbekezds"/>
       </w:pPr>
+      <w:proofErr w:type="spellStart"/>
       <w:r>
         <w:t>Válas</w:t>
       </w:r>
@@ -409,10 +842,22 @@
         <w:t>s</w:t>
       </w:r>
       <w:r>
-        <w:t>zuk ki a LED eszkö</w:t>
-      </w:r>
-      <w:r>
-        <w:t>zt.</w:t>
+        <w:t>zuk</w:t>
+      </w:r>
+      <w:proofErr w:type="spellEnd"/>
+      <w:r>
+        <w:t xml:space="preserve"> ki a LED </w:t>
+      </w:r>
+      <w:proofErr w:type="spellStart"/>
+      <w:r>
+        <w:t>eszkö</w:t>
+      </w:r>
+      <w:r>
+        <w:t>zt</w:t>
+      </w:r>
+      <w:proofErr w:type="spellEnd"/>
+      <w:r>
+        <w:t>.</w:t>
       </w:r>
     </w:p>
     <w:p>
@@ -423,8 +868,109 @@
           <w:numId w:val="2"/>
         </w:numPr>
       </w:pPr>
-      <w:r>
-        <w:t>Sikeres csatlakozás esetén az alkalmazás visszadob a fő felületre, ahol már lehetőségünk van irányítani a led szalagot:</w:t>
+      <w:proofErr w:type="spellStart"/>
+      <w:r>
+        <w:t>Sikeres</w:t>
+      </w:r>
+      <w:proofErr w:type="spellEnd"/>
+      <w:r>
+        <w:t xml:space="preserve"> </w:t>
+      </w:r>
+      <w:proofErr w:type="spellStart"/>
+      <w:r>
+        <w:t>csatlakozás</w:t>
+      </w:r>
+      <w:proofErr w:type="spellEnd"/>
+      <w:r>
+        <w:t xml:space="preserve"> </w:t>
+      </w:r>
+      <w:proofErr w:type="spellStart"/>
+      <w:r>
+        <w:t>esetén</w:t>
+      </w:r>
+      <w:proofErr w:type="spellEnd"/>
+      <w:r>
+        <w:t xml:space="preserve"> </w:t>
+      </w:r>
+      <w:proofErr w:type="spellStart"/>
+      <w:r>
+        <w:t>az</w:t>
+      </w:r>
+      <w:proofErr w:type="spellEnd"/>
+      <w:r>
+        <w:t xml:space="preserve"> </w:t>
+      </w:r>
+      <w:proofErr w:type="spellStart"/>
+      <w:r>
+        <w:t>alkalmazás</w:t>
+      </w:r>
+      <w:proofErr w:type="spellEnd"/>
+      <w:r>
+        <w:t xml:space="preserve"> </w:t>
+      </w:r>
+      <w:proofErr w:type="spellStart"/>
+      <w:r>
+        <w:t>visszadob</w:t>
+      </w:r>
+      <w:proofErr w:type="spellEnd"/>
+      <w:r>
+        <w:t xml:space="preserve"> a </w:t>
+      </w:r>
+      <w:proofErr w:type="spellStart"/>
+      <w:r>
+        <w:t>fő</w:t>
+      </w:r>
+      <w:proofErr w:type="spellEnd"/>
+      <w:r>
+        <w:t xml:space="preserve"> </w:t>
+      </w:r>
+      <w:proofErr w:type="spellStart"/>
+      <w:r>
+        <w:t>felületre</w:t>
+      </w:r>
+      <w:proofErr w:type="spellEnd"/>
+      <w:r>
+        <w:t xml:space="preserve">, </w:t>
+      </w:r>
+      <w:proofErr w:type="spellStart"/>
+      <w:r>
+        <w:t>ahol</w:t>
+      </w:r>
+      <w:proofErr w:type="spellEnd"/>
+      <w:r>
+        <w:t xml:space="preserve"> </w:t>
+      </w:r>
+      <w:proofErr w:type="spellStart"/>
+      <w:r>
+        <w:t>már</w:t>
+      </w:r>
+      <w:proofErr w:type="spellEnd"/>
+      <w:r>
+        <w:t xml:space="preserve"> </w:t>
+      </w:r>
+      <w:proofErr w:type="spellStart"/>
+      <w:r>
+        <w:t>lehetőségünk</w:t>
+      </w:r>
+      <w:proofErr w:type="spellEnd"/>
+      <w:r>
+        <w:t xml:space="preserve"> van </w:t>
+      </w:r>
+      <w:proofErr w:type="spellStart"/>
+      <w:r>
+        <w:t>irányítani</w:t>
+      </w:r>
+      <w:proofErr w:type="spellEnd"/>
+      <w:r>
+        <w:t xml:space="preserve"> a led </w:t>
+      </w:r>
+      <w:proofErr w:type="spellStart"/>
+      <w:r>
+        <w:t>szalagot</w:t>
+      </w:r>
+      <w:proofErr w:type="spellEnd"/>
+      <w:r>
+        <w:t>:</w:t>
       </w:r>
     </w:p>
     <w:p>
@@ -455,7 +1001,7 @@
                     </pic:cNvPicPr>
                   </pic:nvPicPr>
                   <pic:blipFill>
-                    <a:blip r:embed="rId10" cstate="print">
+                    <a:blip r:embed="rId12" cstate="print">
                       <a:extLst>
                         <a:ext uri="{28A0092B-C50C-407E-A947-70E740481C1C}">
                           <a14:useLocalDpi xmlns:a14="http://schemas.microsoft.com/office/drawing/2010/main" val="0"/>
@@ -492,7 +1038,31 @@
         <w:pStyle w:val="Listaszerbekezds"/>
       </w:pPr>
       <w:r>
-        <w:t>A felületen található funkciók:</w:t>
+        <w:t xml:space="preserve">A </w:t>
+      </w:r>
+      <w:proofErr w:type="spellStart"/>
+      <w:r>
+        <w:t>felületen</w:t>
+      </w:r>
+      <w:proofErr w:type="spellEnd"/>
+      <w:r>
+        <w:t xml:space="preserve"> </w:t>
+      </w:r>
+      <w:proofErr w:type="spellStart"/>
+      <w:r>
+        <w:t>található</w:t>
+      </w:r>
+      <w:proofErr w:type="spellEnd"/>
+      <w:r>
+        <w:t xml:space="preserve"> </w:t>
+      </w:r>
+      <w:proofErr w:type="spellStart"/>
+      <w:r>
+        <w:t>funkciók</w:t>
+      </w:r>
+      <w:proofErr w:type="spellEnd"/>
+      <w:r>
+        <w:t>:</w:t>
       </w:r>
     </w:p>
     <w:p>
@@ -503,12 +1073,75 @@
           <w:numId w:val="1"/>
         </w:numPr>
       </w:pPr>
-      <w:r>
-        <w:t>Lecsatlakozás gombra kattintva le tudunk csatlakozni az aktuálisan</w:t>
-      </w:r>
-      <w:r>
-        <w:t xml:space="preserve"> csatlakoztatott Bluetooth eszközről</w:t>
-      </w:r>
+      <w:proofErr w:type="spellStart"/>
+      <w:r>
+        <w:t>Lecsatlakozás</w:t>
+      </w:r>
+      <w:proofErr w:type="spellEnd"/>
+      <w:r>
+        <w:t xml:space="preserve"> </w:t>
+      </w:r>
+      <w:proofErr w:type="spellStart"/>
+      <w:r>
+        <w:t>gombra</w:t>
+      </w:r>
+      <w:proofErr w:type="spellEnd"/>
+      <w:r>
+        <w:t xml:space="preserve"> </w:t>
+      </w:r>
+      <w:proofErr w:type="spellStart"/>
+      <w:r>
+        <w:t>kattintva</w:t>
+      </w:r>
+      <w:proofErr w:type="spellEnd"/>
+      <w:r>
+        <w:t xml:space="preserve"> le </w:t>
+      </w:r>
+      <w:proofErr w:type="spellStart"/>
+      <w:r>
+        <w:t>tudunk</w:t>
+      </w:r>
+      <w:proofErr w:type="spellEnd"/>
+      <w:r>
+        <w:t xml:space="preserve"> </w:t>
+      </w:r>
+      <w:proofErr w:type="spellStart"/>
+      <w:r>
+        <w:t>csatlakozni</w:t>
+      </w:r>
+      <w:proofErr w:type="spellEnd"/>
+      <w:r>
+        <w:t xml:space="preserve"> </w:t>
+      </w:r>
+      <w:proofErr w:type="spellStart"/>
+      <w:r>
+        <w:t>az</w:t>
+      </w:r>
+      <w:proofErr w:type="spellEnd"/>
+      <w:r>
+        <w:t xml:space="preserve"> </w:t>
+      </w:r>
+      <w:proofErr w:type="spellStart"/>
+      <w:r>
+        <w:t>aktuálisan</w:t>
+      </w:r>
+      <w:proofErr w:type="spellEnd"/>
+      <w:r>
+        <w:t xml:space="preserve"> </w:t>
+      </w:r>
+      <w:proofErr w:type="spellStart"/>
+      <w:r>
+        <w:t>csatlakoztatott</w:t>
+      </w:r>
+      <w:proofErr w:type="spellEnd"/>
+      <w:r>
+        <w:t xml:space="preserve"> Bluetooth </w:t>
+      </w:r>
+      <w:proofErr w:type="spellStart"/>
+      <w:r>
+        <w:t>eszközről</w:t>
+      </w:r>
+      <w:proofErr w:type="spellEnd"/>
     </w:p>
     <w:p>
       <w:pPr>
@@ -518,9 +1151,19 @@
           <w:numId w:val="1"/>
         </w:numPr>
       </w:pPr>
-      <w:r>
-        <w:t>Színfuttatás funkció</w:t>
-      </w:r>
+      <w:proofErr w:type="spellStart"/>
+      <w:r>
+        <w:t>Színfuttatás</w:t>
+      </w:r>
+      <w:proofErr w:type="spellEnd"/>
+      <w:r>
+        <w:t xml:space="preserve"> </w:t>
+      </w:r>
+      <w:proofErr w:type="spellStart"/>
+      <w:r>
+        <w:t>funkció</w:t>
+      </w:r>
+      <w:proofErr w:type="spellEnd"/>
     </w:p>
     <w:p>
       <w:pPr>
@@ -537,25 +1180,134 @@
         <w:t>d</w:t>
       </w:r>
       <w:r>
-        <w:t xml:space="preserve"> az elejétől a végéig 10-es csoportokban fel</w:t>
-      </w:r>
-      <w:r>
-        <w:t>kapcsolódnak. Egyszerre mindig c</w:t>
+        <w:t xml:space="preserve"> </w:t>
+      </w:r>
+      <w:proofErr w:type="spellStart"/>
+      <w:r>
+        <w:t>az</w:t>
+      </w:r>
+      <w:proofErr w:type="spellEnd"/>
+      <w:r>
+        <w:t xml:space="preserve"> </w:t>
+      </w:r>
+      <w:proofErr w:type="spellStart"/>
+      <w:r>
+        <w:t>elejétől</w:t>
+      </w:r>
+      <w:proofErr w:type="spellEnd"/>
+      <w:r>
+        <w:t xml:space="preserve"> a </w:t>
+      </w:r>
+      <w:proofErr w:type="spellStart"/>
+      <w:r>
+        <w:t>végéig</w:t>
+      </w:r>
+      <w:proofErr w:type="spellEnd"/>
+      <w:r>
+        <w:t xml:space="preserve"> 10-es </w:t>
+      </w:r>
+      <w:proofErr w:type="spellStart"/>
+      <w:r>
+        <w:t>csoportokban</w:t>
+      </w:r>
+      <w:proofErr w:type="spellEnd"/>
+      <w:r>
+        <w:t xml:space="preserve"> </w:t>
+      </w:r>
+      <w:proofErr w:type="spellStart"/>
+      <w:r>
+        <w:t>fel</w:t>
+      </w:r>
+      <w:r>
+        <w:t>kapcsolódnak</w:t>
+      </w:r>
+      <w:proofErr w:type="spellEnd"/>
+      <w:r>
+        <w:t xml:space="preserve">. </w:t>
+      </w:r>
+      <w:proofErr w:type="spellStart"/>
+      <w:r>
+        <w:t>Egyszerre</w:t>
+      </w:r>
+      <w:proofErr w:type="spellEnd"/>
+      <w:r>
+        <w:t xml:space="preserve"> </w:t>
+      </w:r>
+      <w:proofErr w:type="spellStart"/>
+      <w:r>
+        <w:t>mindig</w:t>
+      </w:r>
+      <w:proofErr w:type="spellEnd"/>
+      <w:r>
+        <w:t xml:space="preserve"> </w:t>
+      </w:r>
+      <w:proofErr w:type="spellStart"/>
+      <w:r>
+        <w:t>c</w:t>
       </w:r>
       <w:r>
         <w:t>sa</w:t>
       </w:r>
       <w:r>
-        <w:t>k 10 led ég,</w:t>
-      </w:r>
-      <w:r>
-        <w:t xml:space="preserve"> miközben a</w:t>
-      </w:r>
-      <w:r>
-        <w:t xml:space="preserve"> led színe folyamatosan változik</w:t>
-      </w:r>
-      <w:r>
-        <w:t xml:space="preserve">. Videó: </w:t>
+        <w:t>k</w:t>
+      </w:r>
+      <w:proofErr w:type="spellEnd"/>
+      <w:r>
+        <w:t xml:space="preserve"> 10 led </w:t>
+      </w:r>
+      <w:proofErr w:type="spellStart"/>
+      <w:r>
+        <w:t>ég</w:t>
+      </w:r>
+      <w:proofErr w:type="spellEnd"/>
+      <w:r>
+        <w:t>,</w:t>
+      </w:r>
+      <w:r>
+        <w:t xml:space="preserve"> </w:t>
+      </w:r>
+      <w:proofErr w:type="spellStart"/>
+      <w:r>
+        <w:t>miközben</w:t>
+      </w:r>
+      <w:proofErr w:type="spellEnd"/>
+      <w:r>
+        <w:t xml:space="preserve"> a</w:t>
+      </w:r>
+      <w:r>
+        <w:t xml:space="preserve"> led </w:t>
+      </w:r>
+      <w:proofErr w:type="spellStart"/>
+      <w:r>
+        <w:t>színe</w:t>
+      </w:r>
+      <w:proofErr w:type="spellEnd"/>
+      <w:r>
+        <w:t xml:space="preserve"> </w:t>
+      </w:r>
+      <w:proofErr w:type="spellStart"/>
+      <w:r>
+        <w:t>folyamatosan</w:t>
+      </w:r>
+      <w:proofErr w:type="spellEnd"/>
+      <w:r>
+        <w:t xml:space="preserve"> </w:t>
+      </w:r>
+      <w:proofErr w:type="spellStart"/>
+      <w:r>
+        <w:t>változik</w:t>
+      </w:r>
+      <w:proofErr w:type="spellEnd"/>
+      <w:r>
+        <w:t xml:space="preserve">. </w:t>
+      </w:r>
+      <w:proofErr w:type="spellStart"/>
+      <w:r>
+        <w:t>Videó</w:t>
+      </w:r>
+      <w:proofErr w:type="spellEnd"/>
+      <w:r>
+        <w:t xml:space="preserve">: </w:t>
       </w:r>
       <w:r>
         <w:t>Szinfuttatas.mp4</w:t>
@@ -569,9 +1321,11 @@
           <w:numId w:val="1"/>
         </w:numPr>
       </w:pPr>
+      <w:proofErr w:type="spellStart"/>
       <w:r>
         <w:t>Színátmenet</w:t>
       </w:r>
+      <w:proofErr w:type="spellEnd"/>
     </w:p>
     <w:p>
       <w:pPr>
@@ -582,16 +1336,58 @@
         </w:numPr>
       </w:pPr>
       <w:r>
-        <w:t>Az összes led</w:t>
-      </w:r>
-      <w:r>
-        <w:t xml:space="preserve"> </w:t>
-      </w:r>
-      <w:r>
-        <w:t>ég, miközben a színek váltakoznak</w:t>
-      </w:r>
-      <w:r>
-        <w:t xml:space="preserve">. Videó: </w:t>
+        <w:t xml:space="preserve">Az </w:t>
+      </w:r>
+      <w:proofErr w:type="spellStart"/>
+      <w:r>
+        <w:t>összes</w:t>
+      </w:r>
+      <w:proofErr w:type="spellEnd"/>
+      <w:r>
+        <w:t xml:space="preserve"> led</w:t>
+      </w:r>
+      <w:r>
+        <w:t xml:space="preserve"> </w:t>
+      </w:r>
+      <w:proofErr w:type="spellStart"/>
+      <w:r>
+        <w:t>ég</w:t>
+      </w:r>
+      <w:proofErr w:type="spellEnd"/>
+      <w:r>
+        <w:t xml:space="preserve">, </w:t>
+      </w:r>
+      <w:proofErr w:type="spellStart"/>
+      <w:r>
+        <w:t>miközben</w:t>
+      </w:r>
+      <w:proofErr w:type="spellEnd"/>
+      <w:r>
+        <w:t xml:space="preserve"> a </w:t>
+      </w:r>
+      <w:proofErr w:type="spellStart"/>
+      <w:r>
+        <w:t>színek</w:t>
+      </w:r>
+      <w:proofErr w:type="spellEnd"/>
+      <w:r>
+        <w:t xml:space="preserve"> </w:t>
+      </w:r>
+      <w:proofErr w:type="spellStart"/>
+      <w:r>
+        <w:t>váltakoznak</w:t>
+      </w:r>
+      <w:proofErr w:type="spellEnd"/>
+      <w:r>
+        <w:t xml:space="preserve">. </w:t>
+      </w:r>
+      <w:proofErr w:type="spellStart"/>
+      <w:r>
+        <w:t>Videó</w:t>
+      </w:r>
+      <w:proofErr w:type="spellEnd"/>
+      <w:r>
+        <w:t xml:space="preserve">: </w:t>
       </w:r>
       <w:r>
         <w:t>Szinatmenet.mp4</w:t>
@@ -617,14 +1413,205 @@
           <w:numId w:val="1"/>
         </w:numPr>
       </w:pPr>
-      <w:r>
-        <w:t xml:space="preserve">Páros és páratlan indexű ledek váltakozása, először minden páros indexű led ég, majd elhalványulva elalszik miközben minden páratlan </w:t>
-      </w:r>
-      <w:r>
-        <w:t xml:space="preserve">kezd el égni és ezt így felváltva. </w:t>
-      </w:r>
-      <w:r>
-        <w:t xml:space="preserve">Videó: </w:t>
+      <w:proofErr w:type="spellStart"/>
+      <w:r>
+        <w:t>Páros</w:t>
+      </w:r>
+      <w:proofErr w:type="spellEnd"/>
+      <w:r>
+        <w:t xml:space="preserve"> </w:t>
+      </w:r>
+      <w:proofErr w:type="spellStart"/>
+      <w:r>
+        <w:t>és</w:t>
+      </w:r>
+      <w:proofErr w:type="spellEnd"/>
+      <w:r>
+        <w:t xml:space="preserve"> </w:t>
+      </w:r>
+      <w:proofErr w:type="spellStart"/>
+      <w:r>
+        <w:t>páratlan</w:t>
+      </w:r>
+      <w:proofErr w:type="spellEnd"/>
+      <w:r>
+        <w:t xml:space="preserve"> </w:t>
+      </w:r>
+      <w:proofErr w:type="spellStart"/>
+      <w:r>
+        <w:t>indexű</w:t>
+      </w:r>
+      <w:proofErr w:type="spellEnd"/>
+      <w:r>
+        <w:t xml:space="preserve"> </w:t>
+      </w:r>
+      <w:proofErr w:type="spellStart"/>
+      <w:r>
+        <w:t>ledek</w:t>
+      </w:r>
+      <w:proofErr w:type="spellEnd"/>
+      <w:r>
+        <w:t xml:space="preserve"> </w:t>
+      </w:r>
+      <w:proofErr w:type="spellStart"/>
+      <w:r>
+        <w:t>váltakozása</w:t>
+      </w:r>
+      <w:proofErr w:type="spellEnd"/>
+      <w:r>
+        <w:t xml:space="preserve">, </w:t>
+      </w:r>
+      <w:proofErr w:type="spellStart"/>
+      <w:r>
+        <w:t>először</w:t>
+      </w:r>
+      <w:proofErr w:type="spellEnd"/>
+      <w:r>
+        <w:t xml:space="preserve"> </w:t>
+      </w:r>
+      <w:proofErr w:type="spellStart"/>
+      <w:r>
+        <w:t>minden</w:t>
+      </w:r>
+      <w:proofErr w:type="spellEnd"/>
+      <w:r>
+        <w:t xml:space="preserve"> </w:t>
+      </w:r>
+      <w:proofErr w:type="spellStart"/>
+      <w:r>
+        <w:t>páros</w:t>
+      </w:r>
+      <w:proofErr w:type="spellEnd"/>
+      <w:r>
+        <w:t xml:space="preserve"> </w:t>
+      </w:r>
+      <w:proofErr w:type="spellStart"/>
+      <w:r>
+        <w:t>indexű</w:t>
+      </w:r>
+      <w:proofErr w:type="spellEnd"/>
+      <w:r>
+        <w:t xml:space="preserve"> led </w:t>
+      </w:r>
+      <w:proofErr w:type="spellStart"/>
+      <w:r>
+        <w:t>ég</w:t>
+      </w:r>
+      <w:proofErr w:type="spellEnd"/>
+      <w:r>
+        <w:t xml:space="preserve">, </w:t>
+      </w:r>
+      <w:proofErr w:type="spellStart"/>
+      <w:r>
+        <w:t>majd</w:t>
+      </w:r>
+      <w:proofErr w:type="spellEnd"/>
+      <w:r>
+        <w:t xml:space="preserve"> </w:t>
+      </w:r>
+      <w:proofErr w:type="spellStart"/>
+      <w:r>
+        <w:t>elhalványulva</w:t>
+      </w:r>
+      <w:proofErr w:type="spellEnd"/>
+      <w:r>
+        <w:t xml:space="preserve"> </w:t>
+      </w:r>
+      <w:proofErr w:type="spellStart"/>
+      <w:r>
+        <w:t>elalszik</w:t>
+      </w:r>
+      <w:proofErr w:type="spellEnd"/>
+      <w:r>
+        <w:t xml:space="preserve"> </w:t>
+      </w:r>
+      <w:proofErr w:type="spellStart"/>
+      <w:r>
+        <w:t>miközben</w:t>
+      </w:r>
+      <w:proofErr w:type="spellEnd"/>
+      <w:r>
+        <w:t xml:space="preserve"> </w:t>
+      </w:r>
+      <w:proofErr w:type="spellStart"/>
+      <w:r>
+        <w:t>minden</w:t>
+      </w:r>
+      <w:proofErr w:type="spellEnd"/>
+      <w:r>
+        <w:t xml:space="preserve"> </w:t>
+      </w:r>
+      <w:proofErr w:type="spellStart"/>
+      <w:r>
+        <w:t>páratlan</w:t>
+      </w:r>
+      <w:proofErr w:type="spellEnd"/>
+      <w:r>
+        <w:t xml:space="preserve"> </w:t>
+      </w:r>
+      <w:proofErr w:type="spellStart"/>
+      <w:r>
+        <w:t>kezd</w:t>
+      </w:r>
+      <w:proofErr w:type="spellEnd"/>
+      <w:r>
+        <w:t xml:space="preserve"> </w:t>
+      </w:r>
+      <w:proofErr w:type="spellStart"/>
+      <w:r>
+        <w:t>el</w:t>
+      </w:r>
+      <w:proofErr w:type="spellEnd"/>
+      <w:r>
+        <w:t xml:space="preserve"> </w:t>
+      </w:r>
+      <w:proofErr w:type="spellStart"/>
+      <w:r>
+        <w:t>égni</w:t>
+      </w:r>
+      <w:proofErr w:type="spellEnd"/>
+      <w:r>
+        <w:t xml:space="preserve"> </w:t>
+      </w:r>
+      <w:proofErr w:type="spellStart"/>
+      <w:r>
+        <w:t>és</w:t>
+      </w:r>
+      <w:proofErr w:type="spellEnd"/>
+      <w:r>
+        <w:t xml:space="preserve"> </w:t>
+      </w:r>
+      <w:proofErr w:type="spellStart"/>
+      <w:r>
+        <w:t>ezt</w:t>
+      </w:r>
+      <w:proofErr w:type="spellEnd"/>
+      <w:r>
+        <w:t xml:space="preserve"> </w:t>
+      </w:r>
+      <w:proofErr w:type="spellStart"/>
+      <w:r>
+        <w:t>így</w:t>
+      </w:r>
+      <w:proofErr w:type="spellEnd"/>
+      <w:r>
+        <w:t xml:space="preserve"> </w:t>
+      </w:r>
+      <w:proofErr w:type="spellStart"/>
+      <w:r>
+        <w:t>felváltva</w:t>
+      </w:r>
+      <w:proofErr w:type="spellEnd"/>
+      <w:r>
+        <w:t xml:space="preserve">. </w:t>
+      </w:r>
+      <w:proofErr w:type="spellStart"/>
+      <w:r>
+        <w:t>Videó</w:t>
+      </w:r>
+      <w:proofErr w:type="spellEnd"/>
+      <w:r>
+        <w:t xml:space="preserve">: </w:t>
       </w:r>
       <w:r>
         <w:t>Karacsony.mp4</w:t>
@@ -638,9 +1625,11 @@
           <w:numId w:val="1"/>
         </w:numPr>
       </w:pPr>
+      <w:proofErr w:type="spellStart"/>
       <w:r>
         <w:t>Színválasztó</w:t>
       </w:r>
+      <w:proofErr w:type="spellEnd"/>
     </w:p>
     <w:p>
       <w:pPr>
@@ -651,10 +1640,127 @@
         </w:numPr>
       </w:pPr>
       <w:r>
-        <w:t xml:space="preserve">A színválasztó képre kattintva vagy a színválasztó közepén található kis </w:t>
-      </w:r>
-      <w:r>
-        <w:t>fekete gombbal van lehetőségünk egy bizonyos szín beállítására.</w:t>
+        <w:t xml:space="preserve">A </w:t>
+      </w:r>
+      <w:proofErr w:type="spellStart"/>
+      <w:r>
+        <w:t>színválasztó</w:t>
+      </w:r>
+      <w:proofErr w:type="spellEnd"/>
+      <w:r>
+        <w:t xml:space="preserve"> </w:t>
+      </w:r>
+      <w:proofErr w:type="spellStart"/>
+      <w:r>
+        <w:t>képre</w:t>
+      </w:r>
+      <w:proofErr w:type="spellEnd"/>
+      <w:r>
+        <w:t xml:space="preserve"> </w:t>
+      </w:r>
+      <w:proofErr w:type="spellStart"/>
+      <w:r>
+        <w:t>kattintva</w:t>
+      </w:r>
+      <w:proofErr w:type="spellEnd"/>
+      <w:r>
+        <w:t xml:space="preserve"> </w:t>
+      </w:r>
+      <w:proofErr w:type="spellStart"/>
+      <w:r>
+        <w:t>vagy</w:t>
+      </w:r>
+      <w:proofErr w:type="spellEnd"/>
+      <w:r>
+        <w:t xml:space="preserve"> a </w:t>
+      </w:r>
+      <w:proofErr w:type="spellStart"/>
+      <w:r>
+        <w:t>színválasztó</w:t>
+      </w:r>
+      <w:proofErr w:type="spellEnd"/>
+      <w:r>
+        <w:t xml:space="preserve"> </w:t>
+      </w:r>
+      <w:proofErr w:type="spellStart"/>
+      <w:r>
+        <w:t>közepén</w:t>
+      </w:r>
+      <w:proofErr w:type="spellEnd"/>
+      <w:r>
+        <w:t xml:space="preserve"> </w:t>
+      </w:r>
+      <w:proofErr w:type="spellStart"/>
+      <w:r>
+        <w:t>található</w:t>
+      </w:r>
+      <w:proofErr w:type="spellEnd"/>
+      <w:r>
+        <w:t xml:space="preserve"> </w:t>
+      </w:r>
+      <w:proofErr w:type="spellStart"/>
+      <w:r>
+        <w:t>kis</w:t>
+      </w:r>
+      <w:proofErr w:type="spellEnd"/>
+      <w:r>
+        <w:t xml:space="preserve"> </w:t>
+      </w:r>
+      <w:proofErr w:type="spellStart"/>
+      <w:r>
+        <w:t>fekete</w:t>
+      </w:r>
+      <w:proofErr w:type="spellEnd"/>
+      <w:r>
+        <w:t xml:space="preserve"> </w:t>
+      </w:r>
+      <w:proofErr w:type="spellStart"/>
+      <w:r>
+        <w:t>gombbal</w:t>
+      </w:r>
+      <w:proofErr w:type="spellEnd"/>
+      <w:r>
+        <w:t xml:space="preserve"> van </w:t>
+      </w:r>
+      <w:proofErr w:type="spellStart"/>
+      <w:r>
+        <w:t>lehetőségünk</w:t>
+      </w:r>
+      <w:proofErr w:type="spellEnd"/>
+      <w:r>
+        <w:t xml:space="preserve"> </w:t>
+      </w:r>
+      <w:proofErr w:type="spellStart"/>
+      <w:r>
+        <w:t>egy</w:t>
+      </w:r>
+      <w:proofErr w:type="spellEnd"/>
+      <w:r>
+        <w:t xml:space="preserve"> </w:t>
+      </w:r>
+      <w:proofErr w:type="spellStart"/>
+      <w:r>
+        <w:t>bizonyos</w:t>
+      </w:r>
+      <w:proofErr w:type="spellEnd"/>
+      <w:r>
+        <w:t xml:space="preserve"> </w:t>
+      </w:r>
+      <w:proofErr w:type="spellStart"/>
+      <w:r>
+        <w:t>szín</w:t>
+      </w:r>
+      <w:proofErr w:type="spellEnd"/>
+      <w:r>
+        <w:t xml:space="preserve"> </w:t>
+      </w:r>
+      <w:proofErr w:type="spellStart"/>
+      <w:r>
+        <w:t>beállítására</w:t>
+      </w:r>
+      <w:proofErr w:type="spellEnd"/>
+      <w:r>
+        <w:t>.</w:t>
       </w:r>
     </w:p>
     <w:p>
@@ -665,9 +1771,19 @@
           <w:numId w:val="1"/>
         </w:numPr>
       </w:pPr>
-      <w:r>
-        <w:t>Kikapcsoló gomb</w:t>
-      </w:r>
+      <w:proofErr w:type="spellStart"/>
+      <w:r>
+        <w:t>Kikapcsoló</w:t>
+      </w:r>
+      <w:proofErr w:type="spellEnd"/>
+      <w:r>
+        <w:t xml:space="preserve"> </w:t>
+      </w:r>
+      <w:proofErr w:type="spellStart"/>
+      <w:r>
+        <w:t>gomb</w:t>
+      </w:r>
+      <w:proofErr w:type="spellEnd"/>
     </w:p>
     <w:p>
       <w:pPr>
@@ -678,7 +1794,71 @@
         </w:numPr>
       </w:pPr>
       <w:r>
-        <w:t>A gomb megnyomásával “feketére” állítjuk a ledek színét, azaz kikapcsoljuk.</w:t>
+        <w:t xml:space="preserve">A </w:t>
+      </w:r>
+      <w:proofErr w:type="spellStart"/>
+      <w:r>
+        <w:t>gomb</w:t>
+      </w:r>
+      <w:proofErr w:type="spellEnd"/>
+      <w:r>
+        <w:t xml:space="preserve"> </w:t>
+      </w:r>
+      <w:proofErr w:type="spellStart"/>
+      <w:r>
+        <w:t>megnyomásával</w:t>
+      </w:r>
+      <w:proofErr w:type="spellEnd"/>
+      <w:r>
+        <w:t xml:space="preserve"> “</w:t>
+      </w:r>
+      <w:proofErr w:type="spellStart"/>
+      <w:r>
+        <w:t>feketére</w:t>
+      </w:r>
+      <w:proofErr w:type="spellEnd"/>
+      <w:r>
+        <w:t xml:space="preserve">” </w:t>
+      </w:r>
+      <w:proofErr w:type="spellStart"/>
+      <w:r>
+        <w:t>állítjuk</w:t>
+      </w:r>
+      <w:proofErr w:type="spellEnd"/>
+      <w:r>
+        <w:t xml:space="preserve"> a </w:t>
+      </w:r>
+      <w:proofErr w:type="spellStart"/>
+      <w:r>
+        <w:t>ledek</w:t>
+      </w:r>
+      <w:proofErr w:type="spellEnd"/>
+      <w:r>
+        <w:t xml:space="preserve"> </w:t>
+      </w:r>
+      <w:proofErr w:type="spellStart"/>
+      <w:r>
+        <w:t>színét</w:t>
+      </w:r>
+      <w:proofErr w:type="spellEnd"/>
+      <w:r>
+        <w:t xml:space="preserve">, </w:t>
+      </w:r>
+      <w:proofErr w:type="spellStart"/>
+      <w:r>
+        <w:t>azaz</w:t>
+      </w:r>
+      <w:proofErr w:type="spellEnd"/>
+      <w:r>
+        <w:t xml:space="preserve"> </w:t>
+      </w:r>
+      <w:proofErr w:type="spellStart"/>
+      <w:r>
+        <w:t>kikapcsoljuk</w:t>
+      </w:r>
+      <w:proofErr w:type="spellEnd"/>
+      <w:r>
+        <w:t>.</w:t>
       </w:r>
     </w:p>
     <w:p>
@@ -691,27 +1871,60 @@
       <w:pPr>
         <w:pStyle w:val="Cmsor1"/>
       </w:pPr>
-      <w:r>
-        <w:t>Fejlesztői dokumentáció</w:t>
+      <w:proofErr w:type="spellStart"/>
+      <w:r>
+        <w:t>Fejlesztői</w:t>
+      </w:r>
+      <w:proofErr w:type="spellEnd"/>
+      <w:r>
+        <w:t xml:space="preserve"> </w:t>
+      </w:r>
+      <w:proofErr w:type="spellStart"/>
+      <w:r>
+        <w:t>dokumentáció</w:t>
       </w:r>
       <w:bookmarkEnd w:id="3"/>
+      <w:proofErr w:type="spellEnd"/>
     </w:p>
     <w:p>
       <w:pPr>
         <w:pStyle w:val="Cmsor2"/>
       </w:pPr>
       <w:bookmarkStart w:id="4" w:name="_Toc224988074"/>
-      <w:r>
-        <w:t>Telefonos alkalmazás kódja</w:t>
+      <w:proofErr w:type="spellStart"/>
+      <w:r>
+        <w:t>Telefonos</w:t>
+      </w:r>
+      <w:proofErr w:type="spellEnd"/>
+      <w:r>
+        <w:t xml:space="preserve"> </w:t>
+      </w:r>
+      <w:proofErr w:type="spellStart"/>
+      <w:r>
+        <w:t>alkalmazás</w:t>
+      </w:r>
+      <w:proofErr w:type="spellEnd"/>
+      <w:r>
+        <w:t xml:space="preserve"> </w:t>
+      </w:r>
+      <w:proofErr w:type="spellStart"/>
+      <w:r>
+        <w:t>kódja</w:t>
       </w:r>
       <w:bookmarkEnd w:id="4"/>
+      <w:proofErr w:type="spellEnd"/>
     </w:p>
     <w:p>
       <w:bookmarkStart w:id="5" w:name="_Toc223644556"/>
       <w:r>
-        <w:t>Bluetooth kezelés</w:t>
+        <w:t xml:space="preserve">Bluetooth </w:t>
+      </w:r>
+      <w:proofErr w:type="spellStart"/>
+      <w:r>
+        <w:t>kezelés</w:t>
       </w:r>
       <w:bookmarkEnd w:id="5"/>
+      <w:proofErr w:type="spellEnd"/>
     </w:p>
     <w:p>
       <w:r>
@@ -736,7 +1949,7 @@
                     </pic:cNvPicPr>
                   </pic:nvPicPr>
                   <pic:blipFill>
-                    <a:blip r:embed="rId11">
+                    <a:blip r:embed="rId13">
                       <a:extLst>
                         <a:ext uri="{28A0092B-C50C-407E-A947-70E740481C1C}">
                           <a14:useLocalDpi xmlns:a14="http://schemas.microsoft.com/office/drawing/2010/main" val="0"/>
@@ -770,25 +1983,357 @@
     </w:p>
     <w:p>
       <w:r>
-        <w:t>A BluetoothDevices nevű komponens egy lista, amit rögtön feltöltök a párosított eszközök MAC-címével és nevével.</w:t>
-      </w:r>
-    </w:p>
-    <w:p>
-      <w:r>
-        <w:t>Ezzel együtt megjelenik a Lekapcsolódás gomb is.</w:t>
-      </w:r>
-    </w:p>
-    <w:p>
-      <w:r>
-        <w:t>Miután a listából kiválasztunk egy eszközt és sikeresen csatlakozunk rá, a led funkciók (gombok, színválasztás) felületet láthatóvá teszem és megjelenítem az éppen aktuális eszköz MAC-címét és nevét.</w:t>
+        <w:t xml:space="preserve">A </w:t>
+      </w:r>
+      <w:proofErr w:type="spellStart"/>
+      <w:r>
+        <w:t>BluetoothDevices</w:t>
+      </w:r>
+      <w:proofErr w:type="spellEnd"/>
+      <w:r>
+        <w:t xml:space="preserve"> </w:t>
+      </w:r>
+      <w:proofErr w:type="spellStart"/>
+      <w:r>
+        <w:t>nevű</w:t>
+      </w:r>
+      <w:proofErr w:type="spellEnd"/>
+      <w:r>
+        <w:t xml:space="preserve"> </w:t>
+      </w:r>
+      <w:proofErr w:type="spellStart"/>
+      <w:r>
+        <w:t>komponens</w:t>
+      </w:r>
+      <w:proofErr w:type="spellEnd"/>
+      <w:r>
+        <w:t xml:space="preserve"> </w:t>
+      </w:r>
+      <w:proofErr w:type="spellStart"/>
+      <w:r>
+        <w:t>egy</w:t>
+      </w:r>
+      <w:proofErr w:type="spellEnd"/>
+      <w:r>
+        <w:t xml:space="preserve"> </w:t>
+      </w:r>
+      <w:proofErr w:type="spellStart"/>
+      <w:r>
+        <w:t>lista</w:t>
+      </w:r>
+      <w:proofErr w:type="spellEnd"/>
+      <w:r>
+        <w:t xml:space="preserve">, </w:t>
+      </w:r>
+      <w:proofErr w:type="spellStart"/>
+      <w:r>
+        <w:t>amit</w:t>
+      </w:r>
+      <w:proofErr w:type="spellEnd"/>
+      <w:r>
+        <w:t xml:space="preserve"> </w:t>
+      </w:r>
+      <w:proofErr w:type="spellStart"/>
+      <w:r>
+        <w:t>rögtön</w:t>
+      </w:r>
+      <w:proofErr w:type="spellEnd"/>
+      <w:r>
+        <w:t xml:space="preserve"> </w:t>
+      </w:r>
+      <w:proofErr w:type="spellStart"/>
+      <w:r>
+        <w:t>feltöltök</w:t>
+      </w:r>
+      <w:proofErr w:type="spellEnd"/>
+      <w:r>
+        <w:t xml:space="preserve"> a </w:t>
+      </w:r>
+      <w:proofErr w:type="spellStart"/>
+      <w:r>
+        <w:t>párosított</w:t>
+      </w:r>
+      <w:proofErr w:type="spellEnd"/>
+      <w:r>
+        <w:t xml:space="preserve"> </w:t>
+      </w:r>
+      <w:proofErr w:type="spellStart"/>
+      <w:r>
+        <w:t>eszközök</w:t>
+      </w:r>
+      <w:proofErr w:type="spellEnd"/>
+      <w:r>
+        <w:t xml:space="preserve"> MAC-</w:t>
+      </w:r>
+      <w:proofErr w:type="spellStart"/>
+      <w:r>
+        <w:t>címével</w:t>
+      </w:r>
+      <w:proofErr w:type="spellEnd"/>
+      <w:r>
+        <w:t xml:space="preserve"> </w:t>
+      </w:r>
+      <w:proofErr w:type="spellStart"/>
+      <w:r>
+        <w:t>és</w:t>
+      </w:r>
+      <w:proofErr w:type="spellEnd"/>
+      <w:r>
+        <w:t xml:space="preserve"> </w:t>
+      </w:r>
+      <w:proofErr w:type="spellStart"/>
+      <w:r>
+        <w:t>nevével</w:t>
+      </w:r>
+      <w:proofErr w:type="spellEnd"/>
+      <w:r>
+        <w:t>.</w:t>
+      </w:r>
+    </w:p>
+    <w:p>
+      <w:proofErr w:type="spellStart"/>
+      <w:r>
+        <w:t>Ezzel</w:t>
+      </w:r>
+      <w:proofErr w:type="spellEnd"/>
+      <w:r>
+        <w:t xml:space="preserve"> </w:t>
+      </w:r>
+      <w:proofErr w:type="spellStart"/>
+      <w:r>
+        <w:t>együtt</w:t>
+      </w:r>
+      <w:proofErr w:type="spellEnd"/>
+      <w:r>
+        <w:t xml:space="preserve"> </w:t>
+      </w:r>
+      <w:proofErr w:type="spellStart"/>
+      <w:r>
+        <w:t>megjelenik</w:t>
+      </w:r>
+      <w:proofErr w:type="spellEnd"/>
+      <w:r>
+        <w:t xml:space="preserve"> a </w:t>
+      </w:r>
+      <w:proofErr w:type="spellStart"/>
+      <w:r>
+        <w:t>Lekapcsolódás</w:t>
+      </w:r>
+      <w:proofErr w:type="spellEnd"/>
+      <w:r>
+        <w:t xml:space="preserve"> </w:t>
+      </w:r>
+      <w:proofErr w:type="spellStart"/>
+      <w:r>
+        <w:t>gomb</w:t>
+      </w:r>
+      <w:proofErr w:type="spellEnd"/>
+      <w:r>
+        <w:t xml:space="preserve"> is.</w:t>
+      </w:r>
+    </w:p>
+    <w:p>
+      <w:proofErr w:type="spellStart"/>
+      <w:r>
+        <w:t>Miután</w:t>
+      </w:r>
+      <w:proofErr w:type="spellEnd"/>
+      <w:r>
+        <w:t xml:space="preserve"> a </w:t>
+      </w:r>
+      <w:proofErr w:type="spellStart"/>
+      <w:r>
+        <w:t>listából</w:t>
+      </w:r>
+      <w:proofErr w:type="spellEnd"/>
+      <w:r>
+        <w:t xml:space="preserve"> </w:t>
+      </w:r>
+      <w:proofErr w:type="spellStart"/>
+      <w:r>
+        <w:t>kiválasztunk</w:t>
+      </w:r>
+      <w:proofErr w:type="spellEnd"/>
+      <w:r>
+        <w:t xml:space="preserve"> </w:t>
+      </w:r>
+      <w:proofErr w:type="spellStart"/>
+      <w:r>
+        <w:t>egy</w:t>
+      </w:r>
+      <w:proofErr w:type="spellEnd"/>
+      <w:r>
+        <w:t xml:space="preserve"> </w:t>
+      </w:r>
+      <w:proofErr w:type="spellStart"/>
+      <w:r>
+        <w:t>eszközt</w:t>
+      </w:r>
+      <w:proofErr w:type="spellEnd"/>
+      <w:r>
+        <w:t xml:space="preserve"> </w:t>
+      </w:r>
+      <w:proofErr w:type="spellStart"/>
+      <w:r>
+        <w:t>és</w:t>
+      </w:r>
+      <w:proofErr w:type="spellEnd"/>
+      <w:r>
+        <w:t xml:space="preserve"> </w:t>
+      </w:r>
+      <w:proofErr w:type="spellStart"/>
+      <w:r>
+        <w:t>sikeresen</w:t>
+      </w:r>
+      <w:proofErr w:type="spellEnd"/>
+      <w:r>
+        <w:t xml:space="preserve"> </w:t>
+      </w:r>
+      <w:proofErr w:type="spellStart"/>
+      <w:r>
+        <w:t>csatlakozunk</w:t>
+      </w:r>
+      <w:proofErr w:type="spellEnd"/>
+      <w:r>
+        <w:t xml:space="preserve"> </w:t>
+      </w:r>
+      <w:proofErr w:type="spellStart"/>
+      <w:r>
+        <w:t>rá</w:t>
+      </w:r>
+      <w:proofErr w:type="spellEnd"/>
+      <w:r>
+        <w:t xml:space="preserve">, a led </w:t>
+      </w:r>
+      <w:proofErr w:type="spellStart"/>
+      <w:r>
+        <w:t>funkciók</w:t>
+      </w:r>
+      <w:proofErr w:type="spellEnd"/>
+      <w:r>
+        <w:t xml:space="preserve"> (</w:t>
+      </w:r>
+      <w:proofErr w:type="spellStart"/>
+      <w:r>
+        <w:t>gombok</w:t>
+      </w:r>
+      <w:proofErr w:type="spellEnd"/>
+      <w:r>
+        <w:t xml:space="preserve">, </w:t>
+      </w:r>
+      <w:proofErr w:type="spellStart"/>
+      <w:r>
+        <w:t>színválasztás</w:t>
+      </w:r>
+      <w:proofErr w:type="spellEnd"/>
+      <w:r>
+        <w:t xml:space="preserve">) </w:t>
+      </w:r>
+      <w:proofErr w:type="spellStart"/>
+      <w:r>
+        <w:t>felületet</w:t>
+      </w:r>
+      <w:proofErr w:type="spellEnd"/>
+      <w:r>
+        <w:t xml:space="preserve"> </w:t>
+      </w:r>
+      <w:proofErr w:type="spellStart"/>
+      <w:r>
+        <w:t>láthatóvá</w:t>
+      </w:r>
+      <w:proofErr w:type="spellEnd"/>
+      <w:r>
+        <w:t xml:space="preserve"> </w:t>
+      </w:r>
+      <w:proofErr w:type="spellStart"/>
+      <w:r>
+        <w:t>teszem</w:t>
+      </w:r>
+      <w:proofErr w:type="spellEnd"/>
+      <w:r>
+        <w:t xml:space="preserve"> </w:t>
+      </w:r>
+      <w:proofErr w:type="spellStart"/>
+      <w:r>
+        <w:t>és</w:t>
+      </w:r>
+      <w:proofErr w:type="spellEnd"/>
+      <w:r>
+        <w:t xml:space="preserve"> </w:t>
+      </w:r>
+      <w:proofErr w:type="spellStart"/>
+      <w:r>
+        <w:t>megjelenítem</w:t>
+      </w:r>
+      <w:proofErr w:type="spellEnd"/>
+      <w:r>
+        <w:t xml:space="preserve"> </w:t>
+      </w:r>
+      <w:proofErr w:type="spellStart"/>
+      <w:r>
+        <w:t>az</w:t>
+      </w:r>
+      <w:proofErr w:type="spellEnd"/>
+      <w:r>
+        <w:t xml:space="preserve"> </w:t>
+      </w:r>
+      <w:proofErr w:type="spellStart"/>
+      <w:r>
+        <w:t>éppen</w:t>
+      </w:r>
+      <w:proofErr w:type="spellEnd"/>
+      <w:r>
+        <w:t xml:space="preserve"> </w:t>
+      </w:r>
+      <w:proofErr w:type="spellStart"/>
+      <w:r>
+        <w:t>aktuális</w:t>
+      </w:r>
+      <w:proofErr w:type="spellEnd"/>
+      <w:r>
+        <w:t xml:space="preserve"> </w:t>
+      </w:r>
+      <w:proofErr w:type="spellStart"/>
+      <w:r>
+        <w:t>eszköz</w:t>
+      </w:r>
+      <w:proofErr w:type="spellEnd"/>
+      <w:r>
+        <w:t xml:space="preserve"> MAC-</w:t>
+      </w:r>
+      <w:proofErr w:type="spellStart"/>
+      <w:r>
+        <w:t>címét</w:t>
+      </w:r>
+      <w:proofErr w:type="spellEnd"/>
+      <w:r>
+        <w:t xml:space="preserve"> </w:t>
+      </w:r>
+      <w:proofErr w:type="spellStart"/>
+      <w:r>
+        <w:t>és</w:t>
+      </w:r>
+      <w:proofErr w:type="spellEnd"/>
+      <w:r>
+        <w:t xml:space="preserve"> </w:t>
+      </w:r>
+      <w:proofErr w:type="spellStart"/>
+      <w:r>
+        <w:t>nevét</w:t>
+      </w:r>
+      <w:proofErr w:type="spellEnd"/>
+      <w:r>
+        <w:t>.</w:t>
       </w:r>
     </w:p>
     <w:p>
       <w:bookmarkStart w:id="6" w:name="_Toc223644557"/>
+      <w:proofErr w:type="spellStart"/>
       <w:r>
         <w:t>Gombok</w:t>
       </w:r>
       <w:bookmarkEnd w:id="6"/>
+      <w:proofErr w:type="spellEnd"/>
     </w:p>
     <w:p>
       <w:r>
@@ -813,7 +2358,7 @@
                     </pic:cNvPicPr>
                   </pic:nvPicPr>
                   <pic:blipFill>
-                    <a:blip r:embed="rId12">
+                    <a:blip r:embed="rId14">
                       <a:extLst>
                         <a:ext uri="{28A0092B-C50C-407E-A947-70E740481C1C}">
                           <a14:useLocalDpi xmlns:a14="http://schemas.microsoft.com/office/drawing/2010/main" val="0"/>
@@ -846,8 +2391,53 @@
       </w:r>
     </w:p>
     <w:p>
-      <w:r>
-        <w:t>Mindegyik gombnyomás elküld egy karaktert a Bluetooth eszköznek.</w:t>
+      <w:proofErr w:type="spellStart"/>
+      <w:r>
+        <w:t>Mindegyik</w:t>
+      </w:r>
+      <w:proofErr w:type="spellEnd"/>
+      <w:r>
+        <w:t xml:space="preserve"> </w:t>
+      </w:r>
+      <w:proofErr w:type="spellStart"/>
+      <w:r>
+        <w:t>gombnyomás</w:t>
+      </w:r>
+      <w:proofErr w:type="spellEnd"/>
+      <w:r>
+        <w:t xml:space="preserve"> </w:t>
+      </w:r>
+      <w:proofErr w:type="spellStart"/>
+      <w:r>
+        <w:t>elküld</w:t>
+      </w:r>
+      <w:proofErr w:type="spellEnd"/>
+      <w:r>
+        <w:t xml:space="preserve"> </w:t>
+      </w:r>
+      <w:proofErr w:type="spellStart"/>
+      <w:r>
+        <w:t>egy</w:t>
+      </w:r>
+      <w:proofErr w:type="spellEnd"/>
+      <w:r>
+        <w:t xml:space="preserve"> </w:t>
+      </w:r>
+      <w:proofErr w:type="spellStart"/>
+      <w:r>
+        <w:t>karaktert</w:t>
+      </w:r>
+      <w:proofErr w:type="spellEnd"/>
+      <w:r>
+        <w:t xml:space="preserve"> a Bluetooth </w:t>
+      </w:r>
+      <w:proofErr w:type="spellStart"/>
+      <w:r>
+        <w:t>eszköznek</w:t>
+      </w:r>
+      <w:proofErr w:type="spellEnd"/>
+      <w:r>
+        <w:t>.</w:t>
       </w:r>
     </w:p>
     <w:p>
@@ -857,8 +2447,45 @@
           <w:numId w:val="3"/>
         </w:numPr>
       </w:pPr>
-      <w:r>
-        <w:t>cometButton (Színátmenet) elküldi az ‘r’ karaktert.</w:t>
+      <w:proofErr w:type="spellStart"/>
+      <w:r>
+        <w:t>cometButton</w:t>
+      </w:r>
+      <w:proofErr w:type="spellEnd"/>
+      <w:r>
+        <w:t xml:space="preserve"> (</w:t>
+      </w:r>
+      <w:proofErr w:type="spellStart"/>
+      <w:r>
+        <w:t>Színátmenet</w:t>
+      </w:r>
+      <w:proofErr w:type="spellEnd"/>
+      <w:r>
+        <w:t xml:space="preserve">) </w:t>
+      </w:r>
+      <w:proofErr w:type="spellStart"/>
+      <w:r>
+        <w:t>elküldi</w:t>
+      </w:r>
+      <w:proofErr w:type="spellEnd"/>
+      <w:r>
+        <w:t xml:space="preserve"> </w:t>
+      </w:r>
+      <w:proofErr w:type="spellStart"/>
+      <w:r>
+        <w:t>az</w:t>
+      </w:r>
+      <w:proofErr w:type="spellEnd"/>
+      <w:r>
+        <w:t xml:space="preserve"> ‘r’ </w:t>
+      </w:r>
+      <w:proofErr w:type="spellStart"/>
+      <w:r>
+        <w:t>karaktert</w:t>
+      </w:r>
+      <w:proofErr w:type="spellEnd"/>
+      <w:r>
+        <w:t>.</w:t>
       </w:r>
     </w:p>
     <w:p>
@@ -868,8 +2495,37 @@
           <w:numId w:val="3"/>
         </w:numPr>
       </w:pPr>
-      <w:r>
-        <w:t>colorTransition (Színátmenet) elküldi a ‘t’ karaktert.</w:t>
+      <w:proofErr w:type="spellStart"/>
+      <w:r>
+        <w:t>colorTransition</w:t>
+      </w:r>
+      <w:proofErr w:type="spellEnd"/>
+      <w:r>
+        <w:t xml:space="preserve"> (</w:t>
+      </w:r>
+      <w:proofErr w:type="spellStart"/>
+      <w:r>
+        <w:t>Színátmenet</w:t>
+      </w:r>
+      <w:proofErr w:type="spellEnd"/>
+      <w:r>
+        <w:t xml:space="preserve">) </w:t>
+      </w:r>
+      <w:proofErr w:type="spellStart"/>
+      <w:r>
+        <w:t>elküldi</w:t>
+      </w:r>
+      <w:proofErr w:type="spellEnd"/>
+      <w:r>
+        <w:t xml:space="preserve"> a ‘t’ </w:t>
+      </w:r>
+      <w:proofErr w:type="spellStart"/>
+      <w:r>
+        <w:t>karaktert</w:t>
+      </w:r>
+      <w:proofErr w:type="spellEnd"/>
+      <w:r>
+        <w:t>.</w:t>
       </w:r>
     </w:p>
     <w:p>
@@ -879,8 +2535,37 @@
           <w:numId w:val="3"/>
         </w:numPr>
       </w:pPr>
-      <w:r>
-        <w:t>christmasButton (Karácsony) elküldi az ‘x’ karaktert.</w:t>
+      <w:proofErr w:type="spellStart"/>
+      <w:r>
+        <w:t>christmasButton</w:t>
+      </w:r>
+      <w:proofErr w:type="spellEnd"/>
+      <w:r>
+        <w:t xml:space="preserve"> (Karácsony) </w:t>
+      </w:r>
+      <w:proofErr w:type="spellStart"/>
+      <w:r>
+        <w:t>elküldi</w:t>
+      </w:r>
+      <w:proofErr w:type="spellEnd"/>
+      <w:r>
+        <w:t xml:space="preserve"> </w:t>
+      </w:r>
+      <w:proofErr w:type="spellStart"/>
+      <w:r>
+        <w:t>az</w:t>
+      </w:r>
+      <w:proofErr w:type="spellEnd"/>
+      <w:r>
+        <w:t xml:space="preserve"> ‘x’ </w:t>
+      </w:r>
+      <w:proofErr w:type="spellStart"/>
+      <w:r>
+        <w:t>karaktert</w:t>
+      </w:r>
+      <w:proofErr w:type="spellEnd"/>
+      <w:r>
+        <w:t>.</w:t>
       </w:r>
     </w:p>
     <w:p>
@@ -890,17 +2575,64 @@
           <w:numId w:val="3"/>
         </w:numPr>
       </w:pPr>
-      <w:r>
-        <w:t>turnOff (Kikapcsoló gomb) elküldi az ‘o’ karaktert.</w:t>
+      <w:proofErr w:type="spellStart"/>
+      <w:r>
+        <w:t>turnOff</w:t>
+      </w:r>
+      <w:proofErr w:type="spellEnd"/>
+      <w:r>
+        <w:t xml:space="preserve"> (</w:t>
+      </w:r>
+      <w:proofErr w:type="spellStart"/>
+      <w:r>
+        <w:t>Kikapcsoló</w:t>
+      </w:r>
+      <w:proofErr w:type="spellEnd"/>
+      <w:r>
+        <w:t xml:space="preserve"> </w:t>
+      </w:r>
+      <w:proofErr w:type="spellStart"/>
+      <w:r>
+        <w:t>gomb</w:t>
+      </w:r>
+      <w:proofErr w:type="spellEnd"/>
+      <w:r>
+        <w:t xml:space="preserve">) </w:t>
+      </w:r>
+      <w:proofErr w:type="spellStart"/>
+      <w:r>
+        <w:t>elküldi</w:t>
+      </w:r>
+      <w:proofErr w:type="spellEnd"/>
+      <w:r>
+        <w:t xml:space="preserve"> </w:t>
+      </w:r>
+      <w:proofErr w:type="spellStart"/>
+      <w:r>
+        <w:t>az</w:t>
+      </w:r>
+      <w:proofErr w:type="spellEnd"/>
+      <w:r>
+        <w:t xml:space="preserve"> ‘o’ </w:t>
+      </w:r>
+      <w:proofErr w:type="spellStart"/>
+      <w:r>
+        <w:t>karaktert</w:t>
+      </w:r>
+      <w:proofErr w:type="spellEnd"/>
+      <w:r>
+        <w:t>.</w:t>
       </w:r>
       <w:bookmarkStart w:id="7" w:name="_Toc223644558"/>
     </w:p>
     <w:p>
+      <w:proofErr w:type="spellStart"/>
       <w:r>
         <w:lastRenderedPageBreak/>
         <w:t>Színválasztás</w:t>
       </w:r>
       <w:bookmarkEnd w:id="7"/>
+      <w:proofErr w:type="spellEnd"/>
     </w:p>
     <w:p>
       <w:r>
@@ -925,7 +2657,7 @@
                     </pic:cNvPicPr>
                   </pic:nvPicPr>
                   <pic:blipFill>
-                    <a:blip r:embed="rId13">
+                    <a:blip r:embed="rId15">
                       <a:extLst>
                         <a:ext uri="{28A0092B-C50C-407E-A947-70E740481C1C}">
                           <a14:useLocalDpi xmlns:a14="http://schemas.microsoft.com/office/drawing/2010/main" val="0"/>
@@ -958,29 +2690,577 @@
       </w:r>
     </w:p>
     <w:p>
-      <w:r>
-        <w:t>Akkor fut le ez a kód, amikor a színválasztóra rábökünk.</w:t>
-      </w:r>
-    </w:p>
-    <w:p>
-      <w:r>
-        <w:t>Ekkor a színválasztó található gombot is áthelyezi arra a területre, ahova böktünk.</w:t>
-      </w:r>
-    </w:p>
-    <w:p>
-      <w:r>
-        <w:t>Amikor rányomunk a színválasztóra, akkor a megadott pixel színét (rgb-ben) visszakapjuk x és y koordináta alapján, amit összefűzök vesszőkkel és a végén egy \n karakterrel. pl.: Rányomunk egy színre, akkor ezt küldjük el a Bluetooth-on keresztül: vörös szín értéke, zöld szín értéke, piros szín értéke\n</w:t>
+      <w:proofErr w:type="spellStart"/>
+      <w:r>
+        <w:t>Akkor</w:t>
+      </w:r>
+      <w:proofErr w:type="spellEnd"/>
+      <w:r>
+        <w:t xml:space="preserve"> </w:t>
+      </w:r>
+      <w:proofErr w:type="spellStart"/>
+      <w:r>
+        <w:t>fut</w:t>
+      </w:r>
+      <w:proofErr w:type="spellEnd"/>
+      <w:r>
+        <w:t xml:space="preserve"> le </w:t>
+      </w:r>
+      <w:proofErr w:type="spellStart"/>
+      <w:r>
+        <w:t>ez</w:t>
+      </w:r>
+      <w:proofErr w:type="spellEnd"/>
+      <w:r>
+        <w:t xml:space="preserve"> a </w:t>
+      </w:r>
+      <w:proofErr w:type="spellStart"/>
+      <w:r>
+        <w:t>kód</w:t>
+      </w:r>
+      <w:proofErr w:type="spellEnd"/>
+      <w:r>
+        <w:t xml:space="preserve">, </w:t>
+      </w:r>
+      <w:proofErr w:type="spellStart"/>
+      <w:r>
+        <w:t>amikor</w:t>
+      </w:r>
+      <w:proofErr w:type="spellEnd"/>
+      <w:r>
+        <w:t xml:space="preserve"> a </w:t>
+      </w:r>
+      <w:proofErr w:type="spellStart"/>
+      <w:r>
+        <w:t>színválasztóra</w:t>
+      </w:r>
+      <w:proofErr w:type="spellEnd"/>
+      <w:r>
+        <w:t xml:space="preserve"> </w:t>
+      </w:r>
+      <w:proofErr w:type="spellStart"/>
+      <w:r>
+        <w:t>rábökünk</w:t>
+      </w:r>
+      <w:proofErr w:type="spellEnd"/>
+      <w:r>
+        <w:t>.</w:t>
+      </w:r>
+    </w:p>
+    <w:p>
+      <w:proofErr w:type="spellStart"/>
+      <w:r>
+        <w:t>Ekkor</w:t>
+      </w:r>
+      <w:proofErr w:type="spellEnd"/>
+      <w:r>
+        <w:t xml:space="preserve"> a </w:t>
+      </w:r>
+      <w:proofErr w:type="spellStart"/>
+      <w:r>
+        <w:t>színválasztó</w:t>
+      </w:r>
+      <w:proofErr w:type="spellEnd"/>
+      <w:r>
+        <w:t xml:space="preserve"> </w:t>
+      </w:r>
+      <w:proofErr w:type="spellStart"/>
+      <w:r>
+        <w:t>található</w:t>
+      </w:r>
+      <w:proofErr w:type="spellEnd"/>
+      <w:r>
+        <w:t xml:space="preserve"> </w:t>
+      </w:r>
+      <w:proofErr w:type="spellStart"/>
+      <w:r>
+        <w:t>gombot</w:t>
+      </w:r>
+      <w:proofErr w:type="spellEnd"/>
+      <w:r>
+        <w:t xml:space="preserve"> is </w:t>
+      </w:r>
+      <w:proofErr w:type="spellStart"/>
+      <w:r>
+        <w:t>áthelyezi</w:t>
+      </w:r>
+      <w:proofErr w:type="spellEnd"/>
+      <w:r>
+        <w:t xml:space="preserve"> </w:t>
+      </w:r>
+      <w:proofErr w:type="spellStart"/>
+      <w:r>
+        <w:t>arra</w:t>
+      </w:r>
+      <w:proofErr w:type="spellEnd"/>
+      <w:r>
+        <w:t xml:space="preserve"> a </w:t>
+      </w:r>
+      <w:proofErr w:type="spellStart"/>
+      <w:r>
+        <w:t>területre</w:t>
+      </w:r>
+      <w:proofErr w:type="spellEnd"/>
+      <w:r>
+        <w:t xml:space="preserve">, </w:t>
+      </w:r>
+      <w:proofErr w:type="spellStart"/>
+      <w:r>
+        <w:t>ahova</w:t>
+      </w:r>
+      <w:proofErr w:type="spellEnd"/>
+      <w:r>
+        <w:t xml:space="preserve"> </w:t>
+      </w:r>
+      <w:proofErr w:type="spellStart"/>
+      <w:r>
+        <w:t>böktünk</w:t>
+      </w:r>
+      <w:proofErr w:type="spellEnd"/>
+      <w:r>
+        <w:t>.</w:t>
+      </w:r>
+    </w:p>
+    <w:p>
+      <w:proofErr w:type="spellStart"/>
+      <w:r>
+        <w:t>Amikor</w:t>
+      </w:r>
+      <w:proofErr w:type="spellEnd"/>
+      <w:r>
+        <w:t xml:space="preserve"> </w:t>
+      </w:r>
+      <w:proofErr w:type="spellStart"/>
+      <w:r>
+        <w:t>rányomunk</w:t>
+      </w:r>
+      <w:proofErr w:type="spellEnd"/>
+      <w:r>
+        <w:t xml:space="preserve"> a </w:t>
+      </w:r>
+      <w:proofErr w:type="spellStart"/>
+      <w:r>
+        <w:t>színválasztóra</w:t>
+      </w:r>
+      <w:proofErr w:type="spellEnd"/>
+      <w:r>
+        <w:t xml:space="preserve">, </w:t>
+      </w:r>
+      <w:proofErr w:type="spellStart"/>
+      <w:r>
+        <w:t>akkor</w:t>
+      </w:r>
+      <w:proofErr w:type="spellEnd"/>
+      <w:r>
+        <w:t xml:space="preserve"> a </w:t>
+      </w:r>
+      <w:proofErr w:type="spellStart"/>
+      <w:r>
+        <w:t>megadott</w:t>
+      </w:r>
+      <w:proofErr w:type="spellEnd"/>
+      <w:r>
+        <w:t xml:space="preserve"> pixel </w:t>
+      </w:r>
+      <w:proofErr w:type="spellStart"/>
+      <w:r>
+        <w:t>színét</w:t>
+      </w:r>
+      <w:proofErr w:type="spellEnd"/>
+      <w:r>
+        <w:t xml:space="preserve"> (</w:t>
+      </w:r>
+      <w:proofErr w:type="spellStart"/>
+      <w:r>
+        <w:t>rgb</w:t>
+      </w:r>
+      <w:proofErr w:type="spellEnd"/>
+      <w:r>
+        <w:t xml:space="preserve">-ben) </w:t>
+      </w:r>
+      <w:proofErr w:type="spellStart"/>
+      <w:r>
+        <w:t>visszakapjuk</w:t>
+      </w:r>
+      <w:proofErr w:type="spellEnd"/>
+      <w:r>
+        <w:t xml:space="preserve"> x </w:t>
+      </w:r>
+      <w:proofErr w:type="spellStart"/>
+      <w:r>
+        <w:t>és</w:t>
+      </w:r>
+      <w:proofErr w:type="spellEnd"/>
+      <w:r>
+        <w:t xml:space="preserve"> y </w:t>
+      </w:r>
+      <w:proofErr w:type="spellStart"/>
+      <w:r>
+        <w:t>koordináta</w:t>
+      </w:r>
+      <w:proofErr w:type="spellEnd"/>
+      <w:r>
+        <w:t xml:space="preserve"> </w:t>
+      </w:r>
+      <w:proofErr w:type="spellStart"/>
+      <w:r>
+        <w:t>alapján</w:t>
+      </w:r>
+      <w:proofErr w:type="spellEnd"/>
+      <w:r>
+        <w:t xml:space="preserve">, </w:t>
+      </w:r>
+      <w:proofErr w:type="spellStart"/>
+      <w:r>
+        <w:t>amit</w:t>
+      </w:r>
+      <w:proofErr w:type="spellEnd"/>
+      <w:r>
+        <w:t xml:space="preserve"> </w:t>
+      </w:r>
+      <w:proofErr w:type="spellStart"/>
+      <w:r>
+        <w:t>összefűzök</w:t>
+      </w:r>
+      <w:proofErr w:type="spellEnd"/>
+      <w:r>
+        <w:t xml:space="preserve"> </w:t>
+      </w:r>
+      <w:proofErr w:type="spellStart"/>
+      <w:r>
+        <w:t>vesszőkkel</w:t>
+      </w:r>
+      <w:proofErr w:type="spellEnd"/>
+      <w:r>
+        <w:t xml:space="preserve"> </w:t>
+      </w:r>
+      <w:proofErr w:type="spellStart"/>
+      <w:r>
+        <w:t>és</w:t>
+      </w:r>
+      <w:proofErr w:type="spellEnd"/>
+      <w:r>
+        <w:t xml:space="preserve"> a </w:t>
+      </w:r>
+      <w:proofErr w:type="spellStart"/>
+      <w:r>
+        <w:t>végén</w:t>
+      </w:r>
+      <w:proofErr w:type="spellEnd"/>
+      <w:r>
+        <w:t xml:space="preserve"> </w:t>
+      </w:r>
+      <w:proofErr w:type="spellStart"/>
+      <w:r>
+        <w:t>egy</w:t>
+      </w:r>
+      <w:proofErr w:type="spellEnd"/>
+      <w:r>
+        <w:t xml:space="preserve"> \n </w:t>
+      </w:r>
+      <w:proofErr w:type="spellStart"/>
+      <w:r>
+        <w:t>karakterrel</w:t>
+      </w:r>
+      <w:proofErr w:type="spellEnd"/>
+      <w:r>
+        <w:t xml:space="preserve">. pl.: </w:t>
+      </w:r>
+      <w:proofErr w:type="spellStart"/>
+      <w:r>
+        <w:t>Rányomunk</w:t>
+      </w:r>
+      <w:proofErr w:type="spellEnd"/>
+      <w:r>
+        <w:t xml:space="preserve"> </w:t>
+      </w:r>
+      <w:proofErr w:type="spellStart"/>
+      <w:r>
+        <w:t>egy</w:t>
+      </w:r>
+      <w:proofErr w:type="spellEnd"/>
+      <w:r>
+        <w:t xml:space="preserve"> </w:t>
+      </w:r>
+      <w:proofErr w:type="spellStart"/>
+      <w:r>
+        <w:t>színre</w:t>
+      </w:r>
+      <w:proofErr w:type="spellEnd"/>
+      <w:r>
+        <w:t xml:space="preserve">, </w:t>
+      </w:r>
+      <w:proofErr w:type="spellStart"/>
+      <w:r>
+        <w:t>akkor</w:t>
+      </w:r>
+      <w:proofErr w:type="spellEnd"/>
+      <w:r>
+        <w:t xml:space="preserve"> </w:t>
+      </w:r>
+      <w:proofErr w:type="spellStart"/>
+      <w:r>
+        <w:t>ezt</w:t>
+      </w:r>
+      <w:proofErr w:type="spellEnd"/>
+      <w:r>
+        <w:t xml:space="preserve"> </w:t>
+      </w:r>
+      <w:proofErr w:type="spellStart"/>
+      <w:r>
+        <w:t>küldjük</w:t>
+      </w:r>
+      <w:proofErr w:type="spellEnd"/>
+      <w:r>
+        <w:t xml:space="preserve"> </w:t>
+      </w:r>
+      <w:proofErr w:type="spellStart"/>
+      <w:r>
+        <w:t>el</w:t>
+      </w:r>
+      <w:proofErr w:type="spellEnd"/>
+      <w:r>
+        <w:t xml:space="preserve"> a Bluetooth-on </w:t>
+      </w:r>
+      <w:proofErr w:type="spellStart"/>
+      <w:r>
+        <w:t>keresztül</w:t>
+      </w:r>
+      <w:proofErr w:type="spellEnd"/>
+      <w:r>
+        <w:t xml:space="preserve">: </w:t>
+      </w:r>
+      <w:proofErr w:type="spellStart"/>
+      <w:r>
+        <w:t>vörös</w:t>
+      </w:r>
+      <w:proofErr w:type="spellEnd"/>
+      <w:r>
+        <w:t xml:space="preserve"> </w:t>
+      </w:r>
+      <w:proofErr w:type="spellStart"/>
+      <w:r>
+        <w:t>szín</w:t>
+      </w:r>
+      <w:proofErr w:type="spellEnd"/>
+      <w:r>
+        <w:t xml:space="preserve"> </w:t>
+      </w:r>
+      <w:proofErr w:type="spellStart"/>
+      <w:r>
+        <w:t>értéke</w:t>
+      </w:r>
+      <w:proofErr w:type="spellEnd"/>
+      <w:r>
+        <w:t xml:space="preserve">, </w:t>
+      </w:r>
+      <w:proofErr w:type="spellStart"/>
+      <w:r>
+        <w:t>zöld</w:t>
+      </w:r>
+      <w:proofErr w:type="spellEnd"/>
+      <w:r>
+        <w:t xml:space="preserve"> </w:t>
+      </w:r>
+      <w:proofErr w:type="spellStart"/>
+      <w:r>
+        <w:t>szín</w:t>
+      </w:r>
+      <w:proofErr w:type="spellEnd"/>
+      <w:r>
+        <w:t xml:space="preserve"> </w:t>
+      </w:r>
+      <w:proofErr w:type="spellStart"/>
+      <w:r>
+        <w:t>értéke</w:t>
+      </w:r>
+      <w:proofErr w:type="spellEnd"/>
+      <w:r>
+        <w:t xml:space="preserve">, </w:t>
+      </w:r>
+      <w:proofErr w:type="spellStart"/>
+      <w:r>
+        <w:t>piros</w:t>
+      </w:r>
+      <w:proofErr w:type="spellEnd"/>
+      <w:r>
+        <w:t xml:space="preserve"> </w:t>
+      </w:r>
+      <w:proofErr w:type="spellStart"/>
+      <w:r>
+        <w:t>szín</w:t>
+      </w:r>
+      <w:proofErr w:type="spellEnd"/>
+      <w:r>
+        <w:t xml:space="preserve"> </w:t>
+      </w:r>
+      <w:proofErr w:type="spellStart"/>
+      <w:r>
+        <w:t>értéke</w:t>
+      </w:r>
+      <w:proofErr w:type="spellEnd"/>
+      <w:r>
+        <w:t>\n</w:t>
       </w:r>
     </w:p>
     <w:p/>
     <w:p>
-      <w:r>
-        <w:t>Amikor a kis gombot mozgatjuk a színválasztón, akkor a Dragged funkció beállítja a gomb új helyzetét.</w:t>
-      </w:r>
-    </w:p>
-    <w:p>
-      <w:r>
-        <w:t>A TouchUp funkció ugyanúgy elküldi a Bluetooth eszköznek a beállított rgb színt.</w:t>
+      <w:proofErr w:type="spellStart"/>
+      <w:r>
+        <w:t>Amikor</w:t>
+      </w:r>
+      <w:proofErr w:type="spellEnd"/>
+      <w:r>
+        <w:t xml:space="preserve"> a </w:t>
+      </w:r>
+      <w:proofErr w:type="spellStart"/>
+      <w:r>
+        <w:t>kis</w:t>
+      </w:r>
+      <w:proofErr w:type="spellEnd"/>
+      <w:r>
+        <w:t xml:space="preserve"> </w:t>
+      </w:r>
+      <w:proofErr w:type="spellStart"/>
+      <w:r>
+        <w:t>gombot</w:t>
+      </w:r>
+      <w:proofErr w:type="spellEnd"/>
+      <w:r>
+        <w:t xml:space="preserve"> </w:t>
+      </w:r>
+      <w:proofErr w:type="spellStart"/>
+      <w:r>
+        <w:t>mozgatjuk</w:t>
+      </w:r>
+      <w:proofErr w:type="spellEnd"/>
+      <w:r>
+        <w:t xml:space="preserve"> a </w:t>
+      </w:r>
+      <w:proofErr w:type="spellStart"/>
+      <w:r>
+        <w:t>színválasztón</w:t>
+      </w:r>
+      <w:proofErr w:type="spellEnd"/>
+      <w:r>
+        <w:t xml:space="preserve">, </w:t>
+      </w:r>
+      <w:proofErr w:type="spellStart"/>
+      <w:r>
+        <w:t>akkor</w:t>
+      </w:r>
+      <w:proofErr w:type="spellEnd"/>
+      <w:r>
+        <w:t xml:space="preserve"> a Dragged </w:t>
+      </w:r>
+      <w:proofErr w:type="spellStart"/>
+      <w:r>
+        <w:t>funkció</w:t>
+      </w:r>
+      <w:proofErr w:type="spellEnd"/>
+      <w:r>
+        <w:t xml:space="preserve"> </w:t>
+      </w:r>
+      <w:proofErr w:type="spellStart"/>
+      <w:r>
+        <w:t>beállítja</w:t>
+      </w:r>
+      <w:proofErr w:type="spellEnd"/>
+      <w:r>
+        <w:t xml:space="preserve"> a </w:t>
+      </w:r>
+      <w:proofErr w:type="spellStart"/>
+      <w:r>
+        <w:t>gomb</w:t>
+      </w:r>
+      <w:proofErr w:type="spellEnd"/>
+      <w:r>
+        <w:t xml:space="preserve"> </w:t>
+      </w:r>
+      <w:proofErr w:type="spellStart"/>
+      <w:r>
+        <w:t>új</w:t>
+      </w:r>
+      <w:proofErr w:type="spellEnd"/>
+      <w:r>
+        <w:t xml:space="preserve"> </w:t>
+      </w:r>
+      <w:proofErr w:type="spellStart"/>
+      <w:r>
+        <w:t>helyzetét</w:t>
+      </w:r>
+      <w:proofErr w:type="spellEnd"/>
+      <w:r>
+        <w:t>.</w:t>
+      </w:r>
+    </w:p>
+    <w:p>
+      <w:r>
+        <w:t xml:space="preserve">A </w:t>
+      </w:r>
+      <w:proofErr w:type="spellStart"/>
+      <w:r>
+        <w:t>TouchUp</w:t>
+      </w:r>
+      <w:proofErr w:type="spellEnd"/>
+      <w:r>
+        <w:t xml:space="preserve"> </w:t>
+      </w:r>
+      <w:proofErr w:type="spellStart"/>
+      <w:r>
+        <w:t>funkció</w:t>
+      </w:r>
+      <w:proofErr w:type="spellEnd"/>
+      <w:r>
+        <w:t xml:space="preserve"> </w:t>
+      </w:r>
+      <w:proofErr w:type="spellStart"/>
+      <w:r>
+        <w:t>ugyanúgy</w:t>
+      </w:r>
+      <w:proofErr w:type="spellEnd"/>
+      <w:r>
+        <w:t xml:space="preserve"> </w:t>
+      </w:r>
+      <w:proofErr w:type="spellStart"/>
+      <w:r>
+        <w:t>elküldi</w:t>
+      </w:r>
+      <w:proofErr w:type="spellEnd"/>
+      <w:r>
+        <w:t xml:space="preserve"> a Bluetooth </w:t>
+      </w:r>
+      <w:proofErr w:type="spellStart"/>
+      <w:r>
+        <w:t>eszköznek</w:t>
+      </w:r>
+      <w:proofErr w:type="spellEnd"/>
+      <w:r>
+        <w:t xml:space="preserve"> a </w:t>
+      </w:r>
+      <w:proofErr w:type="spellStart"/>
+      <w:r>
+        <w:t>beállított</w:t>
+      </w:r>
+      <w:proofErr w:type="spellEnd"/>
+      <w:r>
+        <w:t xml:space="preserve"> </w:t>
+      </w:r>
+      <w:proofErr w:type="spellStart"/>
+      <w:r>
+        <w:t>rgb</w:t>
+      </w:r>
+      <w:proofErr w:type="spellEnd"/>
+      <w:r>
+        <w:t xml:space="preserve"> </w:t>
+      </w:r>
+      <w:proofErr w:type="spellStart"/>
+      <w:r>
+        <w:t>színt</w:t>
+      </w:r>
+      <w:proofErr w:type="spellEnd"/>
+      <w:r>
+        <w:t>.</w:t>
       </w:r>
     </w:p>
     <w:p/>
@@ -999,16 +3279,28 @@
         <w:pStyle w:val="Cmsor3"/>
       </w:pPr>
       <w:bookmarkStart w:id="9" w:name="_Toc224988076"/>
-      <w:r>
-        <w:t xml:space="preserve">Szükséges </w:t>
-      </w:r>
+      <w:proofErr w:type="spellStart"/>
+      <w:r>
+        <w:t>Szükséges</w:t>
+      </w:r>
+      <w:proofErr w:type="spellEnd"/>
+      <w:r>
+        <w:t xml:space="preserve"> </w:t>
+      </w:r>
+      <w:proofErr w:type="spellStart"/>
       <w:r>
         <w:t>elektronikai</w:t>
       </w:r>
-      <w:r>
-        <w:t xml:space="preserve"> eszközök</w:t>
+      <w:proofErr w:type="spellEnd"/>
+      <w:r>
+        <w:t xml:space="preserve"> </w:t>
+      </w:r>
+      <w:proofErr w:type="spellStart"/>
+      <w:r>
+        <w:t>eszközök</w:t>
       </w:r>
       <w:bookmarkEnd w:id="9"/>
+      <w:proofErr w:type="spellEnd"/>
     </w:p>
     <w:p>
       <w:pPr>
@@ -1018,9 +3310,11 @@
           <w:numId w:val="1"/>
         </w:numPr>
       </w:pPr>
+      <w:proofErr w:type="spellStart"/>
       <w:r>
         <w:t>Tápegység</w:t>
       </w:r>
+      <w:proofErr w:type="spellEnd"/>
     </w:p>
     <w:p>
       <w:pPr>
@@ -1034,7 +3328,15 @@
         <w:t>5V,</w:t>
       </w:r>
       <w:r>
-        <w:t xml:space="preserve"> áramerrőség:</w:t>
+        <w:t xml:space="preserve"> </w:t>
+      </w:r>
+      <w:proofErr w:type="spellStart"/>
+      <w:r>
+        <w:t>áramerrőség</w:t>
+      </w:r>
+      <w:proofErr w:type="spellEnd"/>
+      <w:r>
+        <w:t>:</w:t>
       </w:r>
       <w:r>
         <w:t xml:space="preserve"> 2.5 A.</w:t>
@@ -1061,8 +3363,37 @@
         </w:numPr>
       </w:pPr>
       <w:r>
-        <w:t>Ebben a projektben az UNO R3-as verzióját használom</w:t>
-      </w:r>
+        <w:t xml:space="preserve">Ebben a </w:t>
+      </w:r>
+      <w:proofErr w:type="spellStart"/>
+      <w:r>
+        <w:t>projektben</w:t>
+      </w:r>
+      <w:proofErr w:type="spellEnd"/>
+      <w:r>
+        <w:t xml:space="preserve"> </w:t>
+      </w:r>
+      <w:proofErr w:type="spellStart"/>
+      <w:r>
+        <w:t>az</w:t>
+      </w:r>
+      <w:proofErr w:type="spellEnd"/>
+      <w:r>
+        <w:t xml:space="preserve"> UNO R3-as </w:t>
+      </w:r>
+      <w:proofErr w:type="spellStart"/>
+      <w:r>
+        <w:t>verzióját</w:t>
+      </w:r>
+      <w:proofErr w:type="spellEnd"/>
+      <w:r>
+        <w:t xml:space="preserve"> </w:t>
+      </w:r>
+      <w:proofErr w:type="spellStart"/>
+      <w:r>
+        <w:t>használom</w:t>
+      </w:r>
+      <w:proofErr w:type="spellEnd"/>
     </w:p>
     <w:p>
       <w:pPr>
@@ -1074,8 +3405,21 @@
       </w:pPr>
       <w:r>
         <w:lastRenderedPageBreak/>
-        <w:t>HC-05 bluetooth modul</w:t>
-      </w:r>
+        <w:t xml:space="preserve">HC-05 </w:t>
+      </w:r>
+      <w:proofErr w:type="spellStart"/>
+      <w:r>
+        <w:t>bluetooth</w:t>
+      </w:r>
+      <w:proofErr w:type="spellEnd"/>
+      <w:r>
+        <w:t xml:space="preserve"> </w:t>
+      </w:r>
+      <w:proofErr w:type="spellStart"/>
+      <w:r>
+        <w:t>modul</w:t>
+      </w:r>
+      <w:proofErr w:type="spellEnd"/>
     </w:p>
     <w:p>
       <w:pPr>
@@ -1125,7 +3469,15 @@
         <w:t>Ω</w:t>
       </w:r>
       <w:r>
-        <w:t xml:space="preserve"> és 4</w:t>
+        <w:t xml:space="preserve"> </w:t>
+      </w:r>
+      <w:proofErr w:type="spellStart"/>
+      <w:r>
+        <w:t>és</w:t>
+      </w:r>
+      <w:proofErr w:type="spellEnd"/>
+      <w:r>
+        <w:t xml:space="preserve"> 4</w:t>
       </w:r>
       <w:r>
         <w:t>.</w:t>
@@ -1137,8 +3489,13 @@
         <w:t>Ω</w:t>
       </w:r>
       <w:r>
-        <w:t xml:space="preserve"> ellenállások</w:t>
-      </w:r>
+        <w:t xml:space="preserve"> </w:t>
+      </w:r>
+      <w:proofErr w:type="spellStart"/>
+      <w:r>
+        <w:t>ellenállások</w:t>
+      </w:r>
+      <w:proofErr w:type="spellEnd"/>
     </w:p>
     <w:p>
       <w:pPr>
@@ -1149,37 +3506,198 @@
         </w:numPr>
       </w:pPr>
       <w:r>
-        <w:t>Jumper vezetékek</w:t>
-      </w:r>
+        <w:t xml:space="preserve">Jumper </w:t>
+      </w:r>
+      <w:proofErr w:type="spellStart"/>
+      <w:r>
+        <w:t>vezetékek</w:t>
+      </w:r>
+      <w:proofErr w:type="spellEnd"/>
     </w:p>
     <w:p>
       <w:pPr>
         <w:pStyle w:val="Cmsor3"/>
       </w:pPr>
       <w:bookmarkStart w:id="10" w:name="_Toc224988077"/>
-      <w:r>
-        <w:t>Elektronikai eszközök összekapcsolása</w:t>
+      <w:proofErr w:type="spellStart"/>
+      <w:r>
+        <w:t>Elektronikai</w:t>
+      </w:r>
+      <w:proofErr w:type="spellEnd"/>
+      <w:r>
+        <w:t xml:space="preserve"> </w:t>
+      </w:r>
+      <w:proofErr w:type="spellStart"/>
+      <w:r>
+        <w:t>eszközök</w:t>
+      </w:r>
+      <w:proofErr w:type="spellEnd"/>
+      <w:r>
+        <w:t xml:space="preserve"> </w:t>
+      </w:r>
+      <w:proofErr w:type="spellStart"/>
+      <w:r>
+        <w:t>összekapcsolása</w:t>
       </w:r>
       <w:bookmarkEnd w:id="10"/>
-    </w:p>
-    <w:p>
-      <w:r>
-        <w:t>Az egyszerűség kedvéért thinker</w:t>
-      </w:r>
-      <w:r>
-        <w:t xml:space="preserve">cad-ben összeraktam egy kis projektet, amin keresztül bemutatom a </w:t>
-      </w:r>
-      <w:r>
-        <w:t xml:space="preserve">kapcsolást. </w:t>
-      </w:r>
-    </w:p>
-    <w:p>
-      <w:r>
-        <w:t>A thinkercad nem tartalmaz Bluetooth modult, ezért ezt egy sima led helyettesít</w:t>
+      <w:proofErr w:type="spellEnd"/>
+    </w:p>
+    <w:p>
+      <w:r>
+        <w:t xml:space="preserve">Az </w:t>
+      </w:r>
+      <w:proofErr w:type="spellStart"/>
+      <w:r>
+        <w:t>egyszerűség</w:t>
+      </w:r>
+      <w:proofErr w:type="spellEnd"/>
+      <w:r>
+        <w:t xml:space="preserve"> </w:t>
+      </w:r>
+      <w:proofErr w:type="spellStart"/>
+      <w:r>
+        <w:t>kedvéért</w:t>
+      </w:r>
+      <w:proofErr w:type="spellEnd"/>
+      <w:r>
+        <w:t xml:space="preserve"> </w:t>
+      </w:r>
+      <w:proofErr w:type="spellStart"/>
+      <w:r>
+        <w:t>thinker</w:t>
+      </w:r>
+      <w:r>
+        <w:t>cad</w:t>
+      </w:r>
+      <w:proofErr w:type="spellEnd"/>
+      <w:r>
+        <w:t xml:space="preserve">-ben </w:t>
+      </w:r>
+      <w:proofErr w:type="spellStart"/>
+      <w:r>
+        <w:t>összeraktam</w:t>
+      </w:r>
+      <w:proofErr w:type="spellEnd"/>
+      <w:r>
+        <w:t xml:space="preserve"> </w:t>
+      </w:r>
+      <w:proofErr w:type="spellStart"/>
+      <w:r>
+        <w:t>egy</w:t>
+      </w:r>
+      <w:proofErr w:type="spellEnd"/>
+      <w:r>
+        <w:t xml:space="preserve"> </w:t>
+      </w:r>
+      <w:proofErr w:type="spellStart"/>
+      <w:r>
+        <w:t>kis</w:t>
+      </w:r>
+      <w:proofErr w:type="spellEnd"/>
+      <w:r>
+        <w:t xml:space="preserve"> </w:t>
+      </w:r>
+      <w:proofErr w:type="spellStart"/>
+      <w:r>
+        <w:t>projektet</w:t>
+      </w:r>
+      <w:proofErr w:type="spellEnd"/>
+      <w:r>
+        <w:t xml:space="preserve">, amin </w:t>
+      </w:r>
+      <w:proofErr w:type="spellStart"/>
+      <w:r>
+        <w:t>keresztül</w:t>
+      </w:r>
+      <w:proofErr w:type="spellEnd"/>
+      <w:r>
+        <w:t xml:space="preserve"> </w:t>
+      </w:r>
+      <w:proofErr w:type="spellStart"/>
+      <w:r>
+        <w:t>bemutatom</w:t>
+      </w:r>
+      <w:proofErr w:type="spellEnd"/>
+      <w:r>
+        <w:t xml:space="preserve"> a </w:t>
+      </w:r>
+      <w:proofErr w:type="spellStart"/>
+      <w:r>
+        <w:t>kapcsolást</w:t>
+      </w:r>
+      <w:proofErr w:type="spellEnd"/>
+      <w:r>
+        <w:t xml:space="preserve">. </w:t>
+      </w:r>
+    </w:p>
+    <w:p>
+      <w:r>
+        <w:t xml:space="preserve">A </w:t>
+      </w:r>
+      <w:proofErr w:type="spellStart"/>
+      <w:r>
+        <w:t>thinkercad</w:t>
+      </w:r>
+      <w:proofErr w:type="spellEnd"/>
+      <w:r>
+        <w:t xml:space="preserve"> </w:t>
+      </w:r>
+      <w:proofErr w:type="spellStart"/>
+      <w:r>
+        <w:t>nem</w:t>
+      </w:r>
+      <w:proofErr w:type="spellEnd"/>
+      <w:r>
+        <w:t xml:space="preserve"> </w:t>
+      </w:r>
+      <w:proofErr w:type="spellStart"/>
+      <w:r>
+        <w:t>tartalmaz</w:t>
+      </w:r>
+      <w:proofErr w:type="spellEnd"/>
+      <w:r>
+        <w:t xml:space="preserve"> Bluetooth </w:t>
+      </w:r>
+      <w:proofErr w:type="spellStart"/>
+      <w:r>
+        <w:t>modult</w:t>
+      </w:r>
+      <w:proofErr w:type="spellEnd"/>
+      <w:r>
+        <w:t xml:space="preserve">, </w:t>
+      </w:r>
+      <w:proofErr w:type="spellStart"/>
+      <w:r>
+        <w:t>ezért</w:t>
+      </w:r>
+      <w:proofErr w:type="spellEnd"/>
+      <w:r>
+        <w:t xml:space="preserve"> </w:t>
+      </w:r>
+      <w:proofErr w:type="spellStart"/>
+      <w:r>
+        <w:t>ezt</w:t>
+      </w:r>
+      <w:proofErr w:type="spellEnd"/>
+      <w:r>
+        <w:t xml:space="preserve"> </w:t>
+      </w:r>
+      <w:proofErr w:type="spellStart"/>
+      <w:r>
+        <w:t>egy</w:t>
+      </w:r>
+      <w:proofErr w:type="spellEnd"/>
+      <w:r>
+        <w:t xml:space="preserve"> sima led </w:t>
+      </w:r>
+      <w:proofErr w:type="spellStart"/>
+      <w:r>
+        <w:t>helyettesít</w:t>
       </w:r>
       <w:r>
         <w:t>i</w:t>
       </w:r>
+      <w:proofErr w:type="spellEnd"/>
       <w:r>
         <w:t>.</w:t>
       </w:r>
@@ -1208,7 +3726,7 @@
                     <pic:cNvPicPr/>
                   </pic:nvPicPr>
                   <pic:blipFill>
-                    <a:blip r:embed="rId14"/>
+                    <a:blip r:embed="rId16"/>
                     <a:stretch>
                       <a:fillRect/>
                     </a:stretch>
@@ -1230,9 +3748,11 @@
       </w:r>
     </w:p>
     <w:p>
+      <w:proofErr w:type="spellStart"/>
       <w:r>
         <w:t>Tápegység</w:t>
       </w:r>
+      <w:proofErr w:type="spellEnd"/>
     </w:p>
     <w:p>
       <w:pPr>
@@ -1243,7 +3763,71 @@
         </w:numPr>
       </w:pPr>
       <w:r>
-        <w:t>A 40 db led közvetlenül a tápegységbe van bekötve és nem a szerelőlapon keresztül.</w:t>
+        <w:t xml:space="preserve">A 40 </w:t>
+      </w:r>
+      <w:proofErr w:type="spellStart"/>
+      <w:r>
+        <w:t>db</w:t>
+      </w:r>
+      <w:proofErr w:type="spellEnd"/>
+      <w:r>
+        <w:t xml:space="preserve"> led </w:t>
+      </w:r>
+      <w:proofErr w:type="spellStart"/>
+      <w:r>
+        <w:t>közvetlenül</w:t>
+      </w:r>
+      <w:proofErr w:type="spellEnd"/>
+      <w:r>
+        <w:t xml:space="preserve"> a </w:t>
+      </w:r>
+      <w:proofErr w:type="spellStart"/>
+      <w:r>
+        <w:t>tápegységbe</w:t>
+      </w:r>
+      <w:proofErr w:type="spellEnd"/>
+      <w:r>
+        <w:t xml:space="preserve"> van </w:t>
+      </w:r>
+      <w:proofErr w:type="spellStart"/>
+      <w:r>
+        <w:t>bekötve</w:t>
+      </w:r>
+      <w:proofErr w:type="spellEnd"/>
+      <w:r>
+        <w:t xml:space="preserve"> </w:t>
+      </w:r>
+      <w:proofErr w:type="spellStart"/>
+      <w:r>
+        <w:t>és</w:t>
+      </w:r>
+      <w:proofErr w:type="spellEnd"/>
+      <w:r>
+        <w:t xml:space="preserve"> </w:t>
+      </w:r>
+      <w:proofErr w:type="spellStart"/>
+      <w:r>
+        <w:t>nem</w:t>
+      </w:r>
+      <w:proofErr w:type="spellEnd"/>
+      <w:r>
+        <w:t xml:space="preserve"> a </w:t>
+      </w:r>
+      <w:proofErr w:type="spellStart"/>
+      <w:r>
+        <w:t>szerelőlapon</w:t>
+      </w:r>
+      <w:proofErr w:type="spellEnd"/>
+      <w:r>
+        <w:t xml:space="preserve"> </w:t>
+      </w:r>
+      <w:proofErr w:type="spellStart"/>
+      <w:r>
+        <w:t>keresztül</w:t>
+      </w:r>
+      <w:proofErr w:type="spellEnd"/>
+      <w:r>
+        <w:t>.</w:t>
       </w:r>
     </w:p>
     <w:p>
@@ -1251,16 +3835,74 @@
         <w:pStyle w:val="Listaszerbekezds"/>
       </w:pPr>
       <w:r>
-        <w:t>Ez biztosítja, hogy nagyobb áram felvétele</w:t>
-      </w:r>
-      <w:r>
-        <w:t xml:space="preserve"> esetén ne történjen </w:t>
-      </w:r>
+        <w:t xml:space="preserve">Ez </w:t>
+      </w:r>
+      <w:proofErr w:type="spellStart"/>
+      <w:r>
+        <w:t>biztosítja</w:t>
+      </w:r>
+      <w:proofErr w:type="spellEnd"/>
+      <w:r>
+        <w:t xml:space="preserve">, </w:t>
+      </w:r>
+      <w:proofErr w:type="spellStart"/>
+      <w:r>
+        <w:t>hogy</w:t>
+      </w:r>
+      <w:proofErr w:type="spellEnd"/>
+      <w:r>
+        <w:t xml:space="preserve"> </w:t>
+      </w:r>
+      <w:proofErr w:type="spellStart"/>
+      <w:r>
+        <w:t>nagyobb</w:t>
+      </w:r>
+      <w:proofErr w:type="spellEnd"/>
+      <w:r>
+        <w:t xml:space="preserve"> </w:t>
+      </w:r>
+      <w:proofErr w:type="spellStart"/>
+      <w:r>
+        <w:t>áram</w:t>
+      </w:r>
+      <w:proofErr w:type="spellEnd"/>
+      <w:r>
+        <w:t xml:space="preserve"> </w:t>
+      </w:r>
+      <w:proofErr w:type="spellStart"/>
+      <w:r>
+        <w:t>felvétele</w:t>
+      </w:r>
+      <w:proofErr w:type="spellEnd"/>
+      <w:r>
+        <w:t xml:space="preserve"> </w:t>
+      </w:r>
+      <w:proofErr w:type="spellStart"/>
+      <w:r>
+        <w:t>esetén</w:t>
+      </w:r>
+      <w:proofErr w:type="spellEnd"/>
+      <w:r>
+        <w:t xml:space="preserve"> ne </w:t>
+      </w:r>
+      <w:proofErr w:type="spellStart"/>
+      <w:r>
+        <w:t>történjen</w:t>
+      </w:r>
+      <w:proofErr w:type="spellEnd"/>
+      <w:r>
+        <w:t xml:space="preserve"> </w:t>
+      </w:r>
+      <w:proofErr w:type="spellStart"/>
       <w:r>
         <w:t>feszültség</w:t>
       </w:r>
       <w:r>
-        <w:t xml:space="preserve">ingadozás. </w:t>
+        <w:t>ingadozás</w:t>
+      </w:r>
+      <w:proofErr w:type="spellEnd"/>
+      <w:r>
+        <w:t xml:space="preserve">. </w:t>
       </w:r>
     </w:p>
     <w:p>
@@ -1272,16 +3914,64 @@
         </w:numPr>
       </w:pPr>
       <w:r>
-        <w:t>1db led áram</w:t>
-      </w:r>
-      <w:r>
-        <w:t xml:space="preserve">felvétele </w:t>
+        <w:t xml:space="preserve">1db led </w:t>
+      </w:r>
+      <w:proofErr w:type="spellStart"/>
+      <w:r>
+        <w:t>áram</w:t>
+      </w:r>
+      <w:r>
+        <w:t>felvétele</w:t>
+      </w:r>
+      <w:proofErr w:type="spellEnd"/>
+      <w:r>
+        <w:t xml:space="preserve"> </w:t>
       </w:r>
       <w:r>
         <w:t>max</w:t>
       </w:r>
       <w:r>
-        <w:t xml:space="preserve"> 60mA, jelen esetben ebből 40db van, így ez 2400mA</w:t>
+        <w:t xml:space="preserve"> 60mA, </w:t>
+      </w:r>
+      <w:proofErr w:type="spellStart"/>
+      <w:r>
+        <w:t>jelen</w:t>
+      </w:r>
+      <w:proofErr w:type="spellEnd"/>
+      <w:r>
+        <w:t xml:space="preserve"> </w:t>
+      </w:r>
+      <w:proofErr w:type="spellStart"/>
+      <w:r>
+        <w:t>esetben</w:t>
+      </w:r>
+      <w:proofErr w:type="spellEnd"/>
+      <w:r>
+        <w:t xml:space="preserve"> </w:t>
+      </w:r>
+      <w:proofErr w:type="spellStart"/>
+      <w:r>
+        <w:t>ebből</w:t>
+      </w:r>
+      <w:proofErr w:type="spellEnd"/>
+      <w:r>
+        <w:t xml:space="preserve"> 40db van, </w:t>
+      </w:r>
+      <w:proofErr w:type="spellStart"/>
+      <w:r>
+        <w:t>így</w:t>
+      </w:r>
+      <w:proofErr w:type="spellEnd"/>
+      <w:r>
+        <w:t xml:space="preserve"> </w:t>
+      </w:r>
+      <w:proofErr w:type="spellStart"/>
+      <w:r>
+        <w:t>ez</w:t>
+      </w:r>
+      <w:proofErr w:type="spellEnd"/>
+      <w:r>
+        <w:t xml:space="preserve"> 2400mA</w:t>
       </w:r>
       <w:r>
         <w:t xml:space="preserve">. </w:t>
@@ -1296,16 +3986,117 @@
         </w:numPr>
       </w:pPr>
       <w:r>
-        <w:t>A szerelőlap sín</w:t>
-      </w:r>
-      <w:r>
-        <w:t>ei általában nem bírnak ekkora áramot</w:t>
-      </w:r>
-      <w:r>
-        <w:t xml:space="preserve">, hosszabb távon </w:t>
-      </w:r>
-      <w:r>
-        <w:t>a sínek felmelegedhetnek, a burkolat megolvadhat.</w:t>
+        <w:t xml:space="preserve">A </w:t>
+      </w:r>
+      <w:proofErr w:type="spellStart"/>
+      <w:r>
+        <w:t>szerelőlap</w:t>
+      </w:r>
+      <w:proofErr w:type="spellEnd"/>
+      <w:r>
+        <w:t xml:space="preserve"> </w:t>
+      </w:r>
+      <w:proofErr w:type="spellStart"/>
+      <w:r>
+        <w:t>sín</w:t>
+      </w:r>
+      <w:r>
+        <w:t>ei</w:t>
+      </w:r>
+      <w:proofErr w:type="spellEnd"/>
+      <w:r>
+        <w:t xml:space="preserve"> </w:t>
+      </w:r>
+      <w:proofErr w:type="spellStart"/>
+      <w:r>
+        <w:t>általában</w:t>
+      </w:r>
+      <w:proofErr w:type="spellEnd"/>
+      <w:r>
+        <w:t xml:space="preserve"> </w:t>
+      </w:r>
+      <w:proofErr w:type="spellStart"/>
+      <w:r>
+        <w:t>nem</w:t>
+      </w:r>
+      <w:proofErr w:type="spellEnd"/>
+      <w:r>
+        <w:t xml:space="preserve"> </w:t>
+      </w:r>
+      <w:proofErr w:type="spellStart"/>
+      <w:r>
+        <w:t>bírnak</w:t>
+      </w:r>
+      <w:proofErr w:type="spellEnd"/>
+      <w:r>
+        <w:t xml:space="preserve"> </w:t>
+      </w:r>
+      <w:proofErr w:type="spellStart"/>
+      <w:r>
+        <w:t>ekkora</w:t>
+      </w:r>
+      <w:proofErr w:type="spellEnd"/>
+      <w:r>
+        <w:t xml:space="preserve"> </w:t>
+      </w:r>
+      <w:proofErr w:type="spellStart"/>
+      <w:r>
+        <w:t>áramot</w:t>
+      </w:r>
+      <w:proofErr w:type="spellEnd"/>
+      <w:r>
+        <w:t xml:space="preserve">, </w:t>
+      </w:r>
+      <w:proofErr w:type="spellStart"/>
+      <w:r>
+        <w:t>hosszabb</w:t>
+      </w:r>
+      <w:proofErr w:type="spellEnd"/>
+      <w:r>
+        <w:t xml:space="preserve"> </w:t>
+      </w:r>
+      <w:proofErr w:type="spellStart"/>
+      <w:r>
+        <w:t>távon</w:t>
+      </w:r>
+      <w:proofErr w:type="spellEnd"/>
+      <w:r>
+        <w:t xml:space="preserve"> </w:t>
+      </w:r>
+      <w:r>
+        <w:t xml:space="preserve">a </w:t>
+      </w:r>
+      <w:proofErr w:type="spellStart"/>
+      <w:r>
+        <w:t>sínek</w:t>
+      </w:r>
+      <w:proofErr w:type="spellEnd"/>
+      <w:r>
+        <w:t xml:space="preserve"> </w:t>
+      </w:r>
+      <w:proofErr w:type="spellStart"/>
+      <w:r>
+        <w:t>felmelegedhetnek</w:t>
+      </w:r>
+      <w:proofErr w:type="spellEnd"/>
+      <w:r>
+        <w:t xml:space="preserve">, a </w:t>
+      </w:r>
+      <w:proofErr w:type="spellStart"/>
+      <w:r>
+        <w:t>burkolat</w:t>
+      </w:r>
+      <w:proofErr w:type="spellEnd"/>
+      <w:r>
+        <w:t xml:space="preserve"> </w:t>
+      </w:r>
+      <w:proofErr w:type="spellStart"/>
+      <w:r>
+        <w:t>megolvadhat</w:t>
+      </w:r>
+      <w:proofErr w:type="spellEnd"/>
+      <w:r>
+        <w:t>.</w:t>
       </w:r>
     </w:p>
     <w:p>
@@ -1320,28 +4111,328 @@
         <w:t>A</w:t>
       </w:r>
       <w:r>
-        <w:t xml:space="preserve">z Arduino UNO és </w:t>
-      </w:r>
-      <w:r>
-        <w:t>Bluetooth modulnak sokkal kevesebb</w:t>
-      </w:r>
-      <w:r>
-        <w:t xml:space="preserve"> szükséges</w:t>
-      </w:r>
-      <w:r>
-        <w:t>, így amikor hirtelen nagy áramot kap a sín a ledek miatt az Arduino resetelhet vagy a Bluetooth lekapcsolódhat (ez meg is történt velem, amikor a ledeket is a sínen keresztül kötöttem be).</w:t>
-      </w:r>
-    </w:p>
-    <w:p>
+        <w:t xml:space="preserve">z Arduino UNO </w:t>
+      </w:r>
+      <w:proofErr w:type="spellStart"/>
+      <w:r>
+        <w:t>és</w:t>
+      </w:r>
+      <w:proofErr w:type="spellEnd"/>
+      <w:r>
+        <w:t xml:space="preserve"> </w:t>
+      </w:r>
+      <w:r>
+        <w:t xml:space="preserve">Bluetooth </w:t>
+      </w:r>
+      <w:proofErr w:type="spellStart"/>
+      <w:r>
+        <w:t>modulnak</w:t>
+      </w:r>
+      <w:proofErr w:type="spellEnd"/>
+      <w:r>
+        <w:t xml:space="preserve"> </w:t>
+      </w:r>
+      <w:proofErr w:type="spellStart"/>
+      <w:r>
+        <w:t>sokkal</w:t>
+      </w:r>
+      <w:proofErr w:type="spellEnd"/>
+      <w:r>
+        <w:t xml:space="preserve"> </w:t>
+      </w:r>
+      <w:proofErr w:type="spellStart"/>
+      <w:r>
+        <w:t>kevesebb</w:t>
+      </w:r>
+      <w:proofErr w:type="spellEnd"/>
+      <w:r>
+        <w:t xml:space="preserve"> </w:t>
+      </w:r>
+      <w:proofErr w:type="spellStart"/>
+      <w:r>
+        <w:t>szükséges</w:t>
+      </w:r>
+      <w:proofErr w:type="spellEnd"/>
+      <w:r>
+        <w:t xml:space="preserve">, </w:t>
+      </w:r>
+      <w:proofErr w:type="spellStart"/>
+      <w:r>
+        <w:t>így</w:t>
+      </w:r>
+      <w:proofErr w:type="spellEnd"/>
+      <w:r>
+        <w:t xml:space="preserve"> </w:t>
+      </w:r>
+      <w:proofErr w:type="spellStart"/>
+      <w:r>
+        <w:t>amikor</w:t>
+      </w:r>
+      <w:proofErr w:type="spellEnd"/>
+      <w:r>
+        <w:t xml:space="preserve"> </w:t>
+      </w:r>
+      <w:proofErr w:type="spellStart"/>
+      <w:r>
+        <w:t>hirtelen</w:t>
+      </w:r>
+      <w:proofErr w:type="spellEnd"/>
+      <w:r>
+        <w:t xml:space="preserve"> </w:t>
+      </w:r>
+      <w:proofErr w:type="spellStart"/>
+      <w:r>
+        <w:t>nagy</w:t>
+      </w:r>
+      <w:proofErr w:type="spellEnd"/>
+      <w:r>
+        <w:t xml:space="preserve"> </w:t>
+      </w:r>
+      <w:proofErr w:type="spellStart"/>
+      <w:r>
+        <w:t>áramot</w:t>
+      </w:r>
+      <w:proofErr w:type="spellEnd"/>
+      <w:r>
+        <w:t xml:space="preserve"> </w:t>
+      </w:r>
+      <w:proofErr w:type="spellStart"/>
+      <w:r>
+        <w:t>kap</w:t>
+      </w:r>
+      <w:proofErr w:type="spellEnd"/>
+      <w:r>
+        <w:t xml:space="preserve"> a </w:t>
+      </w:r>
+      <w:proofErr w:type="spellStart"/>
+      <w:r>
+        <w:t>sín</w:t>
+      </w:r>
+      <w:proofErr w:type="spellEnd"/>
+      <w:r>
+        <w:t xml:space="preserve"> a </w:t>
+      </w:r>
+      <w:proofErr w:type="spellStart"/>
+      <w:r>
+        <w:t>ledek</w:t>
+      </w:r>
+      <w:proofErr w:type="spellEnd"/>
+      <w:r>
+        <w:t xml:space="preserve"> </w:t>
+      </w:r>
+      <w:proofErr w:type="spellStart"/>
+      <w:r>
+        <w:t>miatt</w:t>
+      </w:r>
+      <w:proofErr w:type="spellEnd"/>
+      <w:r>
+        <w:t xml:space="preserve"> </w:t>
+      </w:r>
+      <w:proofErr w:type="spellStart"/>
+      <w:r>
+        <w:t>az</w:t>
+      </w:r>
+      <w:proofErr w:type="spellEnd"/>
+      <w:r>
+        <w:t xml:space="preserve"> Arduino </w:t>
+      </w:r>
+      <w:proofErr w:type="spellStart"/>
+      <w:r>
+        <w:t>resetelhet</w:t>
+      </w:r>
+      <w:proofErr w:type="spellEnd"/>
+      <w:r>
+        <w:t xml:space="preserve"> </w:t>
+      </w:r>
+      <w:proofErr w:type="spellStart"/>
+      <w:r>
+        <w:t>vagy</w:t>
+      </w:r>
+      <w:proofErr w:type="spellEnd"/>
+      <w:r>
+        <w:t xml:space="preserve"> a Bluetooth </w:t>
+      </w:r>
+      <w:proofErr w:type="spellStart"/>
+      <w:r>
+        <w:t>lekapcsolódhat</w:t>
+      </w:r>
+      <w:proofErr w:type="spellEnd"/>
+      <w:r>
+        <w:t xml:space="preserve"> (</w:t>
+      </w:r>
+      <w:proofErr w:type="spellStart"/>
+      <w:r>
+        <w:t>ez</w:t>
+      </w:r>
+      <w:proofErr w:type="spellEnd"/>
+      <w:r>
+        <w:t xml:space="preserve"> meg is </w:t>
+      </w:r>
+      <w:proofErr w:type="spellStart"/>
+      <w:r>
+        <w:t>történt</w:t>
+      </w:r>
+      <w:proofErr w:type="spellEnd"/>
+      <w:r>
+        <w:t xml:space="preserve"> </w:t>
+      </w:r>
+      <w:proofErr w:type="spellStart"/>
+      <w:r>
+        <w:t>velem</w:t>
+      </w:r>
+      <w:proofErr w:type="spellEnd"/>
+      <w:r>
+        <w:t xml:space="preserve">, </w:t>
+      </w:r>
+      <w:proofErr w:type="spellStart"/>
+      <w:r>
+        <w:t>amikor</w:t>
+      </w:r>
+      <w:proofErr w:type="spellEnd"/>
+      <w:r>
+        <w:t xml:space="preserve"> a </w:t>
+      </w:r>
+      <w:proofErr w:type="spellStart"/>
+      <w:r>
+        <w:t>ledeket</w:t>
+      </w:r>
+      <w:proofErr w:type="spellEnd"/>
+      <w:r>
+        <w:t xml:space="preserve"> is a </w:t>
+      </w:r>
+      <w:proofErr w:type="spellStart"/>
+      <w:r>
+        <w:t>sínen</w:t>
+      </w:r>
+      <w:proofErr w:type="spellEnd"/>
+      <w:r>
+        <w:t xml:space="preserve"> </w:t>
+      </w:r>
+      <w:proofErr w:type="spellStart"/>
+      <w:r>
+        <w:t>keresztül</w:t>
+      </w:r>
+      <w:proofErr w:type="spellEnd"/>
+      <w:r>
+        <w:t xml:space="preserve"> </w:t>
+      </w:r>
+      <w:proofErr w:type="spellStart"/>
+      <w:r>
+        <w:t>kötöttem</w:t>
+      </w:r>
+      <w:proofErr w:type="spellEnd"/>
+      <w:r>
+        <w:t xml:space="preserve"> be).</w:t>
+      </w:r>
+    </w:p>
+    <w:p>
+      <w:proofErr w:type="spellStart"/>
       <w:r>
         <w:lastRenderedPageBreak/>
-        <w:t>Ezért ajánlott a ledeket közvetlenül a tápegységbe bekötni</w:t>
-      </w:r>
-      <w:r>
-        <w:t xml:space="preserve">, az Arduinot és </w:t>
-      </w:r>
-      <w:r>
-        <w:t>a többi modult elkülönítve a szerelőlapon!</w:t>
+        <w:t>Ezért</w:t>
+      </w:r>
+      <w:proofErr w:type="spellEnd"/>
+      <w:r>
+        <w:t xml:space="preserve"> </w:t>
+      </w:r>
+      <w:proofErr w:type="spellStart"/>
+      <w:r>
+        <w:t>ajánlott</w:t>
+      </w:r>
+      <w:proofErr w:type="spellEnd"/>
+      <w:r>
+        <w:t xml:space="preserve"> a </w:t>
+      </w:r>
+      <w:proofErr w:type="spellStart"/>
+      <w:r>
+        <w:t>ledeket</w:t>
+      </w:r>
+      <w:proofErr w:type="spellEnd"/>
+      <w:r>
+        <w:t xml:space="preserve"> </w:t>
+      </w:r>
+      <w:proofErr w:type="spellStart"/>
+      <w:r>
+        <w:t>közvetlenül</w:t>
+      </w:r>
+      <w:proofErr w:type="spellEnd"/>
+      <w:r>
+        <w:t xml:space="preserve"> a </w:t>
+      </w:r>
+      <w:proofErr w:type="spellStart"/>
+      <w:r>
+        <w:t>tápegységbe</w:t>
+      </w:r>
+      <w:proofErr w:type="spellEnd"/>
+      <w:r>
+        <w:t xml:space="preserve"> </w:t>
+      </w:r>
+      <w:proofErr w:type="spellStart"/>
+      <w:r>
+        <w:t>bekötni</w:t>
+      </w:r>
+      <w:proofErr w:type="spellEnd"/>
+      <w:r>
+        <w:t xml:space="preserve">, </w:t>
+      </w:r>
+      <w:proofErr w:type="spellStart"/>
+      <w:r>
+        <w:t>az</w:t>
+      </w:r>
+      <w:proofErr w:type="spellEnd"/>
+      <w:r>
+        <w:t xml:space="preserve"> </w:t>
+      </w:r>
+      <w:proofErr w:type="spellStart"/>
+      <w:r>
+        <w:t>Arduinot</w:t>
+      </w:r>
+      <w:proofErr w:type="spellEnd"/>
+      <w:r>
+        <w:t xml:space="preserve"> </w:t>
+      </w:r>
+      <w:proofErr w:type="spellStart"/>
+      <w:r>
+        <w:t>és</w:t>
+      </w:r>
+      <w:proofErr w:type="spellEnd"/>
+      <w:r>
+        <w:t xml:space="preserve"> </w:t>
+      </w:r>
+      <w:r>
+        <w:t xml:space="preserve">a </w:t>
+      </w:r>
+      <w:proofErr w:type="spellStart"/>
+      <w:r>
+        <w:t>többi</w:t>
+      </w:r>
+      <w:proofErr w:type="spellEnd"/>
+      <w:r>
+        <w:t xml:space="preserve"> </w:t>
+      </w:r>
+      <w:proofErr w:type="spellStart"/>
+      <w:r>
+        <w:t>modult</w:t>
+      </w:r>
+      <w:proofErr w:type="spellEnd"/>
+      <w:r>
+        <w:t xml:space="preserve"> </w:t>
+      </w:r>
+      <w:proofErr w:type="spellStart"/>
+      <w:r>
+        <w:t>elkülönítve</w:t>
+      </w:r>
+      <w:proofErr w:type="spellEnd"/>
+      <w:r>
+        <w:t xml:space="preserve"> a </w:t>
+      </w:r>
+      <w:proofErr w:type="spellStart"/>
+      <w:r>
+        <w:t>szerelőlapon</w:t>
+      </w:r>
+      <w:proofErr w:type="spellEnd"/>
+      <w:r>
+        <w:t>!</w:t>
       </w:r>
     </w:p>
     <w:p>
@@ -1358,7 +4449,47 @@
         </w:numPr>
       </w:pPr>
       <w:r>
-        <w:t>A ledek közvetlenül vannak összekötve a tápegységgel.</w:t>
+        <w:t xml:space="preserve">A </w:t>
+      </w:r>
+      <w:proofErr w:type="spellStart"/>
+      <w:r>
+        <w:t>ledek</w:t>
+      </w:r>
+      <w:proofErr w:type="spellEnd"/>
+      <w:r>
+        <w:t xml:space="preserve"> </w:t>
+      </w:r>
+      <w:proofErr w:type="spellStart"/>
+      <w:r>
+        <w:t>közvetlenül</w:t>
+      </w:r>
+      <w:proofErr w:type="spellEnd"/>
+      <w:r>
+        <w:t xml:space="preserve"> </w:t>
+      </w:r>
+      <w:proofErr w:type="spellStart"/>
+      <w:r>
+        <w:t>vannak</w:t>
+      </w:r>
+      <w:proofErr w:type="spellEnd"/>
+      <w:r>
+        <w:t xml:space="preserve"> </w:t>
+      </w:r>
+      <w:proofErr w:type="spellStart"/>
+      <w:r>
+        <w:t>összekötve</w:t>
+      </w:r>
+      <w:proofErr w:type="spellEnd"/>
+      <w:r>
+        <w:t xml:space="preserve"> a </w:t>
+      </w:r>
+      <w:proofErr w:type="spellStart"/>
+      <w:r>
+        <w:t>tápegységgel</w:t>
+      </w:r>
+      <w:proofErr w:type="spellEnd"/>
+      <w:r>
+        <w:t>.</w:t>
       </w:r>
     </w:p>
     <w:p>
@@ -1370,19 +4501,144 @@
         </w:numPr>
       </w:pPr>
       <w:r>
-        <w:t>A lednek a DIN pinje az Arduino 8-as pinjébe csatlakozik egy 330</w:t>
+        <w:t xml:space="preserve">A </w:t>
+      </w:r>
+      <w:proofErr w:type="spellStart"/>
+      <w:r>
+        <w:t>lednek</w:t>
+      </w:r>
+      <w:proofErr w:type="spellEnd"/>
+      <w:r>
+        <w:t xml:space="preserve"> a DIN </w:t>
+      </w:r>
+      <w:proofErr w:type="spellStart"/>
+      <w:r>
+        <w:t>pinje</w:t>
+      </w:r>
+      <w:proofErr w:type="spellEnd"/>
+      <w:r>
+        <w:t xml:space="preserve"> </w:t>
+      </w:r>
+      <w:proofErr w:type="spellStart"/>
+      <w:r>
+        <w:t>az</w:t>
+      </w:r>
+      <w:proofErr w:type="spellEnd"/>
+      <w:r>
+        <w:t xml:space="preserve"> Arduino 8-as </w:t>
+      </w:r>
+      <w:proofErr w:type="spellStart"/>
+      <w:r>
+        <w:t>pinjébe</w:t>
+      </w:r>
+      <w:proofErr w:type="spellEnd"/>
+      <w:r>
+        <w:t xml:space="preserve"> </w:t>
+      </w:r>
+      <w:proofErr w:type="spellStart"/>
+      <w:r>
+        <w:t>csatlakozik</w:t>
+      </w:r>
+      <w:proofErr w:type="spellEnd"/>
+      <w:r>
+        <w:t xml:space="preserve"> </w:t>
+      </w:r>
+      <w:proofErr w:type="spellStart"/>
+      <w:r>
+        <w:t>egy</w:t>
+      </w:r>
+      <w:proofErr w:type="spellEnd"/>
+      <w:r>
+        <w:t xml:space="preserve"> 330</w:t>
       </w:r>
       <w:r>
         <w:t>Ω</w:t>
       </w:r>
       <w:r>
-        <w:t>-os ellenálláson keresztül.</w:t>
-      </w:r>
-      <w:r>
-        <w:t xml:space="preserve"> Az ellenállás nem kötelező, de erősen ajánlott </w:t>
-      </w:r>
-      <w:r>
-        <w:t>jelstabilizálásra és jelvédelemre.</w:t>
+        <w:t xml:space="preserve">-os </w:t>
+      </w:r>
+      <w:proofErr w:type="spellStart"/>
+      <w:r>
+        <w:t>ellenálláson</w:t>
+      </w:r>
+      <w:proofErr w:type="spellEnd"/>
+      <w:r>
+        <w:t xml:space="preserve"> </w:t>
+      </w:r>
+      <w:proofErr w:type="spellStart"/>
+      <w:r>
+        <w:t>keresztül</w:t>
+      </w:r>
+      <w:proofErr w:type="spellEnd"/>
+      <w:r>
+        <w:t>.</w:t>
+      </w:r>
+      <w:r>
+        <w:t xml:space="preserve"> Az </w:t>
+      </w:r>
+      <w:proofErr w:type="spellStart"/>
+      <w:r>
+        <w:t>ellenállás</w:t>
+      </w:r>
+      <w:proofErr w:type="spellEnd"/>
+      <w:r>
+        <w:t xml:space="preserve"> </w:t>
+      </w:r>
+      <w:proofErr w:type="spellStart"/>
+      <w:r>
+        <w:t>nem</w:t>
+      </w:r>
+      <w:proofErr w:type="spellEnd"/>
+      <w:r>
+        <w:t xml:space="preserve"> </w:t>
+      </w:r>
+      <w:proofErr w:type="spellStart"/>
+      <w:r>
+        <w:t>kötelező</w:t>
+      </w:r>
+      <w:proofErr w:type="spellEnd"/>
+      <w:r>
+        <w:t xml:space="preserve">, de </w:t>
+      </w:r>
+      <w:proofErr w:type="spellStart"/>
+      <w:r>
+        <w:t>erősen</w:t>
+      </w:r>
+      <w:proofErr w:type="spellEnd"/>
+      <w:r>
+        <w:t xml:space="preserve"> </w:t>
+      </w:r>
+      <w:proofErr w:type="spellStart"/>
+      <w:r>
+        <w:t>ajánlott</w:t>
+      </w:r>
+      <w:proofErr w:type="spellEnd"/>
+      <w:r>
+        <w:t xml:space="preserve"> </w:t>
+      </w:r>
+      <w:proofErr w:type="spellStart"/>
+      <w:r>
+        <w:t>jelstabilizálásra</w:t>
+      </w:r>
+      <w:proofErr w:type="spellEnd"/>
+      <w:r>
+        <w:t xml:space="preserve"> </w:t>
+      </w:r>
+      <w:proofErr w:type="spellStart"/>
+      <w:r>
+        <w:t>és</w:t>
+      </w:r>
+      <w:proofErr w:type="spellEnd"/>
+      <w:r>
+        <w:t xml:space="preserve"> </w:t>
+      </w:r>
+      <w:proofErr w:type="spellStart"/>
+      <w:r>
+        <w:t>jelvédelemre</w:t>
+      </w:r>
+      <w:proofErr w:type="spellEnd"/>
+      <w:r>
+        <w:t>.</w:t>
       </w:r>
     </w:p>
     <w:p>
@@ -1399,13 +4655,77 @@
         </w:numPr>
       </w:pPr>
       <w:r>
-        <w:t>Az Arduino UNO ugyane</w:t>
+        <w:t xml:space="preserve">Az Arduino UNO </w:t>
+      </w:r>
+      <w:proofErr w:type="spellStart"/>
+      <w:r>
+        <w:t>ugyane</w:t>
       </w:r>
       <w:r>
         <w:t>tt</w:t>
       </w:r>
       <w:r>
-        <w:t>ől a tápegységtől kapja az áramot csak a szerelőlapon keresztül.</w:t>
+        <w:t>ől</w:t>
+      </w:r>
+      <w:proofErr w:type="spellEnd"/>
+      <w:r>
+        <w:t xml:space="preserve"> a </w:t>
+      </w:r>
+      <w:proofErr w:type="spellStart"/>
+      <w:r>
+        <w:t>tápegységtől</w:t>
+      </w:r>
+      <w:proofErr w:type="spellEnd"/>
+      <w:r>
+        <w:t xml:space="preserve"> </w:t>
+      </w:r>
+      <w:proofErr w:type="spellStart"/>
+      <w:r>
+        <w:t>kapja</w:t>
+      </w:r>
+      <w:proofErr w:type="spellEnd"/>
+      <w:r>
+        <w:t xml:space="preserve"> </w:t>
+      </w:r>
+      <w:proofErr w:type="spellStart"/>
+      <w:r>
+        <w:t>az</w:t>
+      </w:r>
+      <w:proofErr w:type="spellEnd"/>
+      <w:r>
+        <w:t xml:space="preserve"> </w:t>
+      </w:r>
+      <w:proofErr w:type="spellStart"/>
+      <w:r>
+        <w:t>áramot</w:t>
+      </w:r>
+      <w:proofErr w:type="spellEnd"/>
+      <w:r>
+        <w:t xml:space="preserve"> </w:t>
+      </w:r>
+      <w:proofErr w:type="spellStart"/>
+      <w:r>
+        <w:t>csak</w:t>
+      </w:r>
+      <w:proofErr w:type="spellEnd"/>
+      <w:r>
+        <w:t xml:space="preserve"> a </w:t>
+      </w:r>
+      <w:proofErr w:type="spellStart"/>
+      <w:r>
+        <w:t>szerelőlapon</w:t>
+      </w:r>
+      <w:proofErr w:type="spellEnd"/>
+      <w:r>
+        <w:t xml:space="preserve"> </w:t>
+      </w:r>
+      <w:proofErr w:type="spellStart"/>
+      <w:r>
+        <w:t>keresztül</w:t>
+      </w:r>
+      <w:proofErr w:type="spellEnd"/>
+      <w:r>
+        <w:t>.</w:t>
       </w:r>
     </w:p>
     <w:p>
@@ -1415,14 +4735,96 @@
       <w:r>
         <w:t xml:space="preserve">A </w:t>
       </w:r>
-      <w:r>
-        <w:t>tápegység pozitív vezetéke az Arduino 5V pinjébe csatlakozik, a negatív vezeték pedig a GND pinbe.</w:t>
-      </w:r>
-    </w:p>
-    <w:p>
-      <w:r>
-        <w:t>Bluetooth modul</w:t>
-      </w:r>
+      <w:proofErr w:type="spellStart"/>
+      <w:r>
+        <w:t>tápegység</w:t>
+      </w:r>
+      <w:proofErr w:type="spellEnd"/>
+      <w:r>
+        <w:t xml:space="preserve"> </w:t>
+      </w:r>
+      <w:proofErr w:type="spellStart"/>
+      <w:r>
+        <w:t>pozitív</w:t>
+      </w:r>
+      <w:proofErr w:type="spellEnd"/>
+      <w:r>
+        <w:t xml:space="preserve"> </w:t>
+      </w:r>
+      <w:proofErr w:type="spellStart"/>
+      <w:r>
+        <w:t>vezetéke</w:t>
+      </w:r>
+      <w:proofErr w:type="spellEnd"/>
+      <w:r>
+        <w:t xml:space="preserve"> </w:t>
+      </w:r>
+      <w:proofErr w:type="spellStart"/>
+      <w:r>
+        <w:t>az</w:t>
+      </w:r>
+      <w:proofErr w:type="spellEnd"/>
+      <w:r>
+        <w:t xml:space="preserve"> Arduino 5V </w:t>
+      </w:r>
+      <w:proofErr w:type="spellStart"/>
+      <w:r>
+        <w:t>pinjébe</w:t>
+      </w:r>
+      <w:proofErr w:type="spellEnd"/>
+      <w:r>
+        <w:t xml:space="preserve"> </w:t>
+      </w:r>
+      <w:proofErr w:type="spellStart"/>
+      <w:r>
+        <w:t>csatlakozik</w:t>
+      </w:r>
+      <w:proofErr w:type="spellEnd"/>
+      <w:r>
+        <w:t xml:space="preserve">, a </w:t>
+      </w:r>
+      <w:proofErr w:type="spellStart"/>
+      <w:r>
+        <w:t>negatív</w:t>
+      </w:r>
+      <w:proofErr w:type="spellEnd"/>
+      <w:r>
+        <w:t xml:space="preserve"> </w:t>
+      </w:r>
+      <w:proofErr w:type="spellStart"/>
+      <w:r>
+        <w:t>vezeték</w:t>
+      </w:r>
+      <w:proofErr w:type="spellEnd"/>
+      <w:r>
+        <w:t xml:space="preserve"> </w:t>
+      </w:r>
+      <w:proofErr w:type="spellStart"/>
+      <w:r>
+        <w:t>pedig</w:t>
+      </w:r>
+      <w:proofErr w:type="spellEnd"/>
+      <w:r>
+        <w:t xml:space="preserve"> a GND </w:t>
+      </w:r>
+      <w:proofErr w:type="spellStart"/>
+      <w:r>
+        <w:t>pinbe</w:t>
+      </w:r>
+      <w:proofErr w:type="spellEnd"/>
+      <w:r>
+        <w:t>.</w:t>
+      </w:r>
+    </w:p>
+    <w:p>
+      <w:r>
+        <w:t xml:space="preserve">Bluetooth </w:t>
+      </w:r>
+      <w:proofErr w:type="spellStart"/>
+      <w:r>
+        <w:t>modul</w:t>
+      </w:r>
+      <w:proofErr w:type="spellEnd"/>
     </w:p>
     <w:p>
       <w:pPr>
@@ -1433,13 +4835,106 @@
         </w:numPr>
       </w:pPr>
       <w:r>
-        <w:t>A Bluetooth modul VCC vezetéke a</w:t>
-      </w:r>
-      <w:r>
-        <w:t xml:space="preserve"> tápegység pozitív vezetéke </w:t>
-      </w:r>
-      <w:r>
-        <w:t>csatlakozik. A modul 3.3V – 6V feszültségre van tervezve, így az 5V megfelelő.</w:t>
+        <w:t xml:space="preserve">A Bluetooth </w:t>
+      </w:r>
+      <w:proofErr w:type="spellStart"/>
+      <w:r>
+        <w:t>modul</w:t>
+      </w:r>
+      <w:proofErr w:type="spellEnd"/>
+      <w:r>
+        <w:t xml:space="preserve"> VCC </w:t>
+      </w:r>
+      <w:proofErr w:type="spellStart"/>
+      <w:r>
+        <w:t>vezetéke</w:t>
+      </w:r>
+      <w:proofErr w:type="spellEnd"/>
+      <w:r>
+        <w:t xml:space="preserve"> a</w:t>
+      </w:r>
+      <w:r>
+        <w:t xml:space="preserve"> </w:t>
+      </w:r>
+      <w:proofErr w:type="spellStart"/>
+      <w:r>
+        <w:t>tápegység</w:t>
+      </w:r>
+      <w:proofErr w:type="spellEnd"/>
+      <w:r>
+        <w:t xml:space="preserve"> </w:t>
+      </w:r>
+      <w:proofErr w:type="spellStart"/>
+      <w:r>
+        <w:t>pozitív</w:t>
+      </w:r>
+      <w:proofErr w:type="spellEnd"/>
+      <w:r>
+        <w:t xml:space="preserve"> </w:t>
+      </w:r>
+      <w:proofErr w:type="spellStart"/>
+      <w:r>
+        <w:t>vezetéke</w:t>
+      </w:r>
+      <w:proofErr w:type="spellEnd"/>
+      <w:r>
+        <w:t xml:space="preserve"> </w:t>
+      </w:r>
+      <w:proofErr w:type="spellStart"/>
+      <w:r>
+        <w:t>csatlakozik</w:t>
+      </w:r>
+      <w:proofErr w:type="spellEnd"/>
+      <w:r>
+        <w:t xml:space="preserve">. A </w:t>
+      </w:r>
+      <w:proofErr w:type="spellStart"/>
+      <w:r>
+        <w:t>modul</w:t>
+      </w:r>
+      <w:proofErr w:type="spellEnd"/>
+      <w:r>
+        <w:t xml:space="preserve"> 3.3V – 6V </w:t>
+      </w:r>
+      <w:proofErr w:type="spellStart"/>
+      <w:r>
+        <w:t>feszültségre</w:t>
+      </w:r>
+      <w:proofErr w:type="spellEnd"/>
+      <w:r>
+        <w:t xml:space="preserve"> van </w:t>
+      </w:r>
+      <w:proofErr w:type="spellStart"/>
+      <w:r>
+        <w:t>tervezve</w:t>
+      </w:r>
+      <w:proofErr w:type="spellEnd"/>
+      <w:r>
+        <w:t xml:space="preserve">, </w:t>
+      </w:r>
+      <w:proofErr w:type="spellStart"/>
+      <w:r>
+        <w:t>így</w:t>
+      </w:r>
+      <w:proofErr w:type="spellEnd"/>
+      <w:r>
+        <w:t xml:space="preserve"> </w:t>
+      </w:r>
+      <w:proofErr w:type="spellStart"/>
+      <w:r>
+        <w:t>az</w:t>
+      </w:r>
+      <w:proofErr w:type="spellEnd"/>
+      <w:r>
+        <w:t xml:space="preserve"> 5V </w:t>
+      </w:r>
+      <w:proofErr w:type="spellStart"/>
+      <w:r>
+        <w:t>megfelelő</w:t>
+      </w:r>
+      <w:proofErr w:type="spellEnd"/>
+      <w:r>
+        <w:t>.</w:t>
       </w:r>
     </w:p>
     <w:p>
@@ -1451,16 +4946,58 @@
         </w:numPr>
       </w:pPr>
       <w:r>
-        <w:t xml:space="preserve">A tápegység negatív </w:t>
-      </w:r>
+        <w:t xml:space="preserve">A </w:t>
+      </w:r>
+      <w:proofErr w:type="spellStart"/>
+      <w:r>
+        <w:t>tápegység</w:t>
+      </w:r>
+      <w:proofErr w:type="spellEnd"/>
+      <w:r>
+        <w:t xml:space="preserve"> </w:t>
+      </w:r>
+      <w:proofErr w:type="spellStart"/>
+      <w:r>
+        <w:t>negatív</w:t>
+      </w:r>
+      <w:proofErr w:type="spellEnd"/>
+      <w:r>
+        <w:t xml:space="preserve"> </w:t>
+      </w:r>
+      <w:proofErr w:type="spellStart"/>
       <w:r>
         <w:t>vezetéke</w:t>
       </w:r>
-      <w:r>
-        <w:t xml:space="preserve"> </w:t>
-      </w:r>
-      <w:r>
-        <w:t>a Bluetooth modul GND pinjébe csatlakozik.</w:t>
+      <w:proofErr w:type="spellEnd"/>
+      <w:r>
+        <w:t xml:space="preserve"> </w:t>
+      </w:r>
+      <w:r>
+        <w:t xml:space="preserve">a Bluetooth </w:t>
+      </w:r>
+      <w:proofErr w:type="spellStart"/>
+      <w:r>
+        <w:t>modul</w:t>
+      </w:r>
+      <w:proofErr w:type="spellEnd"/>
+      <w:r>
+        <w:t xml:space="preserve"> GND </w:t>
+      </w:r>
+      <w:proofErr w:type="spellStart"/>
+      <w:r>
+        <w:t>pinjébe</w:t>
+      </w:r>
+      <w:proofErr w:type="spellEnd"/>
+      <w:r>
+        <w:t xml:space="preserve"> </w:t>
+      </w:r>
+      <w:proofErr w:type="spellStart"/>
+      <w:r>
+        <w:t>csatlakozik</w:t>
+      </w:r>
+      <w:proofErr w:type="spellEnd"/>
+      <w:r>
+        <w:t>.</w:t>
       </w:r>
     </w:p>
     <w:p>
@@ -1484,13 +5021,42 @@
         <w:t>)</w:t>
       </w:r>
       <w:r>
-        <w:t xml:space="preserve"> pinje </w:t>
-      </w:r>
-      <w:r>
-        <w:t xml:space="preserve">az Arduino </w:t>
-      </w:r>
-      <w:r>
-        <w:t>2-es pinjébe csatlakozik.</w:t>
+        <w:t xml:space="preserve"> </w:t>
+      </w:r>
+      <w:proofErr w:type="spellStart"/>
+      <w:r>
+        <w:t>pinje</w:t>
+      </w:r>
+      <w:proofErr w:type="spellEnd"/>
+      <w:r>
+        <w:t xml:space="preserve"> </w:t>
+      </w:r>
+      <w:proofErr w:type="spellStart"/>
+      <w:r>
+        <w:t>az</w:t>
+      </w:r>
+      <w:proofErr w:type="spellEnd"/>
+      <w:r>
+        <w:t xml:space="preserve"> Arduino </w:t>
+      </w:r>
+      <w:r>
+        <w:t xml:space="preserve">2-es </w:t>
+      </w:r>
+      <w:proofErr w:type="spellStart"/>
+      <w:r>
+        <w:t>pinjébe</w:t>
+      </w:r>
+      <w:proofErr w:type="spellEnd"/>
+      <w:r>
+        <w:t xml:space="preserve"> </w:t>
+      </w:r>
+      <w:proofErr w:type="spellStart"/>
+      <w:r>
+        <w:t>csatlakozik</w:t>
+      </w:r>
+      <w:proofErr w:type="spellEnd"/>
+      <w:r>
+        <w:t>.</w:t>
       </w:r>
     </w:p>
     <w:p>
@@ -1502,8 +5068,45 @@
         </w:numPr>
       </w:pPr>
       <w:r>
-        <w:t>A kódban az Arduino 2-es pinje RX-ként van értelmezve</w:t>
-      </w:r>
+        <w:t xml:space="preserve">A </w:t>
+      </w:r>
+      <w:proofErr w:type="spellStart"/>
+      <w:r>
+        <w:t>kódban</w:t>
+      </w:r>
+      <w:proofErr w:type="spellEnd"/>
+      <w:r>
+        <w:t xml:space="preserve"> </w:t>
+      </w:r>
+      <w:proofErr w:type="spellStart"/>
+      <w:r>
+        <w:t>az</w:t>
+      </w:r>
+      <w:proofErr w:type="spellEnd"/>
+      <w:r>
+        <w:t xml:space="preserve"> Arduino 2-es </w:t>
+      </w:r>
+      <w:proofErr w:type="spellStart"/>
+      <w:r>
+        <w:t>pinje</w:t>
+      </w:r>
+      <w:proofErr w:type="spellEnd"/>
+      <w:r>
+        <w:t xml:space="preserve"> RX-</w:t>
+      </w:r>
+      <w:proofErr w:type="spellStart"/>
+      <w:r>
+        <w:t>ként</w:t>
+      </w:r>
+      <w:proofErr w:type="spellEnd"/>
+      <w:r>
+        <w:t xml:space="preserve"> van </w:t>
+      </w:r>
+      <w:proofErr w:type="spellStart"/>
+      <w:r>
+        <w:t>értelmezve</w:t>
+      </w:r>
+      <w:proofErr w:type="spellEnd"/>
       <w:r>
         <w:t xml:space="preserve"> (Bluetooth </w:t>
       </w:r>
@@ -1511,11 +5114,37 @@
         <w:t>ide</w:t>
       </w:r>
       <w:r>
-        <w:t xml:space="preserve"> küld, Arduino itt fogad</w:t>
-      </w:r>
-      <w:r>
-        <w:t xml:space="preserve"> adatot</w:t>
-      </w:r>
+        <w:t xml:space="preserve"> </w:t>
+      </w:r>
+      <w:proofErr w:type="spellStart"/>
+      <w:r>
+        <w:t>küld</w:t>
+      </w:r>
+      <w:proofErr w:type="spellEnd"/>
+      <w:r>
+        <w:t xml:space="preserve">, Arduino </w:t>
+      </w:r>
+      <w:proofErr w:type="spellStart"/>
+      <w:r>
+        <w:t>itt</w:t>
+      </w:r>
+      <w:proofErr w:type="spellEnd"/>
+      <w:r>
+        <w:t xml:space="preserve"> </w:t>
+      </w:r>
+      <w:proofErr w:type="spellStart"/>
+      <w:r>
+        <w:t>fogad</w:t>
+      </w:r>
+      <w:proofErr w:type="spellEnd"/>
+      <w:r>
+        <w:t xml:space="preserve"> </w:t>
+      </w:r>
+      <w:proofErr w:type="spellStart"/>
+      <w:r>
+        <w:t>adatot</w:t>
+      </w:r>
+      <w:proofErr w:type="spellEnd"/>
       <w:r>
         <w:t>)</w:t>
       </w:r>
@@ -1535,13 +5164,69 @@
         <w:t xml:space="preserve"> (Receive)</w:t>
       </w:r>
       <w:r>
-        <w:t xml:space="preserve"> pinje az Arduino 3-as pinjébe csatlakozik egy feszültségosztón kereszt</w:t>
+        <w:t xml:space="preserve"> </w:t>
+      </w:r>
+      <w:proofErr w:type="spellStart"/>
+      <w:r>
+        <w:t>pinje</w:t>
+      </w:r>
+      <w:proofErr w:type="spellEnd"/>
+      <w:r>
+        <w:t xml:space="preserve"> </w:t>
+      </w:r>
+      <w:proofErr w:type="spellStart"/>
+      <w:r>
+        <w:t>az</w:t>
+      </w:r>
+      <w:proofErr w:type="spellEnd"/>
+      <w:r>
+        <w:t xml:space="preserve"> Arduino 3-as </w:t>
+      </w:r>
+      <w:proofErr w:type="spellStart"/>
+      <w:r>
+        <w:t>pinjébe</w:t>
+      </w:r>
+      <w:proofErr w:type="spellEnd"/>
+      <w:r>
+        <w:t xml:space="preserve"> </w:t>
+      </w:r>
+      <w:proofErr w:type="spellStart"/>
+      <w:r>
+        <w:t>csatlakozik</w:t>
+      </w:r>
+      <w:proofErr w:type="spellEnd"/>
+      <w:r>
+        <w:t xml:space="preserve"> </w:t>
+      </w:r>
+      <w:proofErr w:type="spellStart"/>
+      <w:r>
+        <w:t>egy</w:t>
+      </w:r>
+      <w:proofErr w:type="spellEnd"/>
+      <w:r>
+        <w:t xml:space="preserve"> </w:t>
+      </w:r>
+      <w:proofErr w:type="spellStart"/>
+      <w:r>
+        <w:t>feszültségosztón</w:t>
+      </w:r>
+      <w:proofErr w:type="spellEnd"/>
+      <w:r>
+        <w:t xml:space="preserve"> </w:t>
+      </w:r>
+      <w:proofErr w:type="spellStart"/>
+      <w:r>
+        <w:t>kereszt</w:t>
       </w:r>
       <w:r>
         <w:t>ű</w:t>
       </w:r>
       <w:r>
-        <w:t>l.</w:t>
+        <w:t>l</w:t>
+      </w:r>
+      <w:proofErr w:type="spellEnd"/>
+      <w:r>
+        <w:t>.</w:t>
       </w:r>
     </w:p>
     <w:p>
@@ -1555,17 +5240,142 @@
       <w:r>
         <w:t xml:space="preserve">A Bluetooth RX </w:t>
       </w:r>
-      <w:r>
-        <w:t>pinje 3</w:t>
+      <w:proofErr w:type="spellStart"/>
+      <w:r>
+        <w:t>pinje</w:t>
+      </w:r>
+      <w:proofErr w:type="spellEnd"/>
+      <w:r>
+        <w:t xml:space="preserve"> 3</w:t>
       </w:r>
       <w:r>
         <w:t>.</w:t>
       </w:r>
       <w:r>
-        <w:t xml:space="preserve">3V logikai szintet vár, viszont az Arduino pinjei </w:t>
-      </w:r>
-      <w:r>
-        <w:t>5V-on küldenek jelet. Feszültségosztás nélkül hosszabb távon akár károsodhat is a Bluetooth modul!</w:t>
+        <w:t xml:space="preserve">3V </w:t>
+      </w:r>
+      <w:proofErr w:type="spellStart"/>
+      <w:r>
+        <w:t>logikai</w:t>
+      </w:r>
+      <w:proofErr w:type="spellEnd"/>
+      <w:r>
+        <w:t xml:space="preserve"> </w:t>
+      </w:r>
+      <w:proofErr w:type="spellStart"/>
+      <w:r>
+        <w:t>szintet</w:t>
+      </w:r>
+      <w:proofErr w:type="spellEnd"/>
+      <w:r>
+        <w:t xml:space="preserve"> </w:t>
+      </w:r>
+      <w:proofErr w:type="spellStart"/>
+      <w:r>
+        <w:t>vár</w:t>
+      </w:r>
+      <w:proofErr w:type="spellEnd"/>
+      <w:r>
+        <w:t xml:space="preserve">, </w:t>
+      </w:r>
+      <w:proofErr w:type="spellStart"/>
+      <w:r>
+        <w:t>viszont</w:t>
+      </w:r>
+      <w:proofErr w:type="spellEnd"/>
+      <w:r>
+        <w:t xml:space="preserve"> </w:t>
+      </w:r>
+      <w:proofErr w:type="spellStart"/>
+      <w:r>
+        <w:t>az</w:t>
+      </w:r>
+      <w:proofErr w:type="spellEnd"/>
+      <w:r>
+        <w:t xml:space="preserve"> Arduino </w:t>
+      </w:r>
+      <w:proofErr w:type="spellStart"/>
+      <w:r>
+        <w:t>pinjei</w:t>
+      </w:r>
+      <w:proofErr w:type="spellEnd"/>
+      <w:r>
+        <w:t xml:space="preserve"> </w:t>
+      </w:r>
+      <w:r>
+        <w:t xml:space="preserve">5V-on </w:t>
+      </w:r>
+      <w:proofErr w:type="spellStart"/>
+      <w:r>
+        <w:t>küldenek</w:t>
+      </w:r>
+      <w:proofErr w:type="spellEnd"/>
+      <w:r>
+        <w:t xml:space="preserve"> </w:t>
+      </w:r>
+      <w:proofErr w:type="spellStart"/>
+      <w:r>
+        <w:t>jelet</w:t>
+      </w:r>
+      <w:proofErr w:type="spellEnd"/>
+      <w:r>
+        <w:t xml:space="preserve">. </w:t>
+      </w:r>
+      <w:proofErr w:type="spellStart"/>
+      <w:r>
+        <w:t>Feszültségosztás</w:t>
+      </w:r>
+      <w:proofErr w:type="spellEnd"/>
+      <w:r>
+        <w:t xml:space="preserve"> </w:t>
+      </w:r>
+      <w:proofErr w:type="spellStart"/>
+      <w:r>
+        <w:t>nélkül</w:t>
+      </w:r>
+      <w:proofErr w:type="spellEnd"/>
+      <w:r>
+        <w:t xml:space="preserve"> </w:t>
+      </w:r>
+      <w:proofErr w:type="spellStart"/>
+      <w:r>
+        <w:t>hosszabb</w:t>
+      </w:r>
+      <w:proofErr w:type="spellEnd"/>
+      <w:r>
+        <w:t xml:space="preserve"> </w:t>
+      </w:r>
+      <w:proofErr w:type="spellStart"/>
+      <w:r>
+        <w:t>távon</w:t>
+      </w:r>
+      <w:proofErr w:type="spellEnd"/>
+      <w:r>
+        <w:t xml:space="preserve"> </w:t>
+      </w:r>
+      <w:proofErr w:type="spellStart"/>
+      <w:r>
+        <w:t>akár</w:t>
+      </w:r>
+      <w:proofErr w:type="spellEnd"/>
+      <w:r>
+        <w:t xml:space="preserve"> </w:t>
+      </w:r>
+      <w:proofErr w:type="spellStart"/>
+      <w:r>
+        <w:t>károsodhat</w:t>
+      </w:r>
+      <w:proofErr w:type="spellEnd"/>
+      <w:r>
+        <w:t xml:space="preserve"> is a Bluetooth </w:t>
+      </w:r>
+      <w:proofErr w:type="spellStart"/>
+      <w:r>
+        <w:t>modul</w:t>
+      </w:r>
+      <w:proofErr w:type="spellEnd"/>
+      <w:r>
+        <w:t>!</w:t>
       </w:r>
     </w:p>
     <w:p>
@@ -1574,19 +5384,59 @@
         <w:ind w:left="1440"/>
       </w:pPr>
       <w:r>
-        <w:t>A feszültségosztóhoz egy 2.2k</w:t>
+        <w:t xml:space="preserve">A </w:t>
+      </w:r>
+      <w:proofErr w:type="spellStart"/>
+      <w:r>
+        <w:t>feszültségosztóhoz</w:t>
+      </w:r>
+      <w:proofErr w:type="spellEnd"/>
+      <w:r>
+        <w:t xml:space="preserve"> </w:t>
+      </w:r>
+      <w:proofErr w:type="spellStart"/>
+      <w:r>
+        <w:t>egy</w:t>
+      </w:r>
+      <w:proofErr w:type="spellEnd"/>
+      <w:r>
+        <w:t xml:space="preserve"> 2.2k</w:t>
       </w:r>
       <w:r>
         <w:t>Ω</w:t>
       </w:r>
       <w:r>
-        <w:t xml:space="preserve"> és 4.7k</w:t>
+        <w:t xml:space="preserve"> </w:t>
+      </w:r>
+      <w:proofErr w:type="spellStart"/>
+      <w:r>
+        <w:t>és</w:t>
+      </w:r>
+      <w:proofErr w:type="spellEnd"/>
+      <w:r>
+        <w:t xml:space="preserve"> 4.7k</w:t>
       </w:r>
       <w:r>
         <w:t>Ω</w:t>
       </w:r>
       <w:r>
-        <w:t xml:space="preserve"> ellenállásokat használok.</w:t>
+        <w:t xml:space="preserve"> </w:t>
+      </w:r>
+      <w:proofErr w:type="spellStart"/>
+      <w:r>
+        <w:t>ellenállásokat</w:t>
+      </w:r>
+      <w:proofErr w:type="spellEnd"/>
+      <w:r>
+        <w:t xml:space="preserve"> </w:t>
+      </w:r>
+      <w:proofErr w:type="spellStart"/>
+      <w:r>
+        <w:t>használok</w:t>
+      </w:r>
+      <w:proofErr w:type="spellEnd"/>
+      <w:r>
+        <w:t>.</w:t>
       </w:r>
     </w:p>
     <w:p>
@@ -1598,16 +5448,61 @@
         <w:t xml:space="preserve">Arduino </w:t>
       </w:r>
       <w:r>
-        <w:t>3-as pinből a vezeték csatlakozik a 2.2k</w:t>
+        <w:t xml:space="preserve">3-as </w:t>
+      </w:r>
+      <w:proofErr w:type="spellStart"/>
+      <w:r>
+        <w:t>pinből</w:t>
+      </w:r>
+      <w:proofErr w:type="spellEnd"/>
+      <w:r>
+        <w:t xml:space="preserve"> a </w:t>
+      </w:r>
+      <w:proofErr w:type="spellStart"/>
+      <w:r>
+        <w:t>vezeték</w:t>
+      </w:r>
+      <w:proofErr w:type="spellEnd"/>
+      <w:r>
+        <w:t xml:space="preserve"> </w:t>
+      </w:r>
+      <w:proofErr w:type="spellStart"/>
+      <w:r>
+        <w:t>csatlakozik</w:t>
+      </w:r>
+      <w:proofErr w:type="spellEnd"/>
+      <w:r>
+        <w:t xml:space="preserve"> a 2.2k</w:t>
       </w:r>
       <w:r>
         <w:t>Ω</w:t>
       </w:r>
       <w:r>
-        <w:t xml:space="preserve"> ellenállás</w:t>
-      </w:r>
-      <w:r>
-        <w:t xml:space="preserve"> egyik lábával.</w:t>
+        <w:t xml:space="preserve"> </w:t>
+      </w:r>
+      <w:proofErr w:type="spellStart"/>
+      <w:r>
+        <w:t>ellenállás</w:t>
+      </w:r>
+      <w:proofErr w:type="spellEnd"/>
+      <w:r>
+        <w:t xml:space="preserve"> </w:t>
+      </w:r>
+      <w:proofErr w:type="spellStart"/>
+      <w:r>
+        <w:t>egyik</w:t>
+      </w:r>
+      <w:proofErr w:type="spellEnd"/>
+      <w:r>
+        <w:t xml:space="preserve"> </w:t>
+      </w:r>
+      <w:proofErr w:type="spellStart"/>
+      <w:r>
+        <w:t>lábával</w:t>
+      </w:r>
+      <w:proofErr w:type="spellEnd"/>
+      <w:r>
+        <w:t>.</w:t>
       </w:r>
     </w:p>
     <w:p>
@@ -1624,17 +5519,86 @@
       <w:r>
         <w:t xml:space="preserve"> </w:t>
       </w:r>
-      <w:r>
-        <w:t>sorosan kapcsolódik a 4.7k</w:t>
+      <w:proofErr w:type="spellStart"/>
+      <w:r>
+        <w:t>sorosan</w:t>
+      </w:r>
+      <w:proofErr w:type="spellEnd"/>
+      <w:r>
+        <w:t xml:space="preserve"> </w:t>
+      </w:r>
+      <w:proofErr w:type="spellStart"/>
+      <w:r>
+        <w:t>kapcsolódik</w:t>
+      </w:r>
+      <w:proofErr w:type="spellEnd"/>
+      <w:r>
+        <w:t xml:space="preserve"> a 4.7k</w:t>
       </w:r>
       <w:r>
         <w:t>Ω</w:t>
       </w:r>
       <w:r>
-        <w:t>-os ellenállással, ami</w:t>
-      </w:r>
-      <w:r>
-        <w:t>nek az egyik lába össze van kötve a GND-vel.</w:t>
+        <w:t xml:space="preserve">-os </w:t>
+      </w:r>
+      <w:proofErr w:type="spellStart"/>
+      <w:r>
+        <w:t>ellenállással</w:t>
+      </w:r>
+      <w:proofErr w:type="spellEnd"/>
+      <w:r>
+        <w:t xml:space="preserve">, </w:t>
+      </w:r>
+      <w:proofErr w:type="spellStart"/>
+      <w:r>
+        <w:t>ami</w:t>
+      </w:r>
+      <w:r>
+        <w:t>nek</w:t>
+      </w:r>
+      <w:proofErr w:type="spellEnd"/>
+      <w:r>
+        <w:t xml:space="preserve"> </w:t>
+      </w:r>
+      <w:proofErr w:type="spellStart"/>
+      <w:r>
+        <w:t>az</w:t>
+      </w:r>
+      <w:proofErr w:type="spellEnd"/>
+      <w:r>
+        <w:t xml:space="preserve"> </w:t>
+      </w:r>
+      <w:proofErr w:type="spellStart"/>
+      <w:r>
+        <w:t>egyik</w:t>
+      </w:r>
+      <w:proofErr w:type="spellEnd"/>
+      <w:r>
+        <w:t xml:space="preserve"> </w:t>
+      </w:r>
+      <w:proofErr w:type="spellStart"/>
+      <w:r>
+        <w:t>lába</w:t>
+      </w:r>
+      <w:proofErr w:type="spellEnd"/>
+      <w:r>
+        <w:t xml:space="preserve"> </w:t>
+      </w:r>
+      <w:proofErr w:type="spellStart"/>
+      <w:r>
+        <w:t>össze</w:t>
+      </w:r>
+      <w:proofErr w:type="spellEnd"/>
+      <w:r>
+        <w:t xml:space="preserve"> van </w:t>
+      </w:r>
+      <w:proofErr w:type="spellStart"/>
+      <w:r>
+        <w:t>kötve</w:t>
+      </w:r>
+      <w:proofErr w:type="spellEnd"/>
+      <w:r>
+        <w:t xml:space="preserve"> a GND-vel.</w:t>
       </w:r>
     </w:p>
     <w:p>
@@ -1643,7 +5607,143 @@
         <w:ind w:left="1440"/>
       </w:pPr>
       <w:r>
-        <w:t>A két ellenállás közti ponton így létrejön a kb 3.3V-os feszültség, így a két ellenállás között helyeztem el a vezetéket, ami csatlakozik az Bluetooth RX pinjéhez.</w:t>
+        <w:t xml:space="preserve">A </w:t>
+      </w:r>
+      <w:proofErr w:type="spellStart"/>
+      <w:r>
+        <w:t>két</w:t>
+      </w:r>
+      <w:proofErr w:type="spellEnd"/>
+      <w:r>
+        <w:t xml:space="preserve"> </w:t>
+      </w:r>
+      <w:proofErr w:type="spellStart"/>
+      <w:r>
+        <w:t>ellenállás</w:t>
+      </w:r>
+      <w:proofErr w:type="spellEnd"/>
+      <w:r>
+        <w:t xml:space="preserve"> </w:t>
+      </w:r>
+      <w:proofErr w:type="spellStart"/>
+      <w:r>
+        <w:t>közti</w:t>
+      </w:r>
+      <w:proofErr w:type="spellEnd"/>
+      <w:r>
+        <w:t xml:space="preserve"> ponton </w:t>
+      </w:r>
+      <w:proofErr w:type="spellStart"/>
+      <w:r>
+        <w:t>így</w:t>
+      </w:r>
+      <w:proofErr w:type="spellEnd"/>
+      <w:r>
+        <w:t xml:space="preserve"> </w:t>
+      </w:r>
+      <w:proofErr w:type="spellStart"/>
+      <w:r>
+        <w:t>létrejön</w:t>
+      </w:r>
+      <w:proofErr w:type="spellEnd"/>
+      <w:r>
+        <w:t xml:space="preserve"> a kb 3.3V-os </w:t>
+      </w:r>
+      <w:proofErr w:type="spellStart"/>
+      <w:r>
+        <w:t>feszültség</w:t>
+      </w:r>
+      <w:proofErr w:type="spellEnd"/>
+      <w:r>
+        <w:t xml:space="preserve">, </w:t>
+      </w:r>
+      <w:proofErr w:type="spellStart"/>
+      <w:r>
+        <w:t>így</w:t>
+      </w:r>
+      <w:proofErr w:type="spellEnd"/>
+      <w:r>
+        <w:t xml:space="preserve"> a </w:t>
+      </w:r>
+      <w:proofErr w:type="spellStart"/>
+      <w:r>
+        <w:t>két</w:t>
+      </w:r>
+      <w:proofErr w:type="spellEnd"/>
+      <w:r>
+        <w:t xml:space="preserve"> </w:t>
+      </w:r>
+      <w:proofErr w:type="spellStart"/>
+      <w:r>
+        <w:t>ellenállás</w:t>
+      </w:r>
+      <w:proofErr w:type="spellEnd"/>
+      <w:r>
+        <w:t xml:space="preserve"> </w:t>
+      </w:r>
+      <w:proofErr w:type="spellStart"/>
+      <w:r>
+        <w:t>között</w:t>
+      </w:r>
+      <w:proofErr w:type="spellEnd"/>
+      <w:r>
+        <w:t xml:space="preserve"> </w:t>
+      </w:r>
+      <w:proofErr w:type="spellStart"/>
+      <w:r>
+        <w:t>helyeztem</w:t>
+      </w:r>
+      <w:proofErr w:type="spellEnd"/>
+      <w:r>
+        <w:t xml:space="preserve"> </w:t>
+      </w:r>
+      <w:proofErr w:type="spellStart"/>
+      <w:r>
+        <w:t>el</w:t>
+      </w:r>
+      <w:proofErr w:type="spellEnd"/>
+      <w:r>
+        <w:t xml:space="preserve"> a </w:t>
+      </w:r>
+      <w:proofErr w:type="spellStart"/>
+      <w:r>
+        <w:t>vezetéket</w:t>
+      </w:r>
+      <w:proofErr w:type="spellEnd"/>
+      <w:r>
+        <w:t xml:space="preserve">, </w:t>
+      </w:r>
+      <w:proofErr w:type="spellStart"/>
+      <w:r>
+        <w:t>ami</w:t>
+      </w:r>
+      <w:proofErr w:type="spellEnd"/>
+      <w:r>
+        <w:t xml:space="preserve"> </w:t>
+      </w:r>
+      <w:proofErr w:type="spellStart"/>
+      <w:r>
+        <w:t>csatlakozik</w:t>
+      </w:r>
+      <w:proofErr w:type="spellEnd"/>
+      <w:r>
+        <w:t xml:space="preserve"> </w:t>
+      </w:r>
+      <w:proofErr w:type="spellStart"/>
+      <w:r>
+        <w:t>az</w:t>
+      </w:r>
+      <w:proofErr w:type="spellEnd"/>
+      <w:r>
+        <w:t xml:space="preserve"> Bluetooth RX </w:t>
+      </w:r>
+      <w:proofErr w:type="spellStart"/>
+      <w:r>
+        <w:t>pinjéhez</w:t>
+      </w:r>
+      <w:proofErr w:type="spellEnd"/>
+      <w:r>
+        <w:t>.</w:t>
       </w:r>
     </w:p>
     <w:p>
@@ -1655,10 +5755,50 @@
         </w:numPr>
       </w:pPr>
       <w:r>
-        <w:t>A kódban az Arduino 3-as pinje TX</w:t>
-      </w:r>
-      <w:r>
-        <w:t>-ként van értelmezve.</w:t>
+        <w:t xml:space="preserve">A </w:t>
+      </w:r>
+      <w:proofErr w:type="spellStart"/>
+      <w:r>
+        <w:t>kódban</w:t>
+      </w:r>
+      <w:proofErr w:type="spellEnd"/>
+      <w:r>
+        <w:t xml:space="preserve"> </w:t>
+      </w:r>
+      <w:proofErr w:type="spellStart"/>
+      <w:r>
+        <w:t>az</w:t>
+      </w:r>
+      <w:proofErr w:type="spellEnd"/>
+      <w:r>
+        <w:t xml:space="preserve"> Arduino 3-as </w:t>
+      </w:r>
+      <w:proofErr w:type="spellStart"/>
+      <w:r>
+        <w:t>pinje</w:t>
+      </w:r>
+      <w:proofErr w:type="spellEnd"/>
+      <w:r>
+        <w:t xml:space="preserve"> TX</w:t>
+      </w:r>
+      <w:r>
+        <w:t>-</w:t>
+      </w:r>
+      <w:proofErr w:type="spellStart"/>
+      <w:r>
+        <w:t>ként</w:t>
+      </w:r>
+      <w:proofErr w:type="spellEnd"/>
+      <w:r>
+        <w:t xml:space="preserve"> van </w:t>
+      </w:r>
+      <w:proofErr w:type="spellStart"/>
+      <w:r>
+        <w:t>értelmezve</w:t>
+      </w:r>
+      <w:proofErr w:type="spellEnd"/>
+      <w:r>
+        <w:t>.</w:t>
       </w:r>
     </w:p>
     <w:p>
@@ -1666,11 +5806,13 @@
         <w:pStyle w:val="Cmsor2"/>
       </w:pPr>
       <w:bookmarkStart w:id="11" w:name="_Toc224988078"/>
+      <w:proofErr w:type="spellStart"/>
       <w:r>
         <w:lastRenderedPageBreak/>
         <w:t>Szoftver</w:t>
       </w:r>
       <w:bookmarkEnd w:id="11"/>
+      <w:proofErr w:type="spellEnd"/>
     </w:p>
     <w:p>
       <w:pPr>
@@ -1706,7 +5848,7 @@
                     <pic:cNvPicPr/>
                   </pic:nvPicPr>
                   <pic:blipFill>
-                    <a:blip r:embed="rId15"/>
+                    <a:blip r:embed="rId17"/>
                     <a:stretch>
                       <a:fillRect/>
                     </a:stretch>
@@ -1735,19 +5877,101 @@
     </w:p>
     <w:p>
       <w:r>
-        <w:t xml:space="preserve">A ledek </w:t>
-      </w:r>
+        <w:t xml:space="preserve">A </w:t>
+      </w:r>
+      <w:proofErr w:type="spellStart"/>
+      <w:r>
+        <w:t>ledek</w:t>
+      </w:r>
+      <w:proofErr w:type="spellEnd"/>
+      <w:r>
+        <w:t xml:space="preserve"> </w:t>
+      </w:r>
+      <w:proofErr w:type="spellStart"/>
       <w:r>
         <w:t>irányít</w:t>
       </w:r>
       <w:r>
-        <w:t>ásához FastLED könyvtárt használok</w:t>
-      </w:r>
+        <w:t>ásához</w:t>
+      </w:r>
+      <w:proofErr w:type="spellEnd"/>
+      <w:r>
+        <w:t xml:space="preserve"> </w:t>
+      </w:r>
+      <w:proofErr w:type="spellStart"/>
+      <w:r>
+        <w:t>FastLED</w:t>
+      </w:r>
+      <w:proofErr w:type="spellEnd"/>
+      <w:r>
+        <w:t xml:space="preserve"> </w:t>
+      </w:r>
+      <w:proofErr w:type="spellStart"/>
+      <w:r>
+        <w:t>könyvtárt</w:t>
+      </w:r>
+      <w:proofErr w:type="spellEnd"/>
+      <w:r>
+        <w:t xml:space="preserve"> </w:t>
+      </w:r>
+      <w:proofErr w:type="spellStart"/>
+      <w:r>
+        <w:t>használok</w:t>
+      </w:r>
+      <w:proofErr w:type="spellEnd"/>
       <w:r>
         <w:t>, a setup-</w:t>
       </w:r>
       <w:r>
-        <w:t>ban beállítom a FastLED-et a ledek adataival, illetve elindítom a Bluetooth-t.</w:t>
+        <w:t xml:space="preserve">ban </w:t>
+      </w:r>
+      <w:proofErr w:type="spellStart"/>
+      <w:r>
+        <w:t>beállítom</w:t>
+      </w:r>
+      <w:proofErr w:type="spellEnd"/>
+      <w:r>
+        <w:t xml:space="preserve"> a </w:t>
+      </w:r>
+      <w:proofErr w:type="spellStart"/>
+      <w:r>
+        <w:t>FastLED</w:t>
+      </w:r>
+      <w:proofErr w:type="spellEnd"/>
+      <w:r>
+        <w:t xml:space="preserve">-et a </w:t>
+      </w:r>
+      <w:proofErr w:type="spellStart"/>
+      <w:r>
+        <w:t>ledek</w:t>
+      </w:r>
+      <w:proofErr w:type="spellEnd"/>
+      <w:r>
+        <w:t xml:space="preserve"> </w:t>
+      </w:r>
+      <w:proofErr w:type="spellStart"/>
+      <w:r>
+        <w:t>adataival</w:t>
+      </w:r>
+      <w:proofErr w:type="spellEnd"/>
+      <w:r>
+        <w:t xml:space="preserve">, </w:t>
+      </w:r>
+      <w:proofErr w:type="spellStart"/>
+      <w:r>
+        <w:t>illetve</w:t>
+      </w:r>
+      <w:proofErr w:type="spellEnd"/>
+      <w:r>
+        <w:t xml:space="preserve"> </w:t>
+      </w:r>
+      <w:proofErr w:type="spellStart"/>
+      <w:r>
+        <w:t>elindítom</w:t>
+      </w:r>
+      <w:proofErr w:type="spellEnd"/>
+      <w:r>
+        <w:t xml:space="preserve"> a Bluetooth-t.</w:t>
       </w:r>
     </w:p>
     <w:p>
@@ -1784,7 +6008,7 @@
                     <pic:cNvPicPr/>
                   </pic:nvPicPr>
                   <pic:blipFill>
-                    <a:blip r:embed="rId16"/>
+                    <a:blip r:embed="rId18"/>
                     <a:stretch>
                       <a:fillRect/>
                     </a:stretch>
@@ -1806,36 +6030,186 @@
       </w:r>
     </w:p>
     <w:p>
-      <w:r>
-        <w:t xml:space="preserve">Amikor </w:t>
-      </w:r>
-      <w:r>
-        <w:t>küldünk egy adatot a Bluetooth-nak</w:t>
-      </w:r>
-      <w:r>
-        <w:t>, akkor lefut a getCurrentMode</w:t>
-      </w:r>
-      <w:r>
-        <w:t xml:space="preserve"> metódus, ami </w:t>
-      </w:r>
-      <w:r>
-        <w:t xml:space="preserve">feldolgozza a beolvasott </w:t>
-      </w:r>
-      <w:r>
-        <w:t xml:space="preserve">adatot és </w:t>
-      </w:r>
-      <w:r>
-        <w:t>beállítja az aktuális funkciót.</w:t>
-      </w:r>
-    </w:p>
-    <w:p>
-      <w:pPr>
-        <w:rPr>
-          <w:lang w:val="hu-HU"/>
-        </w:rPr>
-      </w:pPr>
-      <w:r>
-        <w:t>Az aktuális funkciók lehetséges értékei:</w:t>
+      <w:proofErr w:type="spellStart"/>
+      <w:r>
+        <w:t>Amikor</w:t>
+      </w:r>
+      <w:proofErr w:type="spellEnd"/>
+      <w:r>
+        <w:t xml:space="preserve"> </w:t>
+      </w:r>
+      <w:proofErr w:type="spellStart"/>
+      <w:r>
+        <w:t>küldünk</w:t>
+      </w:r>
+      <w:proofErr w:type="spellEnd"/>
+      <w:r>
+        <w:t xml:space="preserve"> </w:t>
+      </w:r>
+      <w:proofErr w:type="spellStart"/>
+      <w:r>
+        <w:t>egy</w:t>
+      </w:r>
+      <w:proofErr w:type="spellEnd"/>
+      <w:r>
+        <w:t xml:space="preserve"> </w:t>
+      </w:r>
+      <w:proofErr w:type="spellStart"/>
+      <w:r>
+        <w:t>adatot</w:t>
+      </w:r>
+      <w:proofErr w:type="spellEnd"/>
+      <w:r>
+        <w:t xml:space="preserve"> a Bluetooth-nak</w:t>
+      </w:r>
+      <w:r>
+        <w:t xml:space="preserve">, </w:t>
+      </w:r>
+      <w:proofErr w:type="spellStart"/>
+      <w:r>
+        <w:t>akkor</w:t>
+      </w:r>
+      <w:proofErr w:type="spellEnd"/>
+      <w:r>
+        <w:t xml:space="preserve"> </w:t>
+      </w:r>
+      <w:proofErr w:type="spellStart"/>
+      <w:r>
+        <w:t>lefut</w:t>
+      </w:r>
+      <w:proofErr w:type="spellEnd"/>
+      <w:r>
+        <w:t xml:space="preserve"> a </w:t>
+      </w:r>
+      <w:proofErr w:type="spellStart"/>
+      <w:r>
+        <w:t>getCurrentMode</w:t>
+      </w:r>
+      <w:proofErr w:type="spellEnd"/>
+      <w:r>
+        <w:t xml:space="preserve"> </w:t>
+      </w:r>
+      <w:proofErr w:type="spellStart"/>
+      <w:r>
+        <w:t>metódus</w:t>
+      </w:r>
+      <w:proofErr w:type="spellEnd"/>
+      <w:r>
+        <w:t xml:space="preserve">, </w:t>
+      </w:r>
+      <w:proofErr w:type="spellStart"/>
+      <w:r>
+        <w:t>ami</w:t>
+      </w:r>
+      <w:proofErr w:type="spellEnd"/>
+      <w:r>
+        <w:t xml:space="preserve"> </w:t>
+      </w:r>
+      <w:proofErr w:type="spellStart"/>
+      <w:r>
+        <w:t>feldolgozza</w:t>
+      </w:r>
+      <w:proofErr w:type="spellEnd"/>
+      <w:r>
+        <w:t xml:space="preserve"> a </w:t>
+      </w:r>
+      <w:proofErr w:type="spellStart"/>
+      <w:r>
+        <w:t>beolvasott</w:t>
+      </w:r>
+      <w:proofErr w:type="spellEnd"/>
+      <w:r>
+        <w:t xml:space="preserve"> </w:t>
+      </w:r>
+      <w:proofErr w:type="spellStart"/>
+      <w:r>
+        <w:t>adatot</w:t>
+      </w:r>
+      <w:proofErr w:type="spellEnd"/>
+      <w:r>
+        <w:t xml:space="preserve"> </w:t>
+      </w:r>
+      <w:proofErr w:type="spellStart"/>
+      <w:r>
+        <w:t>és</w:t>
+      </w:r>
+      <w:proofErr w:type="spellEnd"/>
+      <w:r>
+        <w:t xml:space="preserve"> </w:t>
+      </w:r>
+      <w:proofErr w:type="spellStart"/>
+      <w:r>
+        <w:t>beállítja</w:t>
+      </w:r>
+      <w:proofErr w:type="spellEnd"/>
+      <w:r>
+        <w:t xml:space="preserve"> </w:t>
+      </w:r>
+      <w:proofErr w:type="spellStart"/>
+      <w:r>
+        <w:t>az</w:t>
+      </w:r>
+      <w:proofErr w:type="spellEnd"/>
+      <w:r>
+        <w:t xml:space="preserve"> </w:t>
+      </w:r>
+      <w:proofErr w:type="spellStart"/>
+      <w:r>
+        <w:t>aktuális</w:t>
+      </w:r>
+      <w:proofErr w:type="spellEnd"/>
+      <w:r>
+        <w:t xml:space="preserve"> </w:t>
+      </w:r>
+      <w:proofErr w:type="spellStart"/>
+      <w:r>
+        <w:t>funkciót</w:t>
+      </w:r>
+      <w:proofErr w:type="spellEnd"/>
+      <w:r>
+        <w:t>.</w:t>
+      </w:r>
+    </w:p>
+    <w:p>
+      <w:pPr>
+        <w:rPr>
+          <w:lang w:val="hu-HU"/>
+        </w:rPr>
+      </w:pPr>
+      <w:r>
+        <w:t xml:space="preserve">Az </w:t>
+      </w:r>
+      <w:proofErr w:type="spellStart"/>
+      <w:r>
+        <w:t>aktuális</w:t>
+      </w:r>
+      <w:proofErr w:type="spellEnd"/>
+      <w:r>
+        <w:t xml:space="preserve"> </w:t>
+      </w:r>
+      <w:proofErr w:type="spellStart"/>
+      <w:r>
+        <w:t>funkciók</w:t>
+      </w:r>
+      <w:proofErr w:type="spellEnd"/>
+      <w:r>
+        <w:t xml:space="preserve"> </w:t>
+      </w:r>
+      <w:proofErr w:type="spellStart"/>
+      <w:r>
+        <w:t>lehetséges</w:t>
+      </w:r>
+      <w:proofErr w:type="spellEnd"/>
+      <w:r>
+        <w:t xml:space="preserve"> </w:t>
+      </w:r>
+      <w:proofErr w:type="spellStart"/>
+      <w:r>
+        <w:t>értékei</w:t>
+      </w:r>
+      <w:proofErr w:type="spellEnd"/>
+      <w:r>
+        <w:t>:</w:t>
       </w:r>
       <w:r>
         <w:t xml:space="preserve"> OFF, RUNCOMET, CHRISTMAS</w:t>
@@ -1875,11 +6249,19 @@
           <w:lang w:val="hu-HU"/>
         </w:rPr>
       </w:pPr>
-      <w:r>
-        <w:rPr>
-          <w:lang w:val="hu-HU"/>
-        </w:rPr>
-        <w:t>getCurrentMode folyamatábra:</w:t>
+      <w:proofErr w:type="spellStart"/>
+      <w:r>
+        <w:rPr>
+          <w:lang w:val="hu-HU"/>
+        </w:rPr>
+        <w:t>getCurrentMode</w:t>
+      </w:r>
+      <w:proofErr w:type="spellEnd"/>
+      <w:r>
+        <w:rPr>
+          <w:lang w:val="hu-HU"/>
+        </w:rPr>
+        <w:t xml:space="preserve"> folyamatábra:</w:t>
       </w:r>
     </w:p>
     <w:p>
@@ -1909,7 +6291,7 @@
                     <pic:cNvPicPr/>
                   </pic:nvPicPr>
                   <pic:blipFill>
-                    <a:blip r:embed="rId17"/>
+                    <a:blip r:embed="rId19"/>
                     <a:stretch>
                       <a:fillRect/>
                     </a:stretch>
@@ -1947,7 +6329,21 @@
         <w:rPr>
           <w:lang w:val="hu-HU"/>
         </w:rPr>
-        <w:t>a currentMode értéke alapján lefuttatjuk a kiválasztott funkció függvényét.</w:t>
+        <w:t xml:space="preserve">a </w:t>
+      </w:r>
+      <w:proofErr w:type="spellStart"/>
+      <w:r>
+        <w:rPr>
+          <w:lang w:val="hu-HU"/>
+        </w:rPr>
+        <w:t>currentMode</w:t>
+      </w:r>
+      <w:proofErr w:type="spellEnd"/>
+      <w:r>
+        <w:rPr>
+          <w:lang w:val="hu-HU"/>
+        </w:rPr>
+        <w:t xml:space="preserve"> értéke alapján lefuttatjuk a kiválasztott funkció függvényét.</w:t>
       </w:r>
     </w:p>
     <w:p>
@@ -1965,7 +6361,29 @@
         <w:rPr>
           <w:lang w:val="hu-HU"/>
         </w:rPr>
-        <w:t>RUNCOMET esetében lefut a comet() függvény</w:t>
+        <w:t xml:space="preserve">RUNCOMET esetében lefut a </w:t>
+      </w:r>
+      <w:proofErr w:type="spellStart"/>
+      <w:proofErr w:type="gramStart"/>
+      <w:r>
+        <w:rPr>
+          <w:lang w:val="hu-HU"/>
+        </w:rPr>
+        <w:t>comet</w:t>
+      </w:r>
+      <w:proofErr w:type="spellEnd"/>
+      <w:r>
+        <w:rPr>
+          <w:lang w:val="hu-HU"/>
+        </w:rPr>
+        <w:t>(</w:t>
+      </w:r>
+      <w:proofErr w:type="gramEnd"/>
+      <w:r>
+        <w:rPr>
+          <w:lang w:val="hu-HU"/>
+        </w:rPr>
+        <w:t>) függvény</w:t>
       </w:r>
     </w:p>
     <w:p>
@@ -1985,17 +6403,27 @@
         </w:rPr>
         <w:t xml:space="preserve">TRANSITION esetében lefut a </w:t>
       </w:r>
+      <w:proofErr w:type="spellStart"/>
+      <w:proofErr w:type="gramStart"/>
       <w:r>
         <w:rPr>
           <w:lang w:val="hu-HU"/>
         </w:rPr>
         <w:t>colorTransition</w:t>
       </w:r>
-      <w:r>
-        <w:rPr>
-          <w:lang w:val="hu-HU"/>
-        </w:rPr>
-        <w:t>() függvény</w:t>
+      <w:proofErr w:type="spellEnd"/>
+      <w:r>
+        <w:rPr>
+          <w:lang w:val="hu-HU"/>
+        </w:rPr>
+        <w:t>(</w:t>
+      </w:r>
+      <w:proofErr w:type="gramEnd"/>
+      <w:r>
+        <w:rPr>
+          <w:lang w:val="hu-HU"/>
+        </w:rPr>
+        <w:t>) függvény</w:t>
       </w:r>
     </w:p>
     <w:p>
@@ -2015,17 +6443,27 @@
         </w:rPr>
         <w:t xml:space="preserve">CHRISTMAS esetében lefut a </w:t>
       </w:r>
+      <w:proofErr w:type="spellStart"/>
+      <w:proofErr w:type="gramStart"/>
       <w:r>
         <w:rPr>
           <w:lang w:val="hu-HU"/>
         </w:rPr>
         <w:t>christmas</w:t>
       </w:r>
-      <w:r>
-        <w:rPr>
-          <w:lang w:val="hu-HU"/>
-        </w:rPr>
-        <w:t>() függvény</w:t>
+      <w:proofErr w:type="spellEnd"/>
+      <w:r>
+        <w:rPr>
+          <w:lang w:val="hu-HU"/>
+        </w:rPr>
+        <w:t>(</w:t>
+      </w:r>
+      <w:proofErr w:type="gramEnd"/>
+      <w:r>
+        <w:rPr>
+          <w:lang w:val="hu-HU"/>
+        </w:rPr>
+        <w:t>) függvény</w:t>
       </w:r>
     </w:p>
     <w:p>
@@ -2043,7 +6481,57 @@
         <w:rPr>
           <w:lang w:val="hu-HU"/>
         </w:rPr>
-        <w:t>COLORPICK esetében lefut a setColorFromString(const String&amp; msg) függvény</w:t>
+        <w:t xml:space="preserve">COLORPICK esetében lefut a </w:t>
+      </w:r>
+      <w:proofErr w:type="spellStart"/>
+      <w:proofErr w:type="gramStart"/>
+      <w:r>
+        <w:rPr>
+          <w:lang w:val="hu-HU"/>
+        </w:rPr>
+        <w:t>setColorFromString</w:t>
+      </w:r>
+      <w:proofErr w:type="spellEnd"/>
+      <w:r>
+        <w:rPr>
+          <w:lang w:val="hu-HU"/>
+        </w:rPr>
+        <w:t>(</w:t>
+      </w:r>
+      <w:proofErr w:type="gramEnd"/>
+      <w:r>
+        <w:rPr>
+          <w:lang w:val="hu-HU"/>
+        </w:rPr>
+        <w:t xml:space="preserve">const </w:t>
+      </w:r>
+      <w:proofErr w:type="spellStart"/>
+      <w:r>
+        <w:rPr>
+          <w:lang w:val="hu-HU"/>
+        </w:rPr>
+        <w:t>String</w:t>
+      </w:r>
+      <w:proofErr w:type="spellEnd"/>
+      <w:r>
+        <w:rPr>
+          <w:lang w:val="hu-HU"/>
+        </w:rPr>
+        <w:t xml:space="preserve">&amp; </w:t>
+      </w:r>
+      <w:proofErr w:type="spellStart"/>
+      <w:r>
+        <w:rPr>
+          <w:lang w:val="hu-HU"/>
+        </w:rPr>
+        <w:t>msg</w:t>
+      </w:r>
+      <w:proofErr w:type="spellEnd"/>
+      <w:r>
+        <w:rPr>
+          <w:lang w:val="hu-HU"/>
+        </w:rPr>
+        <w:t>) függvény</w:t>
       </w:r>
     </w:p>
     <w:p>
@@ -2067,7 +6555,21 @@
         <w:rPr>
           <w:lang w:val="hu-HU"/>
         </w:rPr>
-        <w:t>a ledet kikapcsoljuk</w:t>
+        <w:t xml:space="preserve">a </w:t>
+      </w:r>
+      <w:proofErr w:type="spellStart"/>
+      <w:r>
+        <w:rPr>
+          <w:lang w:val="hu-HU"/>
+        </w:rPr>
+        <w:t>ledet</w:t>
+      </w:r>
+      <w:proofErr w:type="spellEnd"/>
+      <w:r>
+        <w:rPr>
+          <w:lang w:val="hu-HU"/>
+        </w:rPr>
+        <w:t xml:space="preserve"> kikapcsoljuk</w:t>
       </w:r>
     </w:p>
     <w:p>
@@ -2116,7 +6618,29 @@
         <w:rPr>
           <w:lang w:val="hu-HU"/>
         </w:rPr>
-        <w:t xml:space="preserve"> – comet()</w:t>
+        <w:t xml:space="preserve"> – </w:t>
+      </w:r>
+      <w:proofErr w:type="spellStart"/>
+      <w:proofErr w:type="gramStart"/>
+      <w:r>
+        <w:rPr>
+          <w:lang w:val="hu-HU"/>
+        </w:rPr>
+        <w:t>comet</w:t>
+      </w:r>
+      <w:proofErr w:type="spellEnd"/>
+      <w:r>
+        <w:rPr>
+          <w:lang w:val="hu-HU"/>
+        </w:rPr>
+        <w:t>(</w:t>
+      </w:r>
+      <w:proofErr w:type="gramEnd"/>
+      <w:r>
+        <w:rPr>
+          <w:lang w:val="hu-HU"/>
+        </w:rPr>
+        <w:t>)</w:t>
       </w:r>
       <w:bookmarkEnd w:id="15"/>
     </w:p>
@@ -2192,12 +6716,14 @@
                 <w:lang w:val="hu-HU"/>
               </w:rPr>
             </w:pPr>
+            <w:proofErr w:type="spellStart"/>
             <w:r>
               <w:rPr>
                 <w:lang w:val="hu-HU"/>
               </w:rPr>
               <w:t>lastFrame</w:t>
             </w:r>
+            <w:proofErr w:type="spellEnd"/>
           </w:p>
         </w:tc>
         <w:tc>
@@ -2214,7 +6740,29 @@
               <w:rPr>
                 <w:lang w:val="hu-HU"/>
               </w:rPr>
-              <w:t>Eltárolja a legutóbbi animáció idejét millis()-ben</w:t>
+              <w:t xml:space="preserve">Eltárolja a legutóbbi animáció idejét </w:t>
+            </w:r>
+            <w:proofErr w:type="spellStart"/>
+            <w:proofErr w:type="gramStart"/>
+            <w:r>
+              <w:rPr>
+                <w:lang w:val="hu-HU"/>
+              </w:rPr>
+              <w:t>millis</w:t>
+            </w:r>
+            <w:proofErr w:type="spellEnd"/>
+            <w:r>
+              <w:rPr>
+                <w:lang w:val="hu-HU"/>
+              </w:rPr>
+              <w:t>(</w:t>
+            </w:r>
+            <w:proofErr w:type="gramEnd"/>
+            <w:r>
+              <w:rPr>
+                <w:lang w:val="hu-HU"/>
+              </w:rPr>
+              <w:t>)-ben</w:t>
             </w:r>
           </w:p>
         </w:tc>
@@ -2230,12 +6778,14 @@
                 <w:lang w:val="hu-HU"/>
               </w:rPr>
             </w:pPr>
+            <w:proofErr w:type="spellStart"/>
             <w:r>
               <w:rPr>
                 <w:lang w:val="hu-HU"/>
               </w:rPr>
               <w:t>transitionComet</w:t>
             </w:r>
+            <w:proofErr w:type="spellEnd"/>
           </w:p>
         </w:tc>
         <w:tc>
@@ -2268,12 +6818,14 @@
                 <w:lang w:val="hu-HU"/>
               </w:rPr>
             </w:pPr>
+            <w:proofErr w:type="spellStart"/>
             <w:r>
               <w:rPr>
                 <w:lang w:val="hu-HU"/>
               </w:rPr>
               <w:t>groupSize</w:t>
             </w:r>
+            <w:proofErr w:type="spellEnd"/>
           </w:p>
         </w:tc>
         <w:tc>
@@ -2290,7 +6842,21 @@
               <w:rPr>
                 <w:lang w:val="hu-HU"/>
               </w:rPr>
-              <w:t>Mennyi led ég egyszerre</w:t>
+              <w:t xml:space="preserve">Mennyi </w:t>
+            </w:r>
+            <w:proofErr w:type="spellStart"/>
+            <w:r>
+              <w:rPr>
+                <w:lang w:val="hu-HU"/>
+              </w:rPr>
+              <w:t>led</w:t>
+            </w:r>
+            <w:proofErr w:type="spellEnd"/>
+            <w:r>
+              <w:rPr>
+                <w:lang w:val="hu-HU"/>
+              </w:rPr>
+              <w:t xml:space="preserve"> ég egyszerre</w:t>
             </w:r>
             <w:r>
               <w:rPr>
@@ -2312,12 +6878,14 @@
                 <w:lang w:val="hu-HU"/>
               </w:rPr>
             </w:pPr>
+            <w:proofErr w:type="spellStart"/>
             <w:r>
               <w:rPr>
                 <w:lang w:val="hu-HU"/>
               </w:rPr>
               <w:t>idx</w:t>
             </w:r>
+            <w:proofErr w:type="spellEnd"/>
           </w:p>
         </w:tc>
         <w:tc>
@@ -2334,7 +6902,21 @@
               <w:rPr>
                 <w:lang w:val="hu-HU"/>
               </w:rPr>
-              <w:t>Melyik ledet kell éppen felkapcsolni</w:t>
+              <w:t xml:space="preserve">Melyik </w:t>
+            </w:r>
+            <w:proofErr w:type="spellStart"/>
+            <w:r>
+              <w:rPr>
+                <w:lang w:val="hu-HU"/>
+              </w:rPr>
+              <w:t>ledet</w:t>
+            </w:r>
+            <w:proofErr w:type="spellEnd"/>
+            <w:r>
+              <w:rPr>
+                <w:lang w:val="hu-HU"/>
+              </w:rPr>
+              <w:t xml:space="preserve"> kell éppen felkapcsolni</w:t>
             </w:r>
           </w:p>
         </w:tc>
@@ -2350,12 +6932,14 @@
                 <w:lang w:val="hu-HU"/>
               </w:rPr>
             </w:pPr>
+            <w:proofErr w:type="spellStart"/>
             <w:r>
               <w:rPr>
                 <w:lang w:val="hu-HU"/>
               </w:rPr>
               <w:t>hue</w:t>
             </w:r>
+            <w:proofErr w:type="spellEnd"/>
           </w:p>
         </w:tc>
         <w:tc>
@@ -2372,7 +6956,21 @@
               <w:rPr>
                 <w:lang w:val="hu-HU"/>
               </w:rPr>
-              <w:t>Meghatározza a led színét, ami minden egyes animáció után változik.</w:t>
+              <w:t xml:space="preserve">Meghatározza a </w:t>
+            </w:r>
+            <w:proofErr w:type="spellStart"/>
+            <w:r>
+              <w:rPr>
+                <w:lang w:val="hu-HU"/>
+              </w:rPr>
+              <w:t>led</w:t>
+            </w:r>
+            <w:proofErr w:type="spellEnd"/>
+            <w:r>
+              <w:rPr>
+                <w:lang w:val="hu-HU"/>
+              </w:rPr>
+              <w:t xml:space="preserve"> színét, ami minden egyes animáció után változik.</w:t>
             </w:r>
           </w:p>
         </w:tc>
@@ -2388,12 +6986,14 @@
                 <w:lang w:val="hu-HU"/>
               </w:rPr>
             </w:pPr>
+            <w:proofErr w:type="spellStart"/>
             <w:r>
               <w:rPr>
                 <w:lang w:val="hu-HU"/>
               </w:rPr>
               <w:t>stepIdx</w:t>
             </w:r>
+            <w:proofErr w:type="spellEnd"/>
           </w:p>
         </w:tc>
         <w:tc>
@@ -2410,7 +7010,21 @@
               <w:rPr>
                 <w:lang w:val="hu-HU"/>
               </w:rPr>
-              <w:t>Ez a változó lépteti tovább folyamatosan a ledeket.</w:t>
+              <w:t xml:space="preserve">Ez a változó lépteti tovább folyamatosan a </w:t>
+            </w:r>
+            <w:proofErr w:type="spellStart"/>
+            <w:r>
+              <w:rPr>
+                <w:lang w:val="hu-HU"/>
+              </w:rPr>
+              <w:t>ledeket</w:t>
+            </w:r>
+            <w:proofErr w:type="spellEnd"/>
+            <w:r>
+              <w:rPr>
+                <w:lang w:val="hu-HU"/>
+              </w:rPr>
+              <w:t>.</w:t>
             </w:r>
           </w:p>
         </w:tc>
@@ -2429,12 +7043,14 @@
           <w:lang w:val="hu-HU"/>
         </w:rPr>
       </w:pPr>
+      <w:proofErr w:type="spellStart"/>
       <w:r>
         <w:rPr>
           <w:lang w:val="hu-HU"/>
         </w:rPr>
         <w:t>idx</w:t>
       </w:r>
+      <w:proofErr w:type="spellEnd"/>
     </w:p>
     <w:p>
       <w:pPr>
@@ -2463,7 +7079,21 @@
         <w:rPr>
           <w:lang w:val="hu-HU"/>
         </w:rPr>
-        <w:t xml:space="preserve"> arra, hogy az idx </w:t>
+        <w:t xml:space="preserve"> arra, hogy az </w:t>
+      </w:r>
+      <w:proofErr w:type="spellStart"/>
+      <w:r>
+        <w:rPr>
+          <w:lang w:val="hu-HU"/>
+        </w:rPr>
+        <w:t>idx</w:t>
+      </w:r>
+      <w:proofErr w:type="spellEnd"/>
+      <w:r>
+        <w:rPr>
+          <w:lang w:val="hu-HU"/>
+        </w:rPr>
+        <w:t xml:space="preserve"> </w:t>
       </w:r>
       <w:r>
         <w:rPr>
@@ -2493,13 +7123,99 @@
         <w:rPr>
           <w:lang w:val="hu-HU"/>
         </w:rPr>
-        <w:t>Az idx nem lehet negatív</w:t>
-      </w:r>
-      <w:r>
-        <w:rPr>
-          <w:lang w:val="hu-HU"/>
-        </w:rPr>
-        <w:t>: while(idx &lt; 0) idx += NumLeds;</w:t>
+        <w:t xml:space="preserve">Az </w:t>
+      </w:r>
+      <w:proofErr w:type="spellStart"/>
+      <w:r>
+        <w:rPr>
+          <w:lang w:val="hu-HU"/>
+        </w:rPr>
+        <w:t>idx</w:t>
+      </w:r>
+      <w:proofErr w:type="spellEnd"/>
+      <w:r>
+        <w:rPr>
+          <w:lang w:val="hu-HU"/>
+        </w:rPr>
+        <w:t xml:space="preserve"> nem lehet negatív</w:t>
+      </w:r>
+      <w:r>
+        <w:rPr>
+          <w:lang w:val="hu-HU"/>
+        </w:rPr>
+        <w:t xml:space="preserve">: </w:t>
+      </w:r>
+      <w:proofErr w:type="spellStart"/>
+      <w:proofErr w:type="gramStart"/>
+      <w:r>
+        <w:rPr>
+          <w:lang w:val="hu-HU"/>
+        </w:rPr>
+        <w:t>while</w:t>
+      </w:r>
+      <w:proofErr w:type="spellEnd"/>
+      <w:r>
+        <w:rPr>
+          <w:lang w:val="hu-HU"/>
+        </w:rPr>
+        <w:t>(</w:t>
+      </w:r>
+      <w:proofErr w:type="spellStart"/>
+      <w:proofErr w:type="gramEnd"/>
+      <w:r>
+        <w:rPr>
+          <w:lang w:val="hu-HU"/>
+        </w:rPr>
+        <w:t>idx</w:t>
+      </w:r>
+      <w:proofErr w:type="spellEnd"/>
+      <w:r>
+        <w:rPr>
+          <w:lang w:val="hu-HU"/>
+        </w:rPr>
+        <w:t xml:space="preserve"> </w:t>
+      </w:r>
+      <w:proofErr w:type="gramStart"/>
+      <w:r>
+        <w:rPr>
+          <w:lang w:val="hu-HU"/>
+        </w:rPr>
+        <w:t>&lt; 0</w:t>
+      </w:r>
+      <w:proofErr w:type="gramEnd"/>
+      <w:r>
+        <w:rPr>
+          <w:lang w:val="hu-HU"/>
+        </w:rPr>
+        <w:t xml:space="preserve">) </w:t>
+      </w:r>
+      <w:proofErr w:type="spellStart"/>
+      <w:r>
+        <w:rPr>
+          <w:lang w:val="hu-HU"/>
+        </w:rPr>
+        <w:t>idx</w:t>
+      </w:r>
+      <w:proofErr w:type="spellEnd"/>
+      <w:r>
+        <w:rPr>
+          <w:lang w:val="hu-HU"/>
+        </w:rPr>
+        <w:t xml:space="preserve"> += </w:t>
+      </w:r>
+      <w:proofErr w:type="spellStart"/>
+      <w:r>
+        <w:rPr>
+          <w:lang w:val="hu-HU"/>
+        </w:rPr>
+        <w:t>NumLeds</w:t>
+      </w:r>
+      <w:proofErr w:type="spellEnd"/>
+      <w:r>
+        <w:rPr>
+          <w:lang w:val="hu-HU"/>
+        </w:rPr>
+        <w:t>;</w:t>
       </w:r>
       <w:r>
         <w:rPr>
@@ -2523,13 +7239,71 @@
         <w:rPr>
           <w:lang w:val="hu-HU"/>
         </w:rPr>
-        <w:t>Az idx</w:t>
-      </w:r>
-      <w:r>
-        <w:rPr>
-          <w:lang w:val="hu-HU"/>
-        </w:rPr>
-        <w:t xml:space="preserve"> nem indexelhet túl a led tömbön: LED[idx % NumLeds]</w:t>
+        <w:t xml:space="preserve">Az </w:t>
+      </w:r>
+      <w:proofErr w:type="spellStart"/>
+      <w:r>
+        <w:rPr>
+          <w:lang w:val="hu-HU"/>
+        </w:rPr>
+        <w:t>idx</w:t>
+      </w:r>
+      <w:proofErr w:type="spellEnd"/>
+      <w:r>
+        <w:rPr>
+          <w:lang w:val="hu-HU"/>
+        </w:rPr>
+        <w:t xml:space="preserve"> nem indexelhet túl a </w:t>
+      </w:r>
+      <w:proofErr w:type="spellStart"/>
+      <w:r>
+        <w:rPr>
+          <w:lang w:val="hu-HU"/>
+        </w:rPr>
+        <w:t>led</w:t>
+      </w:r>
+      <w:proofErr w:type="spellEnd"/>
+      <w:r>
+        <w:rPr>
+          <w:lang w:val="hu-HU"/>
+        </w:rPr>
+        <w:t xml:space="preserve"> tömbön: </w:t>
+      </w:r>
+      <w:proofErr w:type="gramStart"/>
+      <w:r>
+        <w:rPr>
+          <w:lang w:val="hu-HU"/>
+        </w:rPr>
+        <w:t>LED[</w:t>
+      </w:r>
+      <w:proofErr w:type="spellStart"/>
+      <w:proofErr w:type="gramEnd"/>
+      <w:r>
+        <w:rPr>
+          <w:lang w:val="hu-HU"/>
+        </w:rPr>
+        <w:t>idx</w:t>
+      </w:r>
+      <w:proofErr w:type="spellEnd"/>
+      <w:r>
+        <w:rPr>
+          <w:lang w:val="hu-HU"/>
+        </w:rPr>
+        <w:t xml:space="preserve"> % </w:t>
+      </w:r>
+      <w:proofErr w:type="spellStart"/>
+      <w:r>
+        <w:rPr>
+          <w:lang w:val="hu-HU"/>
+        </w:rPr>
+        <w:t>NumLeds</w:t>
+      </w:r>
+      <w:proofErr w:type="spellEnd"/>
+      <w:r>
+        <w:rPr>
+          <w:lang w:val="hu-HU"/>
+        </w:rPr>
+        <w:t>]</w:t>
       </w:r>
     </w:p>
     <w:p>
@@ -2583,6 +7357,8 @@
         </w:rPr>
         <w:t xml:space="preserve"> – </w:t>
       </w:r>
+      <w:proofErr w:type="spellStart"/>
+      <w:proofErr w:type="gramStart"/>
       <w:r>
         <w:rPr>
           <w:lang w:val="hu-HU"/>
@@ -2593,7 +7369,21 @@
         <w:rPr>
           <w:lang w:val="hu-HU"/>
         </w:rPr>
-        <w:t>ransition()</w:t>
+        <w:t>ransition</w:t>
+      </w:r>
+      <w:proofErr w:type="spellEnd"/>
+      <w:r>
+        <w:rPr>
+          <w:lang w:val="hu-HU"/>
+        </w:rPr>
+        <w:t>(</w:t>
+      </w:r>
+      <w:proofErr w:type="gramEnd"/>
+      <w:r>
+        <w:rPr>
+          <w:lang w:val="hu-HU"/>
+        </w:rPr>
+        <w:t>)</w:t>
       </w:r>
       <w:bookmarkEnd w:id="16"/>
     </w:p>
@@ -2669,12 +7459,14 @@
                 <w:lang w:val="hu-HU"/>
               </w:rPr>
             </w:pPr>
+            <w:proofErr w:type="spellStart"/>
             <w:r>
               <w:rPr>
                 <w:lang w:val="hu-HU"/>
               </w:rPr>
               <w:t>lastFrame</w:t>
             </w:r>
+            <w:proofErr w:type="spellEnd"/>
           </w:p>
         </w:tc>
         <w:tc>
@@ -2691,7 +7483,29 @@
               <w:rPr>
                 <w:lang w:val="hu-HU"/>
               </w:rPr>
-              <w:t>Eltárolja a legutóbbi animáció idejét millis()-ben</w:t>
+              <w:t xml:space="preserve">Eltárolja a legutóbbi animáció idejét </w:t>
+            </w:r>
+            <w:proofErr w:type="spellStart"/>
+            <w:proofErr w:type="gramStart"/>
+            <w:r>
+              <w:rPr>
+                <w:lang w:val="hu-HU"/>
+              </w:rPr>
+              <w:t>millis</w:t>
+            </w:r>
+            <w:proofErr w:type="spellEnd"/>
+            <w:r>
+              <w:rPr>
+                <w:lang w:val="hu-HU"/>
+              </w:rPr>
+              <w:t>(</w:t>
+            </w:r>
+            <w:proofErr w:type="gramEnd"/>
+            <w:r>
+              <w:rPr>
+                <w:lang w:val="hu-HU"/>
+              </w:rPr>
+              <w:t>)-ben</w:t>
             </w:r>
           </w:p>
         </w:tc>
@@ -2707,12 +7521,14 @@
                 <w:lang w:val="hu-HU"/>
               </w:rPr>
             </w:pPr>
+            <w:proofErr w:type="spellStart"/>
             <w:r>
               <w:rPr>
                 <w:lang w:val="hu-HU"/>
               </w:rPr>
               <w:t>transitionColor</w:t>
             </w:r>
+            <w:proofErr w:type="spellEnd"/>
           </w:p>
         </w:tc>
         <w:tc>
@@ -2745,12 +7561,14 @@
                 <w:lang w:val="hu-HU"/>
               </w:rPr>
             </w:pPr>
+            <w:proofErr w:type="spellStart"/>
             <w:r>
               <w:rPr>
                 <w:lang w:val="hu-HU"/>
               </w:rPr>
               <w:t>hue</w:t>
             </w:r>
+            <w:proofErr w:type="spellEnd"/>
           </w:p>
         </w:tc>
         <w:tc>
@@ -2767,7 +7585,21 @@
               <w:rPr>
                 <w:lang w:val="hu-HU"/>
               </w:rPr>
-              <w:t>Meghatározza a led színét</w:t>
+              <w:t xml:space="preserve">Meghatározza a </w:t>
+            </w:r>
+            <w:proofErr w:type="spellStart"/>
+            <w:r>
+              <w:rPr>
+                <w:lang w:val="hu-HU"/>
+              </w:rPr>
+              <w:t>led</w:t>
+            </w:r>
+            <w:proofErr w:type="spellEnd"/>
+            <w:r>
+              <w:rPr>
+                <w:lang w:val="hu-HU"/>
+              </w:rPr>
+              <w:t xml:space="preserve"> színét</w:t>
             </w:r>
             <w:r>
               <w:rPr>
@@ -2796,7 +7628,77 @@
         <w:rPr>
           <w:lang w:val="hu-HU"/>
         </w:rPr>
-        <w:t>Minden animáció lefutáskor a FastLED könynvtár fill_solid() funkciója beállítja egy adott színre az összes ledet.</w:t>
+        <w:t xml:space="preserve">Minden animáció lefutáskor a </w:t>
+      </w:r>
+      <w:proofErr w:type="spellStart"/>
+      <w:r>
+        <w:rPr>
+          <w:lang w:val="hu-HU"/>
+        </w:rPr>
+        <w:t>FastLED</w:t>
+      </w:r>
+      <w:proofErr w:type="spellEnd"/>
+      <w:r>
+        <w:rPr>
+          <w:lang w:val="hu-HU"/>
+        </w:rPr>
+        <w:t xml:space="preserve"> </w:t>
+      </w:r>
+      <w:proofErr w:type="spellStart"/>
+      <w:r>
+        <w:rPr>
+          <w:lang w:val="hu-HU"/>
+        </w:rPr>
+        <w:t>könynvtár</w:t>
+      </w:r>
+      <w:proofErr w:type="spellEnd"/>
+      <w:r>
+        <w:rPr>
+          <w:lang w:val="hu-HU"/>
+        </w:rPr>
+        <w:t xml:space="preserve"> </w:t>
+      </w:r>
+      <w:proofErr w:type="spellStart"/>
+      <w:r>
+        <w:rPr>
+          <w:lang w:val="hu-HU"/>
+        </w:rPr>
+        <w:t>fill_</w:t>
+      </w:r>
+      <w:proofErr w:type="gramStart"/>
+      <w:r>
+        <w:rPr>
+          <w:lang w:val="hu-HU"/>
+        </w:rPr>
+        <w:t>solid</w:t>
+      </w:r>
+      <w:proofErr w:type="spellEnd"/>
+      <w:r>
+        <w:rPr>
+          <w:lang w:val="hu-HU"/>
+        </w:rPr>
+        <w:t>(</w:t>
+      </w:r>
+      <w:proofErr w:type="gramEnd"/>
+      <w:r>
+        <w:rPr>
+          <w:lang w:val="hu-HU"/>
+        </w:rPr>
+        <w:t xml:space="preserve">) funkciója beállítja egy adott színre az összes </w:t>
+      </w:r>
+      <w:proofErr w:type="spellStart"/>
+      <w:r>
+        <w:rPr>
+          <w:lang w:val="hu-HU"/>
+        </w:rPr>
+        <w:t>ledet</w:t>
+      </w:r>
+      <w:proofErr w:type="spellEnd"/>
+      <w:r>
+        <w:rPr>
+          <w:lang w:val="hu-HU"/>
+        </w:rPr>
+        <w:t>.</w:t>
       </w:r>
       <w:bookmarkStart w:id="17" w:name="_Toc224988084"/>
     </w:p>
@@ -2810,13 +7712,35 @@
         <w:rPr>
           <w:lang w:val="hu-HU"/>
         </w:rPr>
-        <w:t>A ledek</w:t>
-      </w:r>
-      <w:r>
-        <w:rPr>
-          <w:lang w:val="hu-HU"/>
-        </w:rPr>
-        <w:t xml:space="preserve"> fényeréjét úgy állítom be, hogy az „üstökös” vége halványabb legyen, mint az „üstökös” feje.</w:t>
+        <w:t xml:space="preserve">A </w:t>
+      </w:r>
+      <w:proofErr w:type="spellStart"/>
+      <w:r>
+        <w:rPr>
+          <w:lang w:val="hu-HU"/>
+        </w:rPr>
+        <w:t>ledek</w:t>
+      </w:r>
+      <w:proofErr w:type="spellEnd"/>
+      <w:r>
+        <w:rPr>
+          <w:lang w:val="hu-HU"/>
+        </w:rPr>
+        <w:t xml:space="preserve"> </w:t>
+      </w:r>
+      <w:proofErr w:type="spellStart"/>
+      <w:r>
+        <w:rPr>
+          <w:lang w:val="hu-HU"/>
+        </w:rPr>
+        <w:t>fényeréjét</w:t>
+      </w:r>
+      <w:proofErr w:type="spellEnd"/>
+      <w:r>
+        <w:rPr>
+          <w:lang w:val="hu-HU"/>
+        </w:rPr>
+        <w:t xml:space="preserve"> úgy állítom be, hogy az „üstökös” vége halványabb legyen, mint az „üstökös” feje.</w:t>
       </w:r>
       <w:r>
         <w:rPr>
@@ -2856,7 +7780,29 @@
         <w:rPr>
           <w:lang w:val="hu-HU"/>
         </w:rPr>
-        <w:t xml:space="preserve"> – christmas()</w:t>
+        <w:t xml:space="preserve"> – </w:t>
+      </w:r>
+      <w:proofErr w:type="spellStart"/>
+      <w:proofErr w:type="gramStart"/>
+      <w:r>
+        <w:rPr>
+          <w:lang w:val="hu-HU"/>
+        </w:rPr>
+        <w:t>christmas</w:t>
+      </w:r>
+      <w:proofErr w:type="spellEnd"/>
+      <w:r>
+        <w:rPr>
+          <w:lang w:val="hu-HU"/>
+        </w:rPr>
+        <w:t>(</w:t>
+      </w:r>
+      <w:proofErr w:type="gramEnd"/>
+      <w:r>
+        <w:rPr>
+          <w:lang w:val="hu-HU"/>
+        </w:rPr>
+        <w:t>)</w:t>
       </w:r>
       <w:bookmarkEnd w:id="17"/>
     </w:p>
@@ -2932,12 +7878,14 @@
                 <w:lang w:val="hu-HU"/>
               </w:rPr>
             </w:pPr>
+            <w:proofErr w:type="spellStart"/>
             <w:r>
               <w:rPr>
                 <w:lang w:val="hu-HU"/>
               </w:rPr>
               <w:t>lastXmas</w:t>
             </w:r>
+            <w:proofErr w:type="spellEnd"/>
           </w:p>
         </w:tc>
         <w:tc>
@@ -2954,7 +7902,29 @@
               <w:rPr>
                 <w:lang w:val="hu-HU"/>
               </w:rPr>
-              <w:t>Eltárolja a legutóbbi animáció idejét millis()-ben</w:t>
+              <w:t xml:space="preserve">Eltárolja a legutóbbi animáció idejét </w:t>
+            </w:r>
+            <w:proofErr w:type="spellStart"/>
+            <w:proofErr w:type="gramStart"/>
+            <w:r>
+              <w:rPr>
+                <w:lang w:val="hu-HU"/>
+              </w:rPr>
+              <w:t>millis</w:t>
+            </w:r>
+            <w:proofErr w:type="spellEnd"/>
+            <w:r>
+              <w:rPr>
+                <w:lang w:val="hu-HU"/>
+              </w:rPr>
+              <w:t>(</w:t>
+            </w:r>
+            <w:proofErr w:type="gramEnd"/>
+            <w:r>
+              <w:rPr>
+                <w:lang w:val="hu-HU"/>
+              </w:rPr>
+              <w:t>)-ben</w:t>
             </w:r>
           </w:p>
         </w:tc>
@@ -2970,12 +7940,14 @@
                 <w:lang w:val="hu-HU"/>
               </w:rPr>
             </w:pPr>
+            <w:proofErr w:type="spellStart"/>
             <w:r>
               <w:rPr>
                 <w:lang w:val="hu-HU"/>
               </w:rPr>
               <w:t>xmasInterval</w:t>
             </w:r>
+            <w:proofErr w:type="spellEnd"/>
           </w:p>
         </w:tc>
         <w:tc>
@@ -3008,12 +7980,14 @@
                 <w:lang w:val="hu-HU"/>
               </w:rPr>
             </w:pPr>
+            <w:proofErr w:type="spellStart"/>
             <w:r>
               <w:rPr>
                 <w:lang w:val="hu-HU"/>
               </w:rPr>
               <w:t>XmasHoldState</w:t>
             </w:r>
+            <w:proofErr w:type="spellEnd"/>
             <w:r>
               <w:rPr>
                 <w:lang w:val="hu-HU"/>
@@ -3064,12 +8038,14 @@
                 <w:lang w:val="hu-HU"/>
               </w:rPr>
             </w:pPr>
+            <w:proofErr w:type="spellStart"/>
             <w:r>
               <w:rPr>
                 <w:lang w:val="hu-HU"/>
               </w:rPr>
               <w:t>switchLeds</w:t>
             </w:r>
+            <w:proofErr w:type="spellEnd"/>
           </w:p>
         </w:tc>
         <w:tc>
@@ -3086,7 +8062,21 @@
               <w:rPr>
                 <w:lang w:val="hu-HU"/>
               </w:rPr>
-              <w:t>Melyik led csoport legyen az A és melyik B</w:t>
+              <w:t xml:space="preserve">Melyik </w:t>
+            </w:r>
+            <w:proofErr w:type="spellStart"/>
+            <w:r>
+              <w:rPr>
+                <w:lang w:val="hu-HU"/>
+              </w:rPr>
+              <w:t>led</w:t>
+            </w:r>
+            <w:proofErr w:type="spellEnd"/>
+            <w:r>
+              <w:rPr>
+                <w:lang w:val="hu-HU"/>
+              </w:rPr>
+              <w:t xml:space="preserve"> csoport legyen az A és melyik B</w:t>
             </w:r>
           </w:p>
         </w:tc>
@@ -3102,12 +8092,14 @@
                 <w:lang w:val="hu-HU"/>
               </w:rPr>
             </w:pPr>
+            <w:proofErr w:type="spellStart"/>
             <w:r>
               <w:rPr>
                 <w:lang w:val="hu-HU"/>
               </w:rPr>
               <w:t>xmasPhase</w:t>
             </w:r>
+            <w:proofErr w:type="spellEnd"/>
           </w:p>
         </w:tc>
         <w:tc>
@@ -3140,12 +8132,14 @@
                 <w:lang w:val="hu-HU"/>
               </w:rPr>
             </w:pPr>
+            <w:proofErr w:type="spellStart"/>
             <w:r>
               <w:rPr>
                 <w:lang w:val="hu-HU"/>
               </w:rPr>
               <w:t>xmasStep</w:t>
             </w:r>
+            <w:proofErr w:type="spellEnd"/>
           </w:p>
         </w:tc>
         <w:tc>
@@ -3196,12 +8190,14 @@
                 <w:lang w:val="hu-HU"/>
               </w:rPr>
             </w:pPr>
+            <w:proofErr w:type="spellStart"/>
             <w:r>
               <w:rPr>
                 <w:lang w:val="hu-HU"/>
               </w:rPr>
               <w:t>holdOnFrames</w:t>
             </w:r>
+            <w:proofErr w:type="spellEnd"/>
           </w:p>
         </w:tc>
         <w:tc>
@@ -3218,8 +8214,16 @@
               <w:rPr>
                 <w:lang w:val="hu-HU"/>
               </w:rPr>
-              <w:t>Max fényerőn töltött cikusok</w:t>
+              <w:t xml:space="preserve">Max fényerőn töltött </w:t>
             </w:r>
+            <w:proofErr w:type="spellStart"/>
+            <w:r>
+              <w:rPr>
+                <w:lang w:val="hu-HU"/>
+              </w:rPr>
+              <w:t>cikusok</w:t>
+            </w:r>
+            <w:proofErr w:type="spellEnd"/>
             <w:r>
               <w:rPr>
                 <w:lang w:val="hu-HU"/>
@@ -3240,12 +8244,14 @@
                 <w:lang w:val="hu-HU"/>
               </w:rPr>
             </w:pPr>
+            <w:proofErr w:type="spellStart"/>
             <w:r>
               <w:rPr>
                 <w:lang w:val="hu-HU"/>
               </w:rPr>
               <w:t>holdOffFrames</w:t>
             </w:r>
+            <w:proofErr w:type="spellEnd"/>
           </w:p>
         </w:tc>
         <w:tc>
@@ -3258,12 +8264,30 @@
                 <w:lang w:val="hu-HU"/>
               </w:rPr>
             </w:pPr>
+            <w:proofErr w:type="spellStart"/>
             <w:r>
               <w:t>S</w:t>
             </w:r>
             <w:r>
-              <w:t>zünet ciklusainak száma</w:t>
+              <w:t>zünet</w:t>
             </w:r>
+            <w:proofErr w:type="spellEnd"/>
+            <w:r>
+              <w:t xml:space="preserve"> </w:t>
+            </w:r>
+            <w:proofErr w:type="spellStart"/>
+            <w:r>
+              <w:t>ciklusainak</w:t>
+            </w:r>
+            <w:proofErr w:type="spellEnd"/>
+            <w:r>
+              <w:t xml:space="preserve"> </w:t>
+            </w:r>
+            <w:proofErr w:type="spellStart"/>
+            <w:r>
+              <w:t>száma</w:t>
+            </w:r>
+            <w:proofErr w:type="spellEnd"/>
           </w:p>
         </w:tc>
       </w:tr>
@@ -3278,12 +8302,14 @@
                 <w:lang w:val="hu-HU"/>
               </w:rPr>
             </w:pPr>
+            <w:proofErr w:type="spellStart"/>
             <w:r>
               <w:rPr>
                 <w:lang w:val="hu-HU"/>
               </w:rPr>
               <w:t>holdCnt</w:t>
             </w:r>
+            <w:proofErr w:type="spellEnd"/>
           </w:p>
         </w:tc>
         <w:tc>
@@ -3300,7 +8326,21 @@
               <w:rPr>
                 <w:lang w:val="hu-HU"/>
               </w:rPr>
-              <w:t>Ez számolja hány frame telt el</w:t>
+              <w:t xml:space="preserve">Ez számolja hány </w:t>
+            </w:r>
+            <w:proofErr w:type="spellStart"/>
+            <w:r>
+              <w:rPr>
+                <w:lang w:val="hu-HU"/>
+              </w:rPr>
+              <w:t>frame</w:t>
+            </w:r>
+            <w:proofErr w:type="spellEnd"/>
+            <w:r>
+              <w:rPr>
+                <w:lang w:val="hu-HU"/>
+              </w:rPr>
+              <w:t xml:space="preserve"> telt el</w:t>
             </w:r>
           </w:p>
         </w:tc>
@@ -3350,7 +8390,29 @@
         <w:rPr>
           <w:lang w:val="hu-HU"/>
         </w:rPr>
-        <w:t xml:space="preserve"> – setColorFromString()</w:t>
+        <w:t xml:space="preserve"> – </w:t>
+      </w:r>
+      <w:proofErr w:type="spellStart"/>
+      <w:proofErr w:type="gramStart"/>
+      <w:r>
+        <w:rPr>
+          <w:lang w:val="hu-HU"/>
+        </w:rPr>
+        <w:t>setColorFromString</w:t>
+      </w:r>
+      <w:proofErr w:type="spellEnd"/>
+      <w:r>
+        <w:rPr>
+          <w:lang w:val="hu-HU"/>
+        </w:rPr>
+        <w:t>(</w:t>
+      </w:r>
+      <w:proofErr w:type="gramEnd"/>
+      <w:r>
+        <w:rPr>
+          <w:lang w:val="hu-HU"/>
+        </w:rPr>
+        <w:t>)</w:t>
       </w:r>
       <w:bookmarkEnd w:id="18"/>
     </w:p>
@@ -3360,11 +8422,33 @@
           <w:lang w:val="hu-HU"/>
         </w:rPr>
       </w:pPr>
-      <w:r>
-        <w:rPr>
-          <w:lang w:val="hu-HU"/>
-        </w:rPr>
-        <w:t>Bluetoothon keresztül kapunk egy rgb színösszeállítást, amit be tudunk állítani az összes lednek.</w:t>
+      <w:proofErr w:type="spellStart"/>
+      <w:r>
+        <w:rPr>
+          <w:lang w:val="hu-HU"/>
+        </w:rPr>
+        <w:t>Bluetoothon</w:t>
+      </w:r>
+      <w:proofErr w:type="spellEnd"/>
+      <w:r>
+        <w:rPr>
+          <w:lang w:val="hu-HU"/>
+        </w:rPr>
+        <w:t xml:space="preserve"> keresztül kapunk egy </w:t>
+      </w:r>
+      <w:proofErr w:type="spellStart"/>
+      <w:r>
+        <w:rPr>
+          <w:lang w:val="hu-HU"/>
+        </w:rPr>
+        <w:t>rgb</w:t>
+      </w:r>
+      <w:proofErr w:type="spellEnd"/>
+      <w:r>
+        <w:rPr>
+          <w:lang w:val="hu-HU"/>
+        </w:rPr>
+        <w:t xml:space="preserve"> színösszeállítást, amit be tudunk állítani az összes lednek.</w:t>
       </w:r>
     </w:p>
     <w:p>
@@ -3390,23 +8474,68 @@
         <w:rPr>
           <w:lang w:val="hu-HU"/>
         </w:rPr>
-        <w:t>Ezt feldolgozzok úgy, hogy az első szín az r, a második a g, a harmadik pedig a b.</w:t>
-      </w:r>
-    </w:p>
-    <w:p>
-      <w:pPr>
-        <w:rPr>
-          <w:lang w:val="hu-HU"/>
-        </w:rPr>
-      </w:pPr>
-      <w:r>
-        <w:rPr>
-          <w:lang w:val="hu-HU"/>
-        </w:rPr>
-        <w:t>fill_solid-al beállítjuk az rgb színt a lednek.</w:t>
+        <w:t xml:space="preserve">Ezt </w:t>
+      </w:r>
+      <w:proofErr w:type="spellStart"/>
+      <w:r>
+        <w:rPr>
+          <w:lang w:val="hu-HU"/>
+        </w:rPr>
+        <w:t>feldolgozzok</w:t>
+      </w:r>
+      <w:proofErr w:type="spellEnd"/>
+      <w:r>
+        <w:rPr>
+          <w:lang w:val="hu-HU"/>
+        </w:rPr>
+        <w:t xml:space="preserve"> úgy, hogy az első szín az r, a második a g, a harmadik pedig a </w:t>
+      </w:r>
+      <w:proofErr w:type="spellStart"/>
+      <w:r>
+        <w:rPr>
+          <w:lang w:val="hu-HU"/>
+        </w:rPr>
+        <w:t>b.</w:t>
+      </w:r>
+      <w:proofErr w:type="spellEnd"/>
+    </w:p>
+    <w:p>
+      <w:pPr>
+        <w:rPr>
+          <w:lang w:val="hu-HU"/>
+        </w:rPr>
+      </w:pPr>
+      <w:proofErr w:type="spellStart"/>
+      <w:r>
+        <w:rPr>
+          <w:lang w:val="hu-HU"/>
+        </w:rPr>
+        <w:t>fill_solid-al</w:t>
+      </w:r>
+      <w:proofErr w:type="spellEnd"/>
+      <w:r>
+        <w:rPr>
+          <w:lang w:val="hu-HU"/>
+        </w:rPr>
+        <w:t xml:space="preserve"> beállítjuk az </w:t>
+      </w:r>
+      <w:proofErr w:type="spellStart"/>
+      <w:r>
+        <w:rPr>
+          <w:lang w:val="hu-HU"/>
+        </w:rPr>
+        <w:t>rgb</w:t>
+      </w:r>
+      <w:proofErr w:type="spellEnd"/>
+      <w:r>
+        <w:rPr>
+          <w:lang w:val="hu-HU"/>
+        </w:rPr>
+        <w:t xml:space="preserve"> színt a lednek.</w:t>
       </w:r>
     </w:p>
     <w:sectPr>
+      <w:footerReference w:type="default" r:id="rId20"/>
       <w:pgSz w:w="11906" w:h="16838"/>
       <w:pgMar w:top="1417" w:right="1417" w:bottom="1417" w:left="1417" w:header="708" w:footer="708" w:gutter="0"/>
       <w:cols w:space="708"/>
@@ -3414,6 +8543,101 @@
     </w:sectPr>
   </w:body>
 </w:document>
+</file>
+
+<file path=word/endnotes.xml><?xml version="1.0" encoding="utf-8"?>
+<w:endnotes xmlns:wpc="http://schemas.microsoft.com/office/word/2010/wordprocessingCanvas" xmlns:cx="http://schemas.microsoft.com/office/drawing/2014/chartex" xmlns:cx1="http://schemas.microsoft.com/office/drawing/2015/9/8/chartex" xmlns:cx2="http://schemas.microsoft.com/office/drawing/2015/10/21/chartex" xmlns:cx3="http://schemas.microsoft.com/office/drawing/2016/5/9/chartex" xmlns:cx4="http://schemas.microsoft.com/office/drawing/2016/5/10/chartex" xmlns:cx5="http://schemas.microsoft.com/office/drawing/2016/5/11/chartex" xmlns:cx6="http://schemas.microsoft.com/office/drawing/2016/5/12/chartex" xmlns:cx7="http://schemas.microsoft.com/office/drawing/2016/5/13/chartex" xmlns:cx8="http://schemas.microsoft.com/office/drawing/2016/5/14/chartex" xmlns:mc="http://schemas.openxmlformats.org/markup-compatibility/2006" xmlns:aink="http://schemas.microsoft.com/office/drawing/2016/ink" xmlns:am3d="http://schemas.microsoft.com/office/drawing/2017/model3d" xmlns:o="urn:schemas-microsoft-com:office:office" xmlns:oel="http://schemas.microsoft.com/office/2019/extlst" xmlns:r="http://schemas.openxmlformats.org/officeDocument/2006/relationships" xmlns:m="http://schemas.openxmlformats.org/officeDocument/2006/math" xmlns:v="urn:schemas-microsoft-com:vml" xmlns:wp14="http://schemas.microsoft.com/office/word/2010/wordprocessingDrawing" xmlns:wp="http://schemas.openxmlformats.org/drawingml/2006/wordprocessingDrawing" xmlns:w10="urn:schemas-microsoft-com:office:word" xmlns:w="http://schemas.openxmlformats.org/wordprocessingml/2006/main" xmlns:w14="http://schemas.microsoft.com/office/word/2010/wordml" xmlns:w15="http://schemas.microsoft.com/office/word/2012/wordml" xmlns:w16cex="http://schemas.microsoft.com/office/word/2018/wordml/cex" xmlns:w16cid="http://schemas.microsoft.com/office/word/2016/wordml/cid" xmlns:w16="http://schemas.microsoft.com/office/word/2018/wordml" xmlns:w16du="http://schemas.microsoft.com/office/word/2023/wordml/word16du" xmlns:w16sdtdh="http://schemas.microsoft.com/office/word/2020/wordml/sdtdatahash" xmlns:w16sdtfl="http://schemas.microsoft.com/office/word/2024/wordml/sdtformatlock" xmlns:w16se="http://schemas.microsoft.com/office/word/2015/wordml/symex" xmlns:wpg="http://schemas.microsoft.com/office/word/2010/wordprocessingGroup" xmlns:wpi="http://schemas.microsoft.com/office/word/2010/wordprocessingInk" xmlns:wne="http://schemas.microsoft.com/office/word/2006/wordml" xmlns:wps="http://schemas.microsoft.com/office/word/2010/wordprocessingShape" mc:Ignorable="w14 w15 w16se w16cid w16 w16cex w16sdtdh w16sdtfl w16du wp14">
+  <w:endnote w:type="separator" w:id="-1">
+    <w:p>
+      <w:pPr>
+        <w:spacing w:after="0" w:line="240" w:lineRule="auto"/>
+      </w:pPr>
+      <w:r>
+        <w:separator/>
+      </w:r>
+    </w:p>
+  </w:endnote>
+  <w:endnote w:type="continuationSeparator" w:id="0">
+    <w:p>
+      <w:pPr>
+        <w:spacing w:after="0" w:line="240" w:lineRule="auto"/>
+      </w:pPr>
+      <w:r>
+        <w:continuationSeparator/>
+      </w:r>
+    </w:p>
+  </w:endnote>
+</w:endnotes>
+</file>
+
+<file path=word/footer1.xml><?xml version="1.0" encoding="utf-8"?>
+<w:ftr xmlns:wpc="http://schemas.microsoft.com/office/word/2010/wordprocessingCanvas" xmlns:cx="http://schemas.microsoft.com/office/drawing/2014/chartex" xmlns:cx1="http://schemas.microsoft.com/office/drawing/2015/9/8/chartex" xmlns:cx2="http://schemas.microsoft.com/office/drawing/2015/10/21/chartex" xmlns:cx3="http://schemas.microsoft.com/office/drawing/2016/5/9/chartex" xmlns:cx4="http://schemas.microsoft.com/office/drawing/2016/5/10/chartex" xmlns:cx5="http://schemas.microsoft.com/office/drawing/2016/5/11/chartex" xmlns:cx6="http://schemas.microsoft.com/office/drawing/2016/5/12/chartex" xmlns:cx7="http://schemas.microsoft.com/office/drawing/2016/5/13/chartex" xmlns:cx8="http://schemas.microsoft.com/office/drawing/2016/5/14/chartex" xmlns:mc="http://schemas.openxmlformats.org/markup-compatibility/2006" xmlns:aink="http://schemas.microsoft.com/office/drawing/2016/ink" xmlns:am3d="http://schemas.microsoft.com/office/drawing/2017/model3d" xmlns:o="urn:schemas-microsoft-com:office:office" xmlns:oel="http://schemas.microsoft.com/office/2019/extlst" xmlns:r="http://schemas.openxmlformats.org/officeDocument/2006/relationships" xmlns:m="http://schemas.openxmlformats.org/officeDocument/2006/math" xmlns:v="urn:schemas-microsoft-com:vml" xmlns:wp14="http://schemas.microsoft.com/office/word/2010/wordprocessingDrawing" xmlns:wp="http://schemas.openxmlformats.org/drawingml/2006/wordprocessingDrawing" xmlns:w10="urn:schemas-microsoft-com:office:word" xmlns:w="http://schemas.openxmlformats.org/wordprocessingml/2006/main" xmlns:w14="http://schemas.microsoft.com/office/word/2010/wordml" xmlns:w15="http://schemas.microsoft.com/office/word/2012/wordml" xmlns:w16cex="http://schemas.microsoft.com/office/word/2018/wordml/cex" xmlns:w16cid="http://schemas.microsoft.com/office/word/2016/wordml/cid" xmlns:w16="http://schemas.microsoft.com/office/word/2018/wordml" xmlns:w16du="http://schemas.microsoft.com/office/word/2023/wordml/word16du" xmlns:w16sdtdh="http://schemas.microsoft.com/office/word/2020/wordml/sdtdatahash" xmlns:w16sdtfl="http://schemas.microsoft.com/office/word/2024/wordml/sdtformatlock" xmlns:w16se="http://schemas.microsoft.com/office/word/2015/wordml/symex" xmlns:wpg="http://schemas.microsoft.com/office/word/2010/wordprocessingGroup" xmlns:wpi="http://schemas.microsoft.com/office/word/2010/wordprocessingInk" xmlns:wne="http://schemas.microsoft.com/office/word/2006/wordml" xmlns:wps="http://schemas.microsoft.com/office/word/2010/wordprocessingShape" mc:Ignorable="w14 w15 w16se w16cid w16 w16cex w16sdtdh w16sdtfl w16du wp14">
+  <w:sdt>
+    <w:sdtPr>
+      <w:id w:val="1857692671"/>
+      <w:docPartObj>
+        <w:docPartGallery w:val="Page Numbers (Bottom of Page)"/>
+        <w:docPartUnique/>
+      </w:docPartObj>
+    </w:sdtPr>
+    <w:sdtContent>
+      <w:p>
+        <w:pPr>
+          <w:pStyle w:val="llb"/>
+          <w:jc w:val="right"/>
+        </w:pPr>
+        <w:r>
+          <w:fldChar w:fldCharType="begin"/>
+        </w:r>
+        <w:r>
+          <w:instrText>PAGE   \* MERGEFORMAT</w:instrText>
+        </w:r>
+        <w:r>
+          <w:fldChar w:fldCharType="separate"/>
+        </w:r>
+        <w:r>
+          <w:rPr>
+            <w:lang w:val="hu-HU"/>
+          </w:rPr>
+          <w:t>2</w:t>
+        </w:r>
+        <w:r>
+          <w:fldChar w:fldCharType="end"/>
+        </w:r>
+      </w:p>
+    </w:sdtContent>
+  </w:sdt>
+  <w:p>
+    <w:pPr>
+      <w:pStyle w:val="llb"/>
+    </w:pPr>
+  </w:p>
+</w:ftr>
+</file>
+
+<file path=word/footnotes.xml><?xml version="1.0" encoding="utf-8"?>
+<w:footnotes xmlns:wpc="http://schemas.microsoft.com/office/word/2010/wordprocessingCanvas" xmlns:cx="http://schemas.microsoft.com/office/drawing/2014/chartex" xmlns:cx1="http://schemas.microsoft.com/office/drawing/2015/9/8/chartex" xmlns:cx2="http://schemas.microsoft.com/office/drawing/2015/10/21/chartex" xmlns:cx3="http://schemas.microsoft.com/office/drawing/2016/5/9/chartex" xmlns:cx4="http://schemas.microsoft.com/office/drawing/2016/5/10/chartex" xmlns:cx5="http://schemas.microsoft.com/office/drawing/2016/5/11/chartex" xmlns:cx6="http://schemas.microsoft.com/office/drawing/2016/5/12/chartex" xmlns:cx7="http://schemas.microsoft.com/office/drawing/2016/5/13/chartex" xmlns:cx8="http://schemas.microsoft.com/office/drawing/2016/5/14/chartex" xmlns:mc="http://schemas.openxmlformats.org/markup-compatibility/2006" xmlns:aink="http://schemas.microsoft.com/office/drawing/2016/ink" xmlns:am3d="http://schemas.microsoft.com/office/drawing/2017/model3d" xmlns:o="urn:schemas-microsoft-com:office:office" xmlns:oel="http://schemas.microsoft.com/office/2019/extlst" xmlns:r="http://schemas.openxmlformats.org/officeDocument/2006/relationships" xmlns:m="http://schemas.openxmlformats.org/officeDocument/2006/math" xmlns:v="urn:schemas-microsoft-com:vml" xmlns:wp14="http://schemas.microsoft.com/office/word/2010/wordprocessingDrawing" xmlns:wp="http://schemas.openxmlformats.org/drawingml/2006/wordprocessingDrawing" xmlns:w10="urn:schemas-microsoft-com:office:word" xmlns:w="http://schemas.openxmlformats.org/wordprocessingml/2006/main" xmlns:w14="http://schemas.microsoft.com/office/word/2010/wordml" xmlns:w15="http://schemas.microsoft.com/office/word/2012/wordml" xmlns:w16cex="http://schemas.microsoft.com/office/word/2018/wordml/cex" xmlns:w16cid="http://schemas.microsoft.com/office/word/2016/wordml/cid" xmlns:w16="http://schemas.microsoft.com/office/word/2018/wordml" xmlns:w16du="http://schemas.microsoft.com/office/word/2023/wordml/word16du" xmlns:w16sdtdh="http://schemas.microsoft.com/office/word/2020/wordml/sdtdatahash" xmlns:w16sdtfl="http://schemas.microsoft.com/office/word/2024/wordml/sdtformatlock" xmlns:w16se="http://schemas.microsoft.com/office/word/2015/wordml/symex" xmlns:wpg="http://schemas.microsoft.com/office/word/2010/wordprocessingGroup" xmlns:wpi="http://schemas.microsoft.com/office/word/2010/wordprocessingInk" xmlns:wne="http://schemas.microsoft.com/office/word/2006/wordml" xmlns:wps="http://schemas.microsoft.com/office/word/2010/wordprocessingShape" mc:Ignorable="w14 w15 w16se w16cid w16 w16cex w16sdtdh w16sdtfl w16du wp14">
+  <w:footnote w:type="separator" w:id="-1">
+    <w:p>
+      <w:pPr>
+        <w:spacing w:after="0" w:line="240" w:lineRule="auto"/>
+      </w:pPr>
+      <w:r>
+        <w:separator/>
+      </w:r>
+    </w:p>
+  </w:footnote>
+  <w:footnote w:type="continuationSeparator" w:id="0">
+    <w:p>
+      <w:pPr>
+        <w:spacing w:after="0" w:line="240" w:lineRule="auto"/>
+      </w:pPr>
+      <w:r>
+        <w:continuationSeparator/>
+      </w:r>
+    </w:p>
+  </w:footnote>
+</w:footnotes>
 </file>
 
 <file path=word/numbering.xml><?xml version="1.0" encoding="utf-8"?>
@@ -4631,6 +9855,50 @@
       </w:tblBorders>
     </w:tblPr>
   </w:style>
+  <w:style w:type="paragraph" w:styleId="lfej">
+    <w:name w:val="header"/>
+    <w:basedOn w:val="Norml"/>
+    <w:link w:val="lfejChar"/>
+    <w:uiPriority w:val="99"/>
+    <w:unhideWhenUsed/>
+    <w:rsid w:val="000A7802"/>
+    <w:pPr>
+      <w:tabs>
+        <w:tab w:val="center" w:pos="4536"/>
+        <w:tab w:val="right" w:pos="9072"/>
+      </w:tabs>
+      <w:spacing w:after="0" w:line="240" w:lineRule="auto"/>
+    </w:pPr>
+  </w:style>
+  <w:style w:type="character" w:customStyle="1" w:styleId="lfejChar">
+    <w:name w:val="Élőfej Char"/>
+    <w:basedOn w:val="Bekezdsalapbettpusa"/>
+    <w:link w:val="lfej"/>
+    <w:uiPriority w:val="99"/>
+    <w:rsid w:val="000A7802"/>
+  </w:style>
+  <w:style w:type="paragraph" w:styleId="llb">
+    <w:name w:val="footer"/>
+    <w:basedOn w:val="Norml"/>
+    <w:link w:val="llbChar"/>
+    <w:uiPriority w:val="99"/>
+    <w:unhideWhenUsed/>
+    <w:rsid w:val="000A7802"/>
+    <w:pPr>
+      <w:tabs>
+        <w:tab w:val="center" w:pos="4536"/>
+        <w:tab w:val="right" w:pos="9072"/>
+      </w:tabs>
+      <w:spacing w:after="0" w:line="240" w:lineRule="auto"/>
+    </w:pPr>
+  </w:style>
+  <w:style w:type="character" w:customStyle="1" w:styleId="llbChar">
+    <w:name w:val="Élőláb Char"/>
+    <w:basedOn w:val="Bekezdsalapbettpusa"/>
+    <w:link w:val="llb"/>
+    <w:uiPriority w:val="99"/>
+    <w:rsid w:val="000A7802"/>
+  </w:style>
 </w:styles>
 </file>
 
